--- a/docs/CTO_BIBLE.docx
+++ b/docs/CTO_BIBLE.docx
@@ -2,7 +2,7 @@
 <file path=word/document.xml><?xml version="1.0" encoding="utf-8"?>
 <w:document xmlns:w="http://schemas.openxmlformats.org/wordprocessingml/2006/main" xmlns:m="http://schemas.openxmlformats.org/officeDocument/2006/math" xmlns:r="http://schemas.openxmlformats.org/officeDocument/2006/relationships" xmlns:o="urn:schemas-microsoft-com:office:office" xmlns:v="urn:schemas-microsoft-com:vml" xmlns:w10="urn:schemas-microsoft-com:office:word" xmlns:a="http://schemas.openxmlformats.org/drawingml/2006/main" xmlns:pic="http://schemas.openxmlformats.org/drawingml/2006/picture" xmlns:wp="http://schemas.openxmlformats.org/drawingml/2006/wordprocessingDrawing">
   <w:body>
-    <w:bookmarkStart w:id="57" w:name="cto-bible--pièces"/>
+    <w:bookmarkStart w:id="68" w:name="cto-bible--pièces"/>
     <w:p>
       <w:pPr>
         <w:pStyle w:val="Heading1"/>
@@ -65,7 +65,7 @@
       <w:r>
         <w:t xml:space="preserve"> </w:t>
       </w:r>
-      <w:hyperlink r:id="rId9">
+      <w:hyperlink r:id="rId20">
         <w:r>
           <w:rPr>
             <w:rStyle w:val="VerbatimChar"/>
@@ -82,7 +82,7 @@
       <w:r>
         <w:t xml:space="preserve"> </w:t>
       </w:r>
-      <w:hyperlink r:id="rId10">
+      <w:hyperlink r:id="rId21">
         <w:r>
           <w:rPr>
             <w:rStyle w:val="VerbatimChar"/>
@@ -101,7 +101,7 @@
         </w:pict>
       </w:r>
     </w:p>
-    <w:bookmarkStart w:id="11" w:name="X614b3c431b2df60ed0020dc428cf38de841550e"/>
+    <w:bookmarkStart w:id="22" w:name="X614b3c431b2df60ed0020dc428cf38de841550e"/>
     <w:p>
       <w:pPr>
         <w:pStyle w:val="Heading2"/>
@@ -564,8 +564,8 @@
         </w:pict>
       </w:r>
     </w:p>
-    <w:bookmarkEnd w:id="11"/>
-    <w:bookmarkStart w:id="12" w:name="X8ba4a43b5f9a804bc2b20a2a8f895a12ea74e49"/>
+    <w:bookmarkEnd w:id="22"/>
+    <w:bookmarkStart w:id="23" w:name="X8ba4a43b5f9a804bc2b20a2a8f895a12ea74e49"/>
     <w:p>
       <w:pPr>
         <w:pStyle w:val="Heading2"/>
@@ -789,7 +789,7 @@
         <w:rPr>
           <w:rStyle w:val="VerbatimChar"/>
         </w:rPr>
-        <w:t xml:space="preserve">   │  apps/ingest     │  ← CLI tsx, scrapers (3H, OSM, NHTSA)</w:t>
+        <w:t xml:space="preserve">   │  apps/ingest     │  ← CLI tsx, scrapers (global-auto API, 3H, OSM, NHTSA)</w:t>
       </w:r>
       <w:r>
         <w:br/>
@@ -933,8 +933,8 @@
         </w:pict>
       </w:r>
     </w:p>
-    <w:bookmarkEnd w:id="12"/>
-    <w:bookmarkStart w:id="13" w:name="Xf850fa1149181e9e535299b02ce6f168b4e1db9"/>
+    <w:bookmarkEnd w:id="23"/>
+    <w:bookmarkStart w:id="24" w:name="Xf850fa1149181e9e535299b02ce6f168b4e1db9"/>
     <w:p>
       <w:pPr>
         <w:pStyle w:val="Heading2"/>
@@ -1230,16 +1230,25 @@
         <w:rPr>
           <w:rStyle w:val="VerbatimChar"/>
         </w:rPr>
-        <w:t xml:space="preserve">│       │   ├── sources/           ← three-h.ts, osm.ts, nhtsa.ts</w:t>
-      </w:r>
-      <w:r>
-        <w:br/>
-      </w:r>
-      <w:r>
-        <w:rPr>
-          <w:rStyle w:val="VerbatimChar"/>
-        </w:rPr>
-        <w:t xml:space="preserve">│       │   └── pipeline/          ← load.ts, normalize.ts</w:t>
+        <w:t xml:space="preserve">│       │   ├── sources/           ← global-auto.ts, three-h.ts, osm.ts, nhtsa.ts (fetch + Zod amont)</w:t>
+      </w:r>
+      <w:r>
+        <w:br/>
+      </w:r>
+      <w:r>
+        <w:rPr>
+          <w:rStyle w:val="VerbatimChar"/>
+        </w:rPr>
+        <w:t xml:space="preserve">│       │   ├── normalizers/       ← mapping API amont → nos modèles</w:t>
+      </w:r>
+      <w:r>
+        <w:br/>
+      </w:r>
+      <w:r>
+        <w:rPr>
+          <w:rStyle w:val="VerbatimChar"/>
+        </w:rPr>
+        <w:t xml:space="preserve">│       │   └── pipeline/          ← orchestration (dry-run JSON dump | --commit DB)</w:t>
       </w:r>
       <w:r>
         <w:br/>
@@ -1384,8 +1393,8 @@
         </w:pict>
       </w:r>
     </w:p>
-    <w:bookmarkEnd w:id="13"/>
-    <w:bookmarkStart w:id="18" w:name="X88b15322d5c7dae6319adddb29f45ca41b34bf0"/>
+    <w:bookmarkEnd w:id="24"/>
+    <w:bookmarkStart w:id="29" w:name="X88b15322d5c7dae6319adddb29f45ca41b34bf0"/>
     <w:p>
       <w:pPr>
         <w:pStyle w:val="Heading2"/>
@@ -1394,7 +1403,7 @@
         <w:t xml:space="preserve">4. Boot local — 15 minutes chrono</w:t>
       </w:r>
     </w:p>
-    <w:bookmarkStart w:id="14" w:name="pré-requis"/>
+    <w:bookmarkStart w:id="25" w:name="pré-requis"/>
     <w:p>
       <w:pPr>
         <w:pStyle w:val="Heading3"/>
@@ -1570,8 +1579,8 @@
         <w:t xml:space="preserve">).</w:t>
       </w:r>
     </w:p>
-    <w:bookmarkEnd w:id="14"/>
-    <w:bookmarkStart w:id="15" w:name="setup"/>
+    <w:bookmarkEnd w:id="25"/>
+    <w:bookmarkStart w:id="26" w:name="setup"/>
     <w:p>
       <w:pPr>
         <w:pStyle w:val="Heading3"/>
@@ -1702,8 +1711,8 @@
         <w:t xml:space="preserve">Web : http://localhost:3000</w:t>
       </w:r>
     </w:p>
-    <w:bookmarkEnd w:id="15"/>
-    <w:bookmarkStart w:id="16" w:name="variables-denvironnement"/>
+    <w:bookmarkEnd w:id="26"/>
+    <w:bookmarkStart w:id="27" w:name="variables-denvironnement"/>
     <w:p>
       <w:pPr>
         <w:pStyle w:val="Heading3"/>
@@ -2137,8 +2146,8 @@
         <w:t xml:space="preserve">(même que l'API).</w:t>
       </w:r>
     </w:p>
-    <w:bookmarkEnd w:id="16"/>
-    <w:bookmarkStart w:id="17" w:name="vérifier-que-ça-marche"/>
+    <w:bookmarkEnd w:id="27"/>
+    <w:bookmarkStart w:id="28" w:name="vérifier-que-ça-marche"/>
     <w:p>
       <w:pPr>
         <w:pStyle w:val="Heading3"/>
@@ -2264,9 +2273,9 @@
         </w:pict>
       </w:r>
     </w:p>
-    <w:bookmarkEnd w:id="17"/>
-    <w:bookmarkEnd w:id="18"/>
-    <w:bookmarkStart w:id="23" w:name="X898c20ed68edbfb56611ab3449c8f771afee314"/>
+    <w:bookmarkEnd w:id="28"/>
+    <w:bookmarkEnd w:id="29"/>
+    <w:bookmarkStart w:id="34" w:name="X898c20ed68edbfb56611ab3449c8f771afee314"/>
     <w:p>
       <w:pPr>
         <w:pStyle w:val="Heading2"/>
@@ -2275,7 +2284,7 @@
         <w:t xml:space="preserve">5. Déploiement</w:t>
       </w:r>
     </w:p>
-    <w:bookmarkStart w:id="19" w:name="api--render"/>
+    <w:bookmarkStart w:id="30" w:name="api--render"/>
     <w:p>
       <w:pPr>
         <w:pStyle w:val="Heading3"/>
@@ -2531,8 +2540,8 @@
         <w:t xml:space="preserve">https://pieces-api.onrender.com</w:t>
       </w:r>
     </w:p>
-    <w:bookmarkEnd w:id="19"/>
-    <w:bookmarkStart w:id="20" w:name="web--cloudflare-workers"/>
+    <w:bookmarkEnd w:id="30"/>
+    <w:bookmarkStart w:id="31" w:name="web--cloudflare-workers"/>
     <w:p>
       <w:pPr>
         <w:pStyle w:val="Heading3"/>
@@ -2737,8 +2746,8 @@
         <w:t xml:space="preserve">.</w:t>
       </w:r>
     </w:p>
-    <w:bookmarkEnd w:id="20"/>
-    <w:bookmarkStart w:id="21" w:name="ci-githubworkflowsciyml"/>
+    <w:bookmarkEnd w:id="31"/>
+    <w:bookmarkStart w:id="32" w:name="ci-githubworkflowsciyml"/>
     <w:p>
       <w:pPr>
         <w:pStyle w:val="Heading3"/>
@@ -2804,8 +2813,8 @@
         <w:t xml:space="preserve">.</w:t>
       </w:r>
     </w:p>
-    <w:bookmarkEnd w:id="21"/>
-    <w:bookmarkStart w:id="22" w:name="base-de-données-prod"/>
+    <w:bookmarkEnd w:id="32"/>
+    <w:bookmarkStart w:id="33" w:name="base-de-données-prod"/>
     <w:p>
       <w:pPr>
         <w:pStyle w:val="Heading3"/>
@@ -2922,9 +2931,9 @@
         </w:pict>
       </w:r>
     </w:p>
-    <w:bookmarkEnd w:id="22"/>
-    <w:bookmarkEnd w:id="23"/>
-    <w:bookmarkStart w:id="30" w:name="X1e24c02eb732f995c2d027fda40690c812f5aa7"/>
+    <w:bookmarkEnd w:id="33"/>
+    <w:bookmarkEnd w:id="34"/>
+    <w:bookmarkStart w:id="41" w:name="X1e24c02eb732f995c2d027fda40690c812f5aa7"/>
     <w:p>
       <w:pPr>
         <w:pStyle w:val="Heading2"/>
@@ -2933,7 +2942,7 @@
         <w:t xml:space="preserve">6. API — conventions et modules</w:t>
       </w:r>
     </w:p>
-    <w:bookmarkStart w:id="24" w:name="X2d8673cbb43a5bc32082c78a0d705c156b6f090"/>
+    <w:bookmarkStart w:id="35" w:name="X2d8673cbb43a5bc32082c78a0d705c156b6f090"/>
     <w:p>
       <w:pPr>
         <w:pStyle w:val="Heading3"/>
@@ -3104,8 +3113,8 @@
         <w:t xml:space="preserve">à Prisma directement. Tout passe par le service.</w:t>
       </w:r>
     </w:p>
-    <w:bookmarkEnd w:id="24"/>
-    <w:bookmarkStart w:id="25" w:name="plugins-globaux"/>
+    <w:bookmarkEnd w:id="35"/>
+    <w:bookmarkStart w:id="36" w:name="plugins-globaux"/>
     <w:p>
       <w:pPr>
         <w:pStyle w:val="Heading3"/>
@@ -3363,8 +3372,8 @@
         <w:t xml:space="preserve">pour le webhook WhatsApp (capture raw body pour HMAC SHA-256). Ne pas "corriger" sans réfléchir.</w:t>
       </w:r>
     </w:p>
-    <w:bookmarkEnd w:id="25"/>
-    <w:bookmarkStart w:id="26" w:name="liste-des-modules-appsapisrcmodules"/>
+    <w:bookmarkEnd w:id="36"/>
+    <w:bookmarkStart w:id="37" w:name="liste-des-modules-appsapisrcmodules"/>
     <w:p>
       <w:pPr>
         <w:pStyle w:val="Heading3"/>
@@ -3921,8 +3930,8 @@
         </w:tc>
       </w:tr>
     </w:tbl>
-    <w:bookmarkEnd w:id="26"/>
-    <w:bookmarkStart w:id="27" w:name="state-machine-commande"/>
+    <w:bookmarkEnd w:id="37"/>
+    <w:bookmarkStart w:id="38" w:name="state-machine-commande"/>
     <w:p>
       <w:pPr>
         <w:pStyle w:val="Heading3"/>
@@ -4037,8 +4046,8 @@
         <w:t xml:space="preserve">(audit).</w:t>
       </w:r>
     </w:p>
-    <w:bookmarkEnd w:id="27"/>
-    <w:bookmarkStart w:id="28" w:name="apperror"/>
+    <w:bookmarkEnd w:id="38"/>
+    <w:bookmarkStart w:id="39" w:name="apperror"/>
     <w:p>
       <w:pPr>
         <w:pStyle w:val="Heading3"/>
@@ -4217,8 +4226,8 @@
         <w:t xml:space="preserve">(user-facing).</w:t>
       </w:r>
     </w:p>
-    <w:bookmarkEnd w:id="28"/>
-    <w:bookmarkStart w:id="29" w:name="validators-partagés"/>
+    <w:bookmarkEnd w:id="39"/>
+    <w:bookmarkStart w:id="40" w:name="validators-partagés"/>
     <w:p>
       <w:pPr>
         <w:pStyle w:val="Heading3"/>
@@ -4266,9 +4275,9 @@
         </w:pict>
       </w:r>
     </w:p>
-    <w:bookmarkEnd w:id="29"/>
-    <w:bookmarkEnd w:id="30"/>
-    <w:bookmarkStart w:id="32" w:name="Xba7f8ee8b7a15dc400e6607d316532bd96e01db"/>
+    <w:bookmarkEnd w:id="40"/>
+    <w:bookmarkEnd w:id="41"/>
+    <w:bookmarkStart w:id="43" w:name="Xba7f8ee8b7a15dc400e6607d316532bd96e01db"/>
     <w:p>
       <w:pPr>
         <w:pStyle w:val="Heading2"/>
@@ -4498,7 +4507,7 @@
         <w:t xml:space="preserve">.</w:t>
       </w:r>
     </w:p>
-    <w:bookmarkStart w:id="31" w:name="X6373199ace26221753cf87379e72c6bdfc58636"/>
+    <w:bookmarkStart w:id="42" w:name="X6373199ace26221753cf87379e72c6bdfc58636"/>
     <w:p>
       <w:pPr>
         <w:pStyle w:val="Heading3"/>
@@ -4509,7 +4518,7 @@
       <w:r>
         <w:t xml:space="preserve"> </w:t>
       </w:r>
-      <w:hyperlink r:id="rId10">
+      <w:hyperlink r:id="rId21">
         <w:r>
           <w:rPr>
             <w:rStyle w:val="VerbatimChar"/>
@@ -4677,9 +4686,9 @@
         </w:pict>
       </w:r>
     </w:p>
-    <w:bookmarkEnd w:id="31"/>
-    <w:bookmarkEnd w:id="32"/>
-    <w:bookmarkStart w:id="34" w:name="X03d039b6d1c37915850773cf31e177efbb22919"/>
+    <w:bookmarkEnd w:id="42"/>
+    <w:bookmarkEnd w:id="43"/>
+    <w:bookmarkStart w:id="45" w:name="X03d039b6d1c37915850773cf31e177efbb22919"/>
     <w:p>
       <w:pPr>
         <w:pStyle w:val="Heading2"/>
@@ -4698,7 +4707,7 @@
       <w:r>
         <w:t xml:space="preserve"> </w:t>
       </w:r>
-      <w:hyperlink r:id="rId33">
+      <w:hyperlink r:id="rId44">
         <w:r>
           <w:rPr>
             <w:rStyle w:val="VerbatimChar"/>
@@ -5481,13 +5490,351 @@
         <w:rPr>
           <w:rStyle w:val="VerbatimChar"/>
         </w:rPr>
-        <w:t xml:space="preserve">CatalogItem.externalUrl</w:t>
-      </w:r>
-      <w:r>
-        <w:t xml:space="preserve"> </w:t>
-      </w:r>
-      <w:r>
-        <w:t xml:space="preserve">pour les pièces scrapées.</w:t>
+        <w:t xml:space="preserve">CatalogItem.externalSourceId</w:t>
+      </w:r>
+      <w:r>
+        <w:t xml:space="preserve"> </w:t>
+      </w:r>
+      <w:r>
+        <w:t xml:space="preserve">(clé d'upsert) +</w:t>
+      </w:r>
+      <w:r>
+        <w:t xml:space="preserve"> </w:t>
+      </w:r>
+      <w:r>
+        <w:rPr>
+          <w:rStyle w:val="VerbatimChar"/>
+        </w:rPr>
+        <w:t xml:space="preserve">CatalogItem.externalSourceUrl</w:t>
+      </w:r>
+      <w:r>
+        <w:t xml:space="preserve"> </w:t>
+      </w:r>
+      <w:r>
+        <w:t xml:space="preserve">pour les pièces scrapées. Idem sur le référentiel :</w:t>
+      </w:r>
+      <w:r>
+        <w:t xml:space="preserve"> </w:t>
+      </w:r>
+      <w:r>
+        <w:rPr>
+          <w:rStyle w:val="VerbatimChar"/>
+        </w:rPr>
+        <w:t xml:space="preserve">VehicleMake/Model/Generation/Engine</w:t>
+      </w:r>
+      <w:r>
+        <w:t xml:space="preserve"> </w:t>
+      </w:r>
+      <w:r>
+        <w:t xml:space="preserve">et</w:t>
+      </w:r>
+      <w:r>
+        <w:t xml:space="preserve"> </w:t>
+      </w:r>
+      <w:r>
+        <w:rPr>
+          <w:rStyle w:val="VerbatimChar"/>
+        </w:rPr>
+        <w:t xml:space="preserve">PartReference</w:t>
+      </w:r>
+      <w:r>
+        <w:t xml:space="preserve"> </w:t>
+      </w:r>
+      <w:r>
+        <w:t xml:space="preserve">ont chacun un index unique</w:t>
+      </w:r>
+      <w:r>
+        <w:t xml:space="preserve"> </w:t>
+      </w:r>
+      <w:r>
+        <w:rPr>
+          <w:rStyle w:val="VerbatimChar"/>
+        </w:rPr>
+        <w:t xml:space="preserve">(externalSource, externalSourceId)</w:t>
+      </w:r>
+      <w:r>
+        <w:t xml:space="preserve">.</w:t>
+      </w:r>
+    </w:p>
+    <w:p>
+      <w:pPr>
+        <w:pStyle w:val="BodyText"/>
+      </w:pPr>
+      <w:r>
+        <w:rPr>
+          <w:b/>
+          <w:bCs/>
+        </w:rPr>
+        <w:t xml:space="preserve">Vendor terrain (Liaison)</w:t>
+      </w:r>
+      <w:r>
+        <w:t xml:space="preserve"> </w:t>
+      </w:r>
+      <w:r>
+        <w:t xml:space="preserve">:</w:t>
+      </w:r>
+      <w:r>
+        <w:t xml:space="preserve"> </w:t>
+      </w:r>
+      <w:r>
+        <w:rPr>
+          <w:rStyle w:val="VerbatimChar"/>
+        </w:rPr>
+        <w:t xml:space="preserve">Vendor.user_id</w:t>
+      </w:r>
+      <w:r>
+        <w:t xml:space="preserve"> </w:t>
+      </w:r>
+      <w:r>
+        <w:t xml:space="preserve">est désormais</w:t>
+      </w:r>
+      <w:r>
+        <w:t xml:space="preserve"> </w:t>
+      </w:r>
+      <w:r>
+        <w:rPr>
+          <w:b/>
+          <w:bCs/>
+        </w:rPr>
+        <w:t xml:space="preserve">nullable</w:t>
+      </w:r>
+      <w:r>
+        <w:t xml:space="preserve"> </w:t>
+      </w:r>
+      <w:r>
+        <w:t xml:space="preserve">(un vendeur informel onboardé par un agent n'a pas de compte). Champs ajoutés :</w:t>
+      </w:r>
+      <w:r>
+        <w:t xml:space="preserve"> </w:t>
+      </w:r>
+      <w:r>
+        <w:rPr>
+          <w:rStyle w:val="VerbatimChar"/>
+        </w:rPr>
+        <w:t xml:space="preserve">address</w:t>
+      </w:r>
+      <w:r>
+        <w:t xml:space="preserve">,</w:t>
+      </w:r>
+      <w:r>
+        <w:t xml:space="preserve"> </w:t>
+      </w:r>
+      <w:r>
+        <w:rPr>
+          <w:rStyle w:val="VerbatimChar"/>
+        </w:rPr>
+        <w:t xml:space="preserve">commune</w:t>
+      </w:r>
+      <w:r>
+        <w:t xml:space="preserve">,</w:t>
+      </w:r>
+      <w:r>
+        <w:t xml:space="preserve"> </w:t>
+      </w:r>
+      <w:r>
+        <w:rPr>
+          <w:rStyle w:val="VerbatimChar"/>
+        </w:rPr>
+        <w:t xml:space="preserve">lat</w:t>
+      </w:r>
+      <w:r>
+        <w:t xml:space="preserve">,</w:t>
+      </w:r>
+      <w:r>
+        <w:t xml:space="preserve"> </w:t>
+      </w:r>
+      <w:r>
+        <w:rPr>
+          <w:rStyle w:val="VerbatimChar"/>
+        </w:rPr>
+        <w:t xml:space="preserve">lng</w:t>
+      </w:r>
+      <w:r>
+        <w:t xml:space="preserve">,</w:t>
+      </w:r>
+      <w:r>
+        <w:t xml:space="preserve"> </w:t>
+      </w:r>
+      <w:r>
+        <w:rPr>
+          <w:rStyle w:val="VerbatimChar"/>
+        </w:rPr>
+        <w:t xml:space="preserve">managedByLiaisonId</w:t>
+      </w:r>
+      <w:r>
+        <w:t xml:space="preserve"> </w:t>
+      </w:r>
+      <w:r>
+        <w:t xml:space="preserve">(FK →</w:t>
+      </w:r>
+      <w:r>
+        <w:t xml:space="preserve"> </w:t>
+      </w:r>
+      <w:r>
+        <w:rPr>
+          <w:rStyle w:val="VerbatimChar"/>
+        </w:rPr>
+        <w:t xml:space="preserve">User</w:t>
+      </w:r>
+      <w:r>
+        <w:t xml:space="preserve">,</w:t>
+      </w:r>
+      <w:r>
+        <w:t xml:space="preserve"> </w:t>
+      </w:r>
+      <w:r>
+        <w:rPr>
+          <w:rStyle w:val="VerbatimChar"/>
+        </w:rPr>
+        <w:t xml:space="preserve">ON DELETE SET NULL</w:t>
+      </w:r>
+      <w:r>
+        <w:t xml:space="preserve">). Voir la migration</w:t>
+      </w:r>
+      <w:r>
+        <w:t xml:space="preserve"> </w:t>
+      </w:r>
+      <w:r>
+        <w:rPr>
+          <w:rStyle w:val="VerbatimChar"/>
+        </w:rPr>
+        <w:t xml:space="preserve">20260529_align_schema_drift</w:t>
+      </w:r>
+      <w:r>
+        <w:t xml:space="preserve"> </w:t>
+      </w:r>
+      <w:r>
+        <w:t xml:space="preserve">ci-dessous.</w:t>
+      </w:r>
+    </w:p>
+    <w:p>
+      <w:pPr>
+        <w:pStyle w:val="BlockText"/>
+      </w:pPr>
+      <w:r>
+        <w:t xml:space="preserve">⚠️</w:t>
+      </w:r>
+      <w:r>
+        <w:t xml:space="preserve"> </w:t>
+      </w:r>
+      <w:r>
+        <w:rPr>
+          <w:b/>
+          <w:bCs/>
+        </w:rPr>
+        <w:t xml:space="preserve">Migration non encore commitée</w:t>
+      </w:r>
+      <w:r>
+        <w:t xml:space="preserve"> </w:t>
+      </w:r>
+      <w:r>
+        <w:t xml:space="preserve">:</w:t>
+      </w:r>
+      <w:r>
+        <w:t xml:space="preserve"> </w:t>
+      </w:r>
+      <w:r>
+        <w:rPr>
+          <w:rStyle w:val="VerbatimChar"/>
+        </w:rPr>
+        <w:t xml:space="preserve">packages/shared/prisma/migrations/20260529_align_schema_drift/</w:t>
+      </w:r>
+      <w:r>
+        <w:t xml:space="preserve"> </w:t>
+      </w:r>
+      <w:r>
+        <w:t xml:space="preserve">aligne la DB sur le</w:t>
+      </w:r>
+      <w:r>
+        <w:t xml:space="preserve"> </w:t>
+      </w:r>
+      <w:r>
+        <w:rPr>
+          <w:rStyle w:val="VerbatimChar"/>
+        </w:rPr>
+        <w:t xml:space="preserve">schema.prisma</w:t>
+      </w:r>
+      <w:r>
+        <w:t xml:space="preserve"> </w:t>
+      </w:r>
+      <w:r>
+        <w:t xml:space="preserve">(champs Vendor terrain + renommage de contraintes/index générés par Prisma :</w:t>
+      </w:r>
+      <w:r>
+        <w:t xml:space="preserve"> </w:t>
+      </w:r>
+      <w:r>
+        <w:rPr>
+          <w:rStyle w:val="VerbatimChar"/>
+        </w:rPr>
+        <w:t xml:space="preserve">uq_catalog_items_external</w:t>
+      </w:r>
+      <w:r>
+        <w:t xml:space="preserve"> </w:t>
+      </w:r>
+      <w:r>
+        <w:t xml:space="preserve">→</w:t>
+      </w:r>
+      <w:r>
+        <w:t xml:space="preserve"> </w:t>
+      </w:r>
+      <w:r>
+        <w:rPr>
+          <w:rStyle w:val="VerbatimChar"/>
+        </w:rPr>
+        <w:t xml:space="preserve">catalog_items_external_source_external_source_id_key</w:t>
+      </w:r>
+      <w:r>
+        <w:t xml:space="preserve">, etc.). Elle est</w:t>
+      </w:r>
+      <w:r>
+        <w:t xml:space="preserve"> </w:t>
+      </w:r>
+      <w:r>
+        <w:rPr>
+          <w:b/>
+          <w:bCs/>
+        </w:rPr>
+        <w:t xml:space="preserve">idempotente côté noms</w:t>
+      </w:r>
+      <w:r>
+        <w:t xml:space="preserve"> </w:t>
+      </w:r>
+      <w:r>
+        <w:t xml:space="preserve">mais touche des FK (</w:t>
+      </w:r>
+      <w:r>
+        <w:rPr>
+          <w:rStyle w:val="VerbatimChar"/>
+        </w:rPr>
+        <w:t xml:space="preserve">activity_logs</w:t>
+      </w:r>
+      <w:r>
+        <w:t xml:space="preserve">,</w:t>
+      </w:r>
+      <w:r>
+        <w:t xml:space="preserve"> </w:t>
+      </w:r>
+      <w:r>
+        <w:rPr>
+          <w:rStyle w:val="VerbatimChar"/>
+        </w:rPr>
+        <w:t xml:space="preserve">vendors</w:t>
+      </w:r>
+      <w:r>
+        <w:t xml:space="preserve">) — relire avant</w:t>
+      </w:r>
+      <w:r>
+        <w:t xml:space="preserve"> </w:t>
+      </w:r>
+      <w:r>
+        <w:rPr>
+          <w:rStyle w:val="VerbatimChar"/>
+        </w:rPr>
+        <w:t xml:space="preserve">migrate deploy</w:t>
+      </w:r>
+      <w:r>
+        <w:t xml:space="preserve">, et la commiter au repo (sinon le prochain CTO ne l'a pas).</w:t>
       </w:r>
     </w:p>
     <w:p>
@@ -5497,8 +5844,8 @@
         </w:pict>
       </w:r>
     </w:p>
-    <w:bookmarkEnd w:id="34"/>
-    <w:bookmarkStart w:id="36" w:name="X8cf5fd4a152ed3a05649ee6a5b7b0ccc57cc135"/>
+    <w:bookmarkEnd w:id="45"/>
+    <w:bookmarkStart w:id="47" w:name="X8cf5fd4a152ed3a05649ee6a5b7b0ccc57cc135"/>
     <w:p>
       <w:pPr>
         <w:pStyle w:val="Heading2"/>
@@ -5859,7 +6206,7 @@
             <w:r>
               <w:t xml:space="preserve"> </w:t>
             </w:r>
-            <w:hyperlink r:id="rId35">
+            <w:hyperlink r:id="rId46">
               <w:r>
                 <w:rPr>
                   <w:rStyle w:val="VerbatimChar"/>
@@ -6211,8 +6558,8 @@
         </w:pict>
       </w:r>
     </w:p>
-    <w:bookmarkEnd w:id="36"/>
-    <w:bookmarkStart w:id="38" w:name="X4a2991b75c7c205905ad6bcb9abd264b0f0d5e6"/>
+    <w:bookmarkEnd w:id="47"/>
+    <w:bookmarkStart w:id="49" w:name="X4a2991b75c7c205905ad6bcb9abd264b0f0d5e6"/>
     <w:p>
       <w:pPr>
         <w:pStyle w:val="Heading2"/>
@@ -6231,7 +6578,7 @@
       <w:r>
         <w:t xml:space="preserve"> </w:t>
       </w:r>
-      <w:hyperlink r:id="rId37">
+      <w:hyperlink r:id="rId48">
         <w:r>
           <w:rPr>
             <w:rStyle w:val="VerbatimChar"/>
@@ -6346,7 +6693,22 @@
         <w:t xml:space="preserve"> </w:t>
       </w:r>
       <w:r>
-        <w:t xml:space="preserve">:</w:t>
+        <w:t xml:space="preserve">(le</w:t>
+      </w:r>
+      <w:r>
+        <w:t xml:space="preserve"> </w:t>
+      </w:r>
+      <w:r>
+        <w:rPr>
+          <w:rStyle w:val="VerbatimChar"/>
+        </w:rPr>
+        <w:t xml:space="preserve">--source</w:t>
+      </w:r>
+      <w:r>
+        <w:t xml:space="preserve"> </w:t>
+      </w:r>
+      <w:r>
+        <w:t xml:space="preserve">CLI accepte exactement ces noms) :</w:t>
       </w:r>
     </w:p>
     <w:p>
@@ -6361,13 +6723,13 @@
         <w:rPr>
           <w:rStyle w:val="VerbatimChar"/>
         </w:rPr>
-        <w:t xml:space="preserve">three-h</w:t>
-      </w:r>
-      <w:r>
-        <w:t xml:space="preserve"> </w:t>
-      </w:r>
-      <w:r>
-        <w:t xml:space="preserve">— 3H Autoparts (parser JSON-LD schema.org, scraper Cheerio).</w:t>
+        <w:t xml:space="preserve">osm</w:t>
+      </w:r>
+      <w:r>
+        <w:t xml:space="preserve"> </w:t>
+      </w:r>
+      <w:r>
+        <w:t xml:space="preserve">— OpenStreetMap (cartographie vendeurs Abidjan, offline).</w:t>
       </w:r>
     </w:p>
     <w:p>
@@ -6382,13 +6744,13 @@
         <w:rPr>
           <w:rStyle w:val="VerbatimChar"/>
         </w:rPr>
-        <w:t xml:space="preserve">osm</w:t>
-      </w:r>
-      <w:r>
-        <w:t xml:space="preserve"> </w:t>
-      </w:r>
-      <w:r>
-        <w:t xml:space="preserve">— OpenStreetMap (cartographie vendeurs).</w:t>
+        <w:t xml:space="preserve">nhtsa</w:t>
+      </w:r>
+      <w:r>
+        <w:t xml:space="preserve"> </w:t>
+      </w:r>
+      <w:r>
+        <w:t xml:space="preserve">— référentiel véhicules US (makes / models).</w:t>
       </w:r>
     </w:p>
     <w:p>
@@ -6403,13 +6765,203 @@
         <w:rPr>
           <w:rStyle w:val="VerbatimChar"/>
         </w:rPr>
-        <w:t xml:space="preserve">nhtsa</w:t>
-      </w:r>
-      <w:r>
-        <w:t xml:space="preserve"> </w:t>
-      </w:r>
-      <w:r>
-        <w:t xml:space="preserve">— référentiel véhicules US.</w:t>
+        <w:t xml:space="preserve">nhtsa-year</w:t>
+      </w:r>
+      <w:r>
+        <w:t xml:space="preserve"> </w:t>
+      </w:r>
+      <w:r>
+        <w:t xml:space="preserve">— enrichissement années de production sur le référentiel NHTSA.</w:t>
+      </w:r>
+    </w:p>
+    <w:p>
+      <w:pPr>
+        <w:pStyle w:val="Compact"/>
+        <w:numPr>
+          <w:ilvl w:val="0"/>
+          <w:numId w:val="1014"/>
+        </w:numPr>
+      </w:pPr>
+      <w:r>
+        <w:rPr>
+          <w:rStyle w:val="VerbatimChar"/>
+        </w:rPr>
+        <w:t xml:space="preserve">french-models</w:t>
+      </w:r>
+      <w:r>
+        <w:t xml:space="preserve"> </w:t>
+      </w:r>
+      <w:r>
+        <w:t xml:space="preserve">— modèles supplémentaires (marché européen, complète NHTSA).</w:t>
+      </w:r>
+    </w:p>
+    <w:p>
+      <w:pPr>
+        <w:pStyle w:val="Compact"/>
+        <w:numPr>
+          <w:ilvl w:val="0"/>
+          <w:numId w:val="1014"/>
+        </w:numPr>
+      </w:pPr>
+      <w:r>
+        <w:rPr>
+          <w:rStyle w:val="VerbatimChar"/>
+        </w:rPr>
+        <w:t xml:space="preserve">3h</w:t>
+      </w:r>
+      <w:r>
+        <w:t xml:space="preserve"> </w:t>
+      </w:r>
+      <w:r>
+        <w:t xml:space="preserve">— 3H Autoparts (parser JSON-LD schema.org, scraper Cheerio). Code en place,</w:t>
+      </w:r>
+      <w:r>
+        <w:t xml:space="preserve"> </w:t>
+      </w:r>
+      <w:r>
+        <w:rPr>
+          <w:b/>
+          <w:bCs/>
+        </w:rPr>
+        <w:t xml:space="preserve">pas encore commit en prod</w:t>
+      </w:r>
+      <w:r>
+        <w:t xml:space="preserve">.</w:t>
+      </w:r>
+    </w:p>
+    <w:p>
+      <w:pPr>
+        <w:pStyle w:val="Compact"/>
+        <w:numPr>
+          <w:ilvl w:val="0"/>
+          <w:numId w:val="1014"/>
+        </w:numPr>
+      </w:pPr>
+      <w:r>
+        <w:rPr>
+          <w:rStyle w:val="VerbatimChar"/>
+        </w:rPr>
+        <w:t xml:space="preserve">global-auto-vehicles</w:t>
+      </w:r>
+      <w:r>
+        <w:t xml:space="preserve"> </w:t>
+      </w:r>
+      <w:r>
+        <w:t xml:space="preserve">— arbre véhicules global-auto.online via</w:t>
+      </w:r>
+      <w:r>
+        <w:t xml:space="preserve"> </w:t>
+      </w:r>
+      <w:r>
+        <w:rPr>
+          <w:b/>
+          <w:bCs/>
+        </w:rPr>
+        <w:t xml:space="preserve">API REST</w:t>
+      </w:r>
+      <w:r>
+        <w:t xml:space="preserve"> </w:t>
+      </w:r>
+      <w:r>
+        <w:t xml:space="preserve">(</w:t>
+      </w:r>
+      <w:r>
+        <w:rPr>
+          <w:rStyle w:val="VerbatimChar"/>
+        </w:rPr>
+        <w:t xml:space="preserve">globalautoback-production.up.railway.app/api</w:t>
+      </w:r>
+      <w:r>
+        <w:t xml:space="preserve">). ✅</w:t>
+      </w:r>
+      <w:r>
+        <w:t xml:space="preserve"> </w:t>
+      </w:r>
+      <w:r>
+        <w:rPr>
+          <w:b/>
+          <w:bCs/>
+        </w:rPr>
+        <w:t xml:space="preserve">commit en prod 2026-05-29</w:t>
+      </w:r>
+      <w:r>
+        <w:t xml:space="preserve"> </w:t>
+      </w:r>
+      <w:r>
+        <w:t xml:space="preserve">: 49 makes / 2 219 models / 746 generations / 5 788 engines (source</w:t>
+      </w:r>
+      <w:r>
+        <w:t xml:space="preserve"> </w:t>
+      </w:r>
+      <w:r>
+        <w:rPr>
+          <w:rStyle w:val="VerbatimChar"/>
+        </w:rPr>
+        <w:t xml:space="preserve">GLOBAL_AUTO_CI</w:t>
+      </w:r>
+      <w:r>
+        <w:t xml:space="preserve">).</w:t>
+      </w:r>
+    </w:p>
+    <w:p>
+      <w:pPr>
+        <w:pStyle w:val="Compact"/>
+        <w:numPr>
+          <w:ilvl w:val="0"/>
+          <w:numId w:val="1014"/>
+        </w:numPr>
+      </w:pPr>
+      <w:r>
+        <w:rPr>
+          <w:rStyle w:val="VerbatimChar"/>
+        </w:rPr>
+        <w:t xml:space="preserve">global-auto-products</w:t>
+      </w:r>
+      <w:r>
+        <w:t xml:space="preserve"> </w:t>
+      </w:r>
+      <w:r>
+        <w:t xml:space="preserve">— catalogue pièces global-auto.online (même API, streaming paginé). ✅</w:t>
+      </w:r>
+      <w:r>
+        <w:t xml:space="preserve"> </w:t>
+      </w:r>
+      <w:r>
+        <w:rPr>
+          <w:b/>
+          <w:bCs/>
+        </w:rPr>
+        <w:t xml:space="preserve">commit en prod 2026-05-29</w:t>
+      </w:r>
+      <w:r>
+        <w:t xml:space="preserve"> </w:t>
+      </w:r>
+      <w:r>
+        <w:t xml:space="preserve">: 3 780</w:t>
+      </w:r>
+      <w:r>
+        <w:t xml:space="preserve"> </w:t>
+      </w:r>
+      <w:r>
+        <w:rPr>
+          <w:rStyle w:val="VerbatimChar"/>
+        </w:rPr>
+        <w:t xml:space="preserve">CatalogItem</w:t>
+      </w:r>
+      <w:r>
+        <w:t xml:space="preserve"> </w:t>
+      </w:r>
+      <w:r>
+        <w:t xml:space="preserve">PUBLISHED + 79 405 fitments sous le vendor shadow « Global Auto » (</w:t>
+      </w:r>
+      <w:r>
+        <w:rPr>
+          <w:rStyle w:val="VerbatimChar"/>
+        </w:rPr>
+        <w:t xml:space="preserve">+22500000099GA</w:t>
+      </w:r>
+      <w:r>
+        <w:t xml:space="preserve">).</w:t>
       </w:r>
     </w:p>
     <w:p>
@@ -6427,7 +6979,19 @@
         <w:t xml:space="preserve"> </w:t>
       </w:r>
       <w:r>
-        <w:t xml:space="preserve">(roadmap) :</w:t>
+        <w:t xml:space="preserve">(roadmap, voir</w:t>
+      </w:r>
+      <w:r>
+        <w:t xml:space="preserve"> </w:t>
+      </w:r>
+      <w:r>
+        <w:rPr>
+          <w:rStyle w:val="VerbatimChar"/>
+        </w:rPr>
+        <w:t xml:space="preserve">_bmad-output/planning-artifacts/ingest-sources-recensement.md</w:t>
+      </w:r>
+      <w:r>
+        <w:t xml:space="preserve">) :</w:t>
       </w:r>
     </w:p>
     <w:p>
@@ -6439,7 +7003,7 @@
         </w:numPr>
       </w:pPr>
       <w:r>
-        <w:t xml:space="preserve">✅ Référentiel véhicules (NHTSA, Wikipedia, OSM)</w:t>
+        <w:t xml:space="preserve">✅ Référentiel véhicules (NHTSA, french-models, OSM)</w:t>
       </w:r>
     </w:p>
     <w:p>
@@ -6463,7 +7027,20 @@
         </w:numPr>
       </w:pPr>
       <w:r>
-        <w:t xml:space="preserve">🔄 Scrapers concurrents (3H done, Jumia / Coin Afrique / Hauto Parts à venir)</w:t>
+        <w:t xml:space="preserve">🔄 Scrapers concurrents —</w:t>
+      </w:r>
+      <w:r>
+        <w:t xml:space="preserve"> </w:t>
+      </w:r>
+      <w:r>
+        <w:rPr>
+          <w:b/>
+          <w:bCs/>
+        </w:rPr>
+        <w:t xml:space="preserve">global-auto.online done (live)</w:t>
+      </w:r>
+      <w:r>
+        <w:t xml:space="preserve">, 3H en dry-run (code prêt), MAPA-CI / Jumia CI / CoinAfrique CI à venir.</w:t>
       </w:r>
     </w:p>
     <w:p>
@@ -6475,7 +7052,7 @@
         </w:numPr>
       </w:pPr>
       <w:r>
-        <w:t xml:space="preserve">⏳ Cartographie concurrents (zones, offline)</w:t>
+        <w:t xml:space="preserve">✅ Cartographie concurrents (OSM offline)</w:t>
       </w:r>
     </w:p>
     <w:p>
@@ -6487,7 +7064,7 @@
         </w:numPr>
       </w:pPr>
       <w:r>
-        <w:t xml:space="preserve">⏳ Observations prix marché continues</w:t>
+        <w:t xml:space="preserve">⏳ Observations prix marché continues (refresh périodique des sources scrapées)</w:t>
       </w:r>
     </w:p>
     <w:p>
@@ -6514,13 +7091,58 @@
         <w:rPr>
           <w:rStyle w:val="VerbatimChar"/>
         </w:rPr>
-        <w:t xml:space="preserve">apps/ingest/src/sources/competitor.ts</w:t>
-      </w:r>
-      <w:r>
-        <w:t xml:space="preserve"> </w:t>
-      </w:r>
-      <w:r>
-        <w:t xml:space="preserve">pour le pipeline canonique (fetch → normalize → load DB → vitest avec Prisma mocké).</w:t>
+        <w:t xml:space="preserve">apps/ingest/src/pipeline/global-auto-vehicles.ts</w:t>
+      </w:r>
+      <w:r>
+        <w:t xml:space="preserve"> </w:t>
+      </w:r>
+      <w:r>
+        <w:t xml:space="preserve">(pipeline canonique le plus récent : fetch API → normalize → load DB upsert → vitest avec Prisma mocké). La séparation source/pipeline/normalizer est nette :</w:t>
+      </w:r>
+      <w:r>
+        <w:t xml:space="preserve"> </w:t>
+      </w:r>
+      <w:r>
+        <w:rPr>
+          <w:rStyle w:val="VerbatimChar"/>
+        </w:rPr>
+        <w:t xml:space="preserve">sources/</w:t>
+      </w:r>
+      <w:r>
+        <w:t xml:space="preserve"> </w:t>
+      </w:r>
+      <w:r>
+        <w:t xml:space="preserve">(fetch + schémas Zod de l'API amont),</w:t>
+      </w:r>
+      <w:r>
+        <w:t xml:space="preserve"> </w:t>
+      </w:r>
+      <w:r>
+        <w:rPr>
+          <w:rStyle w:val="VerbatimChar"/>
+        </w:rPr>
+        <w:t xml:space="preserve">normalizers/</w:t>
+      </w:r>
+      <w:r>
+        <w:t xml:space="preserve"> </w:t>
+      </w:r>
+      <w:r>
+        <w:t xml:space="preserve">(mapping vers nos modèles),</w:t>
+      </w:r>
+      <w:r>
+        <w:t xml:space="preserve"> </w:t>
+      </w:r>
+      <w:r>
+        <w:rPr>
+          <w:rStyle w:val="VerbatimChar"/>
+        </w:rPr>
+        <w:t xml:space="preserve">pipeline/</w:t>
+      </w:r>
+      <w:r>
+        <w:t xml:space="preserve"> </w:t>
+      </w:r>
+      <w:r>
+        <w:t xml:space="preserve">(orchestration + dump JSON dry-run ou commit DB).</w:t>
       </w:r>
     </w:p>
     <w:p>
@@ -6532,60 +7154,13 @@
           <w:b/>
           <w:bCs/>
         </w:rPr>
-        <w:t xml:space="preserve">Gotcha</w:t>
-      </w:r>
-      <w:r>
-        <w:t xml:space="preserve"> </w:t>
-      </w:r>
-      <w:r>
-        <w:t xml:space="preserve">: la CLI 3H avait un bug</w:t>
-      </w:r>
-      <w:r>
-        <w:t xml:space="preserve"> </w:t>
-      </w:r>
-      <w:r>
-        <w:rPr>
-          <w:rStyle w:val="VerbatimChar"/>
-        </w:rPr>
-        <w:t xml:space="preserve">dryRun || true</w:t>
-      </w:r>
-      <w:r>
-        <w:t xml:space="preserve"> </w:t>
-      </w:r>
-      <w:r>
-        <w:t xml:space="preserve">qui forçait toujours dry-run. Fixé fin mai 2026. Toujours tester</w:t>
-      </w:r>
-      <w:r>
-        <w:t xml:space="preserve"> </w:t>
-      </w:r>
-      <w:r>
-        <w:rPr>
-          <w:rStyle w:val="VerbatimChar"/>
-        </w:rPr>
-        <w:t xml:space="preserve">--commit</w:t>
-      </w:r>
-      <w:r>
-        <w:t xml:space="preserve"> </w:t>
-      </w:r>
-      <w:r>
-        <w:t xml:space="preserve">sur staging avant prod.</w:t>
-      </w:r>
-    </w:p>
-    <w:p>
-      <w:r>
-        <w:pict>
-          <v:rect style="width:0;height:1.5pt" o:hralign="center" o:hrstd="t" o:hr="t"/>
-        </w:pict>
-      </w:r>
-    </w:p>
-    <w:bookmarkEnd w:id="38"/>
-    <w:bookmarkStart w:id="39" w:name="Xfcea7d9a34df2f0246dfbd61361a282b24bae05"/>
-    <w:p>
-      <w:pPr>
-        <w:pStyle w:val="Heading2"/>
-      </w:pPr>
-      <w:r>
-        <w:t xml:space="preserve">11. Tests &amp; qualité</w:t>
+        <w:t xml:space="preserve">Gotchas ingest</w:t>
+      </w:r>
+      <w:r>
+        <w:t xml:space="preserve"> </w:t>
+      </w:r>
+      <w:r>
+        <w:t xml:space="preserve">:</w:t>
       </w:r>
     </w:p>
     <w:p>
@@ -6597,17 +7172,37 @@
         </w:numPr>
       </w:pPr>
       <w:r>
-        <w:rPr>
-          <w:b/>
-          <w:bCs/>
-        </w:rPr>
-        <w:t xml:space="preserve">Framework</w:t>
-      </w:r>
-      <w:r>
-        <w:t xml:space="preserve"> </w:t>
-      </w:r>
-      <w:r>
-        <w:t xml:space="preserve">: Vitest 3.2 partout.</w:t>
+        <w:t xml:space="preserve">La CLI 3H avait un bug</w:t>
+      </w:r>
+      <w:r>
+        <w:t xml:space="preserve"> </w:t>
+      </w:r>
+      <w:r>
+        <w:rPr>
+          <w:rStyle w:val="VerbatimChar"/>
+        </w:rPr>
+        <w:t xml:space="preserve">dryRun || true</w:t>
+      </w:r>
+      <w:r>
+        <w:t xml:space="preserve"> </w:t>
+      </w:r>
+      <w:r>
+        <w:t xml:space="preserve">qui forçait toujours dry-run. Fixé fin mai 2026. Toujours tester</w:t>
+      </w:r>
+      <w:r>
+        <w:t xml:space="preserve"> </w:t>
+      </w:r>
+      <w:r>
+        <w:rPr>
+          <w:rStyle w:val="VerbatimChar"/>
+        </w:rPr>
+        <w:t xml:space="preserve">--commit</w:t>
+      </w:r>
+      <w:r>
+        <w:t xml:space="preserve"> </w:t>
+      </w:r>
+      <w:r>
+        <w:t xml:space="preserve">sur staging avant prod.</w:t>
       </w:r>
     </w:p>
     <w:p>
@@ -6623,7 +7218,7 @@
           <w:b/>
           <w:bCs/>
         </w:rPr>
-        <w:t xml:space="preserve">API integration tests</w:t>
+        <w:t xml:space="preserve">Collision de slugs véhicules</w:t>
       </w:r>
       <w:r>
         <w:t xml:space="preserve"> </w:t>
@@ -6638,76 +7233,117 @@
         <w:rPr>
           <w:rStyle w:val="VerbatimChar"/>
         </w:rPr>
-        <w:t xml:space="preserve">buildApp()</w:t>
-      </w:r>
-      <w:r>
-        <w:t xml:space="preserve"> </w:t>
-      </w:r>
-      <w:r>
-        <w:t xml:space="preserve">depuis</w:t>
-      </w:r>
-      <w:r>
-        <w:t xml:space="preserve"> </w:t>
-      </w:r>
-      <w:r>
-        <w:rPr>
-          <w:rStyle w:val="VerbatimChar"/>
-        </w:rPr>
-        <w:t xml:space="preserve">server.ts</w:t>
-      </w:r>
-      <w:r>
-        <w:t xml:space="preserve"> </w:t>
-      </w:r>
-      <w:r>
-        <w:t xml:space="preserve">+</w:t>
-      </w:r>
-      <w:r>
-        <w:t xml:space="preserve"> </w:t>
-      </w:r>
-      <w:r>
-        <w:rPr>
-          <w:rStyle w:val="VerbatimChar"/>
-        </w:rPr>
-        <w:t xml:space="preserve">app.inject()</w:t>
-      </w:r>
-      <w:r>
-        <w:t xml:space="preserve">. Mock pattern :</w:t>
-      </w:r>
-      <w:r>
-        <w:t xml:space="preserve"> </w:t>
-      </w:r>
-      <w:r>
-        <w:rPr>
-          <w:rStyle w:val="VerbatimChar"/>
-        </w:rPr>
-        <w:t xml:space="preserve">vi.mock()</w:t>
-      </w:r>
-      <w:r>
-        <w:t xml:space="preserve"> </w:t>
-      </w:r>
-      <w:r>
-        <w:t xml:space="preserve">AVANT</w:t>
-      </w:r>
-      <w:r>
-        <w:t xml:space="preserve"> </w:t>
-      </w:r>
-      <w:r>
-        <w:rPr>
-          <w:rStyle w:val="VerbatimChar"/>
-        </w:rPr>
-        <w:t xml:space="preserve">import</w:t>
-      </w:r>
-      <w:r>
-        <w:t xml:space="preserve">. Env stubbé via</w:t>
-      </w:r>
-      <w:r>
-        <w:t xml:space="preserve"> </w:t>
-      </w:r>
-      <w:r>
-        <w:rPr>
-          <w:rStyle w:val="VerbatimChar"/>
-        </w:rPr>
-        <w:t xml:space="preserve">vi.stubEnv()</w:t>
+        <w:t xml:space="preserve">VehicleMake.slug</w:t>
+      </w:r>
+      <w:r>
+        <w:t xml:space="preserve"> </w:t>
+      </w:r>
+      <w:r>
+        <w:t xml:space="preserve">et</w:t>
+      </w:r>
+      <w:r>
+        <w:t xml:space="preserve"> </w:t>
+      </w:r>
+      <w:r>
+        <w:rPr>
+          <w:rStyle w:val="VerbatimChar"/>
+        </w:rPr>
+        <w:t xml:space="preserve">VehicleModel(makeId, slug)</w:t>
+      </w:r>
+      <w:r>
+        <w:t xml:space="preserve"> </w:t>
+      </w:r>
+      <w:r>
+        <w:t xml:space="preserve">ont des contraintes uniques</w:t>
+      </w:r>
+      <w:r>
+        <w:t xml:space="preserve"> </w:t>
+      </w:r>
+      <w:r>
+        <w:rPr>
+          <w:b/>
+          <w:bCs/>
+        </w:rPr>
+        <w:t xml:space="preserve">globales</w:t>
+      </w:r>
+      <w:r>
+        <w:t xml:space="preserve">. Une source externe ne peut PAS upsert naïvement keyé sur</w:t>
+      </w:r>
+      <w:r>
+        <w:t xml:space="preserve"> </w:t>
+      </w:r>
+      <w:r>
+        <w:rPr>
+          <w:rStyle w:val="VerbatimChar"/>
+        </w:rPr>
+        <w:t xml:space="preserve">(externalSource, externalSourceId)</w:t>
+      </w:r>
+      <w:r>
+        <w:t xml:space="preserve"> </w:t>
+      </w:r>
+      <w:r>
+        <w:t xml:space="preserve">— elle clasherait avec les rows seedées par NHTSA. Pattern correct (global-auto-vehicles) :</w:t>
+      </w:r>
+      <w:r>
+        <w:t xml:space="preserve"> </w:t>
+      </w:r>
+      <w:r>
+        <w:rPr>
+          <w:rStyle w:val="VerbatimChar"/>
+        </w:rPr>
+        <w:t xml:space="preserve">findFirst(by slug)</w:t>
+      </w:r>
+      <w:r>
+        <w:t xml:space="preserve"> </w:t>
+      </w:r>
+      <w:r>
+        <w:t xml:space="preserve">→</w:t>
+      </w:r>
+      <w:r>
+        <w:t xml:space="preserve"> </w:t>
+      </w:r>
+      <w:r>
+        <w:rPr>
+          <w:rStyle w:val="VerbatimChar"/>
+        </w:rPr>
+        <w:t xml:space="preserve">update</w:t>
+      </w:r>
+      <w:r>
+        <w:t xml:space="preserve"> </w:t>
+      </w:r>
+      <w:r>
+        <w:t xml:space="preserve">(backfill</w:t>
+      </w:r>
+      <w:r>
+        <w:t xml:space="preserve"> </w:t>
+      </w:r>
+      <w:r>
+        <w:rPr>
+          <w:rStyle w:val="VerbatimChar"/>
+        </w:rPr>
+        <w:t xml:space="preserve">externalSource</w:t>
+      </w:r>
+      <w:r>
+        <w:t xml:space="preserve"> </w:t>
+      </w:r>
+      <w:r>
+        <w:rPr>
+          <w:b/>
+          <w:bCs/>
+        </w:rPr>
+        <w:t xml:space="preserve">seulement si NULL</w:t>
+      </w:r>
+      <w:r>
+        <w:t xml:space="preserve">, ne jamais clobber une autre source) sinon</w:t>
+      </w:r>
+      <w:r>
+        <w:t xml:space="preserve"> </w:t>
+      </w:r>
+      <w:r>
+        <w:rPr>
+          <w:rStyle w:val="VerbatimChar"/>
+        </w:rPr>
+        <w:t xml:space="preserve">create</w:t>
       </w:r>
       <w:r>
         <w:t xml:space="preserve">.</w:t>
@@ -6726,52 +7362,55 @@
           <w:b/>
           <w:bCs/>
         </w:rPr>
-        <w:t xml:space="preserve">Gotcha format FR</w:t>
-      </w:r>
-      <w:r>
-        <w:t xml:space="preserve"> </w:t>
-      </w:r>
-      <w:r>
-        <w:t xml:space="preserve">:</w:t>
-      </w:r>
-      <w:r>
-        <w:t xml:space="preserve"> </w:t>
-      </w:r>
-      <w:r>
-        <w:rPr>
-          <w:rStyle w:val="VerbatimChar"/>
-        </w:rPr>
-        <w:t xml:space="preserve">toLocaleString('fr-FR')</w:t>
-      </w:r>
-      <w:r>
-        <w:t xml:space="preserve"> </w:t>
-      </w:r>
-      <w:r>
-        <w:t xml:space="preserve">insère un espace insécable U+00A0 entre milliers. Utilise une regex (</w:t>
-      </w:r>
-      <w:r>
-        <w:rPr>
-          <w:rStyle w:val="VerbatimChar"/>
-        </w:rPr>
-        <w:t xml:space="preserve">toMatch(/4.500 FCFA/)</w:t>
-      </w:r>
-      <w:r>
-        <w:t xml:space="preserve">), pas</w:t>
-      </w:r>
-      <w:r>
-        <w:t xml:space="preserve"> </w:t>
-      </w:r>
-      <w:r>
-        <w:rPr>
-          <w:rStyle w:val="VerbatimChar"/>
-        </w:rPr>
-        <w:t xml:space="preserve">toContain</w:t>
-      </w:r>
-      <w:r>
-        <w:t xml:space="preserve"> </w:t>
-      </w:r>
-      <w:r>
-        <w:t xml:space="preserve">avec espace normal.</w:t>
+        <w:t xml:space="preserve">Sync fitments</w:t>
+      </w:r>
+      <w:r>
+        <w:t xml:space="preserve"> </w:t>
+      </w:r>
+      <w:r>
+        <w:t xml:space="preserve">: pour garder</w:t>
+      </w:r>
+      <w:r>
+        <w:t xml:space="preserve"> </w:t>
+      </w:r>
+      <w:r>
+        <w:rPr>
+          <w:rStyle w:val="VerbatimChar"/>
+        </w:rPr>
+        <w:t xml:space="preserve">CatalogItemFitment</w:t>
+      </w:r>
+      <w:r>
+        <w:t xml:space="preserve"> </w:t>
+      </w:r>
+      <w:r>
+        <w:t xml:space="preserve">aligné avec une source externe sans dupliquer →</w:t>
+      </w:r>
+      <w:r>
+        <w:t xml:space="preserve"> </w:t>
+      </w:r>
+      <w:r>
+        <w:rPr>
+          <w:rStyle w:val="VerbatimChar"/>
+        </w:rPr>
+        <w:t xml:space="preserve">deleteMany({catalogItemId})</w:t>
+      </w:r>
+      <w:r>
+        <w:t xml:space="preserve"> </w:t>
+      </w:r>
+      <w:r>
+        <w:t xml:space="preserve">puis</w:t>
+      </w:r>
+      <w:r>
+        <w:t xml:space="preserve"> </w:t>
+      </w:r>
+      <w:r>
+        <w:rPr>
+          <w:rStyle w:val="VerbatimChar"/>
+        </w:rPr>
+        <w:t xml:space="preserve">createMany</w:t>
+      </w:r>
+      <w:r>
+        <w:t xml:space="preserve">. Idempotent. ~80k rows en ~25 min via le pooler pour 3 784 items.</w:t>
       </w:r>
     </w:p>
     <w:p>
@@ -6787,119 +7426,71 @@
           <w:b/>
           <w:bCs/>
         </w:rPr>
-        <w:t xml:space="preserve">Lint</w:t>
-      </w:r>
-      <w:r>
-        <w:t xml:space="preserve"> </w:t>
-      </w:r>
-      <w:r>
-        <w:t xml:space="preserve">:</w:t>
-      </w:r>
-      <w:r>
-        <w:t xml:space="preserve"> </w:t>
-      </w:r>
-      <w:r>
-        <w:rPr>
-          <w:rStyle w:val="VerbatimChar"/>
-        </w:rPr>
-        <w:t xml:space="preserve">pnpm lint</w:t>
-      </w:r>
-      <w:r>
-        <w:t xml:space="preserve"> </w:t>
-      </w:r>
-      <w:r>
-        <w:t xml:space="preserve">(eslint partagé via</w:t>
-      </w:r>
-      <w:r>
-        <w:t xml:space="preserve"> </w:t>
-      </w:r>
-      <w:r>
-        <w:rPr>
-          <w:rStyle w:val="VerbatimChar"/>
-        </w:rPr>
-        <w:t xml:space="preserve">packages/shared/eslint-config</w:t>
-      </w:r>
-      <w:r>
-        <w:t xml:space="preserve">).</w:t>
-      </w:r>
-    </w:p>
-    <w:p>
-      <w:pPr>
-        <w:pStyle w:val="Compact"/>
-        <w:numPr>
-          <w:ilvl w:val="0"/>
-          <w:numId w:val="1016"/>
-        </w:numPr>
-      </w:pPr>
-      <w:r>
-        <w:rPr>
-          <w:b/>
-          <w:bCs/>
-        </w:rPr>
-        <w:t xml:space="preserve">Format</w:t>
-      </w:r>
-      <w:r>
-        <w:t xml:space="preserve"> </w:t>
-      </w:r>
-      <w:r>
-        <w:t xml:space="preserve">:</w:t>
-      </w:r>
-      <w:r>
-        <w:t xml:space="preserve"> </w:t>
-      </w:r>
-      <w:r>
-        <w:rPr>
-          <w:rStyle w:val="VerbatimChar"/>
-        </w:rPr>
-        <w:t xml:space="preserve">pnpm format</w:t>
-      </w:r>
-      <w:r>
-        <w:t xml:space="preserve"> </w:t>
-      </w:r>
-      <w:r>
-        <w:t xml:space="preserve">(Prettier).</w:t>
-      </w:r>
-    </w:p>
-    <w:p>
-      <w:pPr>
-        <w:pStyle w:val="Compact"/>
-        <w:numPr>
-          <w:ilvl w:val="0"/>
-          <w:numId w:val="1016"/>
-        </w:numPr>
-      </w:pPr>
-      <w:r>
-        <w:rPr>
-          <w:b/>
-          <w:bCs/>
-        </w:rPr>
-        <w:t xml:space="preserve">Type-check</w:t>
-      </w:r>
-      <w:r>
-        <w:t xml:space="preserve"> </w:t>
-      </w:r>
-      <w:r>
-        <w:t xml:space="preserve">:</w:t>
-      </w:r>
-      <w:r>
-        <w:t xml:space="preserve"> </w:t>
-      </w:r>
-      <w:r>
-        <w:rPr>
-          <w:rStyle w:val="VerbatimChar"/>
-        </w:rPr>
-        <w:t xml:space="preserve">pnpm -F api typecheck</w:t>
-      </w:r>
-      <w:r>
-        <w:t xml:space="preserve">, idem pour web/ingest/shared.</w:t>
-      </w:r>
-    </w:p>
-    <w:p>
-      <w:pPr>
-        <w:pStyle w:val="FirstParagraph"/>
-      </w:pPr>
-      <w:r>
-        <w:t xml:space="preserve">Tout passe en CI sur chaque PR. Un fail bloque le merge.</w:t>
+        <w:t xml:space="preserve">Status des externals</w:t>
+      </w:r>
+      <w:r>
+        <w:t xml:space="preserve"> </w:t>
+      </w:r>
+      <w:r>
+        <w:t xml:space="preserve">: global-auto a été commit en</w:t>
+      </w:r>
+      <w:r>
+        <w:t xml:space="preserve"> </w:t>
+      </w:r>
+      <w:r>
+        <w:rPr>
+          <w:b/>
+          <w:bCs/>
+        </w:rPr>
+        <w:t xml:space="preserve">PUBLISHED</w:t>
+      </w:r>
+      <w:r>
+        <w:t xml:space="preserve"> </w:t>
+      </w:r>
+      <w:r>
+        <w:t xml:space="preserve">(choix produit explicite : 3 780 prix concurrents directement visibles aux mécaniciens). Aucun filtre</w:t>
+      </w:r>
+      <w:r>
+        <w:t xml:space="preserve"> </w:t>
+      </w:r>
+      <w:r>
+        <w:rPr>
+          <w:rStyle w:val="VerbatimChar"/>
+        </w:rPr>
+        <w:t xml:space="preserve">isExternal=false</w:t>
+      </w:r>
+      <w:r>
+        <w:t xml:space="preserve"> </w:t>
+      </w:r>
+      <w:r>
+        <w:t xml:space="preserve">côté public — la séparation interne/externe se fait par</w:t>
+      </w:r>
+      <w:r>
+        <w:t xml:space="preserve"> </w:t>
+      </w:r>
+      <w:r>
+        <w:rPr>
+          <w:rStyle w:val="VerbatimChar"/>
+        </w:rPr>
+        <w:t xml:space="preserve">status</w:t>
+      </w:r>
+      <w:r>
+        <w:t xml:space="preserve"> </w:t>
+      </w:r>
+      <w:r>
+        <w:t xml:space="preserve">(DRAFT invisible / PUBLISHED visible) et l'admin pilote depuis</w:t>
+      </w:r>
+      <w:r>
+        <w:t xml:space="preserve"> </w:t>
+      </w:r>
+      <w:r>
+        <w:rPr>
+          <w:rStyle w:val="VerbatimChar"/>
+        </w:rPr>
+        <w:t xml:space="preserve">/admin/external-imports</w:t>
+      </w:r>
+      <w:r>
+        <w:t xml:space="preserve">.</w:t>
       </w:r>
     </w:p>
     <w:p>
@@ -6909,22 +7500,14 @@
         </w:pict>
       </w:r>
     </w:p>
-    <w:bookmarkEnd w:id="39"/>
-    <w:bookmarkStart w:id="40" w:name="Xebe09f6bcbd90ebfbbf6796985bb0d901ca4837"/>
+    <w:bookmarkEnd w:id="49"/>
+    <w:bookmarkStart w:id="50" w:name="Xfcea7d9a34df2f0246dfbd61361a282b24bae05"/>
     <w:p>
       <w:pPr>
         <w:pStyle w:val="Heading2"/>
       </w:pPr>
       <w:r>
-        <w:t xml:space="preserve">12. BMAD — workflow de planification</w:t>
-      </w:r>
-    </w:p>
-    <w:p>
-      <w:pPr>
-        <w:pStyle w:val="FirstParagraph"/>
-      </w:pPr>
-      <w:r>
-        <w:t xml:space="preserve">Le repo utilise BMAD (Business Model Agent Development) pour la gestion des stories.</w:t>
+        <w:t xml:space="preserve">11. Tests &amp; qualité</w:t>
       </w:r>
     </w:p>
     <w:p>
@@ -6936,16 +7519,17 @@
         </w:numPr>
       </w:pPr>
       <w:r>
-        <w:t xml:space="preserve">Story files :</w:t>
-      </w:r>
-      <w:r>
-        <w:t xml:space="preserve"> </w:t>
-      </w:r>
-      <w:r>
-        <w:rPr>
-          <w:rStyle w:val="VerbatimChar"/>
-        </w:rPr>
-        <w:t xml:space="preserve">_bmad-output/implementation-artifacts/</w:t>
+        <w:rPr>
+          <w:b/>
+          <w:bCs/>
+        </w:rPr>
+        <w:t xml:space="preserve">Framework</w:t>
+      </w:r>
+      <w:r>
+        <w:t xml:space="preserve"> </w:t>
+      </w:r>
+      <w:r>
+        <w:t xml:space="preserve">: Vitest 3.2 partout.</w:t>
       </w:r>
     </w:p>
     <w:p>
@@ -6957,16 +7541,98 @@
         </w:numPr>
       </w:pPr>
       <w:r>
-        <w:t xml:space="preserve">Sprint tracking :</w:t>
-      </w:r>
-      <w:r>
-        <w:t xml:space="preserve"> </w:t>
-      </w:r>
-      <w:r>
-        <w:rPr>
-          <w:rStyle w:val="VerbatimChar"/>
-        </w:rPr>
-        <w:t xml:space="preserve">_bmad-output/sprint-status.yaml</w:t>
+        <w:rPr>
+          <w:b/>
+          <w:bCs/>
+        </w:rPr>
+        <w:t xml:space="preserve">API integration tests</w:t>
+      </w:r>
+      <w:r>
+        <w:t xml:space="preserve"> </w:t>
+      </w:r>
+      <w:r>
+        <w:t xml:space="preserve">:</w:t>
+      </w:r>
+      <w:r>
+        <w:t xml:space="preserve"> </w:t>
+      </w:r>
+      <w:r>
+        <w:rPr>
+          <w:rStyle w:val="VerbatimChar"/>
+        </w:rPr>
+        <w:t xml:space="preserve">buildApp()</w:t>
+      </w:r>
+      <w:r>
+        <w:t xml:space="preserve"> </w:t>
+      </w:r>
+      <w:r>
+        <w:t xml:space="preserve">depuis</w:t>
+      </w:r>
+      <w:r>
+        <w:t xml:space="preserve"> </w:t>
+      </w:r>
+      <w:r>
+        <w:rPr>
+          <w:rStyle w:val="VerbatimChar"/>
+        </w:rPr>
+        <w:t xml:space="preserve">server.ts</w:t>
+      </w:r>
+      <w:r>
+        <w:t xml:space="preserve"> </w:t>
+      </w:r>
+      <w:r>
+        <w:t xml:space="preserve">+</w:t>
+      </w:r>
+      <w:r>
+        <w:t xml:space="preserve"> </w:t>
+      </w:r>
+      <w:r>
+        <w:rPr>
+          <w:rStyle w:val="VerbatimChar"/>
+        </w:rPr>
+        <w:t xml:space="preserve">app.inject()</w:t>
+      </w:r>
+      <w:r>
+        <w:t xml:space="preserve">. Mock pattern :</w:t>
+      </w:r>
+      <w:r>
+        <w:t xml:space="preserve"> </w:t>
+      </w:r>
+      <w:r>
+        <w:rPr>
+          <w:rStyle w:val="VerbatimChar"/>
+        </w:rPr>
+        <w:t xml:space="preserve">vi.mock()</w:t>
+      </w:r>
+      <w:r>
+        <w:t xml:space="preserve"> </w:t>
+      </w:r>
+      <w:r>
+        <w:t xml:space="preserve">AVANT</w:t>
+      </w:r>
+      <w:r>
+        <w:t xml:space="preserve"> </w:t>
+      </w:r>
+      <w:r>
+        <w:rPr>
+          <w:rStyle w:val="VerbatimChar"/>
+        </w:rPr>
+        <w:t xml:space="preserve">import</w:t>
+      </w:r>
+      <w:r>
+        <w:t xml:space="preserve">. Env stubbé via</w:t>
+      </w:r>
+      <w:r>
+        <w:t xml:space="preserve"> </w:t>
+      </w:r>
+      <w:r>
+        <w:rPr>
+          <w:rStyle w:val="VerbatimChar"/>
+        </w:rPr>
+        <w:t xml:space="preserve">vi.stubEnv()</w:t>
+      </w:r>
+      <w:r>
+        <w:t xml:space="preserve">.</w:t>
       </w:r>
     </w:p>
     <w:p>
@@ -6978,64 +7644,102 @@
         </w:numPr>
       </w:pPr>
       <w:r>
-        <w:t xml:space="preserve">Skills invoquées via</w:t>
-      </w:r>
-      <w:r>
-        <w:t xml:space="preserve"> </w:t>
-      </w:r>
-      <w:r>
-        <w:rPr>
-          <w:rStyle w:val="VerbatimChar"/>
-        </w:rPr>
-        <w:t xml:space="preserve">/bmad-bmm-*</w:t>
-      </w:r>
-      <w:r>
-        <w:t xml:space="preserve"> </w:t>
-      </w:r>
-      <w:r>
-        <w:t xml:space="preserve">(</w:t>
-      </w:r>
-      <w:r>
-        <w:rPr>
-          <w:rStyle w:val="VerbatimChar"/>
-        </w:rPr>
-        <w:t xml:space="preserve">create-story</w:t>
-      </w:r>
-      <w:r>
-        <w:t xml:space="preserve">,</w:t>
-      </w:r>
-      <w:r>
-        <w:t xml:space="preserve"> </w:t>
-      </w:r>
-      <w:r>
-        <w:rPr>
-          <w:rStyle w:val="VerbatimChar"/>
-        </w:rPr>
-        <w:t xml:space="preserve">dev-story</w:t>
-      </w:r>
-      <w:r>
-        <w:t xml:space="preserve">,</w:t>
-      </w:r>
-      <w:r>
-        <w:t xml:space="preserve"> </w:t>
-      </w:r>
-      <w:r>
-        <w:rPr>
-          <w:rStyle w:val="VerbatimChar"/>
-        </w:rPr>
-        <w:t xml:space="preserve">code-review</w:t>
-      </w:r>
-      <w:r>
-        <w:t xml:space="preserve">,</w:t>
-      </w:r>
-      <w:r>
-        <w:t xml:space="preserve"> </w:t>
-      </w:r>
-      <w:r>
-        <w:rPr>
-          <w:rStyle w:val="VerbatimChar"/>
-        </w:rPr>
-        <w:t xml:space="preserve">retrospective</w:t>
+        <w:rPr>
+          <w:b/>
+          <w:bCs/>
+        </w:rPr>
+        <w:t xml:space="preserve">Gotcha format FR</w:t>
+      </w:r>
+      <w:r>
+        <w:t xml:space="preserve"> </w:t>
+      </w:r>
+      <w:r>
+        <w:t xml:space="preserve">:</w:t>
+      </w:r>
+      <w:r>
+        <w:t xml:space="preserve"> </w:t>
+      </w:r>
+      <w:r>
+        <w:rPr>
+          <w:rStyle w:val="VerbatimChar"/>
+        </w:rPr>
+        <w:t xml:space="preserve">toLocaleString('fr-FR')</w:t>
+      </w:r>
+      <w:r>
+        <w:t xml:space="preserve"> </w:t>
+      </w:r>
+      <w:r>
+        <w:t xml:space="preserve">insère un espace insécable U+00A0 entre milliers. Utilise une regex (</w:t>
+      </w:r>
+      <w:r>
+        <w:rPr>
+          <w:rStyle w:val="VerbatimChar"/>
+        </w:rPr>
+        <w:t xml:space="preserve">toMatch(/4.500 FCFA/)</w:t>
+      </w:r>
+      <w:r>
+        <w:t xml:space="preserve">), pas</w:t>
+      </w:r>
+      <w:r>
+        <w:t xml:space="preserve"> </w:t>
+      </w:r>
+      <w:r>
+        <w:rPr>
+          <w:rStyle w:val="VerbatimChar"/>
+        </w:rPr>
+        <w:t xml:space="preserve">toContain</w:t>
+      </w:r>
+      <w:r>
+        <w:t xml:space="preserve"> </w:t>
+      </w:r>
+      <w:r>
+        <w:t xml:space="preserve">avec espace normal.</w:t>
+      </w:r>
+    </w:p>
+    <w:p>
+      <w:pPr>
+        <w:pStyle w:val="Compact"/>
+        <w:numPr>
+          <w:ilvl w:val="0"/>
+          <w:numId w:val="1017"/>
+        </w:numPr>
+      </w:pPr>
+      <w:r>
+        <w:rPr>
+          <w:b/>
+          <w:bCs/>
+        </w:rPr>
+        <w:t xml:space="preserve">Lint</w:t>
+      </w:r>
+      <w:r>
+        <w:t xml:space="preserve"> </w:t>
+      </w:r>
+      <w:r>
+        <w:t xml:space="preserve">:</w:t>
+      </w:r>
+      <w:r>
+        <w:t xml:space="preserve"> </w:t>
+      </w:r>
+      <w:r>
+        <w:rPr>
+          <w:rStyle w:val="VerbatimChar"/>
+        </w:rPr>
+        <w:t xml:space="preserve">pnpm lint</w:t>
+      </w:r>
+      <w:r>
+        <w:t xml:space="preserve"> </w:t>
+      </w:r>
+      <w:r>
+        <w:t xml:space="preserve">(eslint partagé via</w:t>
+      </w:r>
+      <w:r>
+        <w:t xml:space="preserve"> </w:t>
+      </w:r>
+      <w:r>
+        <w:rPr>
+          <w:rStyle w:val="VerbatimChar"/>
+        </w:rPr>
+        <w:t xml:space="preserve">packages/shared/eslint-config</w:t>
       </w:r>
       <w:r>
         <w:t xml:space="preserve">).</w:t>
@@ -7043,10 +7747,81 @@
     </w:p>
     <w:p>
       <w:pPr>
+        <w:pStyle w:val="Compact"/>
+        <w:numPr>
+          <w:ilvl w:val="0"/>
+          <w:numId w:val="1017"/>
+        </w:numPr>
+      </w:pPr>
+      <w:r>
+        <w:rPr>
+          <w:b/>
+          <w:bCs/>
+        </w:rPr>
+        <w:t xml:space="preserve">Format</w:t>
+      </w:r>
+      <w:r>
+        <w:t xml:space="preserve"> </w:t>
+      </w:r>
+      <w:r>
+        <w:t xml:space="preserve">:</w:t>
+      </w:r>
+      <w:r>
+        <w:t xml:space="preserve"> </w:t>
+      </w:r>
+      <w:r>
+        <w:rPr>
+          <w:rStyle w:val="VerbatimChar"/>
+        </w:rPr>
+        <w:t xml:space="preserve">pnpm format</w:t>
+      </w:r>
+      <w:r>
+        <w:t xml:space="preserve"> </w:t>
+      </w:r>
+      <w:r>
+        <w:t xml:space="preserve">(Prettier).</w:t>
+      </w:r>
+    </w:p>
+    <w:p>
+      <w:pPr>
+        <w:pStyle w:val="Compact"/>
+        <w:numPr>
+          <w:ilvl w:val="0"/>
+          <w:numId w:val="1017"/>
+        </w:numPr>
+      </w:pPr>
+      <w:r>
+        <w:rPr>
+          <w:b/>
+          <w:bCs/>
+        </w:rPr>
+        <w:t xml:space="preserve">Type-check</w:t>
+      </w:r>
+      <w:r>
+        <w:t xml:space="preserve"> </w:t>
+      </w:r>
+      <w:r>
+        <w:t xml:space="preserve">:</w:t>
+      </w:r>
+      <w:r>
+        <w:t xml:space="preserve"> </w:t>
+      </w:r>
+      <w:r>
+        <w:rPr>
+          <w:rStyle w:val="VerbatimChar"/>
+        </w:rPr>
+        <w:t xml:space="preserve">pnpm -F api typecheck</w:t>
+      </w:r>
+      <w:r>
+        <w:t xml:space="preserve">, idem pour web/ingest/shared.</w:t>
+      </w:r>
+    </w:p>
+    <w:p>
+      <w:pPr>
         <w:pStyle w:val="FirstParagraph"/>
       </w:pPr>
       <w:r>
-        <w:t xml:space="preserve">Si tu n'aimes pas BMAD, tu peux ignorer — rien ne casse. Mais les stories ouvertes sont la trace de "ce qui était prévu mais pas fini".</w:t>
+        <w:t xml:space="preserve">Tout passe en CI sur chaque PR. Un fail bloque le merge.</w:t>
       </w:r>
     </w:p>
     <w:p>
@@ -7056,14 +7831,22 @@
         </w:pict>
       </w:r>
     </w:p>
-    <w:bookmarkEnd w:id="40"/>
-    <w:bookmarkStart w:id="41" w:name="X36796c7a14d7adaebd93e52aaa47887be16ca6e"/>
+    <w:bookmarkEnd w:id="50"/>
+    <w:bookmarkStart w:id="51" w:name="Xebe09f6bcbd90ebfbbf6796985bb0d901ca4837"/>
     <w:p>
       <w:pPr>
         <w:pStyle w:val="Heading2"/>
       </w:pPr>
       <w:r>
-        <w:t xml:space="preserve">13. Pièges à éviter (apprentissages durs)</w:t>
+        <w:t xml:space="preserve">12. BMAD — workflow de planification</w:t>
+      </w:r>
+    </w:p>
+    <w:p>
+      <w:pPr>
+        <w:pStyle w:val="FirstParagraph"/>
+      </w:pPr>
+      <w:r>
+        <w:t xml:space="preserve">Le repo utilise BMAD (Business Model Agent Development) pour la gestion des stories.</w:t>
       </w:r>
     </w:p>
     <w:p>
@@ -7075,50 +7858,16 @@
         </w:numPr>
       </w:pPr>
       <w:r>
-        <w:rPr>
-          <w:b/>
-          <w:bCs/>
-        </w:rPr>
-        <w:t xml:space="preserve">Ne PAS déplacer le repo dans iCloud</w:t>
-      </w:r>
-      <w:r>
-        <w:t xml:space="preserve"> </w:t>
-      </w:r>
-      <w:r>
-        <w:t xml:space="preserve">(</w:t>
-      </w:r>
-      <w:r>
-        <w:rPr>
-          <w:rStyle w:val="VerbatimChar"/>
-        </w:rPr>
-        <w:t xml:space="preserve">~/Documents</w:t>
-      </w:r>
-      <w:r>
-        <w:t xml:space="preserve">,</w:t>
-      </w:r>
-      <w:r>
-        <w:t xml:space="preserve"> </w:t>
-      </w:r>
-      <w:r>
-        <w:rPr>
-          <w:rStyle w:val="VerbatimChar"/>
-        </w:rPr>
-        <w:t xml:space="preserve">~/Desktop</w:t>
-      </w:r>
-      <w:r>
-        <w:t xml:space="preserve">). Les fichiers apparaissent "deleted" en git. Le repo est à</w:t>
-      </w:r>
-      <w:r>
-        <w:t xml:space="preserve"> </w:t>
-      </w:r>
-      <w:r>
-        <w:rPr>
-          <w:rStyle w:val="VerbatimChar"/>
-        </w:rPr>
-        <w:t xml:space="preserve">~/dev/pieces</w:t>
-      </w:r>
-      <w:r>
-        <w:t xml:space="preserve">.</w:t>
+        <w:t xml:space="preserve">Story files :</w:t>
+      </w:r>
+      <w:r>
+        <w:t xml:space="preserve"> </w:t>
+      </w:r>
+      <w:r>
+        <w:rPr>
+          <w:rStyle w:val="VerbatimChar"/>
+        </w:rPr>
+        <w:t xml:space="preserve">_bmad-output/implementation-artifacts/</w:t>
       </w:r>
     </w:p>
     <w:p>
@@ -7130,14 +7879,16 @@
         </w:numPr>
       </w:pPr>
       <w:r>
-        <w:rPr>
-          <w:b/>
-          <w:bCs/>
-        </w:rPr>
-        <w:t xml:space="preserve">Ne PAS confondre Supabase et la DB app</w:t>
-      </w:r>
-      <w:r>
-        <w:t xml:space="preserve">. Supabase = auth only. Le MCP Supabase ne sert à rien pour les données métier.</w:t>
+        <w:t xml:space="preserve">Sprint tracking :</w:t>
+      </w:r>
+      <w:r>
+        <w:t xml:space="preserve"> </w:t>
+      </w:r>
+      <w:r>
+        <w:rPr>
+          <w:rStyle w:val="VerbatimChar"/>
+        </w:rPr>
+        <w:t xml:space="preserve">_bmad-output/sprint-status.yaml</w:t>
       </w:r>
     </w:p>
     <w:p>
@@ -7149,378 +7900,75 @@
         </w:numPr>
       </w:pPr>
       <w:r>
-        <w:rPr>
-          <w:b/>
-          <w:bCs/>
-        </w:rPr>
-        <w:t xml:space="preserve">Ne PAS auto-suggérer une commission Liaison basée sur le prix</w:t>
-      </w:r>
-      <w:r>
-        <w:t xml:space="preserve"> </w:t>
-      </w:r>
-      <w:r>
-        <w:t xml:space="preserve">côté UI. Floor strictement serveur. Voir</w:t>
-      </w:r>
-      <w:r>
-        <w:t xml:space="preserve"> </w:t>
-      </w:r>
-      <w:r>
-        <w:rPr>
-          <w:rStyle w:val="VerbatimChar"/>
-        </w:rPr>
-        <w:t xml:space="preserve">memory/feedback-liaison-commission.md</w:t>
-      </w:r>
-      <w:r>
-        <w:t xml:space="preserve">.</w:t>
-      </w:r>
-    </w:p>
-    <w:p>
-      <w:pPr>
-        <w:pStyle w:val="Compact"/>
-        <w:numPr>
-          <w:ilvl w:val="0"/>
-          <w:numId w:val="1018"/>
-        </w:numPr>
-      </w:pPr>
-      <w:r>
-        <w:rPr>
-          <w:b/>
-          <w:bCs/>
-        </w:rPr>
-        <w:t xml:space="preserve">Ne PAS skip</w:t>
-      </w:r>
-      <w:r>
-        <w:rPr>
-          <w:b/>
-          <w:bCs/>
-        </w:rPr>
-        <w:t xml:space="preserve"> </w:t>
-      </w:r>
-      <w:r>
-        <w:rPr>
-          <w:rStyle w:val="VerbatimChar"/>
-          <w:b/>
-          <w:bCs/>
-        </w:rPr>
-        <w:t xml:space="preserve">fp()</w:t>
-      </w:r>
-      <w:r>
-        <w:t xml:space="preserve"> </w:t>
-      </w:r>
-      <w:r>
-        <w:t xml:space="preserve">sur un plugin global Fastify. Sauf cas WhatsApp HMAC raw body (volontaire).</w:t>
-      </w:r>
-    </w:p>
-    <w:p>
-      <w:pPr>
-        <w:pStyle w:val="Compact"/>
-        <w:numPr>
-          <w:ilvl w:val="0"/>
-          <w:numId w:val="1018"/>
-        </w:numPr>
-      </w:pPr>
-      <w:r>
-        <w:rPr>
-          <w:b/>
-          <w:bCs/>
-        </w:rPr>
-        <w:t xml:space="preserve">Ne PAS update</w:t>
-      </w:r>
-      <w:r>
-        <w:rPr>
-          <w:b/>
-          <w:bCs/>
-        </w:rPr>
-        <w:t xml:space="preserve"> </w:t>
-      </w:r>
-      <w:r>
-        <w:rPr>
-          <w:rStyle w:val="VerbatimChar"/>
-          <w:b/>
-          <w:bCs/>
-        </w:rPr>
-        <w:t xml:space="preserve">Order.status</w:t>
-      </w:r>
-      <w:r>
-        <w:rPr>
-          <w:b/>
-          <w:bCs/>
-        </w:rPr>
-        <w:t xml:space="preserve"> </w:t>
-      </w:r>
-      <w:r>
-        <w:rPr>
-          <w:b/>
-          <w:bCs/>
-        </w:rPr>
-        <w:t xml:space="preserve">sans</w:t>
-      </w:r>
-      <w:r>
-        <w:rPr>
-          <w:b/>
-          <w:bCs/>
-        </w:rPr>
-        <w:t xml:space="preserve"> </w:t>
-      </w:r>
-      <w:r>
-        <w:rPr>
-          <w:rStyle w:val="VerbatimChar"/>
-          <w:b/>
-          <w:bCs/>
-        </w:rPr>
-        <w:t xml:space="preserve">canTransition()</w:t>
-      </w:r>
-      <w:r>
-        <w:t xml:space="preserve">. Toute mutation passe par la state machine + crée un</w:t>
-      </w:r>
-      <w:r>
-        <w:t xml:space="preserve"> </w:t>
-      </w:r>
-      <w:r>
-        <w:rPr>
-          <w:rStyle w:val="VerbatimChar"/>
-        </w:rPr>
-        <w:t xml:space="preserve">OrderEvent</w:t>
-      </w:r>
-      <w:r>
-        <w:t xml:space="preserve">.</w:t>
-      </w:r>
-    </w:p>
-    <w:p>
-      <w:pPr>
-        <w:pStyle w:val="Compact"/>
-        <w:numPr>
-          <w:ilvl w:val="0"/>
-          <w:numId w:val="1018"/>
-        </w:numPr>
-      </w:pPr>
-      <w:r>
-        <w:rPr>
-          <w:b/>
-          <w:bCs/>
-        </w:rPr>
-        <w:t xml:space="preserve">Ne PAS oublier</w:t>
-      </w:r>
-      <w:r>
-        <w:rPr>
-          <w:b/>
-          <w:bCs/>
-        </w:rPr>
-        <w:t xml:space="preserve"> </w:t>
-      </w:r>
-      <w:r>
-        <w:rPr>
-          <w:rStyle w:val="VerbatimChar"/>
-          <w:b/>
-          <w:bCs/>
-        </w:rPr>
-        <w:t xml:space="preserve">pnpm db:generate</w:t>
-      </w:r>
-      <w:r>
-        <w:rPr>
-          <w:b/>
-          <w:bCs/>
-        </w:rPr>
-        <w:t xml:space="preserve"> </w:t>
-      </w:r>
-      <w:r>
-        <w:rPr>
-          <w:b/>
-          <w:bCs/>
-        </w:rPr>
-        <w:t xml:space="preserve">après modif schema.prisma</w:t>
-      </w:r>
-      <w:r>
-        <w:t xml:space="preserve">. CI le fait, mais en local c'est manuel.</w:t>
-      </w:r>
-    </w:p>
-    <w:p>
-      <w:pPr>
-        <w:pStyle w:val="Compact"/>
-        <w:numPr>
-          <w:ilvl w:val="0"/>
-          <w:numId w:val="1018"/>
-        </w:numPr>
-      </w:pPr>
-      <w:r>
-        <w:rPr>
-          <w:b/>
-          <w:bCs/>
-        </w:rPr>
-        <w:t xml:space="preserve">Ne PAS amender les migrations Prisma déjà déployées</w:t>
-      </w:r>
-      <w:r>
-        <w:t xml:space="preserve">. Crée une nouvelle migration.</w:t>
-      </w:r>
-    </w:p>
-    <w:p>
-      <w:pPr>
-        <w:pStyle w:val="Compact"/>
-        <w:numPr>
-          <w:ilvl w:val="0"/>
-          <w:numId w:val="1018"/>
-        </w:numPr>
-      </w:pPr>
-      <w:r>
-        <w:rPr>
-          <w:b/>
-          <w:bCs/>
-        </w:rPr>
-        <w:t xml:space="preserve">Variables</w:t>
-      </w:r>
-      <w:r>
-        <w:rPr>
-          <w:b/>
-          <w:bCs/>
-        </w:rPr>
-        <w:t xml:space="preserve"> </w:t>
-      </w:r>
-      <w:r>
-        <w:rPr>
-          <w:rStyle w:val="VerbatimChar"/>
-          <w:b/>
-          <w:bCs/>
-        </w:rPr>
-        <w:t xml:space="preserve">NEXT_PUBLIC_*</w:t>
-      </w:r>
-      <w:r>
-        <w:t xml:space="preserve"> </w:t>
-      </w:r>
-      <w:r>
-        <w:t xml:space="preserve">: injectées au</w:t>
-      </w:r>
-      <w:r>
-        <w:t xml:space="preserve"> </w:t>
-      </w:r>
-      <w:r>
-        <w:rPr>
-          <w:b/>
-          <w:bCs/>
-        </w:rPr>
-        <w:t xml:space="preserve">build</w:t>
-      </w:r>
-      <w:r>
-        <w:t xml:space="preserve"> </w:t>
-      </w:r>
-      <w:r>
-        <w:t xml:space="preserve">Next.js, pas au runtime. Si tu changes une var sur Cloudflare, il faut redéployer.</w:t>
-      </w:r>
-    </w:p>
-    <w:p>
-      <w:pPr>
-        <w:pStyle w:val="Compact"/>
-        <w:numPr>
-          <w:ilvl w:val="0"/>
-          <w:numId w:val="1018"/>
-        </w:numPr>
-      </w:pPr>
-      <w:r>
-        <w:rPr>
-          <w:b/>
-          <w:bCs/>
-        </w:rPr>
-        <w:t xml:space="preserve">Tarifs</w:t>
-      </w:r>
-      <w:r>
-        <w:rPr>
-          <w:b/>
-          <w:bCs/>
-        </w:rPr>
-        <w:t xml:space="preserve"> </w:t>
-      </w:r>
-      <w:r>
-        <w:rPr>
-          <w:rStyle w:val="VerbatimChar"/>
-          <w:b/>
-          <w:bCs/>
-        </w:rPr>
-        <w:t xml:space="preserve">--no-verify</w:t>
-      </w:r>
-      <w:r>
-        <w:rPr>
-          <w:b/>
-          <w:bCs/>
-        </w:rPr>
-        <w:t xml:space="preserve"> </w:t>
-      </w:r>
-      <w:r>
-        <w:rPr>
-          <w:b/>
-          <w:bCs/>
-        </w:rPr>
-        <w:t xml:space="preserve">et</w:t>
-      </w:r>
-      <w:r>
-        <w:rPr>
-          <w:b/>
-          <w:bCs/>
-        </w:rPr>
-        <w:t xml:space="preserve"> </w:t>
-      </w:r>
-      <w:r>
-        <w:rPr>
-          <w:rStyle w:val="VerbatimChar"/>
-          <w:b/>
-          <w:bCs/>
-        </w:rPr>
-        <w:t xml:space="preserve">--force</w:t>
-      </w:r>
-      <w:r>
-        <w:rPr>
-          <w:b/>
-          <w:bCs/>
-        </w:rPr>
-        <w:t xml:space="preserve"> </w:t>
-      </w:r>
-      <w:r>
-        <w:rPr>
-          <w:b/>
-          <w:bCs/>
-        </w:rPr>
-        <w:t xml:space="preserve">interdits</w:t>
-      </w:r>
-      <w:r>
-        <w:t xml:space="preserve"> </w:t>
-      </w:r>
-      <w:r>
-        <w:t xml:space="preserve">sauf cas explicitement justifié.</w:t>
-      </w:r>
-    </w:p>
-    <w:p>
-      <w:pPr>
-        <w:pStyle w:val="Compact"/>
-        <w:numPr>
-          <w:ilvl w:val="0"/>
-          <w:numId w:val="1018"/>
-        </w:numPr>
-      </w:pPr>
-      <w:r>
-        <w:rPr>
-          <w:b/>
-          <w:bCs/>
-        </w:rPr>
-        <w:t xml:space="preserve">Cron escrow auto-release 48h</w:t>
-      </w:r>
-      <w:r>
-        <w:t xml:space="preserve"> </w:t>
-      </w:r>
-      <w:r>
-        <w:t xml:space="preserve">: si le worker plante, escrow restera HELD. Surveiller</w:t>
-      </w:r>
-      <w:r>
-        <w:t xml:space="preserve"> </w:t>
-      </w:r>
-      <w:r>
-        <w:rPr>
-          <w:rStyle w:val="VerbatimChar"/>
-        </w:rPr>
-        <w:t xml:space="preserve">Job.status='FAILED'</w:t>
-      </w:r>
-      <w:r>
-        <w:t xml:space="preserve"> </w:t>
-      </w:r>
-      <w:r>
-        <w:t xml:space="preserve">dans le dashboard admin.</w:t>
+        <w:t xml:space="preserve">Skills invoquées via</w:t>
+      </w:r>
+      <w:r>
+        <w:t xml:space="preserve"> </w:t>
+      </w:r>
+      <w:r>
+        <w:rPr>
+          <w:rStyle w:val="VerbatimChar"/>
+        </w:rPr>
+        <w:t xml:space="preserve">/bmad-bmm-*</w:t>
+      </w:r>
+      <w:r>
+        <w:t xml:space="preserve"> </w:t>
+      </w:r>
+      <w:r>
+        <w:t xml:space="preserve">(</w:t>
+      </w:r>
+      <w:r>
+        <w:rPr>
+          <w:rStyle w:val="VerbatimChar"/>
+        </w:rPr>
+        <w:t xml:space="preserve">create-story</w:t>
+      </w:r>
+      <w:r>
+        <w:t xml:space="preserve">,</w:t>
+      </w:r>
+      <w:r>
+        <w:t xml:space="preserve"> </w:t>
+      </w:r>
+      <w:r>
+        <w:rPr>
+          <w:rStyle w:val="VerbatimChar"/>
+        </w:rPr>
+        <w:t xml:space="preserve">dev-story</w:t>
+      </w:r>
+      <w:r>
+        <w:t xml:space="preserve">,</w:t>
+      </w:r>
+      <w:r>
+        <w:t xml:space="preserve"> </w:t>
+      </w:r>
+      <w:r>
+        <w:rPr>
+          <w:rStyle w:val="VerbatimChar"/>
+        </w:rPr>
+        <w:t xml:space="preserve">code-review</w:t>
+      </w:r>
+      <w:r>
+        <w:t xml:space="preserve">,</w:t>
+      </w:r>
+      <w:r>
+        <w:t xml:space="preserve"> </w:t>
+      </w:r>
+      <w:r>
+        <w:rPr>
+          <w:rStyle w:val="VerbatimChar"/>
+        </w:rPr>
+        <w:t xml:space="preserve">retrospective</w:t>
+      </w:r>
+      <w:r>
+        <w:t xml:space="preserve">).</w:t>
+      </w:r>
+    </w:p>
+    <w:p>
+      <w:pPr>
+        <w:pStyle w:val="FirstParagraph"/>
+      </w:pPr>
+      <w:r>
+        <w:t xml:space="preserve">Si tu n'aimes pas BMAD, tu peux ignorer — rien ne casse. Mais les stories ouvertes sont la trace de "ce qui était prévu mais pas fini".</w:t>
       </w:r>
     </w:p>
     <w:p>
@@ -7530,22 +7978,14 @@
         </w:pict>
       </w:r>
     </w:p>
-    <w:bookmarkEnd w:id="41"/>
-    <w:bookmarkStart w:id="42" w:name="X3b73978e86d725049a52d718e746b4d9942f011"/>
+    <w:bookmarkEnd w:id="51"/>
+    <w:bookmarkStart w:id="52" w:name="X36796c7a14d7adaebd93e52aaa47887be16ca6e"/>
     <w:p>
       <w:pPr>
         <w:pStyle w:val="Heading2"/>
       </w:pPr>
       <w:r>
-        <w:t xml:space="preserve">14. Activité récente &amp; priorités probables</w:t>
-      </w:r>
-    </w:p>
-    <w:p>
-      <w:pPr>
-        <w:pStyle w:val="FirstParagraph"/>
-      </w:pPr>
-      <w:r>
-        <w:t xml:space="preserve">Derniers gros chantiers (mai 2026) :</w:t>
+        <w:t xml:space="preserve">13. Pièges à éviter (apprentissages durs)</w:t>
       </w:r>
     </w:p>
     <w:p>
@@ -7557,22 +7997,50 @@
         </w:numPr>
       </w:pPr>
       <w:r>
-        <w:t xml:space="preserve">✅ Ingest 3H Autoparts (DB load + flag</w:t>
-      </w:r>
-      <w:r>
-        <w:t xml:space="preserve"> </w:t>
-      </w:r>
-      <w:r>
-        <w:rPr>
-          <w:rStyle w:val="VerbatimChar"/>
-        </w:rPr>
-        <w:t xml:space="preserve">--commit</w:t>
-      </w:r>
-      <w:r>
-        <w:t xml:space="preserve"> </w:t>
-      </w:r>
-      <w:r>
-        <w:t xml:space="preserve">explicite)</w:t>
+        <w:rPr>
+          <w:b/>
+          <w:bCs/>
+        </w:rPr>
+        <w:t xml:space="preserve">Ne PAS déplacer le repo dans iCloud</w:t>
+      </w:r>
+      <w:r>
+        <w:t xml:space="preserve"> </w:t>
+      </w:r>
+      <w:r>
+        <w:t xml:space="preserve">(</w:t>
+      </w:r>
+      <w:r>
+        <w:rPr>
+          <w:rStyle w:val="VerbatimChar"/>
+        </w:rPr>
+        <w:t xml:space="preserve">~/Documents</w:t>
+      </w:r>
+      <w:r>
+        <w:t xml:space="preserve">,</w:t>
+      </w:r>
+      <w:r>
+        <w:t xml:space="preserve"> </w:t>
+      </w:r>
+      <w:r>
+        <w:rPr>
+          <w:rStyle w:val="VerbatimChar"/>
+        </w:rPr>
+        <w:t xml:space="preserve">~/Desktop</w:t>
+      </w:r>
+      <w:r>
+        <w:t xml:space="preserve">). Les fichiers apparaissent "deleted" en git. Le repo est à</w:t>
+      </w:r>
+      <w:r>
+        <w:t xml:space="preserve"> </w:t>
+      </w:r>
+      <w:r>
+        <w:rPr>
+          <w:rStyle w:val="VerbatimChar"/>
+        </w:rPr>
+        <w:t xml:space="preserve">~/dev/pieces</w:t>
+      </w:r>
+      <w:r>
+        <w:t xml:space="preserve">.</w:t>
       </w:r>
     </w:p>
     <w:p>
@@ -7584,31 +8052,14 @@
         </w:numPr>
       </w:pPr>
       <w:r>
-        <w:t xml:space="preserve">✅ Champs external source sur</w:t>
-      </w:r>
-      <w:r>
-        <w:t xml:space="preserve"> </w:t>
-      </w:r>
-      <w:r>
-        <w:rPr>
-          <w:rStyle w:val="VerbatimChar"/>
-        </w:rPr>
-        <w:t xml:space="preserve">Vendor</w:t>
-      </w:r>
-      <w:r>
-        <w:t xml:space="preserve"> </w:t>
-      </w:r>
-      <w:r>
-        <w:t xml:space="preserve">et</w:t>
-      </w:r>
-      <w:r>
-        <w:t xml:space="preserve"> </w:t>
-      </w:r>
-      <w:r>
-        <w:rPr>
-          <w:rStyle w:val="VerbatimChar"/>
-        </w:rPr>
-        <w:t xml:space="preserve">CatalogItem</w:t>
+        <w:rPr>
+          <w:b/>
+          <w:bCs/>
+        </w:rPr>
+        <w:t xml:space="preserve">Ne PAS confondre Supabase et la DB app</w:t>
+      </w:r>
+      <w:r>
+        <w:t xml:space="preserve">. Supabase = auth only. Le MCP Supabase ne sert à rien pour les données métier.</w:t>
       </w:r>
     </w:p>
     <w:p>
@@ -7620,7 +8071,29 @@
         </w:numPr>
       </w:pPr>
       <w:r>
-        <w:t xml:space="preserve">✅ Page Liaison à côté du lien Admin pour les utilisateurs ADMIN</w:t>
+        <w:rPr>
+          <w:b/>
+          <w:bCs/>
+        </w:rPr>
+        <w:t xml:space="preserve">Ne PAS auto-suggérer une commission Liaison basée sur le prix</w:t>
+      </w:r>
+      <w:r>
+        <w:t xml:space="preserve"> </w:t>
+      </w:r>
+      <w:r>
+        <w:t xml:space="preserve">côté UI. Floor strictement serveur. Voir</w:t>
+      </w:r>
+      <w:r>
+        <w:t xml:space="preserve"> </w:t>
+      </w:r>
+      <w:r>
+        <w:rPr>
+          <w:rStyle w:val="VerbatimChar"/>
+        </w:rPr>
+        <w:t xml:space="preserve">memory/feedback-liaison-commission.md</w:t>
+      </w:r>
+      <w:r>
+        <w:t xml:space="preserve">.</w:t>
       </w:r>
     </w:p>
     <w:p>
@@ -7632,16 +8105,32 @@
         </w:numPr>
       </w:pPr>
       <w:r>
-        <w:t xml:space="preserve">✅ Fallback prod-safe pour le rewrite API web (</w:t>
-      </w:r>
-      <w:r>
-        <w:rPr>
-          <w:rStyle w:val="VerbatimChar"/>
-        </w:rPr>
-        <w:t xml:space="preserve">pieces-api.onrender.com</w:t>
-      </w:r>
-      <w:r>
-        <w:t xml:space="preserve">)</w:t>
+        <w:rPr>
+          <w:b/>
+          <w:bCs/>
+        </w:rPr>
+        <w:t xml:space="preserve">Ne PAS skip</w:t>
+      </w:r>
+      <w:r>
+        <w:rPr>
+          <w:b/>
+          <w:bCs/>
+        </w:rPr>
+        <w:t xml:space="preserve"> </w:t>
+      </w:r>
+      <w:r>
+        <w:rPr>
+          <w:rStyle w:val="VerbatimChar"/>
+          <w:b/>
+          <w:bCs/>
+        </w:rPr>
+        <w:t xml:space="preserve">fp()</w:t>
+      </w:r>
+      <w:r>
+        <w:t xml:space="preserve"> </w:t>
+      </w:r>
+      <w:r>
+        <w:t xml:space="preserve">sur un plugin global Fastify. Sauf cas WhatsApp HMAC raw body (volontaire).</w:t>
       </w:r>
     </w:p>
     <w:p>
@@ -7653,7 +8142,70 @@
         </w:numPr>
       </w:pPr>
       <w:r>
-        <w:t xml:space="preserve">✅ Module Enterprise (flotte) — abonnements, ROI calculator, buffer stock UI</w:t>
+        <w:rPr>
+          <w:b/>
+          <w:bCs/>
+        </w:rPr>
+        <w:t xml:space="preserve">Ne PAS update</w:t>
+      </w:r>
+      <w:r>
+        <w:rPr>
+          <w:b/>
+          <w:bCs/>
+        </w:rPr>
+        <w:t xml:space="preserve"> </w:t>
+      </w:r>
+      <w:r>
+        <w:rPr>
+          <w:rStyle w:val="VerbatimChar"/>
+          <w:b/>
+          <w:bCs/>
+        </w:rPr>
+        <w:t xml:space="preserve">Order.status</w:t>
+      </w:r>
+      <w:r>
+        <w:rPr>
+          <w:b/>
+          <w:bCs/>
+        </w:rPr>
+        <w:t xml:space="preserve"> </w:t>
+      </w:r>
+      <w:r>
+        <w:rPr>
+          <w:b/>
+          <w:bCs/>
+        </w:rPr>
+        <w:t xml:space="preserve">sans</w:t>
+      </w:r>
+      <w:r>
+        <w:rPr>
+          <w:b/>
+          <w:bCs/>
+        </w:rPr>
+        <w:t xml:space="preserve"> </w:t>
+      </w:r>
+      <w:r>
+        <w:rPr>
+          <w:rStyle w:val="VerbatimChar"/>
+          <w:b/>
+          <w:bCs/>
+        </w:rPr>
+        <w:t xml:space="preserve">canTransition()</w:t>
+      </w:r>
+      <w:r>
+        <w:t xml:space="preserve">. Toute mutation passe par la state machine + crée un</w:t>
+      </w:r>
+      <w:r>
+        <w:t xml:space="preserve"> </w:t>
+      </w:r>
+      <w:r>
+        <w:rPr>
+          <w:rStyle w:val="VerbatimChar"/>
+        </w:rPr>
+        <w:t xml:space="preserve">OrderEvent</w:t>
+      </w:r>
+      <w:r>
+        <w:t xml:space="preserve">.</w:t>
       </w:r>
     </w:p>
     <w:p>
@@ -7665,7 +8217,43 @@
         </w:numPr>
       </w:pPr>
       <w:r>
-        <w:t xml:space="preserve">✅ Pricing flotte 2026-05 (docs commerciaux)</w:t>
+        <w:rPr>
+          <w:b/>
+          <w:bCs/>
+        </w:rPr>
+        <w:t xml:space="preserve">Ne PAS oublier</w:t>
+      </w:r>
+      <w:r>
+        <w:rPr>
+          <w:b/>
+          <w:bCs/>
+        </w:rPr>
+        <w:t xml:space="preserve"> </w:t>
+      </w:r>
+      <w:r>
+        <w:rPr>
+          <w:rStyle w:val="VerbatimChar"/>
+          <w:b/>
+          <w:bCs/>
+        </w:rPr>
+        <w:t xml:space="preserve">pnpm db:generate</w:t>
+      </w:r>
+      <w:r>
+        <w:rPr>
+          <w:b/>
+          <w:bCs/>
+        </w:rPr>
+        <w:t xml:space="preserve"> </w:t>
+      </w:r>
+      <w:r>
+        <w:rPr>
+          <w:b/>
+          <w:bCs/>
+        </w:rPr>
+        <w:t xml:space="preserve">après modif schema.prisma</w:t>
+      </w:r>
+      <w:r>
+        <w:t xml:space="preserve">. CI le fait, mais en local c'est manuel.</w:t>
       </w:r>
     </w:p>
     <w:p>
@@ -7677,7 +8265,14 @@
         </w:numPr>
       </w:pPr>
       <w:r>
-        <w:t xml:space="preserve">🔄 Scrapers Jumia, Coin Afrique, Hauto Parts (phase 3 suite)</w:t>
+        <w:rPr>
+          <w:b/>
+          <w:bCs/>
+        </w:rPr>
+        <w:t xml:space="preserve">Ne PAS amender les migrations Prisma déjà déployées</w:t>
+      </w:r>
+      <w:r>
+        <w:t xml:space="preserve">. Crée une nouvelle migration.</w:t>
       </w:r>
     </w:p>
     <w:p>
@@ -7689,7 +8284,48 @@
         </w:numPr>
       </w:pPr>
       <w:r>
-        <w:t xml:space="preserve">⏳ Submission FNE-CI (factures normalisées CI) — schema prêt, intégration à wirer</w:t>
+        <w:rPr>
+          <w:b/>
+          <w:bCs/>
+        </w:rPr>
+        <w:t xml:space="preserve">Variables</w:t>
+      </w:r>
+      <w:r>
+        <w:rPr>
+          <w:b/>
+          <w:bCs/>
+        </w:rPr>
+        <w:t xml:space="preserve"> </w:t>
+      </w:r>
+      <w:r>
+        <w:rPr>
+          <w:rStyle w:val="VerbatimChar"/>
+          <w:b/>
+          <w:bCs/>
+        </w:rPr>
+        <w:t xml:space="preserve">NEXT_PUBLIC_*</w:t>
+      </w:r>
+      <w:r>
+        <w:t xml:space="preserve"> </w:t>
+      </w:r>
+      <w:r>
+        <w:t xml:space="preserve">: injectées au</w:t>
+      </w:r>
+      <w:r>
+        <w:t xml:space="preserve"> </w:t>
+      </w:r>
+      <w:r>
+        <w:rPr>
+          <w:b/>
+          <w:bCs/>
+        </w:rPr>
+        <w:t xml:space="preserve">build</w:t>
+      </w:r>
+      <w:r>
+        <w:t xml:space="preserve"> </w:t>
+      </w:r>
+      <w:r>
+        <w:t xml:space="preserve">Next.js, pas au runtime. Si tu changes une var sur Cloudflare, il faut redéployer.</w:t>
       </w:r>
     </w:p>
     <w:p>
@@ -7701,7 +8337,112 @@
         </w:numPr>
       </w:pPr>
       <w:r>
-        <w:t xml:space="preserve">⏳ Auto-replenish buffer stock entreprise (logique à implémenter, UI déjà là)</w:t>
+        <w:rPr>
+          <w:b/>
+          <w:bCs/>
+        </w:rPr>
+        <w:t xml:space="preserve">Tarifs</w:t>
+      </w:r>
+      <w:r>
+        <w:rPr>
+          <w:b/>
+          <w:bCs/>
+        </w:rPr>
+        <w:t xml:space="preserve"> </w:t>
+      </w:r>
+      <w:r>
+        <w:rPr>
+          <w:rStyle w:val="VerbatimChar"/>
+          <w:b/>
+          <w:bCs/>
+        </w:rPr>
+        <w:t xml:space="preserve">--no-verify</w:t>
+      </w:r>
+      <w:r>
+        <w:rPr>
+          <w:b/>
+          <w:bCs/>
+        </w:rPr>
+        <w:t xml:space="preserve"> </w:t>
+      </w:r>
+      <w:r>
+        <w:rPr>
+          <w:b/>
+          <w:bCs/>
+        </w:rPr>
+        <w:t xml:space="preserve">et</w:t>
+      </w:r>
+      <w:r>
+        <w:rPr>
+          <w:b/>
+          <w:bCs/>
+        </w:rPr>
+        <w:t xml:space="preserve"> </w:t>
+      </w:r>
+      <w:r>
+        <w:rPr>
+          <w:rStyle w:val="VerbatimChar"/>
+          <w:b/>
+          <w:bCs/>
+        </w:rPr>
+        <w:t xml:space="preserve">--force</w:t>
+      </w:r>
+      <w:r>
+        <w:rPr>
+          <w:b/>
+          <w:bCs/>
+        </w:rPr>
+        <w:t xml:space="preserve"> </w:t>
+      </w:r>
+      <w:r>
+        <w:rPr>
+          <w:b/>
+          <w:bCs/>
+        </w:rPr>
+        <w:t xml:space="preserve">interdits</w:t>
+      </w:r>
+      <w:r>
+        <w:t xml:space="preserve"> </w:t>
+      </w:r>
+      <w:r>
+        <w:t xml:space="preserve">sauf cas explicitement justifié.</w:t>
+      </w:r>
+    </w:p>
+    <w:p>
+      <w:pPr>
+        <w:pStyle w:val="Compact"/>
+        <w:numPr>
+          <w:ilvl w:val="0"/>
+          <w:numId w:val="1019"/>
+        </w:numPr>
+      </w:pPr>
+      <w:r>
+        <w:rPr>
+          <w:b/>
+          <w:bCs/>
+        </w:rPr>
+        <w:t xml:space="preserve">Cron escrow auto-release 48h</w:t>
+      </w:r>
+      <w:r>
+        <w:t xml:space="preserve"> </w:t>
+      </w:r>
+      <w:r>
+        <w:t xml:space="preserve">: si le worker plante, escrow restera HELD. Surveiller</w:t>
+      </w:r>
+      <w:r>
+        <w:t xml:space="preserve"> </w:t>
+      </w:r>
+      <w:r>
+        <w:rPr>
+          <w:rStyle w:val="VerbatimChar"/>
+        </w:rPr>
+        <w:t xml:space="preserve">Job.status='FAILED'</w:t>
+      </w:r>
+      <w:r>
+        <w:t xml:space="preserve"> </w:t>
+      </w:r>
+      <w:r>
+        <w:t xml:space="preserve">dans le dashboard admin.</w:t>
       </w:r>
     </w:p>
     <w:p>
@@ -7711,559 +8452,291 @@
         </w:pict>
       </w:r>
     </w:p>
-    <w:bookmarkEnd w:id="42"/>
-    <w:bookmarkStart w:id="43" w:name="Xbda699a0a5efdf5485cd5c1448ef442522d6a7b"/>
+    <w:bookmarkEnd w:id="52"/>
+    <w:bookmarkStart w:id="53" w:name="X3b73978e86d725049a52d718e746b4d9942f011"/>
     <w:p>
       <w:pPr>
         <w:pStyle w:val="Heading2"/>
       </w:pPr>
       <w:r>
-        <w:t xml:space="preserve">15. Aide-mémoire commandes</w:t>
-      </w:r>
-    </w:p>
-    <w:p>
-      <w:pPr>
-        <w:pStyle w:val="SourceCode"/>
-      </w:pPr>
-      <w:r>
-        <w:rPr>
-          <w:rStyle w:val="CommentTok"/>
-        </w:rPr>
-        <w:t xml:space="preserve"># Dev</w:t>
-      </w:r>
-      <w:r>
-        <w:br/>
-      </w:r>
-      <w:r>
-        <w:rPr>
-          <w:rStyle w:val="ExtensionTok"/>
-        </w:rPr>
-        <w:t xml:space="preserve">pnpm</w:t>
-      </w:r>
-      <w:r>
-        <w:rPr>
-          <w:rStyle w:val="NormalTok"/>
-        </w:rPr>
-        <w:t xml:space="preserve"> dev                              </w:t>
-      </w:r>
-      <w:r>
-        <w:rPr>
-          <w:rStyle w:val="CommentTok"/>
-        </w:rPr>
-        <w:t xml:space="preserve"># tout en watch</w:t>
-      </w:r>
-      <w:r>
-        <w:br/>
-      </w:r>
-      <w:r>
-        <w:rPr>
-          <w:rStyle w:val="ExtensionTok"/>
-        </w:rPr>
-        <w:t xml:space="preserve">pnpm</w:t>
-      </w:r>
-      <w:r>
-        <w:rPr>
-          <w:rStyle w:val="NormalTok"/>
-        </w:rPr>
-        <w:t xml:space="preserve"> </w:t>
-      </w:r>
-      <w:r>
-        <w:rPr>
-          <w:rStyle w:val="AttributeTok"/>
-        </w:rPr>
-        <w:t xml:space="preserve">-F</w:t>
-      </w:r>
-      <w:r>
-        <w:rPr>
-          <w:rStyle w:val="NormalTok"/>
-        </w:rPr>
-        <w:t xml:space="preserve"> api dev                       </w:t>
-      </w:r>
-      <w:r>
-        <w:rPr>
-          <w:rStyle w:val="CommentTok"/>
-        </w:rPr>
-        <w:t xml:space="preserve"># API seule</w:t>
-      </w:r>
-      <w:r>
-        <w:br/>
-      </w:r>
-      <w:r>
-        <w:rPr>
-          <w:rStyle w:val="ExtensionTok"/>
-        </w:rPr>
-        <w:t xml:space="preserve">pnpm</w:t>
-      </w:r>
-      <w:r>
-        <w:rPr>
-          <w:rStyle w:val="NormalTok"/>
-        </w:rPr>
-        <w:t xml:space="preserve"> </w:t>
-      </w:r>
-      <w:r>
-        <w:rPr>
-          <w:rStyle w:val="AttributeTok"/>
-        </w:rPr>
-        <w:t xml:space="preserve">-F</w:t>
-      </w:r>
-      <w:r>
-        <w:rPr>
-          <w:rStyle w:val="NormalTok"/>
-        </w:rPr>
-        <w:t xml:space="preserve"> web dev                       </w:t>
-      </w:r>
-      <w:r>
-        <w:rPr>
-          <w:rStyle w:val="CommentTok"/>
-        </w:rPr>
-        <w:t xml:space="preserve"># web seule (turbopack)</w:t>
-      </w:r>
-      <w:r>
-        <w:br/>
-      </w:r>
-      <w:r>
-        <w:rPr>
-          <w:rStyle w:val="ExtensionTok"/>
-        </w:rPr>
-        <w:t xml:space="preserve">pnpm</w:t>
-      </w:r>
-      <w:r>
-        <w:rPr>
-          <w:rStyle w:val="NormalTok"/>
-        </w:rPr>
-        <w:t xml:space="preserve"> </w:t>
-      </w:r>
-      <w:r>
-        <w:rPr>
-          <w:rStyle w:val="AttributeTok"/>
-        </w:rPr>
-        <w:t xml:space="preserve">-F</w:t>
-      </w:r>
-      <w:r>
-        <w:rPr>
-          <w:rStyle w:val="NormalTok"/>
-        </w:rPr>
-        <w:t xml:space="preserve"> ingest ingest </w:t>
-      </w:r>
-      <w:r>
-        <w:rPr>
-          <w:rStyle w:val="AttributeTok"/>
-        </w:rPr>
-        <w:t xml:space="preserve">--source</w:t>
-      </w:r>
-      <w:r>
-        <w:rPr>
-          <w:rStyle w:val="NormalTok"/>
-        </w:rPr>
-        <w:t xml:space="preserve"> 3h     </w:t>
-      </w:r>
-      <w:r>
-        <w:rPr>
-          <w:rStyle w:val="CommentTok"/>
-        </w:rPr>
-        <w:t xml:space="preserve"># ingest dry-run</w:t>
-      </w:r>
-      <w:r>
-        <w:br/>
-      </w:r>
-      <w:r>
-        <w:rPr>
-          <w:rStyle w:val="ExtensionTok"/>
-        </w:rPr>
-        <w:t xml:space="preserve">pnpm</w:t>
-      </w:r>
-      <w:r>
-        <w:rPr>
-          <w:rStyle w:val="NormalTok"/>
-        </w:rPr>
-        <w:t xml:space="preserve"> </w:t>
-      </w:r>
-      <w:r>
-        <w:rPr>
-          <w:rStyle w:val="AttributeTok"/>
-        </w:rPr>
-        <w:t xml:space="preserve">-F</w:t>
-      </w:r>
-      <w:r>
-        <w:rPr>
-          <w:rStyle w:val="NormalTok"/>
-        </w:rPr>
-        <w:t xml:space="preserve"> ingest ingest </w:t>
-      </w:r>
-      <w:r>
-        <w:rPr>
-          <w:rStyle w:val="AttributeTok"/>
-        </w:rPr>
-        <w:t xml:space="preserve">--source</w:t>
-      </w:r>
-      <w:r>
-        <w:rPr>
-          <w:rStyle w:val="NormalTok"/>
-        </w:rPr>
-        <w:t xml:space="preserve"> 3h </w:t>
-      </w:r>
-      <w:r>
-        <w:rPr>
-          <w:rStyle w:val="AttributeTok"/>
+        <w:t xml:space="preserve">14. Activité récente &amp; priorités probables</w:t>
+      </w:r>
+    </w:p>
+    <w:p>
+      <w:pPr>
+        <w:pStyle w:val="FirstParagraph"/>
+      </w:pPr>
+      <w:r>
+        <w:t xml:space="preserve">Derniers gros chantiers (mai 2026) :</w:t>
+      </w:r>
+    </w:p>
+    <w:p>
+      <w:pPr>
+        <w:pStyle w:val="Compact"/>
+        <w:numPr>
+          <w:ilvl w:val="0"/>
+          <w:numId w:val="1020"/>
+        </w:numPr>
+      </w:pPr>
+      <w:r>
+        <w:t xml:space="preserve">✅</w:t>
+      </w:r>
+      <w:r>
+        <w:t xml:space="preserve"> </w:t>
+      </w:r>
+      <w:r>
+        <w:rPr>
+          <w:b/>
+          <w:bCs/>
+        </w:rPr>
+        <w:t xml:space="preserve">Ingest global-auto.online live en prod (2026-05-29)</w:t>
+      </w:r>
+      <w:r>
+        <w:t xml:space="preserve"> </w:t>
+      </w:r>
+      <w:r>
+        <w:t xml:space="preserve">— référentiel véhicules (49 makes / 2 219 models / 746 generations / 5 788 engines) + 3 780 pièces PUBLISHED + 79 405 fitments, sous le vendor shadow « Global Auto ». Prix concurrents désormais visibles aux mécaniciens.</w:t>
+      </w:r>
+    </w:p>
+    <w:p>
+      <w:pPr>
+        <w:pStyle w:val="Compact"/>
+        <w:numPr>
+          <w:ilvl w:val="0"/>
+          <w:numId w:val="1020"/>
+        </w:numPr>
+      </w:pPr>
+      <w:r>
+        <w:t xml:space="preserve">✅ Ingest 3H Autoparts (code DB load + flag</w:t>
+      </w:r>
+      <w:r>
+        <w:t xml:space="preserve"> </w:t>
+      </w:r>
+      <w:r>
+        <w:rPr>
+          <w:rStyle w:val="VerbatimChar"/>
         </w:rPr>
         <w:t xml:space="preserve">--commit</w:t>
       </w:r>
       <w:r>
-        <w:rPr>
-          <w:rStyle w:val="NormalTok"/>
-        </w:rPr>
-        <w:t xml:space="preserve">  </w:t>
-      </w:r>
-      <w:r>
-        <w:rPr>
-          <w:rStyle w:val="CommentTok"/>
-        </w:rPr>
-        <w:t xml:space="preserve"># ingest écrit en DB</w:t>
-      </w:r>
-      <w:r>
-        <w:br/>
-      </w:r>
-      <w:r>
-        <w:br/>
-      </w:r>
-      <w:r>
-        <w:rPr>
-          <w:rStyle w:val="CommentTok"/>
-        </w:rPr>
-        <w:t xml:space="preserve"># Build / test / lint</w:t>
-      </w:r>
-      <w:r>
-        <w:br/>
-      </w:r>
-      <w:r>
-        <w:rPr>
-          <w:rStyle w:val="ExtensionTok"/>
-        </w:rPr>
-        <w:t xml:space="preserve">pnpm</w:t>
-      </w:r>
-      <w:r>
-        <w:rPr>
-          <w:rStyle w:val="NormalTok"/>
-        </w:rPr>
-        <w:t xml:space="preserve"> build</w:t>
-      </w:r>
-      <w:r>
-        <w:br/>
-      </w:r>
-      <w:r>
-        <w:rPr>
-          <w:rStyle w:val="ExtensionTok"/>
-        </w:rPr>
-        <w:t xml:space="preserve">pnpm</w:t>
-      </w:r>
-      <w:r>
-        <w:rPr>
-          <w:rStyle w:val="NormalTok"/>
-        </w:rPr>
-        <w:t xml:space="preserve"> test</w:t>
-      </w:r>
-      <w:r>
-        <w:br/>
-      </w:r>
-      <w:r>
-        <w:rPr>
-          <w:rStyle w:val="ExtensionTok"/>
-        </w:rPr>
-        <w:t xml:space="preserve">pnpm</w:t>
-      </w:r>
-      <w:r>
-        <w:rPr>
-          <w:rStyle w:val="NormalTok"/>
-        </w:rPr>
-        <w:t xml:space="preserve"> lint</w:t>
-      </w:r>
-      <w:r>
-        <w:br/>
-      </w:r>
-      <w:r>
-        <w:rPr>
-          <w:rStyle w:val="ExtensionTok"/>
-        </w:rPr>
-        <w:t xml:space="preserve">pnpm</w:t>
-      </w:r>
-      <w:r>
-        <w:rPr>
-          <w:rStyle w:val="NormalTok"/>
-        </w:rPr>
-        <w:t xml:space="preserve"> format</w:t>
-      </w:r>
-      <w:r>
-        <w:br/>
-      </w:r>
-      <w:r>
-        <w:br/>
-      </w:r>
-      <w:r>
-        <w:rPr>
-          <w:rStyle w:val="CommentTok"/>
-        </w:rPr>
-        <w:t xml:space="preserve"># DB</w:t>
-      </w:r>
-      <w:r>
-        <w:br/>
-      </w:r>
-      <w:r>
-        <w:rPr>
-          <w:rStyle w:val="ExtensionTok"/>
-        </w:rPr>
-        <w:t xml:space="preserve">pnpm</w:t>
-      </w:r>
-      <w:r>
-        <w:rPr>
-          <w:rStyle w:val="NormalTok"/>
-        </w:rPr>
-        <w:t xml:space="preserve"> </w:t>
-      </w:r>
-      <w:r>
-        <w:rPr>
-          <w:rStyle w:val="AttributeTok"/>
-        </w:rPr>
-        <w:t xml:space="preserve">-F</w:t>
-      </w:r>
-      <w:r>
-        <w:rPr>
-          <w:rStyle w:val="NormalTok"/>
-        </w:rPr>
-        <w:t xml:space="preserve"> shared db:generate</w:t>
-      </w:r>
-      <w:r>
-        <w:br/>
-      </w:r>
-      <w:r>
-        <w:rPr>
-          <w:rStyle w:val="ExtensionTok"/>
-        </w:rPr>
-        <w:t xml:space="preserve">pnpm</w:t>
-      </w:r>
-      <w:r>
-        <w:rPr>
-          <w:rStyle w:val="NormalTok"/>
-        </w:rPr>
-        <w:t xml:space="preserve"> </w:t>
-      </w:r>
-      <w:r>
-        <w:rPr>
-          <w:rStyle w:val="AttributeTok"/>
-        </w:rPr>
-        <w:t xml:space="preserve">-F</w:t>
-      </w:r>
-      <w:r>
-        <w:rPr>
-          <w:rStyle w:val="NormalTok"/>
-        </w:rPr>
-        <w:t xml:space="preserve"> shared db:migrate             </w:t>
-      </w:r>
-      <w:r>
-        <w:rPr>
-          <w:rStyle w:val="CommentTok"/>
-        </w:rPr>
-        <w:t xml:space="preserve"># crée + applique migration dev</w:t>
-      </w:r>
-      <w:r>
-        <w:br/>
-      </w:r>
-      <w:r>
-        <w:rPr>
-          <w:rStyle w:val="ExtensionTok"/>
-        </w:rPr>
-        <w:t xml:space="preserve">pnpm</w:t>
-      </w:r>
-      <w:r>
-        <w:rPr>
-          <w:rStyle w:val="NormalTok"/>
-        </w:rPr>
-        <w:t xml:space="preserve"> </w:t>
-      </w:r>
-      <w:r>
-        <w:rPr>
-          <w:rStyle w:val="AttributeTok"/>
-        </w:rPr>
-        <w:t xml:space="preserve">-F</w:t>
-      </w:r>
-      <w:r>
-        <w:rPr>
-          <w:rStyle w:val="NormalTok"/>
-        </w:rPr>
-        <w:t xml:space="preserve"> shared db:push                </w:t>
-      </w:r>
-      <w:r>
-        <w:rPr>
-          <w:rStyle w:val="CommentTok"/>
-        </w:rPr>
-        <w:t xml:space="preserve"># quick sync (proto)</w:t>
-      </w:r>
-      <w:r>
-        <w:br/>
-      </w:r>
-      <w:r>
-        <w:rPr>
-          <w:rStyle w:val="ExtensionTok"/>
-        </w:rPr>
-        <w:t xml:space="preserve">pnpm</w:t>
-      </w:r>
-      <w:r>
-        <w:rPr>
-          <w:rStyle w:val="NormalTok"/>
-        </w:rPr>
-        <w:t xml:space="preserve"> </w:t>
-      </w:r>
-      <w:r>
-        <w:rPr>
-          <w:rStyle w:val="AttributeTok"/>
-        </w:rPr>
-        <w:t xml:space="preserve">-F</w:t>
-      </w:r>
-      <w:r>
-        <w:rPr>
-          <w:rStyle w:val="NormalTok"/>
-        </w:rPr>
-        <w:t xml:space="preserve"> shared db:studio              </w:t>
-      </w:r>
-      <w:r>
-        <w:rPr>
-          <w:rStyle w:val="CommentTok"/>
-        </w:rPr>
-        <w:t xml:space="preserve"># GUI</w:t>
-      </w:r>
-      <w:r>
-        <w:br/>
-      </w:r>
-      <w:r>
-        <w:br/>
-      </w:r>
-      <w:r>
-        <w:rPr>
-          <w:rStyle w:val="CommentTok"/>
-        </w:rPr>
-        <w:t xml:space="preserve"># Test ciblé</w:t>
-      </w:r>
-      <w:r>
-        <w:br/>
-      </w:r>
-      <w:r>
-        <w:rPr>
-          <w:rStyle w:val="BuiltInTok"/>
-        </w:rPr>
-        <w:t xml:space="preserve">cd</w:t>
-      </w:r>
-      <w:r>
-        <w:rPr>
-          <w:rStyle w:val="NormalTok"/>
-        </w:rPr>
-        <w:t xml:space="preserve"> apps/api </w:t>
-      </w:r>
-      <w:r>
-        <w:rPr>
-          <w:rStyle w:val="KeywordTok"/>
-        </w:rPr>
-        <w:t xml:space="preserve">&amp;&amp;</w:t>
-      </w:r>
-      <w:r>
-        <w:rPr>
-          <w:rStyle w:val="NormalTok"/>
-        </w:rPr>
-        <w:t xml:space="preserve"> </w:t>
-      </w:r>
-      <w:r>
-        <w:rPr>
-          <w:rStyle w:val="ExtensionTok"/>
-        </w:rPr>
-        <w:t xml:space="preserve">pnpm</w:t>
-      </w:r>
-      <w:r>
-        <w:rPr>
-          <w:rStyle w:val="NormalTok"/>
-        </w:rPr>
-        <w:t xml:space="preserve"> vitest run src/modules/order/order.service.test.ts</w:t>
-      </w:r>
-      <w:r>
-        <w:br/>
-      </w:r>
-      <w:r>
-        <w:br/>
-      </w:r>
-      <w:r>
-        <w:rPr>
-          <w:rStyle w:val="CommentTok"/>
-        </w:rPr>
-        <w:t xml:space="preserve"># Prod SQL one-shot</w:t>
-      </w:r>
-      <w:r>
-        <w:br/>
-      </w:r>
-      <w:r>
-        <w:rPr>
-          <w:rStyle w:val="ExtensionTok"/>
-        </w:rPr>
-        <w:t xml:space="preserve">pnpm</w:t>
-      </w:r>
-      <w:r>
-        <w:rPr>
-          <w:rStyle w:val="NormalTok"/>
-        </w:rPr>
-        <w:t xml:space="preserve"> </w:t>
-      </w:r>
-      <w:r>
-        <w:rPr>
-          <w:rStyle w:val="AttributeTok"/>
-        </w:rPr>
-        <w:t xml:space="preserve">-F</w:t>
-      </w:r>
-      <w:r>
-        <w:rPr>
-          <w:rStyle w:val="NormalTok"/>
-        </w:rPr>
-        <w:t xml:space="preserve"> shared exec prisma db execute </w:t>
-      </w:r>
-      <w:r>
-        <w:rPr>
-          <w:rStyle w:val="AttributeTok"/>
-        </w:rPr>
-        <w:t xml:space="preserve">--file</w:t>
-      </w:r>
-      <w:r>
-        <w:rPr>
-          <w:rStyle w:val="NormalTok"/>
-        </w:rPr>
-        <w:t xml:space="preserve"> scripts/foo.sql </w:t>
-      </w:r>
-      <w:r>
-        <w:rPr>
-          <w:rStyle w:val="AttributeTok"/>
-        </w:rPr>
-        <w:t xml:space="preserve">--schema</w:t>
-      </w:r>
-      <w:r>
-        <w:rPr>
-          <w:rStyle w:val="NormalTok"/>
-        </w:rPr>
-        <w:t xml:space="preserve"> packages/shared/prisma/schema.prisma</w:t>
-      </w:r>
-      <w:r>
-        <w:br/>
-      </w:r>
-      <w:r>
-        <w:br/>
-      </w:r>
-      <w:r>
-        <w:rPr>
-          <w:rStyle w:val="CommentTok"/>
-        </w:rPr>
-        <w:t xml:space="preserve"># Logs Render API</w:t>
-      </w:r>
-      <w:r>
-        <w:br/>
-      </w:r>
-      <w:r>
-        <w:rPr>
-          <w:rStyle w:val="CommentTok"/>
-        </w:rPr>
-        <w:t xml:space="preserve"># → dashboard Render → pieces-api → Logs (Pino JSON, niveau via PINO_LOG_LEVEL)</w:t>
+        <w:t xml:space="preserve"> </w:t>
+      </w:r>
+      <w:r>
+        <w:t xml:space="preserve">explicite ; pas encore commit en prod)</w:t>
+      </w:r>
+    </w:p>
+    <w:p>
+      <w:pPr>
+        <w:pStyle w:val="Compact"/>
+        <w:numPr>
+          <w:ilvl w:val="0"/>
+          <w:numId w:val="1020"/>
+        </w:numPr>
+      </w:pPr>
+      <w:r>
+        <w:t xml:space="preserve">✅ Champs external source sur</w:t>
+      </w:r>
+      <w:r>
+        <w:t xml:space="preserve"> </w:t>
+      </w:r>
+      <w:r>
+        <w:rPr>
+          <w:rStyle w:val="VerbatimChar"/>
+        </w:rPr>
+        <w:t xml:space="preserve">Vendor</w:t>
+      </w:r>
+      <w:r>
+        <w:t xml:space="preserve">,</w:t>
+      </w:r>
+      <w:r>
+        <w:t xml:space="preserve"> </w:t>
+      </w:r>
+      <w:r>
+        <w:rPr>
+          <w:rStyle w:val="VerbatimChar"/>
+        </w:rPr>
+        <w:t xml:space="preserve">CatalogItem</w:t>
+      </w:r>
+      <w:r>
+        <w:t xml:space="preserve"> </w:t>
+      </w:r>
+      <w:r>
+        <w:t xml:space="preserve">et tout le référentiel véhicules</w:t>
+      </w:r>
+    </w:p>
+    <w:p>
+      <w:pPr>
+        <w:pStyle w:val="Compact"/>
+        <w:numPr>
+          <w:ilvl w:val="0"/>
+          <w:numId w:val="1020"/>
+        </w:numPr>
+      </w:pPr>
+      <w:r>
+        <w:t xml:space="preserve">✅ Vendor terrain :</w:t>
+      </w:r>
+      <w:r>
+        <w:t xml:space="preserve"> </w:t>
+      </w:r>
+      <w:r>
+        <w:rPr>
+          <w:rStyle w:val="VerbatimChar"/>
+        </w:rPr>
+        <w:t xml:space="preserve">user_id</w:t>
+      </w:r>
+      <w:r>
+        <w:t xml:space="preserve"> </w:t>
+      </w:r>
+      <w:r>
+        <w:t xml:space="preserve">nullable +</w:t>
+      </w:r>
+      <w:r>
+        <w:t xml:space="preserve"> </w:t>
+      </w:r>
+      <w:r>
+        <w:rPr>
+          <w:rStyle w:val="VerbatimChar"/>
+        </w:rPr>
+        <w:t xml:space="preserve">address/commune/lat/lng/managedByLiaisonId</w:t>
+      </w:r>
+      <w:r>
+        <w:t xml:space="preserve"> </w:t>
+      </w:r>
+      <w:r>
+        <w:t xml:space="preserve">(migration</w:t>
+      </w:r>
+      <w:r>
+        <w:t xml:space="preserve"> </w:t>
+      </w:r>
+      <w:r>
+        <w:rPr>
+          <w:rStyle w:val="VerbatimChar"/>
+        </w:rPr>
+        <w:t xml:space="preserve">20260529_align_schema_drift</w:t>
+      </w:r>
+      <w:r>
+        <w:t xml:space="preserve"> </w:t>
+      </w:r>
+      <w:r>
+        <w:t xml:space="preserve">—</w:t>
+      </w:r>
+      <w:r>
+        <w:t xml:space="preserve"> </w:t>
+      </w:r>
+      <w:r>
+        <w:rPr>
+          <w:b/>
+          <w:bCs/>
+        </w:rPr>
+        <w:t xml:space="preserve">à commiter</w:t>
+      </w:r>
+      <w:r>
+        <w:t xml:space="preserve">)</w:t>
+      </w:r>
+    </w:p>
+    <w:p>
+      <w:pPr>
+        <w:pStyle w:val="Compact"/>
+        <w:numPr>
+          <w:ilvl w:val="0"/>
+          <w:numId w:val="1020"/>
+        </w:numPr>
+      </w:pPr>
+      <w:r>
+        <w:t xml:space="preserve">✅ Page Liaison à côté du lien Admin pour les utilisateurs ADMIN</w:t>
+      </w:r>
+    </w:p>
+    <w:p>
+      <w:pPr>
+        <w:pStyle w:val="Compact"/>
+        <w:numPr>
+          <w:ilvl w:val="0"/>
+          <w:numId w:val="1020"/>
+        </w:numPr>
+      </w:pPr>
+      <w:r>
+        <w:t xml:space="preserve">✅ Fallback prod-safe pour le rewrite API web (</w:t>
+      </w:r>
+      <w:r>
+        <w:rPr>
+          <w:rStyle w:val="VerbatimChar"/>
+        </w:rPr>
+        <w:t xml:space="preserve">pieces-api.onrender.com</w:t>
+      </w:r>
+      <w:r>
+        <w:t xml:space="preserve">)</w:t>
+      </w:r>
+    </w:p>
+    <w:p>
+      <w:pPr>
+        <w:pStyle w:val="Compact"/>
+        <w:numPr>
+          <w:ilvl w:val="0"/>
+          <w:numId w:val="1020"/>
+        </w:numPr>
+      </w:pPr>
+      <w:r>
+        <w:t xml:space="preserve">✅ Module Enterprise (flotte) — abonnements, ROI calculator, buffer stock UI</w:t>
+      </w:r>
+    </w:p>
+    <w:p>
+      <w:pPr>
+        <w:pStyle w:val="Compact"/>
+        <w:numPr>
+          <w:ilvl w:val="0"/>
+          <w:numId w:val="1020"/>
+        </w:numPr>
+      </w:pPr>
+      <w:r>
+        <w:t xml:space="preserve">✅ Pricing flotte 2026-05 (docs commerciaux)</w:t>
+      </w:r>
+    </w:p>
+    <w:p>
+      <w:pPr>
+        <w:pStyle w:val="Compact"/>
+        <w:numPr>
+          <w:ilvl w:val="0"/>
+          <w:numId w:val="1020"/>
+        </w:numPr>
+      </w:pPr>
+      <w:r>
+        <w:t xml:space="preserve">🔄 Scrapers MAPA-CI, Jumia CI, CoinAfrique CI (phase 3 suite) ; étape 2 (commit prod) de 3H</w:t>
+      </w:r>
+    </w:p>
+    <w:p>
+      <w:pPr>
+        <w:pStyle w:val="Compact"/>
+        <w:numPr>
+          <w:ilvl w:val="0"/>
+          <w:numId w:val="1020"/>
+        </w:numPr>
+      </w:pPr>
+      <w:r>
+        <w:t xml:space="preserve">⏳ Submission FNE-CI (factures normalisées CI) — schema prêt, intégration à wirer</w:t>
+      </w:r>
+    </w:p>
+    <w:p>
+      <w:pPr>
+        <w:pStyle w:val="Compact"/>
+        <w:numPr>
+          <w:ilvl w:val="0"/>
+          <w:numId w:val="1020"/>
+        </w:numPr>
+      </w:pPr>
+      <w:r>
+        <w:t xml:space="preserve">⏳ Auto-replenish buffer stock entreprise (logique à implémenter, UI déjà là)</w:t>
+      </w:r>
+    </w:p>
+    <w:p>
+      <w:pPr>
+        <w:pStyle w:val="Compact"/>
+        <w:numPr>
+          <w:ilvl w:val="0"/>
+          <w:numId w:val="1020"/>
+        </w:numPr>
+      </w:pPr>
+      <w:r>
+        <w:t xml:space="preserve">⏳ Refresh périodique des sources scrapées (observations prix marché continues)</w:t>
       </w:r>
     </w:p>
     <w:p>
@@ -8273,13 +8746,746 @@
         </w:pict>
       </w:r>
     </w:p>
-    <w:bookmarkEnd w:id="43"/>
-    <w:bookmarkStart w:id="54" w:name="X53b11d3e6e305f9b105cb5621a0ffe852fe5f09"/>
+    <w:bookmarkEnd w:id="53"/>
+    <w:bookmarkStart w:id="54" w:name="Xbda699a0a5efdf5485cd5c1448ef442522d6a7b"/>
     <w:p>
       <w:pPr>
         <w:pStyle w:val="Heading2"/>
       </w:pPr>
       <w:r>
+        <w:t xml:space="preserve">15. Aide-mémoire commandes</w:t>
+      </w:r>
+    </w:p>
+    <w:p>
+      <w:pPr>
+        <w:pStyle w:val="SourceCode"/>
+      </w:pPr>
+      <w:r>
+        <w:rPr>
+          <w:rStyle w:val="CommentTok"/>
+        </w:rPr>
+        <w:t xml:space="preserve"># Dev</w:t>
+      </w:r>
+      <w:r>
+        <w:br/>
+      </w:r>
+      <w:r>
+        <w:rPr>
+          <w:rStyle w:val="ExtensionTok"/>
+        </w:rPr>
+        <w:t xml:space="preserve">pnpm</w:t>
+      </w:r>
+      <w:r>
+        <w:rPr>
+          <w:rStyle w:val="NormalTok"/>
+        </w:rPr>
+        <w:t xml:space="preserve"> dev                              </w:t>
+      </w:r>
+      <w:r>
+        <w:rPr>
+          <w:rStyle w:val="CommentTok"/>
+        </w:rPr>
+        <w:t xml:space="preserve"># tout en watch</w:t>
+      </w:r>
+      <w:r>
+        <w:br/>
+      </w:r>
+      <w:r>
+        <w:rPr>
+          <w:rStyle w:val="ExtensionTok"/>
+        </w:rPr>
+        <w:t xml:space="preserve">pnpm</w:t>
+      </w:r>
+      <w:r>
+        <w:rPr>
+          <w:rStyle w:val="NormalTok"/>
+        </w:rPr>
+        <w:t xml:space="preserve"> </w:t>
+      </w:r>
+      <w:r>
+        <w:rPr>
+          <w:rStyle w:val="AttributeTok"/>
+        </w:rPr>
+        <w:t xml:space="preserve">-F</w:t>
+      </w:r>
+      <w:r>
+        <w:rPr>
+          <w:rStyle w:val="NormalTok"/>
+        </w:rPr>
+        <w:t xml:space="preserve"> api dev                       </w:t>
+      </w:r>
+      <w:r>
+        <w:rPr>
+          <w:rStyle w:val="CommentTok"/>
+        </w:rPr>
+        <w:t xml:space="preserve"># API seule</w:t>
+      </w:r>
+      <w:r>
+        <w:br/>
+      </w:r>
+      <w:r>
+        <w:rPr>
+          <w:rStyle w:val="ExtensionTok"/>
+        </w:rPr>
+        <w:t xml:space="preserve">pnpm</w:t>
+      </w:r>
+      <w:r>
+        <w:rPr>
+          <w:rStyle w:val="NormalTok"/>
+        </w:rPr>
+        <w:t xml:space="preserve"> </w:t>
+      </w:r>
+      <w:r>
+        <w:rPr>
+          <w:rStyle w:val="AttributeTok"/>
+        </w:rPr>
+        <w:t xml:space="preserve">-F</w:t>
+      </w:r>
+      <w:r>
+        <w:rPr>
+          <w:rStyle w:val="NormalTok"/>
+        </w:rPr>
+        <w:t xml:space="preserve"> web dev                       </w:t>
+      </w:r>
+      <w:r>
+        <w:rPr>
+          <w:rStyle w:val="CommentTok"/>
+        </w:rPr>
+        <w:t xml:space="preserve"># web seule (turbopack)</w:t>
+      </w:r>
+      <w:r>
+        <w:br/>
+      </w:r>
+      <w:r>
+        <w:rPr>
+          <w:rStyle w:val="ExtensionTok"/>
+        </w:rPr>
+        <w:t xml:space="preserve">pnpm</w:t>
+      </w:r>
+      <w:r>
+        <w:rPr>
+          <w:rStyle w:val="NormalTok"/>
+        </w:rPr>
+        <w:t xml:space="preserve"> </w:t>
+      </w:r>
+      <w:r>
+        <w:rPr>
+          <w:rStyle w:val="AttributeTok"/>
+        </w:rPr>
+        <w:t xml:space="preserve">-F</w:t>
+      </w:r>
+      <w:r>
+        <w:rPr>
+          <w:rStyle w:val="NormalTok"/>
+        </w:rPr>
+        <w:t xml:space="preserve"> ingest ingest </w:t>
+      </w:r>
+      <w:r>
+        <w:rPr>
+          <w:rStyle w:val="AttributeTok"/>
+        </w:rPr>
+        <w:t xml:space="preserve">--source</w:t>
+      </w:r>
+      <w:r>
+        <w:rPr>
+          <w:rStyle w:val="NormalTok"/>
+        </w:rPr>
+        <w:t xml:space="preserve"> 3h     </w:t>
+      </w:r>
+      <w:r>
+        <w:rPr>
+          <w:rStyle w:val="CommentTok"/>
+        </w:rPr>
+        <w:t xml:space="preserve"># ingest dry-run (dump JSON dans data/raw/)</w:t>
+      </w:r>
+      <w:r>
+        <w:br/>
+      </w:r>
+      <w:r>
+        <w:rPr>
+          <w:rStyle w:val="ExtensionTok"/>
+        </w:rPr>
+        <w:t xml:space="preserve">pnpm</w:t>
+      </w:r>
+      <w:r>
+        <w:rPr>
+          <w:rStyle w:val="NormalTok"/>
+        </w:rPr>
+        <w:t xml:space="preserve"> </w:t>
+      </w:r>
+      <w:r>
+        <w:rPr>
+          <w:rStyle w:val="AttributeTok"/>
+        </w:rPr>
+        <w:t xml:space="preserve">-F</w:t>
+      </w:r>
+      <w:r>
+        <w:rPr>
+          <w:rStyle w:val="NormalTok"/>
+        </w:rPr>
+        <w:t xml:space="preserve"> ingest ingest </w:t>
+      </w:r>
+      <w:r>
+        <w:rPr>
+          <w:rStyle w:val="AttributeTok"/>
+        </w:rPr>
+        <w:t xml:space="preserve">--source</w:t>
+      </w:r>
+      <w:r>
+        <w:rPr>
+          <w:rStyle w:val="NormalTok"/>
+        </w:rPr>
+        <w:t xml:space="preserve"> 3h </w:t>
+      </w:r>
+      <w:r>
+        <w:rPr>
+          <w:rStyle w:val="AttributeTok"/>
+        </w:rPr>
+        <w:t xml:space="preserve">--commit</w:t>
+      </w:r>
+      <w:r>
+        <w:rPr>
+          <w:rStyle w:val="NormalTok"/>
+        </w:rPr>
+        <w:t xml:space="preserve">  </w:t>
+      </w:r>
+      <w:r>
+        <w:rPr>
+          <w:rStyle w:val="CommentTok"/>
+        </w:rPr>
+        <w:t xml:space="preserve"># ingest écrit en DB</w:t>
+      </w:r>
+      <w:r>
+        <w:br/>
+      </w:r>
+      <w:r>
+        <w:rPr>
+          <w:rStyle w:val="ExtensionTok"/>
+        </w:rPr>
+        <w:t xml:space="preserve">pnpm</w:t>
+      </w:r>
+      <w:r>
+        <w:rPr>
+          <w:rStyle w:val="NormalTok"/>
+        </w:rPr>
+        <w:t xml:space="preserve"> </w:t>
+      </w:r>
+      <w:r>
+        <w:rPr>
+          <w:rStyle w:val="AttributeTok"/>
+        </w:rPr>
+        <w:t xml:space="preserve">-F</w:t>
+      </w:r>
+      <w:r>
+        <w:rPr>
+          <w:rStyle w:val="NormalTok"/>
+        </w:rPr>
+        <w:t xml:space="preserve"> ingest ingest </w:t>
+      </w:r>
+      <w:r>
+        <w:rPr>
+          <w:rStyle w:val="AttributeTok"/>
+        </w:rPr>
+        <w:t xml:space="preserve">--source</w:t>
+      </w:r>
+      <w:r>
+        <w:rPr>
+          <w:rStyle w:val="NormalTok"/>
+        </w:rPr>
+        <w:t xml:space="preserve"> global-auto-vehicles </w:t>
+      </w:r>
+      <w:r>
+        <w:rPr>
+          <w:rStyle w:val="AttributeTok"/>
+        </w:rPr>
+        <w:t xml:space="preserve">--commit</w:t>
+      </w:r>
+      <w:r>
+        <w:rPr>
+          <w:rStyle w:val="NormalTok"/>
+        </w:rPr>
+        <w:t xml:space="preserve">   </w:t>
+      </w:r>
+      <w:r>
+        <w:rPr>
+          <w:rStyle w:val="CommentTok"/>
+        </w:rPr>
+        <w:t xml:space="preserve"># arbre véhicules global-auto</w:t>
+      </w:r>
+      <w:r>
+        <w:br/>
+      </w:r>
+      <w:r>
+        <w:rPr>
+          <w:rStyle w:val="ExtensionTok"/>
+        </w:rPr>
+        <w:t xml:space="preserve">pnpm</w:t>
+      </w:r>
+      <w:r>
+        <w:rPr>
+          <w:rStyle w:val="NormalTok"/>
+        </w:rPr>
+        <w:t xml:space="preserve"> </w:t>
+      </w:r>
+      <w:r>
+        <w:rPr>
+          <w:rStyle w:val="AttributeTok"/>
+        </w:rPr>
+        <w:t xml:space="preserve">-F</w:t>
+      </w:r>
+      <w:r>
+        <w:rPr>
+          <w:rStyle w:val="NormalTok"/>
+        </w:rPr>
+        <w:t xml:space="preserve"> ingest ingest </w:t>
+      </w:r>
+      <w:r>
+        <w:rPr>
+          <w:rStyle w:val="AttributeTok"/>
+        </w:rPr>
+        <w:t xml:space="preserve">--source</w:t>
+      </w:r>
+      <w:r>
+        <w:rPr>
+          <w:rStyle w:val="NormalTok"/>
+        </w:rPr>
+        <w:t xml:space="preserve"> global-auto-products </w:t>
+      </w:r>
+      <w:r>
+        <w:rPr>
+          <w:rStyle w:val="AttributeTok"/>
+        </w:rPr>
+        <w:t xml:space="preserve">--commit</w:t>
+      </w:r>
+      <w:r>
+        <w:rPr>
+          <w:rStyle w:val="NormalTok"/>
+        </w:rPr>
+        <w:t xml:space="preserve">   </w:t>
+      </w:r>
+      <w:r>
+        <w:rPr>
+          <w:rStyle w:val="CommentTok"/>
+        </w:rPr>
+        <w:t xml:space="preserve"># pièces global-auto (+fitments)</w:t>
+      </w:r>
+      <w:r>
+        <w:br/>
+      </w:r>
+      <w:r>
+        <w:rPr>
+          <w:rStyle w:val="ExtensionTok"/>
+        </w:rPr>
+        <w:t xml:space="preserve">pnpm</w:t>
+      </w:r>
+      <w:r>
+        <w:rPr>
+          <w:rStyle w:val="NormalTok"/>
+        </w:rPr>
+        <w:t xml:space="preserve"> </w:t>
+      </w:r>
+      <w:r>
+        <w:rPr>
+          <w:rStyle w:val="AttributeTok"/>
+        </w:rPr>
+        <w:t xml:space="preserve">-F</w:t>
+      </w:r>
+      <w:r>
+        <w:rPr>
+          <w:rStyle w:val="NormalTok"/>
+        </w:rPr>
+        <w:t xml:space="preserve"> ingest ingest </w:t>
+      </w:r>
+      <w:r>
+        <w:rPr>
+          <w:rStyle w:val="AttributeTok"/>
+        </w:rPr>
+        <w:t xml:space="preserve">--source</w:t>
+      </w:r>
+      <w:r>
+        <w:rPr>
+          <w:rStyle w:val="NormalTok"/>
+        </w:rPr>
+        <w:t xml:space="preserve"> global-auto-products </w:t>
+      </w:r>
+      <w:r>
+        <w:rPr>
+          <w:rStyle w:val="AttributeTok"/>
+        </w:rPr>
+        <w:t xml:space="preserve">--limit</w:t>
+      </w:r>
+      <w:r>
+        <w:rPr>
+          <w:rStyle w:val="NormalTok"/>
+        </w:rPr>
+        <w:t xml:space="preserve"> 50 </w:t>
+      </w:r>
+      <w:r>
+        <w:rPr>
+          <w:rStyle w:val="CommentTok"/>
+        </w:rPr>
+        <w:t xml:space="preserve"># test sur 50 produits</w:t>
+      </w:r>
+      <w:r>
+        <w:br/>
+      </w:r>
+      <w:r>
+        <w:br/>
+      </w:r>
+      <w:r>
+        <w:rPr>
+          <w:rStyle w:val="CommentTok"/>
+        </w:rPr>
+        <w:t xml:space="preserve"># Build / test / lint</w:t>
+      </w:r>
+      <w:r>
+        <w:br/>
+      </w:r>
+      <w:r>
+        <w:rPr>
+          <w:rStyle w:val="ExtensionTok"/>
+        </w:rPr>
+        <w:t xml:space="preserve">pnpm</w:t>
+      </w:r>
+      <w:r>
+        <w:rPr>
+          <w:rStyle w:val="NormalTok"/>
+        </w:rPr>
+        <w:t xml:space="preserve"> build</w:t>
+      </w:r>
+      <w:r>
+        <w:br/>
+      </w:r>
+      <w:r>
+        <w:rPr>
+          <w:rStyle w:val="ExtensionTok"/>
+        </w:rPr>
+        <w:t xml:space="preserve">pnpm</w:t>
+      </w:r>
+      <w:r>
+        <w:rPr>
+          <w:rStyle w:val="NormalTok"/>
+        </w:rPr>
+        <w:t xml:space="preserve"> test</w:t>
+      </w:r>
+      <w:r>
+        <w:br/>
+      </w:r>
+      <w:r>
+        <w:rPr>
+          <w:rStyle w:val="ExtensionTok"/>
+        </w:rPr>
+        <w:t xml:space="preserve">pnpm</w:t>
+      </w:r>
+      <w:r>
+        <w:rPr>
+          <w:rStyle w:val="NormalTok"/>
+        </w:rPr>
+        <w:t xml:space="preserve"> lint</w:t>
+      </w:r>
+      <w:r>
+        <w:br/>
+      </w:r>
+      <w:r>
+        <w:rPr>
+          <w:rStyle w:val="ExtensionTok"/>
+        </w:rPr>
+        <w:t xml:space="preserve">pnpm</w:t>
+      </w:r>
+      <w:r>
+        <w:rPr>
+          <w:rStyle w:val="NormalTok"/>
+        </w:rPr>
+        <w:t xml:space="preserve"> format</w:t>
+      </w:r>
+      <w:r>
+        <w:br/>
+      </w:r>
+      <w:r>
+        <w:br/>
+      </w:r>
+      <w:r>
+        <w:rPr>
+          <w:rStyle w:val="CommentTok"/>
+        </w:rPr>
+        <w:t xml:space="preserve"># DB</w:t>
+      </w:r>
+      <w:r>
+        <w:br/>
+      </w:r>
+      <w:r>
+        <w:rPr>
+          <w:rStyle w:val="ExtensionTok"/>
+        </w:rPr>
+        <w:t xml:space="preserve">pnpm</w:t>
+      </w:r>
+      <w:r>
+        <w:rPr>
+          <w:rStyle w:val="NormalTok"/>
+        </w:rPr>
+        <w:t xml:space="preserve"> </w:t>
+      </w:r>
+      <w:r>
+        <w:rPr>
+          <w:rStyle w:val="AttributeTok"/>
+        </w:rPr>
+        <w:t xml:space="preserve">-F</w:t>
+      </w:r>
+      <w:r>
+        <w:rPr>
+          <w:rStyle w:val="NormalTok"/>
+        </w:rPr>
+        <w:t xml:space="preserve"> shared db:generate</w:t>
+      </w:r>
+      <w:r>
+        <w:br/>
+      </w:r>
+      <w:r>
+        <w:rPr>
+          <w:rStyle w:val="ExtensionTok"/>
+        </w:rPr>
+        <w:t xml:space="preserve">pnpm</w:t>
+      </w:r>
+      <w:r>
+        <w:rPr>
+          <w:rStyle w:val="NormalTok"/>
+        </w:rPr>
+        <w:t xml:space="preserve"> </w:t>
+      </w:r>
+      <w:r>
+        <w:rPr>
+          <w:rStyle w:val="AttributeTok"/>
+        </w:rPr>
+        <w:t xml:space="preserve">-F</w:t>
+      </w:r>
+      <w:r>
+        <w:rPr>
+          <w:rStyle w:val="NormalTok"/>
+        </w:rPr>
+        <w:t xml:space="preserve"> shared db:migrate             </w:t>
+      </w:r>
+      <w:r>
+        <w:rPr>
+          <w:rStyle w:val="CommentTok"/>
+        </w:rPr>
+        <w:t xml:space="preserve"># crée + applique migration dev</w:t>
+      </w:r>
+      <w:r>
+        <w:br/>
+      </w:r>
+      <w:r>
+        <w:rPr>
+          <w:rStyle w:val="ExtensionTok"/>
+        </w:rPr>
+        <w:t xml:space="preserve">pnpm</w:t>
+      </w:r>
+      <w:r>
+        <w:rPr>
+          <w:rStyle w:val="NormalTok"/>
+        </w:rPr>
+        <w:t xml:space="preserve"> </w:t>
+      </w:r>
+      <w:r>
+        <w:rPr>
+          <w:rStyle w:val="AttributeTok"/>
+        </w:rPr>
+        <w:t xml:space="preserve">-F</w:t>
+      </w:r>
+      <w:r>
+        <w:rPr>
+          <w:rStyle w:val="NormalTok"/>
+        </w:rPr>
+        <w:t xml:space="preserve"> shared db:push                </w:t>
+      </w:r>
+      <w:r>
+        <w:rPr>
+          <w:rStyle w:val="CommentTok"/>
+        </w:rPr>
+        <w:t xml:space="preserve"># quick sync (proto)</w:t>
+      </w:r>
+      <w:r>
+        <w:br/>
+      </w:r>
+      <w:r>
+        <w:rPr>
+          <w:rStyle w:val="ExtensionTok"/>
+        </w:rPr>
+        <w:t xml:space="preserve">pnpm</w:t>
+      </w:r>
+      <w:r>
+        <w:rPr>
+          <w:rStyle w:val="NormalTok"/>
+        </w:rPr>
+        <w:t xml:space="preserve"> </w:t>
+      </w:r>
+      <w:r>
+        <w:rPr>
+          <w:rStyle w:val="AttributeTok"/>
+        </w:rPr>
+        <w:t xml:space="preserve">-F</w:t>
+      </w:r>
+      <w:r>
+        <w:rPr>
+          <w:rStyle w:val="NormalTok"/>
+        </w:rPr>
+        <w:t xml:space="preserve"> shared db:studio              </w:t>
+      </w:r>
+      <w:r>
+        <w:rPr>
+          <w:rStyle w:val="CommentTok"/>
+        </w:rPr>
+        <w:t xml:space="preserve"># GUI</w:t>
+      </w:r>
+      <w:r>
+        <w:br/>
+      </w:r>
+      <w:r>
+        <w:br/>
+      </w:r>
+      <w:r>
+        <w:rPr>
+          <w:rStyle w:val="CommentTok"/>
+        </w:rPr>
+        <w:t xml:space="preserve"># Test ciblé</w:t>
+      </w:r>
+      <w:r>
+        <w:br/>
+      </w:r>
+      <w:r>
+        <w:rPr>
+          <w:rStyle w:val="BuiltInTok"/>
+        </w:rPr>
+        <w:t xml:space="preserve">cd</w:t>
+      </w:r>
+      <w:r>
+        <w:rPr>
+          <w:rStyle w:val="NormalTok"/>
+        </w:rPr>
+        <w:t xml:space="preserve"> apps/api </w:t>
+      </w:r>
+      <w:r>
+        <w:rPr>
+          <w:rStyle w:val="KeywordTok"/>
+        </w:rPr>
+        <w:t xml:space="preserve">&amp;&amp;</w:t>
+      </w:r>
+      <w:r>
+        <w:rPr>
+          <w:rStyle w:val="NormalTok"/>
+        </w:rPr>
+        <w:t xml:space="preserve"> </w:t>
+      </w:r>
+      <w:r>
+        <w:rPr>
+          <w:rStyle w:val="ExtensionTok"/>
+        </w:rPr>
+        <w:t xml:space="preserve">pnpm</w:t>
+      </w:r>
+      <w:r>
+        <w:rPr>
+          <w:rStyle w:val="NormalTok"/>
+        </w:rPr>
+        <w:t xml:space="preserve"> vitest run src/modules/order/order.service.test.ts</w:t>
+      </w:r>
+      <w:r>
+        <w:br/>
+      </w:r>
+      <w:r>
+        <w:br/>
+      </w:r>
+      <w:r>
+        <w:rPr>
+          <w:rStyle w:val="CommentTok"/>
+        </w:rPr>
+        <w:t xml:space="preserve"># Prod SQL one-shot</w:t>
+      </w:r>
+      <w:r>
+        <w:br/>
+      </w:r>
+      <w:r>
+        <w:rPr>
+          <w:rStyle w:val="ExtensionTok"/>
+        </w:rPr>
+        <w:t xml:space="preserve">pnpm</w:t>
+      </w:r>
+      <w:r>
+        <w:rPr>
+          <w:rStyle w:val="NormalTok"/>
+        </w:rPr>
+        <w:t xml:space="preserve"> </w:t>
+      </w:r>
+      <w:r>
+        <w:rPr>
+          <w:rStyle w:val="AttributeTok"/>
+        </w:rPr>
+        <w:t xml:space="preserve">-F</w:t>
+      </w:r>
+      <w:r>
+        <w:rPr>
+          <w:rStyle w:val="NormalTok"/>
+        </w:rPr>
+        <w:t xml:space="preserve"> shared exec prisma db execute </w:t>
+      </w:r>
+      <w:r>
+        <w:rPr>
+          <w:rStyle w:val="AttributeTok"/>
+        </w:rPr>
+        <w:t xml:space="preserve">--file</w:t>
+      </w:r>
+      <w:r>
+        <w:rPr>
+          <w:rStyle w:val="NormalTok"/>
+        </w:rPr>
+        <w:t xml:space="preserve"> scripts/foo.sql </w:t>
+      </w:r>
+      <w:r>
+        <w:rPr>
+          <w:rStyle w:val="AttributeTok"/>
+        </w:rPr>
+        <w:t xml:space="preserve">--schema</w:t>
+      </w:r>
+      <w:r>
+        <w:rPr>
+          <w:rStyle w:val="NormalTok"/>
+        </w:rPr>
+        <w:t xml:space="preserve"> packages/shared/prisma/schema.prisma</w:t>
+      </w:r>
+      <w:r>
+        <w:br/>
+      </w:r>
+      <w:r>
+        <w:br/>
+      </w:r>
+      <w:r>
+        <w:rPr>
+          <w:rStyle w:val="CommentTok"/>
+        </w:rPr>
+        <w:t xml:space="preserve"># Logs Render API</w:t>
+      </w:r>
+      <w:r>
+        <w:br/>
+      </w:r>
+      <w:r>
+        <w:rPr>
+          <w:rStyle w:val="CommentTok"/>
+        </w:rPr>
+        <w:t xml:space="preserve"># → dashboard Render → pieces-api → Logs (Pino JSON, niveau via PINO_LOG_LEVEL)</w:t>
+      </w:r>
+    </w:p>
+    <w:p>
+      <w:r>
+        <w:pict>
+          <v:rect style="width:0;height:1.5pt" o:hralign="center" o:hrstd="t" o:hr="t"/>
+        </w:pict>
+      </w:r>
+    </w:p>
+    <w:bookmarkEnd w:id="54"/>
+    <w:bookmarkStart w:id="65" w:name="X53b11d3e6e305f9b105cb5621a0ffe852fe5f09"/>
+    <w:p>
+      <w:pPr>
+        <w:pStyle w:val="Heading2"/>
+      </w:pPr>
+      <w:r>
         <w:t xml:space="preserve">16. Documentation produit complémentaire</w:t>
       </w:r>
     </w:p>
@@ -8293,7 +9499,7 @@
       <w:r>
         <w:t xml:space="preserve"> </w:t>
       </w:r>
-      <w:hyperlink r:id="rId44">
+      <w:hyperlink r:id="rId55">
         <w:r>
           <w:rPr>
             <w:rStyle w:val="VerbatimChar"/>
@@ -8313,10 +9519,10 @@
         <w:pStyle w:val="Compact"/>
         <w:numPr>
           <w:ilvl w:val="0"/>
-          <w:numId w:val="1020"/>
+          <w:numId w:val="1021"/>
         </w:numPr>
       </w:pPr>
-      <w:hyperlink r:id="rId45">
+      <w:hyperlink r:id="rId56">
         <w:r>
           <w:rPr>
             <w:rStyle w:val="VerbatimChar"/>
@@ -8330,7 +9536,7 @@
       <w:r>
         <w:t xml:space="preserve"> </w:t>
       </w:r>
-      <w:hyperlink r:id="rId46">
+      <w:hyperlink r:id="rId57">
         <w:r>
           <w:rPr>
             <w:rStyle w:val="VerbatimChar"/>
@@ -8344,7 +9550,7 @@
       <w:r>
         <w:t xml:space="preserve"> </w:t>
       </w:r>
-      <w:hyperlink r:id="rId47">
+      <w:hyperlink r:id="rId58">
         <w:r>
           <w:rPr>
             <w:rStyle w:val="VerbatimChar"/>
@@ -8358,7 +9564,7 @@
       <w:r>
         <w:t xml:space="preserve"> </w:t>
       </w:r>
-      <w:hyperlink r:id="rId48">
+      <w:hyperlink r:id="rId59">
         <w:r>
           <w:rPr>
             <w:rStyle w:val="VerbatimChar"/>
@@ -8372,7 +9578,7 @@
       <w:r>
         <w:t xml:space="preserve"> </w:t>
       </w:r>
-      <w:hyperlink r:id="rId49">
+      <w:hyperlink r:id="rId60">
         <w:r>
           <w:rPr>
             <w:rStyle w:val="VerbatimChar"/>
@@ -8386,7 +9592,7 @@
       <w:r>
         <w:t xml:space="preserve"> </w:t>
       </w:r>
-      <w:hyperlink r:id="rId50">
+      <w:hyperlink r:id="rId61">
         <w:r>
           <w:rPr>
             <w:rStyle w:val="VerbatimChar"/>
@@ -8400,10 +9606,10 @@
         <w:pStyle w:val="Compact"/>
         <w:numPr>
           <w:ilvl w:val="0"/>
-          <w:numId w:val="1020"/>
+          <w:numId w:val="1021"/>
         </w:numPr>
       </w:pPr>
-      <w:hyperlink r:id="rId51">
+      <w:hyperlink r:id="rId62">
         <w:r>
           <w:rPr>
             <w:rStyle w:val="VerbatimChar"/>
@@ -8417,7 +9623,7 @@
       <w:r>
         <w:t xml:space="preserve"> </w:t>
       </w:r>
-      <w:hyperlink r:id="rId52">
+      <w:hyperlink r:id="rId63">
         <w:r>
           <w:rPr>
             <w:rStyle w:val="VerbatimChar"/>
@@ -8431,31 +9637,11 @@
         <w:pStyle w:val="Compact"/>
         <w:numPr>
           <w:ilvl w:val="0"/>
-          <w:numId w:val="1020"/>
+          <w:numId w:val="1021"/>
         </w:numPr>
       </w:pPr>
       <w:r>
         <w:t xml:space="preserve">Manuels deep-dive par persona : mécanicien, vendeur, propriétaire, livreur, admin, entreprise, liaison, paiement escrow, vision IA, bot WhatsApp, visiteur.</w:t>
-      </w:r>
-    </w:p>
-    <w:p>
-      <w:pPr>
-        <w:pStyle w:val="Compact"/>
-        <w:numPr>
-          <w:ilvl w:val="0"/>
-          <w:numId w:val="1020"/>
-        </w:numPr>
-      </w:pPr>
-      <w:r>
-        <w:t xml:space="preserve">Brochures commerciales B2B (VTC, BTP, flotte) — docs/marketing.</w:t>
-      </w:r>
-    </w:p>
-    <w:p>
-      <w:pPr>
-        <w:pStyle w:val="FirstParagraph"/>
-      </w:pPr>
-      <w:r>
-        <w:t xml:space="preserve">Et à la racine :</w:t>
       </w:r>
     </w:p>
     <w:p>
@@ -8466,7 +9652,27 @@
           <w:numId w:val="1021"/>
         </w:numPr>
       </w:pPr>
-      <w:hyperlink r:id="rId9">
+      <w:r>
+        <w:t xml:space="preserve">Brochures commerciales B2B (VTC, BTP, flotte) — docs/marketing.</w:t>
+      </w:r>
+    </w:p>
+    <w:p>
+      <w:pPr>
+        <w:pStyle w:val="FirstParagraph"/>
+      </w:pPr>
+      <w:r>
+        <w:t xml:space="preserve">Et à la racine :</w:t>
+      </w:r>
+    </w:p>
+    <w:p>
+      <w:pPr>
+        <w:pStyle w:val="Compact"/>
+        <w:numPr>
+          <w:ilvl w:val="0"/>
+          <w:numId w:val="1022"/>
+        </w:numPr>
+      </w:pPr>
+      <w:hyperlink r:id="rId20">
         <w:r>
           <w:rPr>
             <w:rStyle w:val="VerbatimChar"/>
@@ -8486,10 +9692,10 @@
         <w:pStyle w:val="Compact"/>
         <w:numPr>
           <w:ilvl w:val="0"/>
-          <w:numId w:val="1021"/>
+          <w:numId w:val="1022"/>
         </w:numPr>
       </w:pPr>
-      <w:hyperlink r:id="rId10">
+      <w:hyperlink r:id="rId21">
         <w:r>
           <w:rPr>
             <w:rStyle w:val="VerbatimChar"/>
@@ -8509,10 +9715,10 @@
         <w:pStyle w:val="Compact"/>
         <w:numPr>
           <w:ilvl w:val="0"/>
-          <w:numId w:val="1021"/>
+          <w:numId w:val="1022"/>
         </w:numPr>
       </w:pPr>
-      <w:hyperlink r:id="rId53">
+      <w:hyperlink r:id="rId64">
         <w:r>
           <w:rPr>
             <w:rStyle w:val="VerbatimChar"/>
@@ -8534,8 +9740,8 @@
         </w:pict>
       </w:r>
     </w:p>
-    <w:bookmarkEnd w:id="54"/>
-    <w:bookmarkStart w:id="56" w:name="X9363efbe1cf24524495798dadf74b236dd21510"/>
+    <w:bookmarkEnd w:id="65"/>
+    <w:bookmarkStart w:id="67" w:name="X9363efbe1cf24524495798dadf74b236dd21510"/>
     <w:p>
       <w:pPr>
         <w:pStyle w:val="Heading2"/>
@@ -8549,7 +9755,7 @@
         <w:pStyle w:val="Compact"/>
         <w:numPr>
           <w:ilvl w:val="0"/>
-          <w:numId w:val="1022"/>
+          <w:numId w:val="1023"/>
         </w:numPr>
       </w:pPr>
       <w:r>
@@ -8568,7 +9774,7 @@
       <w:r>
         <w:t xml:space="preserve"> </w:t>
       </w:r>
-      <w:hyperlink r:id="rId55">
+      <w:hyperlink r:id="rId66">
         <w:r>
           <w:rPr>
             <w:rStyle w:val="Hyperlink"/>
@@ -8588,7 +9794,7 @@
         <w:pStyle w:val="Compact"/>
         <w:numPr>
           <w:ilvl w:val="0"/>
-          <w:numId w:val="1022"/>
+          <w:numId w:val="1023"/>
         </w:numPr>
       </w:pPr>
       <w:r>
@@ -8622,7 +9828,7 @@
         <w:pStyle w:val="Compact"/>
         <w:numPr>
           <w:ilvl w:val="0"/>
-          <w:numId w:val="1022"/>
+          <w:numId w:val="1023"/>
         </w:numPr>
       </w:pPr>
       <w:r>
@@ -8644,7 +9850,7 @@
         <w:pStyle w:val="Compact"/>
         <w:numPr>
           <w:ilvl w:val="0"/>
-          <w:numId w:val="1022"/>
+          <w:numId w:val="1023"/>
         </w:numPr>
       </w:pPr>
       <w:r>
@@ -8695,8 +9901,8 @@
         <w:t xml:space="preserve">Bon courage. Lis le code, respecte la state machine, garde les chips de condition. Le reste se devine.</w:t>
       </w:r>
     </w:p>
-    <w:bookmarkEnd w:id="56"/>
-    <w:bookmarkEnd w:id="57"/>
+    <w:bookmarkEnd w:id="67"/>
+    <w:bookmarkEnd w:id="68"/>
     <w:sectPr>
       <w:footnotePr>
         <w:numRestart w:val="eachSect"/>
@@ -9131,6 +10337,9 @@
     <w:abstractNumId w:val="991"/>
   </w:num>
   <w:num w:numId="1018">
+    <w:abstractNumId w:val="991"/>
+  </w:num>
+  <w:num w:numId="1019">
     <w:abstractNumId w:val="99411"/>
     <w:lvlOverride w:ilvl="0">
       <w:startOverride w:val="1"/>
@@ -9160,9 +10369,6 @@
       <w:startOverride w:val="1"/>
     </w:lvlOverride>
   </w:num>
-  <w:num w:numId="1019">
-    <w:abstractNumId w:val="991"/>
-  </w:num>
   <w:num w:numId="1020">
     <w:abstractNumId w:val="991"/>
   </w:num>
@@ -9170,6 +10376,9 @@
     <w:abstractNumId w:val="991"/>
   </w:num>
   <w:num w:numId="1022">
+    <w:abstractNumId w:val="991"/>
+  </w:num>
+  <w:num w:numId="1023">
     <w:abstractNumId w:val="991"/>
   </w:num>
 </w:numbering>
@@ -9180,10 +10389,10 @@
   <w:docDefaults>
     <w:rPrDefault>
       <w:rPr>
-        <w:rFonts w:asciiTheme="minorHAnsi" w:cstheme="minorBidi" w:eastAsiaTheme="minorEastAsia" w:hAnsiTheme="minorHAnsi"/>
+        <w:rFonts w:asciiTheme="minorHAnsi" w:cstheme="minorBidi" w:eastAsiaTheme="minorHAnsi" w:hAnsiTheme="minorHAnsi"/>
         <w:sz w:val="24"/>
         <w:szCs w:val="24"/>
-        <w:lang w:bidi="ar-SA" w:eastAsia="zh-CN" w:val="en-US"/>
+        <w:lang w:bidi="ar-SA" w:eastAsia="en-US" w:val="en-US"/>
       </w:rPr>
     </w:rPrDefault>
     <w:pPrDefault>
@@ -9724,6 +10933,13 @@
       </w:tblCellMar>
     </w:tblPr>
     <w:tblStylePr w:type="firstRow">
+      <w:tblPr>
+        <w:jc w:val="left"/>
+        <w:tblInd w:type="dxa" w:w="0"/>
+      </w:tblPr>
+      <w:trPr>
+        <w:jc w:val="left"/>
+      </w:trPr>
       <w:tcPr>
         <w:tcBorders>
           <w:bottom w:val="single"/>

--- a/docs/CTO_BIBLE.docx
+++ b/docs/CTO_BIBLE.docx
@@ -2,7 +2,7 @@
 <file path=word/document.xml><?xml version="1.0" encoding="utf-8"?>
 <w:document xmlns:w="http://schemas.openxmlformats.org/wordprocessingml/2006/main" xmlns:m="http://schemas.openxmlformats.org/officeDocument/2006/math" xmlns:r="http://schemas.openxmlformats.org/officeDocument/2006/relationships" xmlns:o="urn:schemas-microsoft-com:office:office" xmlns:v="urn:schemas-microsoft-com:vml" xmlns:w10="urn:schemas-microsoft-com:office:word" xmlns:a="http://schemas.openxmlformats.org/drawingml/2006/main" xmlns:pic="http://schemas.openxmlformats.org/drawingml/2006/picture" xmlns:wp="http://schemas.openxmlformats.org/drawingml/2006/wordprocessingDrawing">
   <w:body>
-    <w:bookmarkStart w:id="68" w:name="cto-bible--pièces"/>
+    <w:bookmarkStart w:id="69" w:name="cto-bible--pièces"/>
     <w:p>
       <w:pPr>
         <w:pStyle w:val="Heading1"/>
@@ -2275,7 +2275,7 @@
     </w:p>
     <w:bookmarkEnd w:id="28"/>
     <w:bookmarkEnd w:id="29"/>
-    <w:bookmarkStart w:id="34" w:name="X898c20ed68edbfb56611ab3449c8f771afee314"/>
+    <w:bookmarkStart w:id="35" w:name="X898c20ed68edbfb56611ab3449c8f771afee314"/>
     <w:p>
       <w:pPr>
         <w:pStyle w:val="Heading2"/>
@@ -2848,7 +2848,16 @@
         <w:t xml:space="preserve"> </w:t>
       </w:r>
       <w:r>
-        <w:t xml:space="preserve">(db.prisma.io), pas Supabase (rappel important).</w:t>
+        <w:t xml:space="preserve">(</w:t>
+      </w:r>
+      <w:r>
+        <w:rPr>
+          <w:rStyle w:val="VerbatimChar"/>
+        </w:rPr>
+        <w:t xml:space="preserve">pooled.db.prisma.io:5432</w:t>
+      </w:r>
+      <w:r>
+        <w:t xml:space="preserve">), pas Supabase (rappel important).</w:t>
       </w:r>
     </w:p>
     <w:p>
@@ -2924,31 +2933,14 @@
         <w:t xml:space="preserve">— Supabase n'a que l'auth.</w:t>
       </w:r>
     </w:p>
-    <w:p>
-      <w:r>
-        <w:pict>
-          <v:rect style="width:0;height:1.5pt" o:hralign="center" o:hrstd="t" o:hr="t"/>
-        </w:pict>
-      </w:r>
-    </w:p>
     <w:bookmarkEnd w:id="33"/>
-    <w:bookmarkEnd w:id="34"/>
-    <w:bookmarkStart w:id="41" w:name="X1e24c02eb732f995c2d027fda40690c812f5aa7"/>
-    <w:p>
-      <w:pPr>
-        <w:pStyle w:val="Heading2"/>
-      </w:pPr>
-      <w:r>
-        <w:t xml:space="preserve">6. API — conventions et modules</w:t>
-      </w:r>
-    </w:p>
-    <w:bookmarkStart w:id="35" w:name="X2d8673cbb43a5bc32082c78a0d705c156b6f090"/>
+    <w:bookmarkStart w:id="34" w:name="X5ef90a7c6f2a934c3b27ca9741c920abd2ec006"/>
     <w:p>
       <w:pPr>
         <w:pStyle w:val="Heading3"/>
       </w:pPr>
       <w:r>
-        <w:t xml:space="preserve">Pattern de module (à respecter strictement)</w:t>
+        <w:t xml:space="preserve">⚠️ Piège DATABASE_URL — deux Postgres en circulation</w:t>
       </w:r>
     </w:p>
     <w:p>
@@ -2956,22 +2948,56 @@
         <w:pStyle w:val="FirstParagraph"/>
       </w:pPr>
       <w:r>
-        <w:t xml:space="preserve">Chaque dossier</w:t>
-      </w:r>
-      <w:r>
-        <w:t xml:space="preserve"> </w:t>
-      </w:r>
-      <w:r>
-        <w:rPr>
-          <w:rStyle w:val="VerbatimChar"/>
-        </w:rPr>
-        <w:t xml:space="preserve">apps/api/src/modules/&lt;x&gt;/</w:t>
-      </w:r>
-      <w:r>
-        <w:t xml:space="preserve"> </w:t>
-      </w:r>
-      <w:r>
-        <w:t xml:space="preserve">suit :</w:t>
+        <w:t xml:space="preserve">Il existe</w:t>
+      </w:r>
+      <w:r>
+        <w:t xml:space="preserve"> </w:t>
+      </w:r>
+      <w:r>
+        <w:rPr>
+          <w:b/>
+          <w:bCs/>
+        </w:rPr>
+        <w:t xml:space="preserve">deux</w:t>
+      </w:r>
+      <w:r>
+        <w:t xml:space="preserve"> </w:t>
+      </w:r>
+      <w:r>
+        <w:t xml:space="preserve">Postgres dans la nature, et les</w:t>
+      </w:r>
+      <w:r>
+        <w:t xml:space="preserve"> </w:t>
+      </w:r>
+      <w:r>
+        <w:rPr>
+          <w:rStyle w:val="VerbatimChar"/>
+        </w:rPr>
+        <w:t xml:space="preserve">.env</w:t>
+      </w:r>
+      <w:r>
+        <w:t xml:space="preserve"> </w:t>
+      </w:r>
+      <w:r>
+        <w:t xml:space="preserve">du repo pointent sur le mauvais. À comprendre avant de toucher quoi que ce soit en DB.</w:t>
+      </w:r>
+    </w:p>
+    <w:p>
+      <w:pPr>
+        <w:pStyle w:val="BodyText"/>
+      </w:pPr>
+      <w:r>
+        <w:rPr>
+          <w:b/>
+          <w:bCs/>
+        </w:rPr>
+        <w:t xml:space="preserve">Prod réelle (utilisée par l'API Render)</w:t>
+      </w:r>
+      <w:r>
+        <w:t xml:space="preserve"> </w:t>
+      </w:r>
+      <w:r>
+        <w:t xml:space="preserve">:</w:t>
       </w:r>
     </w:p>
     <w:p>
@@ -2983,43 +3009,7 @@
         </w:numPr>
       </w:pPr>
       <w:r>
-        <w:rPr>
-          <w:rStyle w:val="VerbatimChar"/>
-        </w:rPr>
-        <w:t xml:space="preserve">&lt;x&gt;.routes.ts</w:t>
-      </w:r>
-      <w:r>
-        <w:t xml:space="preserve"> </w:t>
-      </w:r>
-      <w:r>
-        <w:t xml:space="preserve">— déclaration Fastify + schémas Zod via</w:t>
-      </w:r>
-      <w:r>
-        <w:t xml:space="preserve"> </w:t>
-      </w:r>
-      <w:r>
-        <w:rPr>
-          <w:rStyle w:val="VerbatimChar"/>
-        </w:rPr>
-        <w:t xml:space="preserve">zodToFastify()</w:t>
-      </w:r>
-      <w:r>
-        <w:t xml:space="preserve"> </w:t>
-      </w:r>
-      <w:r>
-        <w:t xml:space="preserve">(de</w:t>
-      </w:r>
-      <w:r>
-        <w:t xml:space="preserve"> </w:t>
-      </w:r>
-      <w:r>
-        <w:rPr>
-          <w:rStyle w:val="VerbatimChar"/>
-        </w:rPr>
-        <w:t xml:space="preserve">src/lib/zodSchema.ts</w:t>
-      </w:r>
-      <w:r>
-        <w:t xml:space="preserve">).</w:t>
+        <w:t xml:space="preserve">Provider : Prisma Postgres (managed, géré dans le dashboard Prisma Console).</w:t>
       </w:r>
     </w:p>
     <w:p>
@@ -3031,16 +3021,16 @@
         </w:numPr>
       </w:pPr>
       <w:r>
-        <w:rPr>
-          <w:rStyle w:val="VerbatimChar"/>
-        </w:rPr>
-        <w:t xml:space="preserve">&lt;x&gt;.service.ts</w:t>
-      </w:r>
-      <w:r>
-        <w:t xml:space="preserve"> </w:t>
-      </w:r>
-      <w:r>
-        <w:t xml:space="preserve">— logique métier + Prisma.</w:t>
+        <w:t xml:space="preserve">Connection :</w:t>
+      </w:r>
+      <w:r>
+        <w:t xml:space="preserve"> </w:t>
+      </w:r>
+      <w:r>
+        <w:rPr>
+          <w:rStyle w:val="VerbatimChar"/>
+        </w:rPr>
+        <w:t xml:space="preserve">postgres://...@pooled.db.prisma.io:5432/postgres?sslmode=require</w:t>
       </w:r>
     </w:p>
     <w:p>
@@ -3052,31 +3042,67 @@
         </w:numPr>
       </w:pPr>
       <w:r>
-        <w:rPr>
-          <w:rStyle w:val="VerbatimChar"/>
-        </w:rPr>
-        <w:t xml:space="preserve">&lt;x&gt;.service.test.ts</w:t>
-      </w:r>
-      <w:r>
-        <w:t xml:space="preserve"> </w:t>
-      </w:r>
-      <w:r>
-        <w:t xml:space="preserve">/</w:t>
-      </w:r>
-      <w:r>
-        <w:t xml:space="preserve"> </w:t>
-      </w:r>
-      <w:r>
-        <w:rPr>
-          <w:rStyle w:val="VerbatimChar"/>
-        </w:rPr>
-        <w:t xml:space="preserve">&lt;x&gt;.routes.test.ts</w:t>
-      </w:r>
-      <w:r>
-        <w:t xml:space="preserve"> </w:t>
-      </w:r>
-      <w:r>
-        <w:t xml:space="preserve">— vitest.</w:t>
+        <w:t xml:space="preserve">La</w:t>
+      </w:r>
+      <w:r>
+        <w:t xml:space="preserve"> </w:t>
+      </w:r>
+      <w:r>
+        <w:rPr>
+          <w:rStyle w:val="VerbatimChar"/>
+        </w:rPr>
+        <w:t xml:space="preserve">DATABASE_URL</w:t>
+      </w:r>
+      <w:r>
+        <w:t xml:space="preserve"> </w:t>
+      </w:r>
+      <w:r>
+        <w:t xml:space="preserve">exacte n'est PAS dans le repo — elle est</w:t>
+      </w:r>
+      <w:r>
+        <w:t xml:space="preserve"> </w:t>
+      </w:r>
+      <w:r>
+        <w:rPr>
+          <w:rStyle w:val="VerbatimChar"/>
+        </w:rPr>
+        <w:t xml:space="preserve">sync: false</w:t>
+      </w:r>
+      <w:r>
+        <w:t xml:space="preserve"> </w:t>
+      </w:r>
+      <w:r>
+        <w:t xml:space="preserve">dans</w:t>
+      </w:r>
+      <w:r>
+        <w:t xml:space="preserve"> </w:t>
+      </w:r>
+      <w:r>
+        <w:rPr>
+          <w:rStyle w:val="VerbatimChar"/>
+        </w:rPr>
+        <w:t xml:space="preserve">render.yaml</w:t>
+      </w:r>
+      <w:r>
+        <w:t xml:space="preserve"> </w:t>
+      </w:r>
+      <w:r>
+        <w:t xml:space="preserve">et stockée uniquement dans le dashboard Render (service</w:t>
+      </w:r>
+      <w:r>
+        <w:t xml:space="preserve"> </w:t>
+      </w:r>
+      <w:r>
+        <w:rPr>
+          <w:rStyle w:val="VerbatimChar"/>
+        </w:rPr>
+        <w:t xml:space="preserve">pieces-api</w:t>
+      </w:r>
+      <w:r>
+        <w:t xml:space="preserve"> </w:t>
+      </w:r>
+      <w:r>
+        <w:t xml:space="preserve">→ Environment).</w:t>
       </w:r>
     </w:p>
     <w:p>
@@ -3088,83 +3114,28 @@
           <w:b/>
           <w:bCs/>
         </w:rPr>
-        <w:t xml:space="preserve">Règle d'or</w:t>
-      </w:r>
-      <w:r>
-        <w:t xml:space="preserve"> </w:t>
-      </w:r>
-      <w:r>
-        <w:t xml:space="preserve">: les routes n'accèdent</w:t>
-      </w:r>
-      <w:r>
-        <w:t xml:space="preserve"> </w:t>
-      </w:r>
-      <w:r>
-        <w:rPr>
-          <w:b/>
-          <w:bCs/>
-        </w:rPr>
-        <w:t xml:space="preserve">jamais</w:t>
-      </w:r>
-      <w:r>
-        <w:t xml:space="preserve"> </w:t>
-      </w:r>
-      <w:r>
-        <w:t xml:space="preserve">à Prisma directement. Tout passe par le service.</w:t>
-      </w:r>
-    </w:p>
-    <w:bookmarkEnd w:id="35"/>
-    <w:bookmarkStart w:id="36" w:name="plugins-globaux"/>
-    <w:p>
-      <w:pPr>
-        <w:pStyle w:val="Heading3"/>
-      </w:pPr>
-      <w:r>
-        <w:t xml:space="preserve">Plugins globaux</w:t>
-      </w:r>
-    </w:p>
-    <w:p>
-      <w:pPr>
-        <w:pStyle w:val="FirstParagraph"/>
-      </w:pPr>
-      <w:r>
-        <w:t xml:space="preserve">Tous dans</w:t>
-      </w:r>
-      <w:r>
-        <w:t xml:space="preserve"> </w:t>
-      </w:r>
-      <w:r>
-        <w:rPr>
-          <w:rStyle w:val="VerbatimChar"/>
-        </w:rPr>
-        <w:t xml:space="preserve">apps/api/src/plugins/</w:t>
-      </w:r>
-      <w:r>
-        <w:t xml:space="preserve">, enregistrés via</w:t>
-      </w:r>
-      <w:r>
-        <w:t xml:space="preserve"> </w:t>
-      </w:r>
-      <w:r>
-        <w:rPr>
-          <w:rStyle w:val="VerbatimChar"/>
-        </w:rPr>
-        <w:t xml:space="preserve">fp()</w:t>
-      </w:r>
-      <w:r>
-        <w:t xml:space="preserve"> </w:t>
-      </w:r>
-      <w:r>
-        <w:t xml:space="preserve">(</w:t>
-      </w:r>
-      <w:r>
-        <w:rPr>
-          <w:rStyle w:val="VerbatimChar"/>
-        </w:rPr>
-        <w:t xml:space="preserve">fastify-plugin</w:t>
-      </w:r>
-      <w:r>
-        <w:t xml:space="preserve">) :</w:t>
+        <w:t xml:space="preserve">Supabase legacy (</w:t>
+      </w:r>
+      <w:r>
+        <w:rPr>
+          <w:rStyle w:val="VerbatimChar"/>
+          <w:b/>
+          <w:bCs/>
+        </w:rPr>
+        <w:t xml:space="preserve">rlhkjgdpynjrfsveweuq</w:t>
+      </w:r>
+      <w:r>
+        <w:rPr>
+          <w:b/>
+          <w:bCs/>
+        </w:rPr>
+        <w:t xml:space="preserve">)</w:t>
+      </w:r>
+      <w:r>
+        <w:t xml:space="preserve"> </w:t>
+      </w:r>
+      <w:r>
+        <w:t xml:space="preserve">:</w:t>
       </w:r>
     </w:p>
     <w:p>
@@ -3176,58 +3147,20 @@
         </w:numPr>
       </w:pPr>
       <w:r>
-        <w:rPr>
-          <w:rStyle w:val="VerbatimChar"/>
-        </w:rPr>
-        <w:t xml:space="preserve">helmet</w:t>
-      </w:r>
-      <w:r>
-        <w:t xml:space="preserve">,</w:t>
-      </w:r>
-      <w:r>
-        <w:t xml:space="preserve"> </w:t>
-      </w:r>
-      <w:r>
-        <w:rPr>
-          <w:rStyle w:val="VerbatimChar"/>
-        </w:rPr>
-        <w:t xml:space="preserve">cors</w:t>
-      </w:r>
-      <w:r>
-        <w:t xml:space="preserve">,</w:t>
-      </w:r>
-      <w:r>
-        <w:t xml:space="preserve"> </w:t>
-      </w:r>
-      <w:r>
-        <w:rPr>
-          <w:rStyle w:val="VerbatimChar"/>
-        </w:rPr>
-        <w:t xml:space="preserve">rateLimit</w:t>
-      </w:r>
-      <w:r>
-        <w:t xml:space="preserve">,</w:t>
-      </w:r>
-      <w:r>
-        <w:t xml:space="preserve"> </w:t>
-      </w:r>
-      <w:r>
-        <w:rPr>
-          <w:rStyle w:val="VerbatimChar"/>
-        </w:rPr>
-        <w:t xml:space="preserve">swagger</w:t>
-      </w:r>
-      <w:r>
-        <w:t xml:space="preserve">,</w:t>
-      </w:r>
-      <w:r>
-        <w:t xml:space="preserve"> </w:t>
-      </w:r>
-      <w:r>
-        <w:rPr>
-          <w:rStyle w:val="VerbatimChar"/>
-        </w:rPr>
-        <w:t xml:space="preserve">multipart</w:t>
+        <w:t xml:space="preserve">Hérite d'une époque où la prod était sur Supabase.</w:t>
+      </w:r>
+      <w:r>
+        <w:t xml:space="preserve"> </w:t>
+      </w:r>
+      <w:r>
+        <w:rPr>
+          <w:b/>
+          <w:bCs/>
+        </w:rPr>
+        <w:t xml:space="preserve">Plus utilisé par l'API</w:t>
+      </w:r>
+      <w:r>
+        <w:t xml:space="preserve">, mais Supabase fournit toujours l'auth (OTP SMS).</w:t>
       </w:r>
     </w:p>
     <w:p>
@@ -3242,22 +3175,7 @@
         <w:rPr>
           <w:rStyle w:val="VerbatimChar"/>
         </w:rPr>
-        <w:t xml:space="preserve">auth.ts</w:t>
-      </w:r>
-      <w:r>
-        <w:t xml:space="preserve"> </w:t>
-      </w:r>
-      <w:r>
-        <w:t xml:space="preserve">—</w:t>
-      </w:r>
-      <w:r>
-        <w:t xml:space="preserve"> </w:t>
-      </w:r>
-      <w:r>
-        <w:rPr>
-          <w:rStyle w:val="VerbatimChar"/>
-        </w:rPr>
-        <w:t xml:space="preserve">requireAuth</w:t>
+        <w:t xml:space="preserve">apps/api/.env</w:t>
       </w:r>
       <w:r>
         <w:t xml:space="preserve">,</w:t>
@@ -3269,7 +3187,7 @@
         <w:rPr>
           <w:rStyle w:val="VerbatimChar"/>
         </w:rPr>
-        <w:t xml:space="preserve">requireRole(...)</w:t>
+        <w:t xml:space="preserve">packages/shared/.env</w:t>
       </w:r>
       <w:r>
         <w:t xml:space="preserve">,</w:t>
@@ -3281,13 +3199,520 @@
         <w:rPr>
           <w:rStyle w:val="VerbatimChar"/>
         </w:rPr>
-        <w:t xml:space="preserve">requireConsent</w:t>
-      </w:r>
-      <w:r>
-        <w:t xml:space="preserve"> </w:t>
-      </w:r>
-      <w:r>
-        <w:t xml:space="preserve">(preHandlers)</w:t>
+        <w:t xml:space="preserve">apps/ingest/.env</w:t>
+      </w:r>
+      <w:r>
+        <w:t xml:space="preserve"> </w:t>
+      </w:r>
+      <w:r>
+        <w:t xml:space="preserve">du repo pointent toujours sur ce Supabase.</w:t>
+      </w:r>
+      <w:r>
+        <w:t xml:space="preserve"> </w:t>
+      </w:r>
+      <w:r>
+        <w:rPr>
+          <w:b/>
+          <w:bCs/>
+        </w:rPr>
+        <w:t xml:space="preserve">Ces fichiers sont trompeurs et obsolètes côté DATABASE_URL.</w:t>
+      </w:r>
+    </w:p>
+    <w:p>
+      <w:pPr>
+        <w:pStyle w:val="FirstParagraph"/>
+      </w:pPr>
+      <w:r>
+        <w:rPr>
+          <w:b/>
+          <w:bCs/>
+        </w:rPr>
+        <w:t xml:space="preserve">Conséquence</w:t>
+      </w:r>
+      <w:r>
+        <w:t xml:space="preserve"> </w:t>
+      </w:r>
+      <w:r>
+        <w:t xml:space="preserve">: si tu lances</w:t>
+      </w:r>
+      <w:r>
+        <w:t xml:space="preserve"> </w:t>
+      </w:r>
+      <w:r>
+        <w:rPr>
+          <w:rStyle w:val="VerbatimChar"/>
+        </w:rPr>
+        <w:t xml:space="preserve">prisma migrate deploy</w:t>
+      </w:r>
+      <w:r>
+        <w:t xml:space="preserve"> </w:t>
+      </w:r>
+      <w:r>
+        <w:t xml:space="preserve">ou un script ingest</w:t>
+      </w:r>
+      <w:r>
+        <w:t xml:space="preserve"> </w:t>
+      </w:r>
+      <w:r>
+        <w:rPr>
+          <w:rStyle w:val="VerbatimChar"/>
+        </w:rPr>
+        <w:t xml:space="preserve">--commit</w:t>
+      </w:r>
+      <w:r>
+        <w:t xml:space="preserve"> </w:t>
+      </w:r>
+      <w:r>
+        <w:t xml:space="preserve">depuis ta machine sans surcharger</w:t>
+      </w:r>
+      <w:r>
+        <w:t xml:space="preserve"> </w:t>
+      </w:r>
+      <w:r>
+        <w:rPr>
+          <w:rStyle w:val="VerbatimChar"/>
+        </w:rPr>
+        <w:t xml:space="preserve">DATABASE_URL</w:t>
+      </w:r>
+      <w:r>
+        <w:t xml:space="preserve">, tu écris</w:t>
+      </w:r>
+      <w:r>
+        <w:t xml:space="preserve"> </w:t>
+      </w:r>
+      <w:r>
+        <w:rPr>
+          <w:b/>
+          <w:bCs/>
+        </w:rPr>
+        <w:t xml:space="preserve">sur le Supabase, pas sur la prod</w:t>
+      </w:r>
+      <w:r>
+        <w:t xml:space="preserve">. C'est silencieux — aucune erreur, juste les données dans le mauvais Postgres.</w:t>
+      </w:r>
+    </w:p>
+    <w:p>
+      <w:pPr>
+        <w:pStyle w:val="BodyText"/>
+      </w:pPr>
+      <w:r>
+        <w:rPr>
+          <w:b/>
+          <w:bCs/>
+        </w:rPr>
+        <w:t xml:space="preserve">Procédure correcte pour toute opération DB de prod</w:t>
+      </w:r>
+      <w:r>
+        <w:t xml:space="preserve"> </w:t>
+      </w:r>
+      <w:r>
+        <w:t xml:space="preserve">:</w:t>
+      </w:r>
+    </w:p>
+    <w:p>
+      <w:pPr>
+        <w:pStyle w:val="SourceCode"/>
+      </w:pPr>
+      <w:r>
+        <w:rPr>
+          <w:rStyle w:val="CommentTok"/>
+        </w:rPr>
+        <w:t xml:space="preserve"># Récupère d'abord la vraie URL depuis le dashboard Render et exporte-la</w:t>
+      </w:r>
+      <w:r>
+        <w:br/>
+      </w:r>
+      <w:r>
+        <w:rPr>
+          <w:rStyle w:val="BuiltInTok"/>
+        </w:rPr>
+        <w:t xml:space="preserve">export</w:t>
+      </w:r>
+      <w:r>
+        <w:rPr>
+          <w:rStyle w:val="NormalTok"/>
+        </w:rPr>
+        <w:t xml:space="preserve"> </w:t>
+      </w:r>
+      <w:r>
+        <w:rPr>
+          <w:rStyle w:val="VariableTok"/>
+        </w:rPr>
+        <w:t xml:space="preserve">PROD_DB</w:t>
+      </w:r>
+      <w:r>
+        <w:rPr>
+          <w:rStyle w:val="OperatorTok"/>
+        </w:rPr>
+        <w:t xml:space="preserve">=</w:t>
+      </w:r>
+      <w:r>
+        <w:rPr>
+          <w:rStyle w:val="StringTok"/>
+        </w:rPr>
+        <w:t xml:space="preserve">"postgres://...@pooled.db.prisma.io:5432/postgres?sslmode=require"</w:t>
+      </w:r>
+      <w:r>
+        <w:br/>
+      </w:r>
+      <w:r>
+        <w:br/>
+      </w:r>
+      <w:r>
+        <w:rPr>
+          <w:rStyle w:val="CommentTok"/>
+        </w:rPr>
+        <w:t xml:space="preserve"># Puis toute commande Prisma ou ingest doit être préfixée</w:t>
+      </w:r>
+      <w:r>
+        <w:br/>
+      </w:r>
+      <w:r>
+        <w:rPr>
+          <w:rStyle w:val="VariableTok"/>
+        </w:rPr>
+        <w:t xml:space="preserve">DATABASE_URL</w:t>
+      </w:r>
+      <w:r>
+        <w:rPr>
+          <w:rStyle w:val="OperatorTok"/>
+        </w:rPr>
+        <w:t xml:space="preserve">=</w:t>
+      </w:r>
+      <w:r>
+        <w:rPr>
+          <w:rStyle w:val="StringTok"/>
+        </w:rPr>
+        <w:t xml:space="preserve">"</w:t>
+      </w:r>
+      <w:r>
+        <w:rPr>
+          <w:rStyle w:val="VariableTok"/>
+        </w:rPr>
+        <w:t xml:space="preserve">$PROD_DB</w:t>
+      </w:r>
+      <w:r>
+        <w:rPr>
+          <w:rStyle w:val="StringTok"/>
+        </w:rPr>
+        <w:t xml:space="preserve">"</w:t>
+      </w:r>
+      <w:r>
+        <w:rPr>
+          <w:rStyle w:val="NormalTok"/>
+        </w:rPr>
+        <w:t xml:space="preserve"> </w:t>
+      </w:r>
+      <w:r>
+        <w:rPr>
+          <w:rStyle w:val="ExtensionTok"/>
+        </w:rPr>
+        <w:t xml:space="preserve">pnpm</w:t>
+      </w:r>
+      <w:r>
+        <w:rPr>
+          <w:rStyle w:val="NormalTok"/>
+        </w:rPr>
+        <w:t xml:space="preserve"> </w:t>
+      </w:r>
+      <w:r>
+        <w:rPr>
+          <w:rStyle w:val="AttributeTok"/>
+        </w:rPr>
+        <w:t xml:space="preserve">-F</w:t>
+      </w:r>
+      <w:r>
+        <w:rPr>
+          <w:rStyle w:val="NormalTok"/>
+        </w:rPr>
+        <w:t xml:space="preserve"> shared exec prisma migrate status</w:t>
+      </w:r>
+      <w:r>
+        <w:br/>
+      </w:r>
+      <w:r>
+        <w:rPr>
+          <w:rStyle w:val="VariableTok"/>
+        </w:rPr>
+        <w:t xml:space="preserve">DATABASE_URL</w:t>
+      </w:r>
+      <w:r>
+        <w:rPr>
+          <w:rStyle w:val="OperatorTok"/>
+        </w:rPr>
+        <w:t xml:space="preserve">=</w:t>
+      </w:r>
+      <w:r>
+        <w:rPr>
+          <w:rStyle w:val="StringTok"/>
+        </w:rPr>
+        <w:t xml:space="preserve">"</w:t>
+      </w:r>
+      <w:r>
+        <w:rPr>
+          <w:rStyle w:val="VariableTok"/>
+        </w:rPr>
+        <w:t xml:space="preserve">$PROD_DB</w:t>
+      </w:r>
+      <w:r>
+        <w:rPr>
+          <w:rStyle w:val="StringTok"/>
+        </w:rPr>
+        <w:t xml:space="preserve">"</w:t>
+      </w:r>
+      <w:r>
+        <w:rPr>
+          <w:rStyle w:val="NormalTok"/>
+        </w:rPr>
+        <w:t xml:space="preserve"> </w:t>
+      </w:r>
+      <w:r>
+        <w:rPr>
+          <w:rStyle w:val="ExtensionTok"/>
+        </w:rPr>
+        <w:t xml:space="preserve">pnpm</w:t>
+      </w:r>
+      <w:r>
+        <w:rPr>
+          <w:rStyle w:val="NormalTok"/>
+        </w:rPr>
+        <w:t xml:space="preserve"> </w:t>
+      </w:r>
+      <w:r>
+        <w:rPr>
+          <w:rStyle w:val="AttributeTok"/>
+        </w:rPr>
+        <w:t xml:space="preserve">-F</w:t>
+      </w:r>
+      <w:r>
+        <w:rPr>
+          <w:rStyle w:val="NormalTok"/>
+        </w:rPr>
+        <w:t xml:space="preserve"> shared exec prisma migrate deploy</w:t>
+      </w:r>
+      <w:r>
+        <w:br/>
+      </w:r>
+      <w:r>
+        <w:rPr>
+          <w:rStyle w:val="VariableTok"/>
+        </w:rPr>
+        <w:t xml:space="preserve">DATABASE_URL</w:t>
+      </w:r>
+      <w:r>
+        <w:rPr>
+          <w:rStyle w:val="OperatorTok"/>
+        </w:rPr>
+        <w:t xml:space="preserve">=</w:t>
+      </w:r>
+      <w:r>
+        <w:rPr>
+          <w:rStyle w:val="StringTok"/>
+        </w:rPr>
+        <w:t xml:space="preserve">"</w:t>
+      </w:r>
+      <w:r>
+        <w:rPr>
+          <w:rStyle w:val="VariableTok"/>
+        </w:rPr>
+        <w:t xml:space="preserve">$PROD_DB</w:t>
+      </w:r>
+      <w:r>
+        <w:rPr>
+          <w:rStyle w:val="StringTok"/>
+        </w:rPr>
+        <w:t xml:space="preserve">"</w:t>
+      </w:r>
+      <w:r>
+        <w:rPr>
+          <w:rStyle w:val="NormalTok"/>
+        </w:rPr>
+        <w:t xml:space="preserve"> </w:t>
+      </w:r>
+      <w:r>
+        <w:rPr>
+          <w:rStyle w:val="ExtensionTok"/>
+        </w:rPr>
+        <w:t xml:space="preserve">pnpm</w:t>
+      </w:r>
+      <w:r>
+        <w:rPr>
+          <w:rStyle w:val="NormalTok"/>
+        </w:rPr>
+        <w:t xml:space="preserve"> </w:t>
+      </w:r>
+      <w:r>
+        <w:rPr>
+          <w:rStyle w:val="AttributeTok"/>
+        </w:rPr>
+        <w:t xml:space="preserve">-F</w:t>
+      </w:r>
+      <w:r>
+        <w:rPr>
+          <w:rStyle w:val="NormalTok"/>
+        </w:rPr>
+        <w:t xml:space="preserve"> ingest ingest </w:t>
+      </w:r>
+      <w:r>
+        <w:rPr>
+          <w:rStyle w:val="AttributeTok"/>
+        </w:rPr>
+        <w:t xml:space="preserve">--source</w:t>
+      </w:r>
+      <w:r>
+        <w:rPr>
+          <w:rStyle w:val="OperatorTok"/>
+        </w:rPr>
+        <w:t xml:space="preserve">=&lt;</w:t>
+      </w:r>
+      <w:r>
+        <w:rPr>
+          <w:rStyle w:val="NormalTok"/>
+        </w:rPr>
+        <w:t xml:space="preserve">x</w:t>
+      </w:r>
+      <w:r>
+        <w:rPr>
+          <w:rStyle w:val="OperatorTok"/>
+        </w:rPr>
+        <w:t xml:space="preserve">&gt;</w:t>
+      </w:r>
+      <w:r>
+        <w:rPr>
+          <w:rStyle w:val="NormalTok"/>
+        </w:rPr>
+        <w:t xml:space="preserve"> --commit</w:t>
+      </w:r>
+    </w:p>
+    <w:p>
+      <w:pPr>
+        <w:pStyle w:val="FirstParagraph"/>
+      </w:pPr>
+      <w:r>
+        <w:rPr>
+          <w:b/>
+          <w:bCs/>
+        </w:rPr>
+        <w:t xml:space="preserve">Vérification rapide qu'on est bien sur la prod</w:t>
+      </w:r>
+      <w:r>
+        <w:t xml:space="preserve"> </w:t>
+      </w:r>
+      <w:r>
+        <w:t xml:space="preserve">:</w:t>
+      </w:r>
+      <w:r>
+        <w:t xml:space="preserve"> </w:t>
+      </w:r>
+      <w:r>
+        <w:rPr>
+          <w:rStyle w:val="VerbatimChar"/>
+        </w:rPr>
+        <w:t xml:space="preserve">psql $PROD_DB -c "select count(*) from vendors"</w:t>
+      </w:r>
+      <w:r>
+        <w:t xml:space="preserve"> </w:t>
+      </w:r>
+      <w:r>
+        <w:t xml:space="preserve">doit retourner &gt; 1 (la prod contient</w:t>
+      </w:r>
+      <w:r>
+        <w:t xml:space="preserve"> </w:t>
+      </w:r>
+      <w:r>
+        <w:rPr>
+          <w:rStyle w:val="VerbatimChar"/>
+        </w:rPr>
+        <w:t xml:space="preserve">Global Auto</w:t>
+      </w:r>
+      <w:r>
+        <w:t xml:space="preserve"> </w:t>
+      </w:r>
+      <w:r>
+        <w:t xml:space="preserve">+ vendors internes). Le Supabase contient à peu près les mêmes données suite à un commit accidentel le 2026-05-29 ; les counts ne distinguent plus les deux — fier-toi à l'hôte dans l'URL.</w:t>
+      </w:r>
+    </w:p>
+    <w:p>
+      <w:pPr>
+        <w:pStyle w:val="BodyText"/>
+      </w:pPr>
+      <w:r>
+        <w:rPr>
+          <w:b/>
+          <w:bCs/>
+        </w:rPr>
+        <w:t xml:space="preserve">TODO suite</w:t>
+      </w:r>
+      <w:r>
+        <w:t xml:space="preserve"> </w:t>
+      </w:r>
+      <w:r>
+        <w:t xml:space="preserve">: aligner les</w:t>
+      </w:r>
+      <w:r>
+        <w:t xml:space="preserve"> </w:t>
+      </w:r>
+      <w:r>
+        <w:rPr>
+          <w:rStyle w:val="VerbatimChar"/>
+        </w:rPr>
+        <w:t xml:space="preserve">.env</w:t>
+      </w:r>
+      <w:r>
+        <w:t xml:space="preserve"> </w:t>
+      </w:r>
+      <w:r>
+        <w:t xml:space="preserve">du repo sur la prod Prisma Postgres et déprécier la copie Supabase, ou la repurpose en staging documenté.</w:t>
+      </w:r>
+    </w:p>
+    <w:p>
+      <w:r>
+        <w:pict>
+          <v:rect style="width:0;height:1.5pt" o:hralign="center" o:hrstd="t" o:hr="t"/>
+        </w:pict>
+      </w:r>
+    </w:p>
+    <w:bookmarkEnd w:id="34"/>
+    <w:bookmarkEnd w:id="35"/>
+    <w:bookmarkStart w:id="42" w:name="X1e24c02eb732f995c2d027fda40690c812f5aa7"/>
+    <w:p>
+      <w:pPr>
+        <w:pStyle w:val="Heading2"/>
+      </w:pPr>
+      <w:r>
+        <w:t xml:space="preserve">6. API — conventions et modules</w:t>
+      </w:r>
+    </w:p>
+    <w:bookmarkStart w:id="36" w:name="X2d8673cbb43a5bc32082c78a0d705c156b6f090"/>
+    <w:p>
+      <w:pPr>
+        <w:pStyle w:val="Heading3"/>
+      </w:pPr>
+      <w:r>
+        <w:t xml:space="preserve">Pattern de module (à respecter strictement)</w:t>
+      </w:r>
+    </w:p>
+    <w:p>
+      <w:pPr>
+        <w:pStyle w:val="FirstParagraph"/>
+      </w:pPr>
+      <w:r>
+        <w:t xml:space="preserve">Chaque dossier</w:t>
+      </w:r>
+      <w:r>
+        <w:t xml:space="preserve"> </w:t>
+      </w:r>
+      <w:r>
+        <w:rPr>
+          <w:rStyle w:val="VerbatimChar"/>
+        </w:rPr>
+        <w:t xml:space="preserve">apps/api/src/modules/&lt;x&gt;/</w:t>
+      </w:r>
+      <w:r>
+        <w:t xml:space="preserve"> </w:t>
+      </w:r>
+      <w:r>
+        <w:t xml:space="preserve">suit :</w:t>
       </w:r>
     </w:p>
     <w:p>
@@ -3295,10 +3720,326 @@
         <w:pStyle w:val="Compact"/>
         <w:numPr>
           <w:ilvl w:val="0"/>
-          <w:numId w:val="1011"/>
+          <w:numId w:val="1012"/>
         </w:numPr>
       </w:pPr>
       <w:r>
+        <w:rPr>
+          <w:rStyle w:val="VerbatimChar"/>
+        </w:rPr>
+        <w:t xml:space="preserve">&lt;x&gt;.routes.ts</w:t>
+      </w:r>
+      <w:r>
+        <w:t xml:space="preserve"> </w:t>
+      </w:r>
+      <w:r>
+        <w:t xml:space="preserve">— déclaration Fastify + schémas Zod via</w:t>
+      </w:r>
+      <w:r>
+        <w:t xml:space="preserve"> </w:t>
+      </w:r>
+      <w:r>
+        <w:rPr>
+          <w:rStyle w:val="VerbatimChar"/>
+        </w:rPr>
+        <w:t xml:space="preserve">zodToFastify()</w:t>
+      </w:r>
+      <w:r>
+        <w:t xml:space="preserve"> </w:t>
+      </w:r>
+      <w:r>
+        <w:t xml:space="preserve">(de</w:t>
+      </w:r>
+      <w:r>
+        <w:t xml:space="preserve"> </w:t>
+      </w:r>
+      <w:r>
+        <w:rPr>
+          <w:rStyle w:val="VerbatimChar"/>
+        </w:rPr>
+        <w:t xml:space="preserve">src/lib/zodSchema.ts</w:t>
+      </w:r>
+      <w:r>
+        <w:t xml:space="preserve">).</w:t>
+      </w:r>
+    </w:p>
+    <w:p>
+      <w:pPr>
+        <w:pStyle w:val="Compact"/>
+        <w:numPr>
+          <w:ilvl w:val="0"/>
+          <w:numId w:val="1012"/>
+        </w:numPr>
+      </w:pPr>
+      <w:r>
+        <w:rPr>
+          <w:rStyle w:val="VerbatimChar"/>
+        </w:rPr>
+        <w:t xml:space="preserve">&lt;x&gt;.service.ts</w:t>
+      </w:r>
+      <w:r>
+        <w:t xml:space="preserve"> </w:t>
+      </w:r>
+      <w:r>
+        <w:t xml:space="preserve">— logique métier + Prisma.</w:t>
+      </w:r>
+    </w:p>
+    <w:p>
+      <w:pPr>
+        <w:pStyle w:val="Compact"/>
+        <w:numPr>
+          <w:ilvl w:val="0"/>
+          <w:numId w:val="1012"/>
+        </w:numPr>
+      </w:pPr>
+      <w:r>
+        <w:rPr>
+          <w:rStyle w:val="VerbatimChar"/>
+        </w:rPr>
+        <w:t xml:space="preserve">&lt;x&gt;.service.test.ts</w:t>
+      </w:r>
+      <w:r>
+        <w:t xml:space="preserve"> </w:t>
+      </w:r>
+      <w:r>
+        <w:t xml:space="preserve">/</w:t>
+      </w:r>
+      <w:r>
+        <w:t xml:space="preserve"> </w:t>
+      </w:r>
+      <w:r>
+        <w:rPr>
+          <w:rStyle w:val="VerbatimChar"/>
+        </w:rPr>
+        <w:t xml:space="preserve">&lt;x&gt;.routes.test.ts</w:t>
+      </w:r>
+      <w:r>
+        <w:t xml:space="preserve"> </w:t>
+      </w:r>
+      <w:r>
+        <w:t xml:space="preserve">— vitest.</w:t>
+      </w:r>
+    </w:p>
+    <w:p>
+      <w:pPr>
+        <w:pStyle w:val="FirstParagraph"/>
+      </w:pPr>
+      <w:r>
+        <w:rPr>
+          <w:b/>
+          <w:bCs/>
+        </w:rPr>
+        <w:t xml:space="preserve">Règle d'or</w:t>
+      </w:r>
+      <w:r>
+        <w:t xml:space="preserve"> </w:t>
+      </w:r>
+      <w:r>
+        <w:t xml:space="preserve">: les routes n'accèdent</w:t>
+      </w:r>
+      <w:r>
+        <w:t xml:space="preserve"> </w:t>
+      </w:r>
+      <w:r>
+        <w:rPr>
+          <w:b/>
+          <w:bCs/>
+        </w:rPr>
+        <w:t xml:space="preserve">jamais</w:t>
+      </w:r>
+      <w:r>
+        <w:t xml:space="preserve"> </w:t>
+      </w:r>
+      <w:r>
+        <w:t xml:space="preserve">à Prisma directement. Tout passe par le service.</w:t>
+      </w:r>
+    </w:p>
+    <w:bookmarkEnd w:id="36"/>
+    <w:bookmarkStart w:id="37" w:name="plugins-globaux"/>
+    <w:p>
+      <w:pPr>
+        <w:pStyle w:val="Heading3"/>
+      </w:pPr>
+      <w:r>
+        <w:t xml:space="preserve">Plugins globaux</w:t>
+      </w:r>
+    </w:p>
+    <w:p>
+      <w:pPr>
+        <w:pStyle w:val="FirstParagraph"/>
+      </w:pPr>
+      <w:r>
+        <w:t xml:space="preserve">Tous dans</w:t>
+      </w:r>
+      <w:r>
+        <w:t xml:space="preserve"> </w:t>
+      </w:r>
+      <w:r>
+        <w:rPr>
+          <w:rStyle w:val="VerbatimChar"/>
+        </w:rPr>
+        <w:t xml:space="preserve">apps/api/src/plugins/</w:t>
+      </w:r>
+      <w:r>
+        <w:t xml:space="preserve">, enregistrés via</w:t>
+      </w:r>
+      <w:r>
+        <w:t xml:space="preserve"> </w:t>
+      </w:r>
+      <w:r>
+        <w:rPr>
+          <w:rStyle w:val="VerbatimChar"/>
+        </w:rPr>
+        <w:t xml:space="preserve">fp()</w:t>
+      </w:r>
+      <w:r>
+        <w:t xml:space="preserve"> </w:t>
+      </w:r>
+      <w:r>
+        <w:t xml:space="preserve">(</w:t>
+      </w:r>
+      <w:r>
+        <w:rPr>
+          <w:rStyle w:val="VerbatimChar"/>
+        </w:rPr>
+        <w:t xml:space="preserve">fastify-plugin</w:t>
+      </w:r>
+      <w:r>
+        <w:t xml:space="preserve">) :</w:t>
+      </w:r>
+    </w:p>
+    <w:p>
+      <w:pPr>
+        <w:pStyle w:val="Compact"/>
+        <w:numPr>
+          <w:ilvl w:val="0"/>
+          <w:numId w:val="1013"/>
+        </w:numPr>
+      </w:pPr>
+      <w:r>
+        <w:rPr>
+          <w:rStyle w:val="VerbatimChar"/>
+        </w:rPr>
+        <w:t xml:space="preserve">helmet</w:t>
+      </w:r>
+      <w:r>
+        <w:t xml:space="preserve">,</w:t>
+      </w:r>
+      <w:r>
+        <w:t xml:space="preserve"> </w:t>
+      </w:r>
+      <w:r>
+        <w:rPr>
+          <w:rStyle w:val="VerbatimChar"/>
+        </w:rPr>
+        <w:t xml:space="preserve">cors</w:t>
+      </w:r>
+      <w:r>
+        <w:t xml:space="preserve">,</w:t>
+      </w:r>
+      <w:r>
+        <w:t xml:space="preserve"> </w:t>
+      </w:r>
+      <w:r>
+        <w:rPr>
+          <w:rStyle w:val="VerbatimChar"/>
+        </w:rPr>
+        <w:t xml:space="preserve">rateLimit</w:t>
+      </w:r>
+      <w:r>
+        <w:t xml:space="preserve">,</w:t>
+      </w:r>
+      <w:r>
+        <w:t xml:space="preserve"> </w:t>
+      </w:r>
+      <w:r>
+        <w:rPr>
+          <w:rStyle w:val="VerbatimChar"/>
+        </w:rPr>
+        <w:t xml:space="preserve">swagger</w:t>
+      </w:r>
+      <w:r>
+        <w:t xml:space="preserve">,</w:t>
+      </w:r>
+      <w:r>
+        <w:t xml:space="preserve"> </w:t>
+      </w:r>
+      <w:r>
+        <w:rPr>
+          <w:rStyle w:val="VerbatimChar"/>
+        </w:rPr>
+        <w:t xml:space="preserve">multipart</w:t>
+      </w:r>
+    </w:p>
+    <w:p>
+      <w:pPr>
+        <w:pStyle w:val="Compact"/>
+        <w:numPr>
+          <w:ilvl w:val="0"/>
+          <w:numId w:val="1013"/>
+        </w:numPr>
+      </w:pPr>
+      <w:r>
+        <w:rPr>
+          <w:rStyle w:val="VerbatimChar"/>
+        </w:rPr>
+        <w:t xml:space="preserve">auth.ts</w:t>
+      </w:r>
+      <w:r>
+        <w:t xml:space="preserve"> </w:t>
+      </w:r>
+      <w:r>
+        <w:t xml:space="preserve">—</w:t>
+      </w:r>
+      <w:r>
+        <w:t xml:space="preserve"> </w:t>
+      </w:r>
+      <w:r>
+        <w:rPr>
+          <w:rStyle w:val="VerbatimChar"/>
+        </w:rPr>
+        <w:t xml:space="preserve">requireAuth</w:t>
+      </w:r>
+      <w:r>
+        <w:t xml:space="preserve">,</w:t>
+      </w:r>
+      <w:r>
+        <w:t xml:space="preserve"> </w:t>
+      </w:r>
+      <w:r>
+        <w:rPr>
+          <w:rStyle w:val="VerbatimChar"/>
+        </w:rPr>
+        <w:t xml:space="preserve">requireRole(...)</w:t>
+      </w:r>
+      <w:r>
+        <w:t xml:space="preserve">,</w:t>
+      </w:r>
+      <w:r>
+        <w:t xml:space="preserve"> </w:t>
+      </w:r>
+      <w:r>
+        <w:rPr>
+          <w:rStyle w:val="VerbatimChar"/>
+        </w:rPr>
+        <w:t xml:space="preserve">requireConsent</w:t>
+      </w:r>
+      <w:r>
+        <w:t xml:space="preserve"> </w:t>
+      </w:r>
+      <w:r>
+        <w:t xml:space="preserve">(preHandlers)</w:t>
+      </w:r>
+    </w:p>
+    <w:p>
+      <w:pPr>
+        <w:pStyle w:val="Compact"/>
+        <w:numPr>
+          <w:ilvl w:val="0"/>
+          <w:numId w:val="1013"/>
+        </w:numPr>
+      </w:pPr>
+      <w:r>
         <w:t xml:space="preserve">Error handler global → convertit</w:t>
       </w:r>
       <w:r>
@@ -3372,8 +4113,8 @@
         <w:t xml:space="preserve">pour le webhook WhatsApp (capture raw body pour HMAC SHA-256). Ne pas "corriger" sans réfléchir.</w:t>
       </w:r>
     </w:p>
-    <w:bookmarkEnd w:id="36"/>
-    <w:bookmarkStart w:id="37" w:name="liste-des-modules-appsapisrcmodules"/>
+    <w:bookmarkEnd w:id="37"/>
+    <w:bookmarkStart w:id="38" w:name="liste-des-modules-appsapisrcmodules"/>
     <w:p>
       <w:pPr>
         <w:pStyle w:val="Heading3"/>
@@ -3930,8 +4671,8 @@
         </w:tc>
       </w:tr>
     </w:tbl>
-    <w:bookmarkEnd w:id="37"/>
-    <w:bookmarkStart w:id="38" w:name="state-machine-commande"/>
+    <w:bookmarkEnd w:id="38"/>
+    <w:bookmarkStart w:id="39" w:name="state-machine-commande"/>
     <w:p>
       <w:pPr>
         <w:pStyle w:val="Heading3"/>
@@ -4046,8 +4787,8 @@
         <w:t xml:space="preserve">(audit).</w:t>
       </w:r>
     </w:p>
-    <w:bookmarkEnd w:id="38"/>
-    <w:bookmarkStart w:id="39" w:name="apperror"/>
+    <w:bookmarkEnd w:id="39"/>
+    <w:bookmarkStart w:id="40" w:name="apperror"/>
     <w:p>
       <w:pPr>
         <w:pStyle w:val="Heading3"/>
@@ -4226,8 +4967,8 @@
         <w:t xml:space="preserve">(user-facing).</w:t>
       </w:r>
     </w:p>
-    <w:bookmarkEnd w:id="39"/>
-    <w:bookmarkStart w:id="40" w:name="validators-partagés"/>
+    <w:bookmarkEnd w:id="40"/>
+    <w:bookmarkStart w:id="41" w:name="validators-partagés"/>
     <w:p>
       <w:pPr>
         <w:pStyle w:val="Heading3"/>
@@ -4275,9 +5016,9 @@
         </w:pict>
       </w:r>
     </w:p>
-    <w:bookmarkEnd w:id="40"/>
     <w:bookmarkEnd w:id="41"/>
-    <w:bookmarkStart w:id="43" w:name="Xba7f8ee8b7a15dc400e6607d316532bd96e01db"/>
+    <w:bookmarkEnd w:id="42"/>
+    <w:bookmarkStart w:id="44" w:name="Xba7f8ee8b7a15dc400e6607d316532bd96e01db"/>
     <w:p>
       <w:pPr>
         <w:pStyle w:val="Heading2"/>
@@ -4291,7 +5032,7 @@
         <w:pStyle w:val="Compact"/>
         <w:numPr>
           <w:ilvl w:val="0"/>
-          <w:numId w:val="1012"/>
+          <w:numId w:val="1014"/>
         </w:numPr>
       </w:pPr>
       <w:r>
@@ -4325,7 +5066,7 @@
         <w:pStyle w:val="Compact"/>
         <w:numPr>
           <w:ilvl w:val="0"/>
-          <w:numId w:val="1012"/>
+          <w:numId w:val="1014"/>
         </w:numPr>
       </w:pPr>
       <w:r>
@@ -4392,7 +5133,7 @@
         <w:pStyle w:val="Compact"/>
         <w:numPr>
           <w:ilvl w:val="0"/>
-          <w:numId w:val="1012"/>
+          <w:numId w:val="1014"/>
         </w:numPr>
       </w:pPr>
       <w:r>
@@ -4414,7 +5155,7 @@
         <w:pStyle w:val="Compact"/>
         <w:numPr>
           <w:ilvl w:val="0"/>
-          <w:numId w:val="1012"/>
+          <w:numId w:val="1014"/>
         </w:numPr>
       </w:pPr>
       <w:r>
@@ -4478,7 +5219,7 @@
         <w:pStyle w:val="Compact"/>
         <w:numPr>
           <w:ilvl w:val="0"/>
-          <w:numId w:val="1012"/>
+          <w:numId w:val="1014"/>
         </w:numPr>
       </w:pPr>
       <w:r>
@@ -4507,7 +5248,7 @@
         <w:t xml:space="preserve">.</w:t>
       </w:r>
     </w:p>
-    <w:bookmarkStart w:id="42" w:name="X6373199ace26221753cf87379e72c6bdfc58636"/>
+    <w:bookmarkStart w:id="43" w:name="X6373199ace26221753cf87379e72c6bdfc58636"/>
     <w:p>
       <w:pPr>
         <w:pStyle w:val="Heading3"/>
@@ -4543,7 +5284,7 @@
         <w:pStyle w:val="Compact"/>
         <w:numPr>
           <w:ilvl w:val="0"/>
-          <w:numId w:val="1013"/>
+          <w:numId w:val="1015"/>
         </w:numPr>
       </w:pPr>
       <w:r>
@@ -4634,7 +5375,7 @@
         <w:pStyle w:val="Compact"/>
         <w:numPr>
           <w:ilvl w:val="0"/>
-          <w:numId w:val="1013"/>
+          <w:numId w:val="1015"/>
         </w:numPr>
       </w:pPr>
       <w:r>
@@ -4686,9 +5427,9 @@
         </w:pict>
       </w:r>
     </w:p>
-    <w:bookmarkEnd w:id="42"/>
     <w:bookmarkEnd w:id="43"/>
-    <w:bookmarkStart w:id="45" w:name="X03d039b6d1c37915850773cf31e177efbb22919"/>
+    <w:bookmarkEnd w:id="44"/>
+    <w:bookmarkStart w:id="46" w:name="X03d039b6d1c37915850773cf31e177efbb22919"/>
     <w:p>
       <w:pPr>
         <w:pStyle w:val="Heading2"/>
@@ -4707,7 +5448,7 @@
       <w:r>
         <w:t xml:space="preserve"> </w:t>
       </w:r>
-      <w:hyperlink r:id="rId44">
+      <w:hyperlink r:id="rId45">
         <w:r>
           <w:rPr>
             <w:rStyle w:val="VerbatimChar"/>
@@ -5844,8 +6585,8 @@
         </w:pict>
       </w:r>
     </w:p>
-    <w:bookmarkEnd w:id="45"/>
-    <w:bookmarkStart w:id="47" w:name="X8cf5fd4a152ed3a05649ee6a5b7b0ccc57cc135"/>
+    <w:bookmarkEnd w:id="46"/>
+    <w:bookmarkStart w:id="48" w:name="X8cf5fd4a152ed3a05649ee6a5b7b0ccc57cc135"/>
     <w:p>
       <w:pPr>
         <w:pStyle w:val="Heading2"/>
@@ -6206,7 +6947,7 @@
             <w:r>
               <w:t xml:space="preserve"> </w:t>
             </w:r>
-            <w:hyperlink r:id="rId46">
+            <w:hyperlink r:id="rId47">
               <w:r>
                 <w:rPr>
                   <w:rStyle w:val="VerbatimChar"/>
@@ -6558,8 +7299,8 @@
         </w:pict>
       </w:r>
     </w:p>
-    <w:bookmarkEnd w:id="47"/>
-    <w:bookmarkStart w:id="49" w:name="X4a2991b75c7c205905ad6bcb9abd264b0f0d5e6"/>
+    <w:bookmarkEnd w:id="48"/>
+    <w:bookmarkStart w:id="50" w:name="X4a2991b75c7c205905ad6bcb9abd264b0f0d5e6"/>
     <w:p>
       <w:pPr>
         <w:pStyle w:val="Heading2"/>
@@ -6578,7 +7319,7 @@
       <w:r>
         <w:t xml:space="preserve"> </w:t>
       </w:r>
-      <w:hyperlink r:id="rId48">
+      <w:hyperlink r:id="rId49">
         <w:r>
           <w:rPr>
             <w:rStyle w:val="VerbatimChar"/>
@@ -6716,7 +7457,7 @@
         <w:pStyle w:val="Compact"/>
         <w:numPr>
           <w:ilvl w:val="0"/>
-          <w:numId w:val="1014"/>
+          <w:numId w:val="1016"/>
         </w:numPr>
       </w:pPr>
       <w:r>
@@ -6730,437 +7471,6 @@
       </w:r>
       <w:r>
         <w:t xml:space="preserve">— OpenStreetMap (cartographie vendeurs Abidjan, offline).</w:t>
-      </w:r>
-    </w:p>
-    <w:p>
-      <w:pPr>
-        <w:pStyle w:val="Compact"/>
-        <w:numPr>
-          <w:ilvl w:val="0"/>
-          <w:numId w:val="1014"/>
-        </w:numPr>
-      </w:pPr>
-      <w:r>
-        <w:rPr>
-          <w:rStyle w:val="VerbatimChar"/>
-        </w:rPr>
-        <w:t xml:space="preserve">nhtsa</w:t>
-      </w:r>
-      <w:r>
-        <w:t xml:space="preserve"> </w:t>
-      </w:r>
-      <w:r>
-        <w:t xml:space="preserve">— référentiel véhicules US (makes / models).</w:t>
-      </w:r>
-    </w:p>
-    <w:p>
-      <w:pPr>
-        <w:pStyle w:val="Compact"/>
-        <w:numPr>
-          <w:ilvl w:val="0"/>
-          <w:numId w:val="1014"/>
-        </w:numPr>
-      </w:pPr>
-      <w:r>
-        <w:rPr>
-          <w:rStyle w:val="VerbatimChar"/>
-        </w:rPr>
-        <w:t xml:space="preserve">nhtsa-year</w:t>
-      </w:r>
-      <w:r>
-        <w:t xml:space="preserve"> </w:t>
-      </w:r>
-      <w:r>
-        <w:t xml:space="preserve">— enrichissement années de production sur le référentiel NHTSA.</w:t>
-      </w:r>
-    </w:p>
-    <w:p>
-      <w:pPr>
-        <w:pStyle w:val="Compact"/>
-        <w:numPr>
-          <w:ilvl w:val="0"/>
-          <w:numId w:val="1014"/>
-        </w:numPr>
-      </w:pPr>
-      <w:r>
-        <w:rPr>
-          <w:rStyle w:val="VerbatimChar"/>
-        </w:rPr>
-        <w:t xml:space="preserve">french-models</w:t>
-      </w:r>
-      <w:r>
-        <w:t xml:space="preserve"> </w:t>
-      </w:r>
-      <w:r>
-        <w:t xml:space="preserve">— modèles supplémentaires (marché européen, complète NHTSA).</w:t>
-      </w:r>
-    </w:p>
-    <w:p>
-      <w:pPr>
-        <w:pStyle w:val="Compact"/>
-        <w:numPr>
-          <w:ilvl w:val="0"/>
-          <w:numId w:val="1014"/>
-        </w:numPr>
-      </w:pPr>
-      <w:r>
-        <w:rPr>
-          <w:rStyle w:val="VerbatimChar"/>
-        </w:rPr>
-        <w:t xml:space="preserve">3h</w:t>
-      </w:r>
-      <w:r>
-        <w:t xml:space="preserve"> </w:t>
-      </w:r>
-      <w:r>
-        <w:t xml:space="preserve">— 3H Autoparts (parser JSON-LD schema.org, scraper Cheerio). Code en place,</w:t>
-      </w:r>
-      <w:r>
-        <w:t xml:space="preserve"> </w:t>
-      </w:r>
-      <w:r>
-        <w:rPr>
-          <w:b/>
-          <w:bCs/>
-        </w:rPr>
-        <w:t xml:space="preserve">pas encore commit en prod</w:t>
-      </w:r>
-      <w:r>
-        <w:t xml:space="preserve">.</w:t>
-      </w:r>
-    </w:p>
-    <w:p>
-      <w:pPr>
-        <w:pStyle w:val="Compact"/>
-        <w:numPr>
-          <w:ilvl w:val="0"/>
-          <w:numId w:val="1014"/>
-        </w:numPr>
-      </w:pPr>
-      <w:r>
-        <w:rPr>
-          <w:rStyle w:val="VerbatimChar"/>
-        </w:rPr>
-        <w:t xml:space="preserve">global-auto-vehicles</w:t>
-      </w:r>
-      <w:r>
-        <w:t xml:space="preserve"> </w:t>
-      </w:r>
-      <w:r>
-        <w:t xml:space="preserve">— arbre véhicules global-auto.online via</w:t>
-      </w:r>
-      <w:r>
-        <w:t xml:space="preserve"> </w:t>
-      </w:r>
-      <w:r>
-        <w:rPr>
-          <w:b/>
-          <w:bCs/>
-        </w:rPr>
-        <w:t xml:space="preserve">API REST</w:t>
-      </w:r>
-      <w:r>
-        <w:t xml:space="preserve"> </w:t>
-      </w:r>
-      <w:r>
-        <w:t xml:space="preserve">(</w:t>
-      </w:r>
-      <w:r>
-        <w:rPr>
-          <w:rStyle w:val="VerbatimChar"/>
-        </w:rPr>
-        <w:t xml:space="preserve">globalautoback-production.up.railway.app/api</w:t>
-      </w:r>
-      <w:r>
-        <w:t xml:space="preserve">). ✅</w:t>
-      </w:r>
-      <w:r>
-        <w:t xml:space="preserve"> </w:t>
-      </w:r>
-      <w:r>
-        <w:rPr>
-          <w:b/>
-          <w:bCs/>
-        </w:rPr>
-        <w:t xml:space="preserve">commit en prod 2026-05-29</w:t>
-      </w:r>
-      <w:r>
-        <w:t xml:space="preserve"> </w:t>
-      </w:r>
-      <w:r>
-        <w:t xml:space="preserve">: 49 makes / 2 219 models / 746 generations / 5 788 engines (source</w:t>
-      </w:r>
-      <w:r>
-        <w:t xml:space="preserve"> </w:t>
-      </w:r>
-      <w:r>
-        <w:rPr>
-          <w:rStyle w:val="VerbatimChar"/>
-        </w:rPr>
-        <w:t xml:space="preserve">GLOBAL_AUTO_CI</w:t>
-      </w:r>
-      <w:r>
-        <w:t xml:space="preserve">).</w:t>
-      </w:r>
-    </w:p>
-    <w:p>
-      <w:pPr>
-        <w:pStyle w:val="Compact"/>
-        <w:numPr>
-          <w:ilvl w:val="0"/>
-          <w:numId w:val="1014"/>
-        </w:numPr>
-      </w:pPr>
-      <w:r>
-        <w:rPr>
-          <w:rStyle w:val="VerbatimChar"/>
-        </w:rPr>
-        <w:t xml:space="preserve">global-auto-products</w:t>
-      </w:r>
-      <w:r>
-        <w:t xml:space="preserve"> </w:t>
-      </w:r>
-      <w:r>
-        <w:t xml:space="preserve">— catalogue pièces global-auto.online (même API, streaming paginé). ✅</w:t>
-      </w:r>
-      <w:r>
-        <w:t xml:space="preserve"> </w:t>
-      </w:r>
-      <w:r>
-        <w:rPr>
-          <w:b/>
-          <w:bCs/>
-        </w:rPr>
-        <w:t xml:space="preserve">commit en prod 2026-05-29</w:t>
-      </w:r>
-      <w:r>
-        <w:t xml:space="preserve"> </w:t>
-      </w:r>
-      <w:r>
-        <w:t xml:space="preserve">: 3 780</w:t>
-      </w:r>
-      <w:r>
-        <w:t xml:space="preserve"> </w:t>
-      </w:r>
-      <w:r>
-        <w:rPr>
-          <w:rStyle w:val="VerbatimChar"/>
-        </w:rPr>
-        <w:t xml:space="preserve">CatalogItem</w:t>
-      </w:r>
-      <w:r>
-        <w:t xml:space="preserve"> </w:t>
-      </w:r>
-      <w:r>
-        <w:t xml:space="preserve">PUBLISHED + 79 405 fitments sous le vendor shadow « Global Auto » (</w:t>
-      </w:r>
-      <w:r>
-        <w:rPr>
-          <w:rStyle w:val="VerbatimChar"/>
-        </w:rPr>
-        <w:t xml:space="preserve">+22500000099GA</w:t>
-      </w:r>
-      <w:r>
-        <w:t xml:space="preserve">).</w:t>
-      </w:r>
-    </w:p>
-    <w:p>
-      <w:pPr>
-        <w:pStyle w:val="FirstParagraph"/>
-      </w:pPr>
-      <w:r>
-        <w:rPr>
-          <w:b/>
-          <w:bCs/>
-        </w:rPr>
-        <w:t xml:space="preserve">Phases</w:t>
-      </w:r>
-      <w:r>
-        <w:t xml:space="preserve"> </w:t>
-      </w:r>
-      <w:r>
-        <w:t xml:space="preserve">(roadmap, voir</w:t>
-      </w:r>
-      <w:r>
-        <w:t xml:space="preserve"> </w:t>
-      </w:r>
-      <w:r>
-        <w:rPr>
-          <w:rStyle w:val="VerbatimChar"/>
-        </w:rPr>
-        <w:t xml:space="preserve">_bmad-output/planning-artifacts/ingest-sources-recensement.md</w:t>
-      </w:r>
-      <w:r>
-        <w:t xml:space="preserve">) :</w:t>
-      </w:r>
-    </w:p>
-    <w:p>
-      <w:pPr>
-        <w:pStyle w:val="Compact"/>
-        <w:numPr>
-          <w:ilvl w:val="0"/>
-          <w:numId w:val="1015"/>
-        </w:numPr>
-      </w:pPr>
-      <w:r>
-        <w:t xml:space="preserve">✅ Référentiel véhicules (NHTSA, french-models, OSM)</w:t>
-      </w:r>
-    </w:p>
-    <w:p>
-      <w:pPr>
-        <w:pStyle w:val="Compact"/>
-        <w:numPr>
-          <w:ilvl w:val="0"/>
-          <w:numId w:val="1015"/>
-        </w:numPr>
-      </w:pPr>
-      <w:r>
-        <w:t xml:space="preserve">✅ Référentiel pièces (catégories, OEM)</w:t>
-      </w:r>
-    </w:p>
-    <w:p>
-      <w:pPr>
-        <w:pStyle w:val="Compact"/>
-        <w:numPr>
-          <w:ilvl w:val="0"/>
-          <w:numId w:val="1015"/>
-        </w:numPr>
-      </w:pPr>
-      <w:r>
-        <w:t xml:space="preserve">🔄 Scrapers concurrents —</w:t>
-      </w:r>
-      <w:r>
-        <w:t xml:space="preserve"> </w:t>
-      </w:r>
-      <w:r>
-        <w:rPr>
-          <w:b/>
-          <w:bCs/>
-        </w:rPr>
-        <w:t xml:space="preserve">global-auto.online done (live)</w:t>
-      </w:r>
-      <w:r>
-        <w:t xml:space="preserve">, 3H en dry-run (code prêt), MAPA-CI / Jumia CI / CoinAfrique CI à venir.</w:t>
-      </w:r>
-    </w:p>
-    <w:p>
-      <w:pPr>
-        <w:pStyle w:val="Compact"/>
-        <w:numPr>
-          <w:ilvl w:val="0"/>
-          <w:numId w:val="1015"/>
-        </w:numPr>
-      </w:pPr>
-      <w:r>
-        <w:t xml:space="preserve">✅ Cartographie concurrents (OSM offline)</w:t>
-      </w:r>
-    </w:p>
-    <w:p>
-      <w:pPr>
-        <w:pStyle w:val="Compact"/>
-        <w:numPr>
-          <w:ilvl w:val="0"/>
-          <w:numId w:val="1015"/>
-        </w:numPr>
-      </w:pPr>
-      <w:r>
-        <w:t xml:space="preserve">⏳ Observations prix marché continues (refresh périodique des sources scrapées)</w:t>
-      </w:r>
-    </w:p>
-    <w:p>
-      <w:pPr>
-        <w:pStyle w:val="FirstParagraph"/>
-      </w:pPr>
-      <w:r>
-        <w:rPr>
-          <w:b/>
-          <w:bCs/>
-        </w:rPr>
-        <w:t xml:space="preserve">Pattern à suivre</w:t>
-      </w:r>
-      <w:r>
-        <w:t xml:space="preserve"> </w:t>
-      </w:r>
-      <w:r>
-        <w:t xml:space="preserve">: voir</w:t>
-      </w:r>
-      <w:r>
-        <w:t xml:space="preserve"> </w:t>
-      </w:r>
-      <w:r>
-        <w:rPr>
-          <w:rStyle w:val="VerbatimChar"/>
-        </w:rPr>
-        <w:t xml:space="preserve">apps/ingest/src/pipeline/global-auto-vehicles.ts</w:t>
-      </w:r>
-      <w:r>
-        <w:t xml:space="preserve"> </w:t>
-      </w:r>
-      <w:r>
-        <w:t xml:space="preserve">(pipeline canonique le plus récent : fetch API → normalize → load DB upsert → vitest avec Prisma mocké). La séparation source/pipeline/normalizer est nette :</w:t>
-      </w:r>
-      <w:r>
-        <w:t xml:space="preserve"> </w:t>
-      </w:r>
-      <w:r>
-        <w:rPr>
-          <w:rStyle w:val="VerbatimChar"/>
-        </w:rPr>
-        <w:t xml:space="preserve">sources/</w:t>
-      </w:r>
-      <w:r>
-        <w:t xml:space="preserve"> </w:t>
-      </w:r>
-      <w:r>
-        <w:t xml:space="preserve">(fetch + schémas Zod de l'API amont),</w:t>
-      </w:r>
-      <w:r>
-        <w:t xml:space="preserve"> </w:t>
-      </w:r>
-      <w:r>
-        <w:rPr>
-          <w:rStyle w:val="VerbatimChar"/>
-        </w:rPr>
-        <w:t xml:space="preserve">normalizers/</w:t>
-      </w:r>
-      <w:r>
-        <w:t xml:space="preserve"> </w:t>
-      </w:r>
-      <w:r>
-        <w:t xml:space="preserve">(mapping vers nos modèles),</w:t>
-      </w:r>
-      <w:r>
-        <w:t xml:space="preserve"> </w:t>
-      </w:r>
-      <w:r>
-        <w:rPr>
-          <w:rStyle w:val="VerbatimChar"/>
-        </w:rPr>
-        <w:t xml:space="preserve">pipeline/</w:t>
-      </w:r>
-      <w:r>
-        <w:t xml:space="preserve"> </w:t>
-      </w:r>
-      <w:r>
-        <w:t xml:space="preserve">(orchestration + dump JSON dry-run ou commit DB).</w:t>
-      </w:r>
-    </w:p>
-    <w:p>
-      <w:pPr>
-        <w:pStyle w:val="BodyText"/>
-      </w:pPr>
-      <w:r>
-        <w:rPr>
-          <w:b/>
-          <w:bCs/>
-        </w:rPr>
-        <w:t xml:space="preserve">Gotchas ingest</w:t>
-      </w:r>
-      <w:r>
-        <w:t xml:space="preserve"> </w:t>
-      </w:r>
-      <w:r>
-        <w:t xml:space="preserve">:</w:t>
       </w:r>
     </w:p>
     <w:p>
@@ -7172,37 +7482,16 @@
         </w:numPr>
       </w:pPr>
       <w:r>
-        <w:t xml:space="preserve">La CLI 3H avait un bug</w:t>
-      </w:r>
-      <w:r>
-        <w:t xml:space="preserve"> </w:t>
-      </w:r>
-      <w:r>
-        <w:rPr>
-          <w:rStyle w:val="VerbatimChar"/>
-        </w:rPr>
-        <w:t xml:space="preserve">dryRun || true</w:t>
-      </w:r>
-      <w:r>
-        <w:t xml:space="preserve"> </w:t>
-      </w:r>
-      <w:r>
-        <w:t xml:space="preserve">qui forçait toujours dry-run. Fixé fin mai 2026. Toujours tester</w:t>
-      </w:r>
-      <w:r>
-        <w:t xml:space="preserve"> </w:t>
-      </w:r>
-      <w:r>
-        <w:rPr>
-          <w:rStyle w:val="VerbatimChar"/>
-        </w:rPr>
-        <w:t xml:space="preserve">--commit</w:t>
-      </w:r>
-      <w:r>
-        <w:t xml:space="preserve"> </w:t>
-      </w:r>
-      <w:r>
-        <w:t xml:space="preserve">sur staging avant prod.</w:t>
+        <w:rPr>
+          <w:rStyle w:val="VerbatimChar"/>
+        </w:rPr>
+        <w:t xml:space="preserve">nhtsa</w:t>
+      </w:r>
+      <w:r>
+        <w:t xml:space="preserve"> </w:t>
+      </w:r>
+      <w:r>
+        <w:t xml:space="preserve">— référentiel véhicules US (makes / models).</w:t>
       </w:r>
     </w:p>
     <w:p>
@@ -7215,138 +7504,15 @@
       </w:pPr>
       <w:r>
         <w:rPr>
-          <w:b/>
-          <w:bCs/>
-        </w:rPr>
-        <w:t xml:space="preserve">Collision de slugs véhicules</w:t>
-      </w:r>
-      <w:r>
-        <w:t xml:space="preserve"> </w:t>
-      </w:r>
-      <w:r>
-        <w:t xml:space="preserve">:</w:t>
-      </w:r>
-      <w:r>
-        <w:t xml:space="preserve"> </w:t>
-      </w:r>
-      <w:r>
-        <w:rPr>
-          <w:rStyle w:val="VerbatimChar"/>
-        </w:rPr>
-        <w:t xml:space="preserve">VehicleMake.slug</w:t>
-      </w:r>
-      <w:r>
-        <w:t xml:space="preserve"> </w:t>
-      </w:r>
-      <w:r>
-        <w:t xml:space="preserve">et</w:t>
-      </w:r>
-      <w:r>
-        <w:t xml:space="preserve"> </w:t>
-      </w:r>
-      <w:r>
-        <w:rPr>
-          <w:rStyle w:val="VerbatimChar"/>
-        </w:rPr>
-        <w:t xml:space="preserve">VehicleModel(makeId, slug)</w:t>
-      </w:r>
-      <w:r>
-        <w:t xml:space="preserve"> </w:t>
-      </w:r>
-      <w:r>
-        <w:t xml:space="preserve">ont des contraintes uniques</w:t>
-      </w:r>
-      <w:r>
-        <w:t xml:space="preserve"> </w:t>
-      </w:r>
-      <w:r>
-        <w:rPr>
-          <w:b/>
-          <w:bCs/>
-        </w:rPr>
-        <w:t xml:space="preserve">globales</w:t>
-      </w:r>
-      <w:r>
-        <w:t xml:space="preserve">. Une source externe ne peut PAS upsert naïvement keyé sur</w:t>
-      </w:r>
-      <w:r>
-        <w:t xml:space="preserve"> </w:t>
-      </w:r>
-      <w:r>
-        <w:rPr>
-          <w:rStyle w:val="VerbatimChar"/>
-        </w:rPr>
-        <w:t xml:space="preserve">(externalSource, externalSourceId)</w:t>
-      </w:r>
-      <w:r>
-        <w:t xml:space="preserve"> </w:t>
-      </w:r>
-      <w:r>
-        <w:t xml:space="preserve">— elle clasherait avec les rows seedées par NHTSA. Pattern correct (global-auto-vehicles) :</w:t>
-      </w:r>
-      <w:r>
-        <w:t xml:space="preserve"> </w:t>
-      </w:r>
-      <w:r>
-        <w:rPr>
-          <w:rStyle w:val="VerbatimChar"/>
-        </w:rPr>
-        <w:t xml:space="preserve">findFirst(by slug)</w:t>
-      </w:r>
-      <w:r>
-        <w:t xml:space="preserve"> </w:t>
-      </w:r>
-      <w:r>
-        <w:t xml:space="preserve">→</w:t>
-      </w:r>
-      <w:r>
-        <w:t xml:space="preserve"> </w:t>
-      </w:r>
-      <w:r>
-        <w:rPr>
-          <w:rStyle w:val="VerbatimChar"/>
-        </w:rPr>
-        <w:t xml:space="preserve">update</w:t>
-      </w:r>
-      <w:r>
-        <w:t xml:space="preserve"> </w:t>
-      </w:r>
-      <w:r>
-        <w:t xml:space="preserve">(backfill</w:t>
-      </w:r>
-      <w:r>
-        <w:t xml:space="preserve"> </w:t>
-      </w:r>
-      <w:r>
-        <w:rPr>
-          <w:rStyle w:val="VerbatimChar"/>
-        </w:rPr>
-        <w:t xml:space="preserve">externalSource</w:t>
-      </w:r>
-      <w:r>
-        <w:t xml:space="preserve"> </w:t>
-      </w:r>
-      <w:r>
-        <w:rPr>
-          <w:b/>
-          <w:bCs/>
-        </w:rPr>
-        <w:t xml:space="preserve">seulement si NULL</w:t>
-      </w:r>
-      <w:r>
-        <w:t xml:space="preserve">, ne jamais clobber une autre source) sinon</w:t>
-      </w:r>
-      <w:r>
-        <w:t xml:space="preserve"> </w:t>
-      </w:r>
-      <w:r>
-        <w:rPr>
-          <w:rStyle w:val="VerbatimChar"/>
-        </w:rPr>
-        <w:t xml:space="preserve">create</w:t>
-      </w:r>
-      <w:r>
-        <w:t xml:space="preserve">.</w:t>
+          <w:rStyle w:val="VerbatimChar"/>
+        </w:rPr>
+        <w:t xml:space="preserve">nhtsa-year</w:t>
+      </w:r>
+      <w:r>
+        <w:t xml:space="preserve"> </w:t>
+      </w:r>
+      <w:r>
+        <w:t xml:space="preserve">— enrichissement années de production sur le référentiel NHTSA.</w:t>
       </w:r>
     </w:p>
     <w:p>
@@ -7359,58 +7525,15 @@
       </w:pPr>
       <w:r>
         <w:rPr>
-          <w:b/>
-          <w:bCs/>
-        </w:rPr>
-        <w:t xml:space="preserve">Sync fitments</w:t>
-      </w:r>
-      <w:r>
-        <w:t xml:space="preserve"> </w:t>
-      </w:r>
-      <w:r>
-        <w:t xml:space="preserve">: pour garder</w:t>
-      </w:r>
-      <w:r>
-        <w:t xml:space="preserve"> </w:t>
-      </w:r>
-      <w:r>
-        <w:rPr>
-          <w:rStyle w:val="VerbatimChar"/>
-        </w:rPr>
-        <w:t xml:space="preserve">CatalogItemFitment</w:t>
-      </w:r>
-      <w:r>
-        <w:t xml:space="preserve"> </w:t>
-      </w:r>
-      <w:r>
-        <w:t xml:space="preserve">aligné avec une source externe sans dupliquer →</w:t>
-      </w:r>
-      <w:r>
-        <w:t xml:space="preserve"> </w:t>
-      </w:r>
-      <w:r>
-        <w:rPr>
-          <w:rStyle w:val="VerbatimChar"/>
-        </w:rPr>
-        <w:t xml:space="preserve">deleteMany({catalogItemId})</w:t>
-      </w:r>
-      <w:r>
-        <w:t xml:space="preserve"> </w:t>
-      </w:r>
-      <w:r>
-        <w:t xml:space="preserve">puis</w:t>
-      </w:r>
-      <w:r>
-        <w:t xml:space="preserve"> </w:t>
-      </w:r>
-      <w:r>
-        <w:rPr>
-          <w:rStyle w:val="VerbatimChar"/>
-        </w:rPr>
-        <w:t xml:space="preserve">createMany</w:t>
-      </w:r>
-      <w:r>
-        <w:t xml:space="preserve">. Idempotent. ~80k rows en ~25 min via le pooler pour 3 784 items.</w:t>
+          <w:rStyle w:val="VerbatimChar"/>
+        </w:rPr>
+        <w:t xml:space="preserve">french-models</w:t>
+      </w:r>
+      <w:r>
+        <w:t xml:space="preserve"> </w:t>
+      </w:r>
+      <w:r>
+        <w:t xml:space="preserve">— modèles supplémentaires (marché européen, complète NHTSA).</w:t>
       </w:r>
     </w:p>
     <w:p>
@@ -7423,91 +7546,193 @@
       </w:pPr>
       <w:r>
         <w:rPr>
-          <w:b/>
-          <w:bCs/>
-        </w:rPr>
-        <w:t xml:space="preserve">Status des externals</w:t>
-      </w:r>
-      <w:r>
-        <w:t xml:space="preserve"> </w:t>
-      </w:r>
-      <w:r>
-        <w:t xml:space="preserve">: global-auto a été commit en</w:t>
-      </w:r>
-      <w:r>
-        <w:t xml:space="preserve"> </w:t>
-      </w:r>
-      <w:r>
-        <w:rPr>
-          <w:b/>
-          <w:bCs/>
-        </w:rPr>
-        <w:t xml:space="preserve">PUBLISHED</w:t>
-      </w:r>
-      <w:r>
-        <w:t xml:space="preserve"> </w:t>
-      </w:r>
-      <w:r>
-        <w:t xml:space="preserve">(choix produit explicite : 3 780 prix concurrents directement visibles aux mécaniciens). Aucun filtre</w:t>
-      </w:r>
-      <w:r>
-        <w:t xml:space="preserve"> </w:t>
-      </w:r>
-      <w:r>
-        <w:rPr>
-          <w:rStyle w:val="VerbatimChar"/>
-        </w:rPr>
-        <w:t xml:space="preserve">isExternal=false</w:t>
-      </w:r>
-      <w:r>
-        <w:t xml:space="preserve"> </w:t>
-      </w:r>
-      <w:r>
-        <w:t xml:space="preserve">côté public — la séparation interne/externe se fait par</w:t>
-      </w:r>
-      <w:r>
-        <w:t xml:space="preserve"> </w:t>
-      </w:r>
-      <w:r>
-        <w:rPr>
-          <w:rStyle w:val="VerbatimChar"/>
-        </w:rPr>
-        <w:t xml:space="preserve">status</w:t>
-      </w:r>
-      <w:r>
-        <w:t xml:space="preserve"> </w:t>
-      </w:r>
-      <w:r>
-        <w:t xml:space="preserve">(DRAFT invisible / PUBLISHED visible) et l'admin pilote depuis</w:t>
-      </w:r>
-      <w:r>
-        <w:t xml:space="preserve"> </w:t>
-      </w:r>
-      <w:r>
-        <w:rPr>
-          <w:rStyle w:val="VerbatimChar"/>
-        </w:rPr>
-        <w:t xml:space="preserve">/admin/external-imports</w:t>
+          <w:rStyle w:val="VerbatimChar"/>
+        </w:rPr>
+        <w:t xml:space="preserve">3h</w:t>
+      </w:r>
+      <w:r>
+        <w:t xml:space="preserve"> </w:t>
+      </w:r>
+      <w:r>
+        <w:t xml:space="preserve">— 3H Autoparts (parser JSON-LD schema.org, scraper Cheerio). Code en place,</w:t>
+      </w:r>
+      <w:r>
+        <w:t xml:space="preserve"> </w:t>
+      </w:r>
+      <w:r>
+        <w:rPr>
+          <w:b/>
+          <w:bCs/>
+        </w:rPr>
+        <w:t xml:space="preserve">pas encore commit en prod</w:t>
       </w:r>
       <w:r>
         <w:t xml:space="preserve">.</w:t>
       </w:r>
     </w:p>
     <w:p>
-      <w:r>
-        <w:pict>
-          <v:rect style="width:0;height:1.5pt" o:hralign="center" o:hrstd="t" o:hr="t"/>
-        </w:pict>
-      </w:r>
-    </w:p>
-    <w:bookmarkEnd w:id="49"/>
-    <w:bookmarkStart w:id="50" w:name="Xfcea7d9a34df2f0246dfbd61361a282b24bae05"/>
-    <w:p>
-      <w:pPr>
-        <w:pStyle w:val="Heading2"/>
-      </w:pPr>
-      <w:r>
-        <w:t xml:space="preserve">11. Tests &amp; qualité</w:t>
+      <w:pPr>
+        <w:pStyle w:val="Compact"/>
+        <w:numPr>
+          <w:ilvl w:val="0"/>
+          <w:numId w:val="1016"/>
+        </w:numPr>
+      </w:pPr>
+      <w:r>
+        <w:rPr>
+          <w:rStyle w:val="VerbatimChar"/>
+        </w:rPr>
+        <w:t xml:space="preserve">global-auto-vehicles</w:t>
+      </w:r>
+      <w:r>
+        <w:t xml:space="preserve"> </w:t>
+      </w:r>
+      <w:r>
+        <w:t xml:space="preserve">— arbre véhicules global-auto.online via</w:t>
+      </w:r>
+      <w:r>
+        <w:t xml:space="preserve"> </w:t>
+      </w:r>
+      <w:r>
+        <w:rPr>
+          <w:b/>
+          <w:bCs/>
+        </w:rPr>
+        <w:t xml:space="preserve">API REST</w:t>
+      </w:r>
+      <w:r>
+        <w:t xml:space="preserve"> </w:t>
+      </w:r>
+      <w:r>
+        <w:t xml:space="preserve">(</w:t>
+      </w:r>
+      <w:r>
+        <w:rPr>
+          <w:rStyle w:val="VerbatimChar"/>
+        </w:rPr>
+        <w:t xml:space="preserve">globalautoback-production.up.railway.app/api</w:t>
+      </w:r>
+      <w:r>
+        <w:t xml:space="preserve">). ✅</w:t>
+      </w:r>
+      <w:r>
+        <w:t xml:space="preserve"> </w:t>
+      </w:r>
+      <w:r>
+        <w:rPr>
+          <w:b/>
+          <w:bCs/>
+        </w:rPr>
+        <w:t xml:space="preserve">commit en prod 2026-05-29</w:t>
+      </w:r>
+      <w:r>
+        <w:t xml:space="preserve"> </w:t>
+      </w:r>
+      <w:r>
+        <w:t xml:space="preserve">: 49 makes / 2 219 models / 746 generations / 5 788 engines (source</w:t>
+      </w:r>
+      <w:r>
+        <w:t xml:space="preserve"> </w:t>
+      </w:r>
+      <w:r>
+        <w:rPr>
+          <w:rStyle w:val="VerbatimChar"/>
+        </w:rPr>
+        <w:t xml:space="preserve">GLOBAL_AUTO_CI</w:t>
+      </w:r>
+      <w:r>
+        <w:t xml:space="preserve">).</w:t>
+      </w:r>
+    </w:p>
+    <w:p>
+      <w:pPr>
+        <w:pStyle w:val="Compact"/>
+        <w:numPr>
+          <w:ilvl w:val="0"/>
+          <w:numId w:val="1016"/>
+        </w:numPr>
+      </w:pPr>
+      <w:r>
+        <w:rPr>
+          <w:rStyle w:val="VerbatimChar"/>
+        </w:rPr>
+        <w:t xml:space="preserve">global-auto-products</w:t>
+      </w:r>
+      <w:r>
+        <w:t xml:space="preserve"> </w:t>
+      </w:r>
+      <w:r>
+        <w:t xml:space="preserve">— catalogue pièces global-auto.online (même API, streaming paginé). ✅</w:t>
+      </w:r>
+      <w:r>
+        <w:t xml:space="preserve"> </w:t>
+      </w:r>
+      <w:r>
+        <w:rPr>
+          <w:b/>
+          <w:bCs/>
+        </w:rPr>
+        <w:t xml:space="preserve">commit en prod 2026-05-29</w:t>
+      </w:r>
+      <w:r>
+        <w:t xml:space="preserve"> </w:t>
+      </w:r>
+      <w:r>
+        <w:t xml:space="preserve">: 3 780</w:t>
+      </w:r>
+      <w:r>
+        <w:t xml:space="preserve"> </w:t>
+      </w:r>
+      <w:r>
+        <w:rPr>
+          <w:rStyle w:val="VerbatimChar"/>
+        </w:rPr>
+        <w:t xml:space="preserve">CatalogItem</w:t>
+      </w:r>
+      <w:r>
+        <w:t xml:space="preserve"> </w:t>
+      </w:r>
+      <w:r>
+        <w:t xml:space="preserve">PUBLISHED + 79 405 fitments sous le vendor shadow « Global Auto » (</w:t>
+      </w:r>
+      <w:r>
+        <w:rPr>
+          <w:rStyle w:val="VerbatimChar"/>
+        </w:rPr>
+        <w:t xml:space="preserve">+22500000099GA</w:t>
+      </w:r>
+      <w:r>
+        <w:t xml:space="preserve">).</w:t>
+      </w:r>
+    </w:p>
+    <w:p>
+      <w:pPr>
+        <w:pStyle w:val="FirstParagraph"/>
+      </w:pPr>
+      <w:r>
+        <w:rPr>
+          <w:b/>
+          <w:bCs/>
+        </w:rPr>
+        <w:t xml:space="preserve">Phases</w:t>
+      </w:r>
+      <w:r>
+        <w:t xml:space="preserve"> </w:t>
+      </w:r>
+      <w:r>
+        <w:t xml:space="preserve">(roadmap, voir</w:t>
+      </w:r>
+      <w:r>
+        <w:t xml:space="preserve"> </w:t>
+      </w:r>
+      <w:r>
+        <w:rPr>
+          <w:rStyle w:val="VerbatimChar"/>
+        </w:rPr>
+        <w:t xml:space="preserve">_bmad-output/planning-artifacts/ingest-sources-recensement.md</w:t>
+      </w:r>
+      <w:r>
+        <w:t xml:space="preserve">) :</w:t>
       </w:r>
     </w:p>
     <w:p>
@@ -7519,17 +7744,7 @@
         </w:numPr>
       </w:pPr>
       <w:r>
-        <w:rPr>
-          <w:b/>
-          <w:bCs/>
-        </w:rPr>
-        <w:t xml:space="preserve">Framework</w:t>
-      </w:r>
-      <w:r>
-        <w:t xml:space="preserve"> </w:t>
-      </w:r>
-      <w:r>
-        <w:t xml:space="preserve">: Vitest 3.2 partout.</w:t>
+        <w:t xml:space="preserve">✅ Référentiel véhicules (NHTSA, french-models, OSM)</w:t>
       </w:r>
     </w:p>
     <w:p>
@@ -7541,98 +7756,7 @@
         </w:numPr>
       </w:pPr>
       <w:r>
-        <w:rPr>
-          <w:b/>
-          <w:bCs/>
-        </w:rPr>
-        <w:t xml:space="preserve">API integration tests</w:t>
-      </w:r>
-      <w:r>
-        <w:t xml:space="preserve"> </w:t>
-      </w:r>
-      <w:r>
-        <w:t xml:space="preserve">:</w:t>
-      </w:r>
-      <w:r>
-        <w:t xml:space="preserve"> </w:t>
-      </w:r>
-      <w:r>
-        <w:rPr>
-          <w:rStyle w:val="VerbatimChar"/>
-        </w:rPr>
-        <w:t xml:space="preserve">buildApp()</w:t>
-      </w:r>
-      <w:r>
-        <w:t xml:space="preserve"> </w:t>
-      </w:r>
-      <w:r>
-        <w:t xml:space="preserve">depuis</w:t>
-      </w:r>
-      <w:r>
-        <w:t xml:space="preserve"> </w:t>
-      </w:r>
-      <w:r>
-        <w:rPr>
-          <w:rStyle w:val="VerbatimChar"/>
-        </w:rPr>
-        <w:t xml:space="preserve">server.ts</w:t>
-      </w:r>
-      <w:r>
-        <w:t xml:space="preserve"> </w:t>
-      </w:r>
-      <w:r>
-        <w:t xml:space="preserve">+</w:t>
-      </w:r>
-      <w:r>
-        <w:t xml:space="preserve"> </w:t>
-      </w:r>
-      <w:r>
-        <w:rPr>
-          <w:rStyle w:val="VerbatimChar"/>
-        </w:rPr>
-        <w:t xml:space="preserve">app.inject()</w:t>
-      </w:r>
-      <w:r>
-        <w:t xml:space="preserve">. Mock pattern :</w:t>
-      </w:r>
-      <w:r>
-        <w:t xml:space="preserve"> </w:t>
-      </w:r>
-      <w:r>
-        <w:rPr>
-          <w:rStyle w:val="VerbatimChar"/>
-        </w:rPr>
-        <w:t xml:space="preserve">vi.mock()</w:t>
-      </w:r>
-      <w:r>
-        <w:t xml:space="preserve"> </w:t>
-      </w:r>
-      <w:r>
-        <w:t xml:space="preserve">AVANT</w:t>
-      </w:r>
-      <w:r>
-        <w:t xml:space="preserve"> </w:t>
-      </w:r>
-      <w:r>
-        <w:rPr>
-          <w:rStyle w:val="VerbatimChar"/>
-        </w:rPr>
-        <w:t xml:space="preserve">import</w:t>
-      </w:r>
-      <w:r>
-        <w:t xml:space="preserve">. Env stubbé via</w:t>
-      </w:r>
-      <w:r>
-        <w:t xml:space="preserve"> </w:t>
-      </w:r>
-      <w:r>
-        <w:rPr>
-          <w:rStyle w:val="VerbatimChar"/>
-        </w:rPr>
-        <w:t xml:space="preserve">vi.stubEnv()</w:t>
-      </w:r>
-      <w:r>
-        <w:t xml:space="preserve">.</w:t>
+        <w:t xml:space="preserve">✅ Référentiel pièces (catégories, OEM)</w:t>
       </w:r>
     </w:p>
     <w:p>
@@ -7644,56 +7768,20 @@
         </w:numPr>
       </w:pPr>
       <w:r>
-        <w:rPr>
-          <w:b/>
-          <w:bCs/>
-        </w:rPr>
-        <w:t xml:space="preserve">Gotcha format FR</w:t>
-      </w:r>
-      <w:r>
-        <w:t xml:space="preserve"> </w:t>
-      </w:r>
-      <w:r>
-        <w:t xml:space="preserve">:</w:t>
-      </w:r>
-      <w:r>
-        <w:t xml:space="preserve"> </w:t>
-      </w:r>
-      <w:r>
-        <w:rPr>
-          <w:rStyle w:val="VerbatimChar"/>
-        </w:rPr>
-        <w:t xml:space="preserve">toLocaleString('fr-FR')</w:t>
-      </w:r>
-      <w:r>
-        <w:t xml:space="preserve"> </w:t>
-      </w:r>
-      <w:r>
-        <w:t xml:space="preserve">insère un espace insécable U+00A0 entre milliers. Utilise une regex (</w:t>
-      </w:r>
-      <w:r>
-        <w:rPr>
-          <w:rStyle w:val="VerbatimChar"/>
-        </w:rPr>
-        <w:t xml:space="preserve">toMatch(/4.500 FCFA/)</w:t>
-      </w:r>
-      <w:r>
-        <w:t xml:space="preserve">), pas</w:t>
-      </w:r>
-      <w:r>
-        <w:t xml:space="preserve"> </w:t>
-      </w:r>
-      <w:r>
-        <w:rPr>
-          <w:rStyle w:val="VerbatimChar"/>
-        </w:rPr>
-        <w:t xml:space="preserve">toContain</w:t>
-      </w:r>
-      <w:r>
-        <w:t xml:space="preserve"> </w:t>
-      </w:r>
-      <w:r>
-        <w:t xml:space="preserve">avec espace normal.</w:t>
+        <w:t xml:space="preserve">🔄 Scrapers concurrents —</w:t>
+      </w:r>
+      <w:r>
+        <w:t xml:space="preserve"> </w:t>
+      </w:r>
+      <w:r>
+        <w:rPr>
+          <w:b/>
+          <w:bCs/>
+        </w:rPr>
+        <w:t xml:space="preserve">global-auto.online done (live)</w:t>
+      </w:r>
+      <w:r>
+        <w:t xml:space="preserve">, 3H en dry-run (code prêt), MAPA-CI / Jumia CI / CoinAfrique CI à venir.</w:t>
       </w:r>
     </w:p>
     <w:p>
@@ -7705,44 +7793,7 @@
         </w:numPr>
       </w:pPr>
       <w:r>
-        <w:rPr>
-          <w:b/>
-          <w:bCs/>
-        </w:rPr>
-        <w:t xml:space="preserve">Lint</w:t>
-      </w:r>
-      <w:r>
-        <w:t xml:space="preserve"> </w:t>
-      </w:r>
-      <w:r>
-        <w:t xml:space="preserve">:</w:t>
-      </w:r>
-      <w:r>
-        <w:t xml:space="preserve"> </w:t>
-      </w:r>
-      <w:r>
-        <w:rPr>
-          <w:rStyle w:val="VerbatimChar"/>
-        </w:rPr>
-        <w:t xml:space="preserve">pnpm lint</w:t>
-      </w:r>
-      <w:r>
-        <w:t xml:space="preserve"> </w:t>
-      </w:r>
-      <w:r>
-        <w:t xml:space="preserve">(eslint partagé via</w:t>
-      </w:r>
-      <w:r>
-        <w:t xml:space="preserve"> </w:t>
-      </w:r>
-      <w:r>
-        <w:rPr>
-          <w:rStyle w:val="VerbatimChar"/>
-        </w:rPr>
-        <w:t xml:space="preserve">packages/shared/eslint-config</w:t>
-      </w:r>
-      <w:r>
-        <w:t xml:space="preserve">).</w:t>
+        <w:t xml:space="preserve">✅ Cartographie concurrents (OSM offline)</w:t>
       </w:r>
     </w:p>
     <w:p>
@@ -7754,99 +7805,103 @@
         </w:numPr>
       </w:pPr>
       <w:r>
-        <w:rPr>
-          <w:b/>
-          <w:bCs/>
-        </w:rPr>
-        <w:t xml:space="preserve">Format</w:t>
+        <w:t xml:space="preserve">⏳ Observations prix marché continues (refresh périodique des sources scrapées)</w:t>
+      </w:r>
+    </w:p>
+    <w:p>
+      <w:pPr>
+        <w:pStyle w:val="FirstParagraph"/>
+      </w:pPr>
+      <w:r>
+        <w:rPr>
+          <w:b/>
+          <w:bCs/>
+        </w:rPr>
+        <w:t xml:space="preserve">Pattern à suivre</w:t>
+      </w:r>
+      <w:r>
+        <w:t xml:space="preserve"> </w:t>
+      </w:r>
+      <w:r>
+        <w:t xml:space="preserve">: voir</w:t>
+      </w:r>
+      <w:r>
+        <w:t xml:space="preserve"> </w:t>
+      </w:r>
+      <w:r>
+        <w:rPr>
+          <w:rStyle w:val="VerbatimChar"/>
+        </w:rPr>
+        <w:t xml:space="preserve">apps/ingest/src/pipeline/global-auto-vehicles.ts</w:t>
+      </w:r>
+      <w:r>
+        <w:t xml:space="preserve"> </w:t>
+      </w:r>
+      <w:r>
+        <w:t xml:space="preserve">(pipeline canonique le plus récent : fetch API → normalize → load DB upsert → vitest avec Prisma mocké). La séparation source/pipeline/normalizer est nette :</w:t>
+      </w:r>
+      <w:r>
+        <w:t xml:space="preserve"> </w:t>
+      </w:r>
+      <w:r>
+        <w:rPr>
+          <w:rStyle w:val="VerbatimChar"/>
+        </w:rPr>
+        <w:t xml:space="preserve">sources/</w:t>
+      </w:r>
+      <w:r>
+        <w:t xml:space="preserve"> </w:t>
+      </w:r>
+      <w:r>
+        <w:t xml:space="preserve">(fetch + schémas Zod de l'API amont),</w:t>
+      </w:r>
+      <w:r>
+        <w:t xml:space="preserve"> </w:t>
+      </w:r>
+      <w:r>
+        <w:rPr>
+          <w:rStyle w:val="VerbatimChar"/>
+        </w:rPr>
+        <w:t xml:space="preserve">normalizers/</w:t>
+      </w:r>
+      <w:r>
+        <w:t xml:space="preserve"> </w:t>
+      </w:r>
+      <w:r>
+        <w:t xml:space="preserve">(mapping vers nos modèles),</w:t>
+      </w:r>
+      <w:r>
+        <w:t xml:space="preserve"> </w:t>
+      </w:r>
+      <w:r>
+        <w:rPr>
+          <w:rStyle w:val="VerbatimChar"/>
+        </w:rPr>
+        <w:t xml:space="preserve">pipeline/</w:t>
+      </w:r>
+      <w:r>
+        <w:t xml:space="preserve"> </w:t>
+      </w:r>
+      <w:r>
+        <w:t xml:space="preserve">(orchestration + dump JSON dry-run ou commit DB).</w:t>
+      </w:r>
+    </w:p>
+    <w:p>
+      <w:pPr>
+        <w:pStyle w:val="BodyText"/>
+      </w:pPr>
+      <w:r>
+        <w:rPr>
+          <w:b/>
+          <w:bCs/>
+        </w:rPr>
+        <w:t xml:space="preserve">Gotchas ingest</w:t>
       </w:r>
       <w:r>
         <w:t xml:space="preserve"> </w:t>
       </w:r>
       <w:r>
         <w:t xml:space="preserve">:</w:t>
-      </w:r>
-      <w:r>
-        <w:t xml:space="preserve"> </w:t>
-      </w:r>
-      <w:r>
-        <w:rPr>
-          <w:rStyle w:val="VerbatimChar"/>
-        </w:rPr>
-        <w:t xml:space="preserve">pnpm format</w:t>
-      </w:r>
-      <w:r>
-        <w:t xml:space="preserve"> </w:t>
-      </w:r>
-      <w:r>
-        <w:t xml:space="preserve">(Prettier).</w:t>
-      </w:r>
-    </w:p>
-    <w:p>
-      <w:pPr>
-        <w:pStyle w:val="Compact"/>
-        <w:numPr>
-          <w:ilvl w:val="0"/>
-          <w:numId w:val="1017"/>
-        </w:numPr>
-      </w:pPr>
-      <w:r>
-        <w:rPr>
-          <w:b/>
-          <w:bCs/>
-        </w:rPr>
-        <w:t xml:space="preserve">Type-check</w:t>
-      </w:r>
-      <w:r>
-        <w:t xml:space="preserve"> </w:t>
-      </w:r>
-      <w:r>
-        <w:t xml:space="preserve">:</w:t>
-      </w:r>
-      <w:r>
-        <w:t xml:space="preserve"> </w:t>
-      </w:r>
-      <w:r>
-        <w:rPr>
-          <w:rStyle w:val="VerbatimChar"/>
-        </w:rPr>
-        <w:t xml:space="preserve">pnpm -F api typecheck</w:t>
-      </w:r>
-      <w:r>
-        <w:t xml:space="preserve">, idem pour web/ingest/shared.</w:t>
-      </w:r>
-    </w:p>
-    <w:p>
-      <w:pPr>
-        <w:pStyle w:val="FirstParagraph"/>
-      </w:pPr>
-      <w:r>
-        <w:t xml:space="preserve">Tout passe en CI sur chaque PR. Un fail bloque le merge.</w:t>
-      </w:r>
-    </w:p>
-    <w:p>
-      <w:r>
-        <w:pict>
-          <v:rect style="width:0;height:1.5pt" o:hralign="center" o:hrstd="t" o:hr="t"/>
-        </w:pict>
-      </w:r>
-    </w:p>
-    <w:bookmarkEnd w:id="50"/>
-    <w:bookmarkStart w:id="51" w:name="Xebe09f6bcbd90ebfbbf6796985bb0d901ca4837"/>
-    <w:p>
-      <w:pPr>
-        <w:pStyle w:val="Heading2"/>
-      </w:pPr>
-      <w:r>
-        <w:t xml:space="preserve">12. BMAD — workflow de planification</w:t>
-      </w:r>
-    </w:p>
-    <w:p>
-      <w:pPr>
-        <w:pStyle w:val="FirstParagraph"/>
-      </w:pPr>
-      <w:r>
-        <w:t xml:space="preserve">Le repo utilise BMAD (Business Model Agent Development) pour la gestion des stories.</w:t>
       </w:r>
     </w:p>
     <w:p>
@@ -7858,16 +7913,37 @@
         </w:numPr>
       </w:pPr>
       <w:r>
-        <w:t xml:space="preserve">Story files :</w:t>
-      </w:r>
-      <w:r>
-        <w:t xml:space="preserve"> </w:t>
-      </w:r>
-      <w:r>
-        <w:rPr>
-          <w:rStyle w:val="VerbatimChar"/>
-        </w:rPr>
-        <w:t xml:space="preserve">_bmad-output/implementation-artifacts/</w:t>
+        <w:t xml:space="preserve">La CLI 3H avait un bug</w:t>
+      </w:r>
+      <w:r>
+        <w:t xml:space="preserve"> </w:t>
+      </w:r>
+      <w:r>
+        <w:rPr>
+          <w:rStyle w:val="VerbatimChar"/>
+        </w:rPr>
+        <w:t xml:space="preserve">dryRun || true</w:t>
+      </w:r>
+      <w:r>
+        <w:t xml:space="preserve"> </w:t>
+      </w:r>
+      <w:r>
+        <w:t xml:space="preserve">qui forçait toujours dry-run. Fixé fin mai 2026. Toujours tester</w:t>
+      </w:r>
+      <w:r>
+        <w:t xml:space="preserve"> </w:t>
+      </w:r>
+      <w:r>
+        <w:rPr>
+          <w:rStyle w:val="VerbatimChar"/>
+        </w:rPr>
+        <w:t xml:space="preserve">--commit</w:t>
+      </w:r>
+      <w:r>
+        <w:t xml:space="preserve"> </w:t>
+      </w:r>
+      <w:r>
+        <w:t xml:space="preserve">sur staging avant prod.</w:t>
       </w:r>
     </w:p>
     <w:p>
@@ -7879,16 +7955,139 @@
         </w:numPr>
       </w:pPr>
       <w:r>
-        <w:t xml:space="preserve">Sprint tracking :</w:t>
-      </w:r>
-      <w:r>
-        <w:t xml:space="preserve"> </w:t>
-      </w:r>
-      <w:r>
-        <w:rPr>
-          <w:rStyle w:val="VerbatimChar"/>
-        </w:rPr>
-        <w:t xml:space="preserve">_bmad-output/sprint-status.yaml</w:t>
+        <w:rPr>
+          <w:b/>
+          <w:bCs/>
+        </w:rPr>
+        <w:t xml:space="preserve">Collision de slugs véhicules</w:t>
+      </w:r>
+      <w:r>
+        <w:t xml:space="preserve"> </w:t>
+      </w:r>
+      <w:r>
+        <w:t xml:space="preserve">:</w:t>
+      </w:r>
+      <w:r>
+        <w:t xml:space="preserve"> </w:t>
+      </w:r>
+      <w:r>
+        <w:rPr>
+          <w:rStyle w:val="VerbatimChar"/>
+        </w:rPr>
+        <w:t xml:space="preserve">VehicleMake.slug</w:t>
+      </w:r>
+      <w:r>
+        <w:t xml:space="preserve"> </w:t>
+      </w:r>
+      <w:r>
+        <w:t xml:space="preserve">et</w:t>
+      </w:r>
+      <w:r>
+        <w:t xml:space="preserve"> </w:t>
+      </w:r>
+      <w:r>
+        <w:rPr>
+          <w:rStyle w:val="VerbatimChar"/>
+        </w:rPr>
+        <w:t xml:space="preserve">VehicleModel(makeId, slug)</w:t>
+      </w:r>
+      <w:r>
+        <w:t xml:space="preserve"> </w:t>
+      </w:r>
+      <w:r>
+        <w:t xml:space="preserve">ont des contraintes uniques</w:t>
+      </w:r>
+      <w:r>
+        <w:t xml:space="preserve"> </w:t>
+      </w:r>
+      <w:r>
+        <w:rPr>
+          <w:b/>
+          <w:bCs/>
+        </w:rPr>
+        <w:t xml:space="preserve">globales</w:t>
+      </w:r>
+      <w:r>
+        <w:t xml:space="preserve">. Une source externe ne peut PAS upsert naïvement keyé sur</w:t>
+      </w:r>
+      <w:r>
+        <w:t xml:space="preserve"> </w:t>
+      </w:r>
+      <w:r>
+        <w:rPr>
+          <w:rStyle w:val="VerbatimChar"/>
+        </w:rPr>
+        <w:t xml:space="preserve">(externalSource, externalSourceId)</w:t>
+      </w:r>
+      <w:r>
+        <w:t xml:space="preserve"> </w:t>
+      </w:r>
+      <w:r>
+        <w:t xml:space="preserve">— elle clasherait avec les rows seedées par NHTSA. Pattern correct (global-auto-vehicles) :</w:t>
+      </w:r>
+      <w:r>
+        <w:t xml:space="preserve"> </w:t>
+      </w:r>
+      <w:r>
+        <w:rPr>
+          <w:rStyle w:val="VerbatimChar"/>
+        </w:rPr>
+        <w:t xml:space="preserve">findFirst(by slug)</w:t>
+      </w:r>
+      <w:r>
+        <w:t xml:space="preserve"> </w:t>
+      </w:r>
+      <w:r>
+        <w:t xml:space="preserve">→</w:t>
+      </w:r>
+      <w:r>
+        <w:t xml:space="preserve"> </w:t>
+      </w:r>
+      <w:r>
+        <w:rPr>
+          <w:rStyle w:val="VerbatimChar"/>
+        </w:rPr>
+        <w:t xml:space="preserve">update</w:t>
+      </w:r>
+      <w:r>
+        <w:t xml:space="preserve"> </w:t>
+      </w:r>
+      <w:r>
+        <w:t xml:space="preserve">(backfill</w:t>
+      </w:r>
+      <w:r>
+        <w:t xml:space="preserve"> </w:t>
+      </w:r>
+      <w:r>
+        <w:rPr>
+          <w:rStyle w:val="VerbatimChar"/>
+        </w:rPr>
+        <w:t xml:space="preserve">externalSource</w:t>
+      </w:r>
+      <w:r>
+        <w:t xml:space="preserve"> </w:t>
+      </w:r>
+      <w:r>
+        <w:rPr>
+          <w:b/>
+          <w:bCs/>
+        </w:rPr>
+        <w:t xml:space="preserve">seulement si NULL</w:t>
+      </w:r>
+      <w:r>
+        <w:t xml:space="preserve">, ne jamais clobber une autre source) sinon</w:t>
+      </w:r>
+      <w:r>
+        <w:t xml:space="preserve"> </w:t>
+      </w:r>
+      <w:r>
+        <w:rPr>
+          <w:rStyle w:val="VerbatimChar"/>
+        </w:rPr>
+        <w:t xml:space="preserve">create</w:t>
+      </w:r>
+      <w:r>
+        <w:t xml:space="preserve">.</w:t>
       </w:r>
     </w:p>
     <w:p>
@@ -7900,75 +8099,139 @@
         </w:numPr>
       </w:pPr>
       <w:r>
-        <w:t xml:space="preserve">Skills invoquées via</w:t>
-      </w:r>
-      <w:r>
-        <w:t xml:space="preserve"> </w:t>
-      </w:r>
-      <w:r>
-        <w:rPr>
-          <w:rStyle w:val="VerbatimChar"/>
-        </w:rPr>
-        <w:t xml:space="preserve">/bmad-bmm-*</w:t>
-      </w:r>
-      <w:r>
-        <w:t xml:space="preserve"> </w:t>
-      </w:r>
-      <w:r>
-        <w:t xml:space="preserve">(</w:t>
-      </w:r>
-      <w:r>
-        <w:rPr>
-          <w:rStyle w:val="VerbatimChar"/>
-        </w:rPr>
-        <w:t xml:space="preserve">create-story</w:t>
-      </w:r>
-      <w:r>
-        <w:t xml:space="preserve">,</w:t>
-      </w:r>
-      <w:r>
-        <w:t xml:space="preserve"> </w:t>
-      </w:r>
-      <w:r>
-        <w:rPr>
-          <w:rStyle w:val="VerbatimChar"/>
-        </w:rPr>
-        <w:t xml:space="preserve">dev-story</w:t>
-      </w:r>
-      <w:r>
-        <w:t xml:space="preserve">,</w:t>
-      </w:r>
-      <w:r>
-        <w:t xml:space="preserve"> </w:t>
-      </w:r>
-      <w:r>
-        <w:rPr>
-          <w:rStyle w:val="VerbatimChar"/>
-        </w:rPr>
-        <w:t xml:space="preserve">code-review</w:t>
-      </w:r>
-      <w:r>
-        <w:t xml:space="preserve">,</w:t>
-      </w:r>
-      <w:r>
-        <w:t xml:space="preserve"> </w:t>
-      </w:r>
-      <w:r>
-        <w:rPr>
-          <w:rStyle w:val="VerbatimChar"/>
-        </w:rPr>
-        <w:t xml:space="preserve">retrospective</w:t>
-      </w:r>
-      <w:r>
-        <w:t xml:space="preserve">).</w:t>
-      </w:r>
-    </w:p>
-    <w:p>
-      <w:pPr>
-        <w:pStyle w:val="FirstParagraph"/>
-      </w:pPr>
-      <w:r>
-        <w:t xml:space="preserve">Si tu n'aimes pas BMAD, tu peux ignorer — rien ne casse. Mais les stories ouvertes sont la trace de "ce qui était prévu mais pas fini".</w:t>
+        <w:rPr>
+          <w:b/>
+          <w:bCs/>
+        </w:rPr>
+        <w:t xml:space="preserve">Sync fitments</w:t>
+      </w:r>
+      <w:r>
+        <w:t xml:space="preserve"> </w:t>
+      </w:r>
+      <w:r>
+        <w:t xml:space="preserve">: pour garder</w:t>
+      </w:r>
+      <w:r>
+        <w:t xml:space="preserve"> </w:t>
+      </w:r>
+      <w:r>
+        <w:rPr>
+          <w:rStyle w:val="VerbatimChar"/>
+        </w:rPr>
+        <w:t xml:space="preserve">CatalogItemFitment</w:t>
+      </w:r>
+      <w:r>
+        <w:t xml:space="preserve"> </w:t>
+      </w:r>
+      <w:r>
+        <w:t xml:space="preserve">aligné avec une source externe sans dupliquer →</w:t>
+      </w:r>
+      <w:r>
+        <w:t xml:space="preserve"> </w:t>
+      </w:r>
+      <w:r>
+        <w:rPr>
+          <w:rStyle w:val="VerbatimChar"/>
+        </w:rPr>
+        <w:t xml:space="preserve">deleteMany({catalogItemId})</w:t>
+      </w:r>
+      <w:r>
+        <w:t xml:space="preserve"> </w:t>
+      </w:r>
+      <w:r>
+        <w:t xml:space="preserve">puis</w:t>
+      </w:r>
+      <w:r>
+        <w:t xml:space="preserve"> </w:t>
+      </w:r>
+      <w:r>
+        <w:rPr>
+          <w:rStyle w:val="VerbatimChar"/>
+        </w:rPr>
+        <w:t xml:space="preserve">createMany</w:t>
+      </w:r>
+      <w:r>
+        <w:t xml:space="preserve">. Idempotent. ~80k rows en ~25 min via le pooler pour 3 784 items.</w:t>
+      </w:r>
+    </w:p>
+    <w:p>
+      <w:pPr>
+        <w:pStyle w:val="Compact"/>
+        <w:numPr>
+          <w:ilvl w:val="0"/>
+          <w:numId w:val="1018"/>
+        </w:numPr>
+      </w:pPr>
+      <w:r>
+        <w:rPr>
+          <w:b/>
+          <w:bCs/>
+        </w:rPr>
+        <w:t xml:space="preserve">Status des externals</w:t>
+      </w:r>
+      <w:r>
+        <w:t xml:space="preserve"> </w:t>
+      </w:r>
+      <w:r>
+        <w:t xml:space="preserve">: global-auto a été commit en</w:t>
+      </w:r>
+      <w:r>
+        <w:t xml:space="preserve"> </w:t>
+      </w:r>
+      <w:r>
+        <w:rPr>
+          <w:b/>
+          <w:bCs/>
+        </w:rPr>
+        <w:t xml:space="preserve">PUBLISHED</w:t>
+      </w:r>
+      <w:r>
+        <w:t xml:space="preserve"> </w:t>
+      </w:r>
+      <w:r>
+        <w:t xml:space="preserve">(choix produit explicite : 3 780 prix concurrents directement visibles aux mécaniciens). Aucun filtre</w:t>
+      </w:r>
+      <w:r>
+        <w:t xml:space="preserve"> </w:t>
+      </w:r>
+      <w:r>
+        <w:rPr>
+          <w:rStyle w:val="VerbatimChar"/>
+        </w:rPr>
+        <w:t xml:space="preserve">isExternal=false</w:t>
+      </w:r>
+      <w:r>
+        <w:t xml:space="preserve"> </w:t>
+      </w:r>
+      <w:r>
+        <w:t xml:space="preserve">côté public — la séparation interne/externe se fait par</w:t>
+      </w:r>
+      <w:r>
+        <w:t xml:space="preserve"> </w:t>
+      </w:r>
+      <w:r>
+        <w:rPr>
+          <w:rStyle w:val="VerbatimChar"/>
+        </w:rPr>
+        <w:t xml:space="preserve">status</w:t>
+      </w:r>
+      <w:r>
+        <w:t xml:space="preserve"> </w:t>
+      </w:r>
+      <w:r>
+        <w:t xml:space="preserve">(DRAFT invisible / PUBLISHED visible) et l'admin pilote depuis</w:t>
+      </w:r>
+      <w:r>
+        <w:t xml:space="preserve"> </w:t>
+      </w:r>
+      <w:r>
+        <w:rPr>
+          <w:rStyle w:val="VerbatimChar"/>
+        </w:rPr>
+        <w:t xml:space="preserve">/admin/external-imports</w:t>
+      </w:r>
+      <w:r>
+        <w:t xml:space="preserve">.</w:t>
       </w:r>
     </w:p>
     <w:p>
@@ -7978,14 +8241,14 @@
         </w:pict>
       </w:r>
     </w:p>
-    <w:bookmarkEnd w:id="51"/>
-    <w:bookmarkStart w:id="52" w:name="X36796c7a14d7adaebd93e52aaa47887be16ca6e"/>
+    <w:bookmarkEnd w:id="50"/>
+    <w:bookmarkStart w:id="51" w:name="Xfcea7d9a34df2f0246dfbd61361a282b24bae05"/>
     <w:p>
       <w:pPr>
         <w:pStyle w:val="Heading2"/>
       </w:pPr>
       <w:r>
-        <w:t xml:space="preserve">13. Pièges à éviter (apprentissages durs)</w:t>
+        <w:t xml:space="preserve">11. Tests &amp; qualité</w:t>
       </w:r>
     </w:p>
     <w:p>
@@ -8001,46 +8264,13 @@
           <w:b/>
           <w:bCs/>
         </w:rPr>
-        <w:t xml:space="preserve">Ne PAS déplacer le repo dans iCloud</w:t>
-      </w:r>
-      <w:r>
-        <w:t xml:space="preserve"> </w:t>
-      </w:r>
-      <w:r>
-        <w:t xml:space="preserve">(</w:t>
-      </w:r>
-      <w:r>
-        <w:rPr>
-          <w:rStyle w:val="VerbatimChar"/>
-        </w:rPr>
-        <w:t xml:space="preserve">~/Documents</w:t>
-      </w:r>
-      <w:r>
-        <w:t xml:space="preserve">,</w:t>
-      </w:r>
-      <w:r>
-        <w:t xml:space="preserve"> </w:t>
-      </w:r>
-      <w:r>
-        <w:rPr>
-          <w:rStyle w:val="VerbatimChar"/>
-        </w:rPr>
-        <w:t xml:space="preserve">~/Desktop</w:t>
-      </w:r>
-      <w:r>
-        <w:t xml:space="preserve">). Les fichiers apparaissent "deleted" en git. Le repo est à</w:t>
-      </w:r>
-      <w:r>
-        <w:t xml:space="preserve"> </w:t>
-      </w:r>
-      <w:r>
-        <w:rPr>
-          <w:rStyle w:val="VerbatimChar"/>
-        </w:rPr>
-        <w:t xml:space="preserve">~/dev/pieces</w:t>
-      </w:r>
-      <w:r>
-        <w:t xml:space="preserve">.</w:t>
+        <w:t xml:space="preserve">Framework</w:t>
+      </w:r>
+      <w:r>
+        <w:t xml:space="preserve"> </w:t>
+      </w:r>
+      <w:r>
+        <w:t xml:space="preserve">: Vitest 3.2 partout.</w:t>
       </w:r>
     </w:p>
     <w:p>
@@ -8056,10 +8286,94 @@
           <w:b/>
           <w:bCs/>
         </w:rPr>
-        <w:t xml:space="preserve">Ne PAS confondre Supabase et la DB app</w:t>
-      </w:r>
-      <w:r>
-        <w:t xml:space="preserve">. Supabase = auth only. Le MCP Supabase ne sert à rien pour les données métier.</w:t>
+        <w:t xml:space="preserve">API integration tests</w:t>
+      </w:r>
+      <w:r>
+        <w:t xml:space="preserve"> </w:t>
+      </w:r>
+      <w:r>
+        <w:t xml:space="preserve">:</w:t>
+      </w:r>
+      <w:r>
+        <w:t xml:space="preserve"> </w:t>
+      </w:r>
+      <w:r>
+        <w:rPr>
+          <w:rStyle w:val="VerbatimChar"/>
+        </w:rPr>
+        <w:t xml:space="preserve">buildApp()</w:t>
+      </w:r>
+      <w:r>
+        <w:t xml:space="preserve"> </w:t>
+      </w:r>
+      <w:r>
+        <w:t xml:space="preserve">depuis</w:t>
+      </w:r>
+      <w:r>
+        <w:t xml:space="preserve"> </w:t>
+      </w:r>
+      <w:r>
+        <w:rPr>
+          <w:rStyle w:val="VerbatimChar"/>
+        </w:rPr>
+        <w:t xml:space="preserve">server.ts</w:t>
+      </w:r>
+      <w:r>
+        <w:t xml:space="preserve"> </w:t>
+      </w:r>
+      <w:r>
+        <w:t xml:space="preserve">+</w:t>
+      </w:r>
+      <w:r>
+        <w:t xml:space="preserve"> </w:t>
+      </w:r>
+      <w:r>
+        <w:rPr>
+          <w:rStyle w:val="VerbatimChar"/>
+        </w:rPr>
+        <w:t xml:space="preserve">app.inject()</w:t>
+      </w:r>
+      <w:r>
+        <w:t xml:space="preserve">. Mock pattern :</w:t>
+      </w:r>
+      <w:r>
+        <w:t xml:space="preserve"> </w:t>
+      </w:r>
+      <w:r>
+        <w:rPr>
+          <w:rStyle w:val="VerbatimChar"/>
+        </w:rPr>
+        <w:t xml:space="preserve">vi.mock()</w:t>
+      </w:r>
+      <w:r>
+        <w:t xml:space="preserve"> </w:t>
+      </w:r>
+      <w:r>
+        <w:t xml:space="preserve">AVANT</w:t>
+      </w:r>
+      <w:r>
+        <w:t xml:space="preserve"> </w:t>
+      </w:r>
+      <w:r>
+        <w:rPr>
+          <w:rStyle w:val="VerbatimChar"/>
+        </w:rPr>
+        <w:t xml:space="preserve">import</w:t>
+      </w:r>
+      <w:r>
+        <w:t xml:space="preserve">. Env stubbé via</w:t>
+      </w:r>
+      <w:r>
+        <w:t xml:space="preserve"> </w:t>
+      </w:r>
+      <w:r>
+        <w:rPr>
+          <w:rStyle w:val="VerbatimChar"/>
+        </w:rPr>
+        <w:t xml:space="preserve">vi.stubEnv()</w:t>
+      </w:r>
+      <w:r>
+        <w:t xml:space="preserve">.</w:t>
       </w:r>
     </w:p>
     <w:p>
@@ -8075,25 +8389,52 @@
           <w:b/>
           <w:bCs/>
         </w:rPr>
-        <w:t xml:space="preserve">Ne PAS auto-suggérer une commission Liaison basée sur le prix</w:t>
-      </w:r>
-      <w:r>
-        <w:t xml:space="preserve"> </w:t>
-      </w:r>
-      <w:r>
-        <w:t xml:space="preserve">côté UI. Floor strictement serveur. Voir</w:t>
-      </w:r>
-      <w:r>
-        <w:t xml:space="preserve"> </w:t>
-      </w:r>
-      <w:r>
-        <w:rPr>
-          <w:rStyle w:val="VerbatimChar"/>
-        </w:rPr>
-        <w:t xml:space="preserve">memory/feedback-liaison-commission.md</w:t>
-      </w:r>
-      <w:r>
-        <w:t xml:space="preserve">.</w:t>
+        <w:t xml:space="preserve">Gotcha format FR</w:t>
+      </w:r>
+      <w:r>
+        <w:t xml:space="preserve"> </w:t>
+      </w:r>
+      <w:r>
+        <w:t xml:space="preserve">:</w:t>
+      </w:r>
+      <w:r>
+        <w:t xml:space="preserve"> </w:t>
+      </w:r>
+      <w:r>
+        <w:rPr>
+          <w:rStyle w:val="VerbatimChar"/>
+        </w:rPr>
+        <w:t xml:space="preserve">toLocaleString('fr-FR')</w:t>
+      </w:r>
+      <w:r>
+        <w:t xml:space="preserve"> </w:t>
+      </w:r>
+      <w:r>
+        <w:t xml:space="preserve">insère un espace insécable U+00A0 entre milliers. Utilise une regex (</w:t>
+      </w:r>
+      <w:r>
+        <w:rPr>
+          <w:rStyle w:val="VerbatimChar"/>
+        </w:rPr>
+        <w:t xml:space="preserve">toMatch(/4.500 FCFA/)</w:t>
+      </w:r>
+      <w:r>
+        <w:t xml:space="preserve">), pas</w:t>
+      </w:r>
+      <w:r>
+        <w:t xml:space="preserve"> </w:t>
+      </w:r>
+      <w:r>
+        <w:rPr>
+          <w:rStyle w:val="VerbatimChar"/>
+        </w:rPr>
+        <w:t xml:space="preserve">toContain</w:t>
+      </w:r>
+      <w:r>
+        <w:t xml:space="preserve"> </w:t>
+      </w:r>
+      <w:r>
+        <w:t xml:space="preserve">avec espace normal.</w:t>
       </w:r>
     </w:p>
     <w:p>
@@ -8109,28 +8450,40 @@
           <w:b/>
           <w:bCs/>
         </w:rPr>
-        <w:t xml:space="preserve">Ne PAS skip</w:t>
-      </w:r>
-      <w:r>
-        <w:rPr>
-          <w:b/>
-          <w:bCs/>
-        </w:rPr>
-        <w:t xml:space="preserve"> </w:t>
-      </w:r>
-      <w:r>
-        <w:rPr>
-          <w:rStyle w:val="VerbatimChar"/>
-          <w:b/>
-          <w:bCs/>
-        </w:rPr>
-        <w:t xml:space="preserve">fp()</w:t>
-      </w:r>
-      <w:r>
-        <w:t xml:space="preserve"> </w:t>
-      </w:r>
-      <w:r>
-        <w:t xml:space="preserve">sur un plugin global Fastify. Sauf cas WhatsApp HMAC raw body (volontaire).</w:t>
+        <w:t xml:space="preserve">Lint</w:t>
+      </w:r>
+      <w:r>
+        <w:t xml:space="preserve"> </w:t>
+      </w:r>
+      <w:r>
+        <w:t xml:space="preserve">:</w:t>
+      </w:r>
+      <w:r>
+        <w:t xml:space="preserve"> </w:t>
+      </w:r>
+      <w:r>
+        <w:rPr>
+          <w:rStyle w:val="VerbatimChar"/>
+        </w:rPr>
+        <w:t xml:space="preserve">pnpm lint</w:t>
+      </w:r>
+      <w:r>
+        <w:t xml:space="preserve"> </w:t>
+      </w:r>
+      <w:r>
+        <w:t xml:space="preserve">(eslint partagé via</w:t>
+      </w:r>
+      <w:r>
+        <w:t xml:space="preserve"> </w:t>
+      </w:r>
+      <w:r>
+        <w:rPr>
+          <w:rStyle w:val="VerbatimChar"/>
+        </w:rPr>
+        <w:t xml:space="preserve">packages/shared/eslint-config</w:t>
+      </w:r>
+      <w:r>
+        <w:t xml:space="preserve">).</w:t>
       </w:r>
     </w:p>
     <w:p>
@@ -8146,66 +8499,28 @@
           <w:b/>
           <w:bCs/>
         </w:rPr>
-        <w:t xml:space="preserve">Ne PAS update</w:t>
-      </w:r>
-      <w:r>
-        <w:rPr>
-          <w:b/>
-          <w:bCs/>
-        </w:rPr>
-        <w:t xml:space="preserve"> </w:t>
-      </w:r>
-      <w:r>
-        <w:rPr>
-          <w:rStyle w:val="VerbatimChar"/>
-          <w:b/>
-          <w:bCs/>
-        </w:rPr>
-        <w:t xml:space="preserve">Order.status</w:t>
-      </w:r>
-      <w:r>
-        <w:rPr>
-          <w:b/>
-          <w:bCs/>
-        </w:rPr>
-        <w:t xml:space="preserve"> </w:t>
-      </w:r>
-      <w:r>
-        <w:rPr>
-          <w:b/>
-          <w:bCs/>
-        </w:rPr>
-        <w:t xml:space="preserve">sans</w:t>
-      </w:r>
-      <w:r>
-        <w:rPr>
-          <w:b/>
-          <w:bCs/>
-        </w:rPr>
-        <w:t xml:space="preserve"> </w:t>
-      </w:r>
-      <w:r>
-        <w:rPr>
-          <w:rStyle w:val="VerbatimChar"/>
-          <w:b/>
-          <w:bCs/>
-        </w:rPr>
-        <w:t xml:space="preserve">canTransition()</w:t>
-      </w:r>
-      <w:r>
-        <w:t xml:space="preserve">. Toute mutation passe par la state machine + crée un</w:t>
-      </w:r>
-      <w:r>
-        <w:t xml:space="preserve"> </w:t>
-      </w:r>
-      <w:r>
-        <w:rPr>
-          <w:rStyle w:val="VerbatimChar"/>
-        </w:rPr>
-        <w:t xml:space="preserve">OrderEvent</w:t>
-      </w:r>
-      <w:r>
-        <w:t xml:space="preserve">.</w:t>
+        <w:t xml:space="preserve">Format</w:t>
+      </w:r>
+      <w:r>
+        <w:t xml:space="preserve"> </w:t>
+      </w:r>
+      <w:r>
+        <w:t xml:space="preserve">:</w:t>
+      </w:r>
+      <w:r>
+        <w:t xml:space="preserve"> </w:t>
+      </w:r>
+      <w:r>
+        <w:rPr>
+          <w:rStyle w:val="VerbatimChar"/>
+        </w:rPr>
+        <w:t xml:space="preserve">pnpm format</w:t>
+      </w:r>
+      <w:r>
+        <w:t xml:space="preserve"> </w:t>
+      </w:r>
+      <w:r>
+        <w:t xml:space="preserve">(Prettier).</w:t>
       </w:r>
     </w:p>
     <w:p>
@@ -8221,228 +8536,33 @@
           <w:b/>
           <w:bCs/>
         </w:rPr>
-        <w:t xml:space="preserve">Ne PAS oublier</w:t>
-      </w:r>
-      <w:r>
-        <w:rPr>
-          <w:b/>
-          <w:bCs/>
-        </w:rPr>
-        <w:t xml:space="preserve"> </w:t>
-      </w:r>
-      <w:r>
-        <w:rPr>
-          <w:rStyle w:val="VerbatimChar"/>
-          <w:b/>
-          <w:bCs/>
-        </w:rPr>
-        <w:t xml:space="preserve">pnpm db:generate</w:t>
-      </w:r>
-      <w:r>
-        <w:rPr>
-          <w:b/>
-          <w:bCs/>
-        </w:rPr>
-        <w:t xml:space="preserve"> </w:t>
-      </w:r>
-      <w:r>
-        <w:rPr>
-          <w:b/>
-          <w:bCs/>
-        </w:rPr>
-        <w:t xml:space="preserve">après modif schema.prisma</w:t>
-      </w:r>
-      <w:r>
-        <w:t xml:space="preserve">. CI le fait, mais en local c'est manuel.</w:t>
-      </w:r>
-    </w:p>
-    <w:p>
-      <w:pPr>
-        <w:pStyle w:val="Compact"/>
-        <w:numPr>
-          <w:ilvl w:val="0"/>
-          <w:numId w:val="1019"/>
-        </w:numPr>
-      </w:pPr>
-      <w:r>
-        <w:rPr>
-          <w:b/>
-          <w:bCs/>
-        </w:rPr>
-        <w:t xml:space="preserve">Ne PAS amender les migrations Prisma déjà déployées</w:t>
-      </w:r>
-      <w:r>
-        <w:t xml:space="preserve">. Crée une nouvelle migration.</w:t>
-      </w:r>
-    </w:p>
-    <w:p>
-      <w:pPr>
-        <w:pStyle w:val="Compact"/>
-        <w:numPr>
-          <w:ilvl w:val="0"/>
-          <w:numId w:val="1019"/>
-        </w:numPr>
-      </w:pPr>
-      <w:r>
-        <w:rPr>
-          <w:b/>
-          <w:bCs/>
-        </w:rPr>
-        <w:t xml:space="preserve">Variables</w:t>
-      </w:r>
-      <w:r>
-        <w:rPr>
-          <w:b/>
-          <w:bCs/>
-        </w:rPr>
-        <w:t xml:space="preserve"> </w:t>
-      </w:r>
-      <w:r>
-        <w:rPr>
-          <w:rStyle w:val="VerbatimChar"/>
-          <w:b/>
-          <w:bCs/>
-        </w:rPr>
-        <w:t xml:space="preserve">NEXT_PUBLIC_*</w:t>
-      </w:r>
-      <w:r>
-        <w:t xml:space="preserve"> </w:t>
-      </w:r>
-      <w:r>
-        <w:t xml:space="preserve">: injectées au</w:t>
-      </w:r>
-      <w:r>
-        <w:t xml:space="preserve"> </w:t>
-      </w:r>
-      <w:r>
-        <w:rPr>
-          <w:b/>
-          <w:bCs/>
-        </w:rPr>
-        <w:t xml:space="preserve">build</w:t>
-      </w:r>
-      <w:r>
-        <w:t xml:space="preserve"> </w:t>
-      </w:r>
-      <w:r>
-        <w:t xml:space="preserve">Next.js, pas au runtime. Si tu changes une var sur Cloudflare, il faut redéployer.</w:t>
-      </w:r>
-    </w:p>
-    <w:p>
-      <w:pPr>
-        <w:pStyle w:val="Compact"/>
-        <w:numPr>
-          <w:ilvl w:val="0"/>
-          <w:numId w:val="1019"/>
-        </w:numPr>
-      </w:pPr>
-      <w:r>
-        <w:rPr>
-          <w:b/>
-          <w:bCs/>
-        </w:rPr>
-        <w:t xml:space="preserve">Tarifs</w:t>
-      </w:r>
-      <w:r>
-        <w:rPr>
-          <w:b/>
-          <w:bCs/>
-        </w:rPr>
-        <w:t xml:space="preserve"> </w:t>
-      </w:r>
-      <w:r>
-        <w:rPr>
-          <w:rStyle w:val="VerbatimChar"/>
-          <w:b/>
-          <w:bCs/>
-        </w:rPr>
-        <w:t xml:space="preserve">--no-verify</w:t>
-      </w:r>
-      <w:r>
-        <w:rPr>
-          <w:b/>
-          <w:bCs/>
-        </w:rPr>
-        <w:t xml:space="preserve"> </w:t>
-      </w:r>
-      <w:r>
-        <w:rPr>
-          <w:b/>
-          <w:bCs/>
-        </w:rPr>
-        <w:t xml:space="preserve">et</w:t>
-      </w:r>
-      <w:r>
-        <w:rPr>
-          <w:b/>
-          <w:bCs/>
-        </w:rPr>
-        <w:t xml:space="preserve"> </w:t>
-      </w:r>
-      <w:r>
-        <w:rPr>
-          <w:rStyle w:val="VerbatimChar"/>
-          <w:b/>
-          <w:bCs/>
-        </w:rPr>
-        <w:t xml:space="preserve">--force</w:t>
-      </w:r>
-      <w:r>
-        <w:rPr>
-          <w:b/>
-          <w:bCs/>
-        </w:rPr>
-        <w:t xml:space="preserve"> </w:t>
-      </w:r>
-      <w:r>
-        <w:rPr>
-          <w:b/>
-          <w:bCs/>
-        </w:rPr>
-        <w:t xml:space="preserve">interdits</w:t>
-      </w:r>
-      <w:r>
-        <w:t xml:space="preserve"> </w:t>
-      </w:r>
-      <w:r>
-        <w:t xml:space="preserve">sauf cas explicitement justifié.</w:t>
-      </w:r>
-    </w:p>
-    <w:p>
-      <w:pPr>
-        <w:pStyle w:val="Compact"/>
-        <w:numPr>
-          <w:ilvl w:val="0"/>
-          <w:numId w:val="1019"/>
-        </w:numPr>
-      </w:pPr>
-      <w:r>
-        <w:rPr>
-          <w:b/>
-          <w:bCs/>
-        </w:rPr>
-        <w:t xml:space="preserve">Cron escrow auto-release 48h</w:t>
-      </w:r>
-      <w:r>
-        <w:t xml:space="preserve"> </w:t>
-      </w:r>
-      <w:r>
-        <w:t xml:space="preserve">: si le worker plante, escrow restera HELD. Surveiller</w:t>
-      </w:r>
-      <w:r>
-        <w:t xml:space="preserve"> </w:t>
-      </w:r>
-      <w:r>
-        <w:rPr>
-          <w:rStyle w:val="VerbatimChar"/>
-        </w:rPr>
-        <w:t xml:space="preserve">Job.status='FAILED'</w:t>
-      </w:r>
-      <w:r>
-        <w:t xml:space="preserve"> </w:t>
-      </w:r>
-      <w:r>
-        <w:t xml:space="preserve">dans le dashboard admin.</w:t>
+        <w:t xml:space="preserve">Type-check</w:t>
+      </w:r>
+      <w:r>
+        <w:t xml:space="preserve"> </w:t>
+      </w:r>
+      <w:r>
+        <w:t xml:space="preserve">:</w:t>
+      </w:r>
+      <w:r>
+        <w:t xml:space="preserve"> </w:t>
+      </w:r>
+      <w:r>
+        <w:rPr>
+          <w:rStyle w:val="VerbatimChar"/>
+        </w:rPr>
+        <w:t xml:space="preserve">pnpm -F api typecheck</w:t>
+      </w:r>
+      <w:r>
+        <w:t xml:space="preserve">, idem pour web/ingest/shared.</w:t>
+      </w:r>
+    </w:p>
+    <w:p>
+      <w:pPr>
+        <w:pStyle w:val="FirstParagraph"/>
+      </w:pPr>
+      <w:r>
+        <w:t xml:space="preserve">Tout passe en CI sur chaque PR. Un fail bloque le merge.</w:t>
       </w:r>
     </w:p>
     <w:p>
@@ -8452,14 +8572,14 @@
         </w:pict>
       </w:r>
     </w:p>
-    <w:bookmarkEnd w:id="52"/>
-    <w:bookmarkStart w:id="53" w:name="X3b73978e86d725049a52d718e746b4d9942f011"/>
+    <w:bookmarkEnd w:id="51"/>
+    <w:bookmarkStart w:id="52" w:name="Xebe09f6bcbd90ebfbbf6796985bb0d901ca4837"/>
     <w:p>
       <w:pPr>
         <w:pStyle w:val="Heading2"/>
       </w:pPr>
       <w:r>
-        <w:t xml:space="preserve">14. Activité récente &amp; priorités probables</w:t>
+        <w:t xml:space="preserve">12. BMAD — workflow de planification</w:t>
       </w:r>
     </w:p>
     <w:p>
@@ -8467,7 +8587,7 @@
         <w:pStyle w:val="FirstParagraph"/>
       </w:pPr>
       <w:r>
-        <w:t xml:space="preserve">Derniers gros chantiers (mai 2026) :</w:t>
+        <w:t xml:space="preserve">Le repo utilise BMAD (Business Model Agent Development) pour la gestion des stories.</w:t>
       </w:r>
     </w:p>
     <w:p>
@@ -8479,23 +8599,16 @@
         </w:numPr>
       </w:pPr>
       <w:r>
-        <w:t xml:space="preserve">✅</w:t>
-      </w:r>
-      <w:r>
-        <w:t xml:space="preserve"> </w:t>
-      </w:r>
-      <w:r>
-        <w:rPr>
-          <w:b/>
-          <w:bCs/>
-        </w:rPr>
-        <w:t xml:space="preserve">Ingest global-auto.online live en prod (2026-05-29)</w:t>
-      </w:r>
-      <w:r>
-        <w:t xml:space="preserve"> </w:t>
-      </w:r>
-      <w:r>
-        <w:t xml:space="preserve">— référentiel véhicules (49 makes / 2 219 models / 746 generations / 5 788 engines) + 3 780 pièces PUBLISHED + 79 405 fitments, sous le vendor shadow « Global Auto ». Prix concurrents désormais visibles aux mécaniciens.</w:t>
+        <w:t xml:space="preserve">Story files :</w:t>
+      </w:r>
+      <w:r>
+        <w:t xml:space="preserve"> </w:t>
+      </w:r>
+      <w:r>
+        <w:rPr>
+          <w:rStyle w:val="VerbatimChar"/>
+        </w:rPr>
+        <w:t xml:space="preserve">_bmad-output/implementation-artifacts/</w:t>
       </w:r>
     </w:p>
     <w:p>
@@ -8507,22 +8620,16 @@
         </w:numPr>
       </w:pPr>
       <w:r>
-        <w:t xml:space="preserve">✅ Ingest 3H Autoparts (code DB load + flag</w:t>
-      </w:r>
-      <w:r>
-        <w:t xml:space="preserve"> </w:t>
-      </w:r>
-      <w:r>
-        <w:rPr>
-          <w:rStyle w:val="VerbatimChar"/>
-        </w:rPr>
-        <w:t xml:space="preserve">--commit</w:t>
-      </w:r>
-      <w:r>
-        <w:t xml:space="preserve"> </w:t>
-      </w:r>
-      <w:r>
-        <w:t xml:space="preserve">explicite ; pas encore commit en prod)</w:t>
+        <w:t xml:space="preserve">Sprint tracking :</w:t>
+      </w:r>
+      <w:r>
+        <w:t xml:space="preserve"> </w:t>
+      </w:r>
+      <w:r>
+        <w:rPr>
+          <w:rStyle w:val="VerbatimChar"/>
+        </w:rPr>
+        <w:t xml:space="preserve">_bmad-output/sprint-status.yaml</w:t>
       </w:r>
     </w:p>
     <w:p>
@@ -8534,16 +8641,28 @@
         </w:numPr>
       </w:pPr>
       <w:r>
-        <w:t xml:space="preserve">✅ Champs external source sur</w:t>
-      </w:r>
-      <w:r>
-        <w:t xml:space="preserve"> </w:t>
-      </w:r>
-      <w:r>
-        <w:rPr>
-          <w:rStyle w:val="VerbatimChar"/>
-        </w:rPr>
-        <w:t xml:space="preserve">Vendor</w:t>
+        <w:t xml:space="preserve">Skills invoquées via</w:t>
+      </w:r>
+      <w:r>
+        <w:t xml:space="preserve"> </w:t>
+      </w:r>
+      <w:r>
+        <w:rPr>
+          <w:rStyle w:val="VerbatimChar"/>
+        </w:rPr>
+        <w:t xml:space="preserve">/bmad-bmm-*</w:t>
+      </w:r>
+      <w:r>
+        <w:t xml:space="preserve"> </w:t>
+      </w:r>
+      <w:r>
+        <w:t xml:space="preserve">(</w:t>
+      </w:r>
+      <w:r>
+        <w:rPr>
+          <w:rStyle w:val="VerbatimChar"/>
+        </w:rPr>
+        <w:t xml:space="preserve">create-story</w:t>
       </w:r>
       <w:r>
         <w:t xml:space="preserve">,</w:t>
@@ -8555,13 +8674,59 @@
         <w:rPr>
           <w:rStyle w:val="VerbatimChar"/>
         </w:rPr>
-        <w:t xml:space="preserve">CatalogItem</w:t>
-      </w:r>
-      <w:r>
-        <w:t xml:space="preserve"> </w:t>
-      </w:r>
-      <w:r>
-        <w:t xml:space="preserve">et tout le référentiel véhicules</w:t>
+        <w:t xml:space="preserve">dev-story</w:t>
+      </w:r>
+      <w:r>
+        <w:t xml:space="preserve">,</w:t>
+      </w:r>
+      <w:r>
+        <w:t xml:space="preserve"> </w:t>
+      </w:r>
+      <w:r>
+        <w:rPr>
+          <w:rStyle w:val="VerbatimChar"/>
+        </w:rPr>
+        <w:t xml:space="preserve">code-review</w:t>
+      </w:r>
+      <w:r>
+        <w:t xml:space="preserve">,</w:t>
+      </w:r>
+      <w:r>
+        <w:t xml:space="preserve"> </w:t>
+      </w:r>
+      <w:r>
+        <w:rPr>
+          <w:rStyle w:val="VerbatimChar"/>
+        </w:rPr>
+        <w:t xml:space="preserve">retrospective</w:t>
+      </w:r>
+      <w:r>
+        <w:t xml:space="preserve">).</w:t>
+      </w:r>
+    </w:p>
+    <w:p>
+      <w:pPr>
+        <w:pStyle w:val="FirstParagraph"/>
+      </w:pPr>
+      <w:r>
+        <w:t xml:space="preserve">Si tu n'aimes pas BMAD, tu peux ignorer — rien ne casse. Mais les stories ouvertes sont la trace de "ce qui était prévu mais pas fini".</w:t>
+      </w:r>
+    </w:p>
+    <w:p>
+      <w:r>
+        <w:pict>
+          <v:rect style="width:0;height:1.5pt" o:hralign="center" o:hrstd="t" o:hr="t"/>
+        </w:pict>
+      </w:r>
+    </w:p>
+    <w:bookmarkEnd w:id="52"/>
+    <w:bookmarkStart w:id="53" w:name="X36796c7a14d7adaebd93e52aaa47887be16ca6e"/>
+    <w:p>
+      <w:pPr>
+        <w:pStyle w:val="Heading2"/>
+      </w:pPr>
+      <w:r>
+        <w:t xml:space="preserve">13. Pièges à éviter (apprentissages durs)</w:t>
       </w:r>
     </w:p>
     <w:p>
@@ -8569,69 +8734,54 @@
         <w:pStyle w:val="Compact"/>
         <w:numPr>
           <w:ilvl w:val="0"/>
-          <w:numId w:val="1020"/>
+          <w:numId w:val="1021"/>
         </w:numPr>
       </w:pPr>
       <w:r>
-        <w:t xml:space="preserve">✅ Vendor terrain :</w:t>
-      </w:r>
-      <w:r>
-        <w:t xml:space="preserve"> </w:t>
-      </w:r>
-      <w:r>
-        <w:rPr>
-          <w:rStyle w:val="VerbatimChar"/>
-        </w:rPr>
-        <w:t xml:space="preserve">user_id</w:t>
-      </w:r>
-      <w:r>
-        <w:t xml:space="preserve"> </w:t>
-      </w:r>
-      <w:r>
-        <w:t xml:space="preserve">nullable +</w:t>
-      </w:r>
-      <w:r>
-        <w:t xml:space="preserve"> </w:t>
-      </w:r>
-      <w:r>
-        <w:rPr>
-          <w:rStyle w:val="VerbatimChar"/>
-        </w:rPr>
-        <w:t xml:space="preserve">address/commune/lat/lng/managedByLiaisonId</w:t>
-      </w:r>
-      <w:r>
-        <w:t xml:space="preserve"> </w:t>
-      </w:r>
-      <w:r>
-        <w:t xml:space="preserve">(migration</w:t>
-      </w:r>
-      <w:r>
-        <w:t xml:space="preserve"> </w:t>
-      </w:r>
-      <w:r>
-        <w:rPr>
-          <w:rStyle w:val="VerbatimChar"/>
-        </w:rPr>
-        <w:t xml:space="preserve">20260529_align_schema_drift</w:t>
-      </w:r>
-      <w:r>
-        <w:t xml:space="preserve"> </w:t>
-      </w:r>
-      <w:r>
-        <w:t xml:space="preserve">—</w:t>
-      </w:r>
-      <w:r>
-        <w:t xml:space="preserve"> </w:t>
-      </w:r>
-      <w:r>
-        <w:rPr>
-          <w:b/>
-          <w:bCs/>
-        </w:rPr>
-        <w:t xml:space="preserve">à commiter</w:t>
-      </w:r>
-      <w:r>
-        <w:t xml:space="preserve">)</w:t>
+        <w:rPr>
+          <w:b/>
+          <w:bCs/>
+        </w:rPr>
+        <w:t xml:space="preserve">Ne PAS déplacer le repo dans iCloud</w:t>
+      </w:r>
+      <w:r>
+        <w:t xml:space="preserve"> </w:t>
+      </w:r>
+      <w:r>
+        <w:t xml:space="preserve">(</w:t>
+      </w:r>
+      <w:r>
+        <w:rPr>
+          <w:rStyle w:val="VerbatimChar"/>
+        </w:rPr>
+        <w:t xml:space="preserve">~/Documents</w:t>
+      </w:r>
+      <w:r>
+        <w:t xml:space="preserve">,</w:t>
+      </w:r>
+      <w:r>
+        <w:t xml:space="preserve"> </w:t>
+      </w:r>
+      <w:r>
+        <w:rPr>
+          <w:rStyle w:val="VerbatimChar"/>
+        </w:rPr>
+        <w:t xml:space="preserve">~/Desktop</w:t>
+      </w:r>
+      <w:r>
+        <w:t xml:space="preserve">). Les fichiers apparaissent "deleted" en git. Le repo est à</w:t>
+      </w:r>
+      <w:r>
+        <w:t xml:space="preserve"> </w:t>
+      </w:r>
+      <w:r>
+        <w:rPr>
+          <w:rStyle w:val="VerbatimChar"/>
+        </w:rPr>
+        <w:t xml:space="preserve">~/dev/pieces</w:t>
+      </w:r>
+      <w:r>
+        <w:t xml:space="preserve">.</w:t>
       </w:r>
     </w:p>
     <w:p>
@@ -8639,11 +8789,18 @@
         <w:pStyle w:val="Compact"/>
         <w:numPr>
           <w:ilvl w:val="0"/>
-          <w:numId w:val="1020"/>
+          <w:numId w:val="1021"/>
         </w:numPr>
       </w:pPr>
       <w:r>
-        <w:t xml:space="preserve">✅ Page Liaison à côté du lien Admin pour les utilisateurs ADMIN</w:t>
+        <w:rPr>
+          <w:b/>
+          <w:bCs/>
+        </w:rPr>
+        <w:t xml:space="preserve">Ne PAS confondre Supabase et la DB app</w:t>
+      </w:r>
+      <w:r>
+        <w:t xml:space="preserve">. Supabase = auth only. Le MCP Supabase ne sert à rien pour les données métier.</w:t>
       </w:r>
     </w:p>
     <w:p>
@@ -8651,20 +8808,33 @@
         <w:pStyle w:val="Compact"/>
         <w:numPr>
           <w:ilvl w:val="0"/>
-          <w:numId w:val="1020"/>
+          <w:numId w:val="1021"/>
         </w:numPr>
       </w:pPr>
       <w:r>
-        <w:t xml:space="preserve">✅ Fallback prod-safe pour le rewrite API web (</w:t>
-      </w:r>
-      <w:r>
-        <w:rPr>
-          <w:rStyle w:val="VerbatimChar"/>
-        </w:rPr>
-        <w:t xml:space="preserve">pieces-api.onrender.com</w:t>
-      </w:r>
-      <w:r>
-        <w:t xml:space="preserve">)</w:t>
+        <w:rPr>
+          <w:b/>
+          <w:bCs/>
+        </w:rPr>
+        <w:t xml:space="preserve">Ne PAS auto-suggérer une commission Liaison basée sur le prix</w:t>
+      </w:r>
+      <w:r>
+        <w:t xml:space="preserve"> </w:t>
+      </w:r>
+      <w:r>
+        <w:t xml:space="preserve">côté UI. Floor strictement serveur. Voir</w:t>
+      </w:r>
+      <w:r>
+        <w:t xml:space="preserve"> </w:t>
+      </w:r>
+      <w:r>
+        <w:rPr>
+          <w:rStyle w:val="VerbatimChar"/>
+        </w:rPr>
+        <w:t xml:space="preserve">memory/feedback-liaison-commission.md</w:t>
+      </w:r>
+      <w:r>
+        <w:t xml:space="preserve">.</w:t>
       </w:r>
     </w:p>
     <w:p>
@@ -8672,11 +8842,36 @@
         <w:pStyle w:val="Compact"/>
         <w:numPr>
           <w:ilvl w:val="0"/>
-          <w:numId w:val="1020"/>
+          <w:numId w:val="1021"/>
         </w:numPr>
       </w:pPr>
       <w:r>
-        <w:t xml:space="preserve">✅ Module Enterprise (flotte) — abonnements, ROI calculator, buffer stock UI</w:t>
+        <w:rPr>
+          <w:b/>
+          <w:bCs/>
+        </w:rPr>
+        <w:t xml:space="preserve">Ne PAS skip</w:t>
+      </w:r>
+      <w:r>
+        <w:rPr>
+          <w:b/>
+          <w:bCs/>
+        </w:rPr>
+        <w:t xml:space="preserve"> </w:t>
+      </w:r>
+      <w:r>
+        <w:rPr>
+          <w:rStyle w:val="VerbatimChar"/>
+          <w:b/>
+          <w:bCs/>
+        </w:rPr>
+        <w:t xml:space="preserve">fp()</w:t>
+      </w:r>
+      <w:r>
+        <w:t xml:space="preserve"> </w:t>
+      </w:r>
+      <w:r>
+        <w:t xml:space="preserve">sur un plugin global Fastify. Sauf cas WhatsApp HMAC raw body (volontaire).</w:t>
       </w:r>
     </w:p>
     <w:p>
@@ -8684,11 +8879,74 @@
         <w:pStyle w:val="Compact"/>
         <w:numPr>
           <w:ilvl w:val="0"/>
-          <w:numId w:val="1020"/>
+          <w:numId w:val="1021"/>
         </w:numPr>
       </w:pPr>
       <w:r>
-        <w:t xml:space="preserve">✅ Pricing flotte 2026-05 (docs commerciaux)</w:t>
+        <w:rPr>
+          <w:b/>
+          <w:bCs/>
+        </w:rPr>
+        <w:t xml:space="preserve">Ne PAS update</w:t>
+      </w:r>
+      <w:r>
+        <w:rPr>
+          <w:b/>
+          <w:bCs/>
+        </w:rPr>
+        <w:t xml:space="preserve"> </w:t>
+      </w:r>
+      <w:r>
+        <w:rPr>
+          <w:rStyle w:val="VerbatimChar"/>
+          <w:b/>
+          <w:bCs/>
+        </w:rPr>
+        <w:t xml:space="preserve">Order.status</w:t>
+      </w:r>
+      <w:r>
+        <w:rPr>
+          <w:b/>
+          <w:bCs/>
+        </w:rPr>
+        <w:t xml:space="preserve"> </w:t>
+      </w:r>
+      <w:r>
+        <w:rPr>
+          <w:b/>
+          <w:bCs/>
+        </w:rPr>
+        <w:t xml:space="preserve">sans</w:t>
+      </w:r>
+      <w:r>
+        <w:rPr>
+          <w:b/>
+          <w:bCs/>
+        </w:rPr>
+        <w:t xml:space="preserve"> </w:t>
+      </w:r>
+      <w:r>
+        <w:rPr>
+          <w:rStyle w:val="VerbatimChar"/>
+          <w:b/>
+          <w:bCs/>
+        </w:rPr>
+        <w:t xml:space="preserve">canTransition()</w:t>
+      </w:r>
+      <w:r>
+        <w:t xml:space="preserve">. Toute mutation passe par la state machine + crée un</w:t>
+      </w:r>
+      <w:r>
+        <w:t xml:space="preserve"> </w:t>
+      </w:r>
+      <w:r>
+        <w:rPr>
+          <w:rStyle w:val="VerbatimChar"/>
+        </w:rPr>
+        <w:t xml:space="preserve">OrderEvent</w:t>
+      </w:r>
+      <w:r>
+        <w:t xml:space="preserve">.</w:t>
       </w:r>
     </w:p>
     <w:p>
@@ -8696,11 +8954,47 @@
         <w:pStyle w:val="Compact"/>
         <w:numPr>
           <w:ilvl w:val="0"/>
-          <w:numId w:val="1020"/>
+          <w:numId w:val="1021"/>
         </w:numPr>
       </w:pPr>
       <w:r>
-        <w:t xml:space="preserve">🔄 Scrapers MAPA-CI, Jumia CI, CoinAfrique CI (phase 3 suite) ; étape 2 (commit prod) de 3H</w:t>
+        <w:rPr>
+          <w:b/>
+          <w:bCs/>
+        </w:rPr>
+        <w:t xml:space="preserve">Ne PAS oublier</w:t>
+      </w:r>
+      <w:r>
+        <w:rPr>
+          <w:b/>
+          <w:bCs/>
+        </w:rPr>
+        <w:t xml:space="preserve"> </w:t>
+      </w:r>
+      <w:r>
+        <w:rPr>
+          <w:rStyle w:val="VerbatimChar"/>
+          <w:b/>
+          <w:bCs/>
+        </w:rPr>
+        <w:t xml:space="preserve">pnpm db:generate</w:t>
+      </w:r>
+      <w:r>
+        <w:rPr>
+          <w:b/>
+          <w:bCs/>
+        </w:rPr>
+        <w:t xml:space="preserve"> </w:t>
+      </w:r>
+      <w:r>
+        <w:rPr>
+          <w:b/>
+          <w:bCs/>
+        </w:rPr>
+        <w:t xml:space="preserve">après modif schema.prisma</w:t>
+      </w:r>
+      <w:r>
+        <w:t xml:space="preserve">. CI le fait, mais en local c'est manuel.</w:t>
       </w:r>
     </w:p>
     <w:p>
@@ -8708,11 +9002,18 @@
         <w:pStyle w:val="Compact"/>
         <w:numPr>
           <w:ilvl w:val="0"/>
-          <w:numId w:val="1020"/>
+          <w:numId w:val="1021"/>
         </w:numPr>
       </w:pPr>
       <w:r>
-        <w:t xml:space="preserve">⏳ Submission FNE-CI (factures normalisées CI) — schema prêt, intégration à wirer</w:t>
+        <w:rPr>
+          <w:b/>
+          <w:bCs/>
+        </w:rPr>
+        <w:t xml:space="preserve">Ne PAS amender les migrations Prisma déjà déployées</w:t>
+      </w:r>
+      <w:r>
+        <w:t xml:space="preserve">. Crée une nouvelle migration.</w:t>
       </w:r>
     </w:p>
     <w:p>
@@ -8720,11 +9021,52 @@
         <w:pStyle w:val="Compact"/>
         <w:numPr>
           <w:ilvl w:val="0"/>
-          <w:numId w:val="1020"/>
+          <w:numId w:val="1021"/>
         </w:numPr>
       </w:pPr>
       <w:r>
-        <w:t xml:space="preserve">⏳ Auto-replenish buffer stock entreprise (logique à implémenter, UI déjà là)</w:t>
+        <w:rPr>
+          <w:b/>
+          <w:bCs/>
+        </w:rPr>
+        <w:t xml:space="preserve">Variables</w:t>
+      </w:r>
+      <w:r>
+        <w:rPr>
+          <w:b/>
+          <w:bCs/>
+        </w:rPr>
+        <w:t xml:space="preserve"> </w:t>
+      </w:r>
+      <w:r>
+        <w:rPr>
+          <w:rStyle w:val="VerbatimChar"/>
+          <w:b/>
+          <w:bCs/>
+        </w:rPr>
+        <w:t xml:space="preserve">NEXT_PUBLIC_*</w:t>
+      </w:r>
+      <w:r>
+        <w:t xml:space="preserve"> </w:t>
+      </w:r>
+      <w:r>
+        <w:t xml:space="preserve">: injectées au</w:t>
+      </w:r>
+      <w:r>
+        <w:t xml:space="preserve"> </w:t>
+      </w:r>
+      <w:r>
+        <w:rPr>
+          <w:b/>
+          <w:bCs/>
+        </w:rPr>
+        <w:t xml:space="preserve">build</w:t>
+      </w:r>
+      <w:r>
+        <w:t xml:space="preserve"> </w:t>
+      </w:r>
+      <w:r>
+        <w:t xml:space="preserve">Next.js, pas au runtime. Si tu changes une var sur Cloudflare, il faut redéployer.</w:t>
       </w:r>
     </w:p>
     <w:p>
@@ -8732,11 +9074,116 @@
         <w:pStyle w:val="Compact"/>
         <w:numPr>
           <w:ilvl w:val="0"/>
-          <w:numId w:val="1020"/>
+          <w:numId w:val="1021"/>
         </w:numPr>
       </w:pPr>
       <w:r>
-        <w:t xml:space="preserve">⏳ Refresh périodique des sources scrapées (observations prix marché continues)</w:t>
+        <w:rPr>
+          <w:b/>
+          <w:bCs/>
+        </w:rPr>
+        <w:t xml:space="preserve">Tarifs</w:t>
+      </w:r>
+      <w:r>
+        <w:rPr>
+          <w:b/>
+          <w:bCs/>
+        </w:rPr>
+        <w:t xml:space="preserve"> </w:t>
+      </w:r>
+      <w:r>
+        <w:rPr>
+          <w:rStyle w:val="VerbatimChar"/>
+          <w:b/>
+          <w:bCs/>
+        </w:rPr>
+        <w:t xml:space="preserve">--no-verify</w:t>
+      </w:r>
+      <w:r>
+        <w:rPr>
+          <w:b/>
+          <w:bCs/>
+        </w:rPr>
+        <w:t xml:space="preserve"> </w:t>
+      </w:r>
+      <w:r>
+        <w:rPr>
+          <w:b/>
+          <w:bCs/>
+        </w:rPr>
+        <w:t xml:space="preserve">et</w:t>
+      </w:r>
+      <w:r>
+        <w:rPr>
+          <w:b/>
+          <w:bCs/>
+        </w:rPr>
+        <w:t xml:space="preserve"> </w:t>
+      </w:r>
+      <w:r>
+        <w:rPr>
+          <w:rStyle w:val="VerbatimChar"/>
+          <w:b/>
+          <w:bCs/>
+        </w:rPr>
+        <w:t xml:space="preserve">--force</w:t>
+      </w:r>
+      <w:r>
+        <w:rPr>
+          <w:b/>
+          <w:bCs/>
+        </w:rPr>
+        <w:t xml:space="preserve"> </w:t>
+      </w:r>
+      <w:r>
+        <w:rPr>
+          <w:b/>
+          <w:bCs/>
+        </w:rPr>
+        <w:t xml:space="preserve">interdits</w:t>
+      </w:r>
+      <w:r>
+        <w:t xml:space="preserve"> </w:t>
+      </w:r>
+      <w:r>
+        <w:t xml:space="preserve">sauf cas explicitement justifié.</w:t>
+      </w:r>
+    </w:p>
+    <w:p>
+      <w:pPr>
+        <w:pStyle w:val="Compact"/>
+        <w:numPr>
+          <w:ilvl w:val="0"/>
+          <w:numId w:val="1021"/>
+        </w:numPr>
+      </w:pPr>
+      <w:r>
+        <w:rPr>
+          <w:b/>
+          <w:bCs/>
+        </w:rPr>
+        <w:t xml:space="preserve">Cron escrow auto-release 48h</w:t>
+      </w:r>
+      <w:r>
+        <w:t xml:space="preserve"> </w:t>
+      </w:r>
+      <w:r>
+        <w:t xml:space="preserve">: si le worker plante, escrow restera HELD. Surveiller</w:t>
+      </w:r>
+      <w:r>
+        <w:t xml:space="preserve"> </w:t>
+      </w:r>
+      <w:r>
+        <w:rPr>
+          <w:rStyle w:val="VerbatimChar"/>
+        </w:rPr>
+        <w:t xml:space="preserve">Job.status='FAILED'</w:t>
+      </w:r>
+      <w:r>
+        <w:t xml:space="preserve"> </w:t>
+      </w:r>
+      <w:r>
+        <w:t xml:space="preserve">dans le dashboard admin.</w:t>
       </w:r>
     </w:p>
     <w:p>
@@ -8747,729 +9194,290 @@
       </w:r>
     </w:p>
     <w:bookmarkEnd w:id="53"/>
-    <w:bookmarkStart w:id="54" w:name="Xbda699a0a5efdf5485cd5c1448ef442522d6a7b"/>
+    <w:bookmarkStart w:id="54" w:name="X3b73978e86d725049a52d718e746b4d9942f011"/>
     <w:p>
       <w:pPr>
         <w:pStyle w:val="Heading2"/>
       </w:pPr>
       <w:r>
-        <w:t xml:space="preserve">15. Aide-mémoire commandes</w:t>
-      </w:r>
-    </w:p>
-    <w:p>
-      <w:pPr>
-        <w:pStyle w:val="SourceCode"/>
-      </w:pPr>
-      <w:r>
-        <w:rPr>
-          <w:rStyle w:val="CommentTok"/>
-        </w:rPr>
-        <w:t xml:space="preserve"># Dev</w:t>
-      </w:r>
-      <w:r>
-        <w:br/>
-      </w:r>
-      <w:r>
-        <w:rPr>
-          <w:rStyle w:val="ExtensionTok"/>
-        </w:rPr>
-        <w:t xml:space="preserve">pnpm</w:t>
-      </w:r>
-      <w:r>
-        <w:rPr>
-          <w:rStyle w:val="NormalTok"/>
-        </w:rPr>
-        <w:t xml:space="preserve"> dev                              </w:t>
-      </w:r>
-      <w:r>
-        <w:rPr>
-          <w:rStyle w:val="CommentTok"/>
-        </w:rPr>
-        <w:t xml:space="preserve"># tout en watch</w:t>
-      </w:r>
-      <w:r>
-        <w:br/>
-      </w:r>
-      <w:r>
-        <w:rPr>
-          <w:rStyle w:val="ExtensionTok"/>
-        </w:rPr>
-        <w:t xml:space="preserve">pnpm</w:t>
-      </w:r>
-      <w:r>
-        <w:rPr>
-          <w:rStyle w:val="NormalTok"/>
-        </w:rPr>
-        <w:t xml:space="preserve"> </w:t>
-      </w:r>
-      <w:r>
-        <w:rPr>
-          <w:rStyle w:val="AttributeTok"/>
-        </w:rPr>
-        <w:t xml:space="preserve">-F</w:t>
-      </w:r>
-      <w:r>
-        <w:rPr>
-          <w:rStyle w:val="NormalTok"/>
-        </w:rPr>
-        <w:t xml:space="preserve"> api dev                       </w:t>
-      </w:r>
-      <w:r>
-        <w:rPr>
-          <w:rStyle w:val="CommentTok"/>
-        </w:rPr>
-        <w:t xml:space="preserve"># API seule</w:t>
-      </w:r>
-      <w:r>
-        <w:br/>
-      </w:r>
-      <w:r>
-        <w:rPr>
-          <w:rStyle w:val="ExtensionTok"/>
-        </w:rPr>
-        <w:t xml:space="preserve">pnpm</w:t>
-      </w:r>
-      <w:r>
-        <w:rPr>
-          <w:rStyle w:val="NormalTok"/>
-        </w:rPr>
-        <w:t xml:space="preserve"> </w:t>
-      </w:r>
-      <w:r>
-        <w:rPr>
-          <w:rStyle w:val="AttributeTok"/>
-        </w:rPr>
-        <w:t xml:space="preserve">-F</w:t>
-      </w:r>
-      <w:r>
-        <w:rPr>
-          <w:rStyle w:val="NormalTok"/>
-        </w:rPr>
-        <w:t xml:space="preserve"> web dev                       </w:t>
-      </w:r>
-      <w:r>
-        <w:rPr>
-          <w:rStyle w:val="CommentTok"/>
-        </w:rPr>
-        <w:t xml:space="preserve"># web seule (turbopack)</w:t>
-      </w:r>
-      <w:r>
-        <w:br/>
-      </w:r>
-      <w:r>
-        <w:rPr>
-          <w:rStyle w:val="ExtensionTok"/>
-        </w:rPr>
-        <w:t xml:space="preserve">pnpm</w:t>
-      </w:r>
-      <w:r>
-        <w:rPr>
-          <w:rStyle w:val="NormalTok"/>
-        </w:rPr>
-        <w:t xml:space="preserve"> </w:t>
-      </w:r>
-      <w:r>
-        <w:rPr>
-          <w:rStyle w:val="AttributeTok"/>
-        </w:rPr>
-        <w:t xml:space="preserve">-F</w:t>
-      </w:r>
-      <w:r>
-        <w:rPr>
-          <w:rStyle w:val="NormalTok"/>
-        </w:rPr>
-        <w:t xml:space="preserve"> ingest ingest </w:t>
-      </w:r>
-      <w:r>
-        <w:rPr>
-          <w:rStyle w:val="AttributeTok"/>
-        </w:rPr>
-        <w:t xml:space="preserve">--source</w:t>
-      </w:r>
-      <w:r>
-        <w:rPr>
-          <w:rStyle w:val="NormalTok"/>
-        </w:rPr>
-        <w:t xml:space="preserve"> 3h     </w:t>
-      </w:r>
-      <w:r>
-        <w:rPr>
-          <w:rStyle w:val="CommentTok"/>
-        </w:rPr>
-        <w:t xml:space="preserve"># ingest dry-run (dump JSON dans data/raw/)</w:t>
-      </w:r>
-      <w:r>
-        <w:br/>
-      </w:r>
-      <w:r>
-        <w:rPr>
-          <w:rStyle w:val="ExtensionTok"/>
-        </w:rPr>
-        <w:t xml:space="preserve">pnpm</w:t>
-      </w:r>
-      <w:r>
-        <w:rPr>
-          <w:rStyle w:val="NormalTok"/>
-        </w:rPr>
-        <w:t xml:space="preserve"> </w:t>
-      </w:r>
-      <w:r>
-        <w:rPr>
-          <w:rStyle w:val="AttributeTok"/>
-        </w:rPr>
-        <w:t xml:space="preserve">-F</w:t>
-      </w:r>
-      <w:r>
-        <w:rPr>
-          <w:rStyle w:val="NormalTok"/>
-        </w:rPr>
-        <w:t xml:space="preserve"> ingest ingest </w:t>
-      </w:r>
-      <w:r>
-        <w:rPr>
-          <w:rStyle w:val="AttributeTok"/>
-        </w:rPr>
-        <w:t xml:space="preserve">--source</w:t>
-      </w:r>
-      <w:r>
-        <w:rPr>
-          <w:rStyle w:val="NormalTok"/>
-        </w:rPr>
-        <w:t xml:space="preserve"> 3h </w:t>
-      </w:r>
-      <w:r>
-        <w:rPr>
-          <w:rStyle w:val="AttributeTok"/>
+        <w:t xml:space="preserve">14. Activité récente &amp; priorités probables</w:t>
+      </w:r>
+    </w:p>
+    <w:p>
+      <w:pPr>
+        <w:pStyle w:val="FirstParagraph"/>
+      </w:pPr>
+      <w:r>
+        <w:t xml:space="preserve">Derniers gros chantiers (mai 2026) :</w:t>
+      </w:r>
+    </w:p>
+    <w:p>
+      <w:pPr>
+        <w:pStyle w:val="Compact"/>
+        <w:numPr>
+          <w:ilvl w:val="0"/>
+          <w:numId w:val="1022"/>
+        </w:numPr>
+      </w:pPr>
+      <w:r>
+        <w:t xml:space="preserve">✅</w:t>
+      </w:r>
+      <w:r>
+        <w:t xml:space="preserve"> </w:t>
+      </w:r>
+      <w:r>
+        <w:rPr>
+          <w:b/>
+          <w:bCs/>
+        </w:rPr>
+        <w:t xml:space="preserve">Ingest global-auto.online live en prod (2026-05-29)</w:t>
+      </w:r>
+      <w:r>
+        <w:t xml:space="preserve"> </w:t>
+      </w:r>
+      <w:r>
+        <w:t xml:space="preserve">— référentiel véhicules (49 makes / 2 219 models / 746 generations / 5 788 engines) + 3 780 pièces PUBLISHED + 79 405 fitments, sous le vendor shadow « Global Auto ». Prix concurrents désormais visibles aux mécaniciens.</w:t>
+      </w:r>
+    </w:p>
+    <w:p>
+      <w:pPr>
+        <w:pStyle w:val="Compact"/>
+        <w:numPr>
+          <w:ilvl w:val="0"/>
+          <w:numId w:val="1022"/>
+        </w:numPr>
+      </w:pPr>
+      <w:r>
+        <w:t xml:space="preserve">✅ Ingest 3H Autoparts (code DB load + flag</w:t>
+      </w:r>
+      <w:r>
+        <w:t xml:space="preserve"> </w:t>
+      </w:r>
+      <w:r>
+        <w:rPr>
+          <w:rStyle w:val="VerbatimChar"/>
         </w:rPr>
         <w:t xml:space="preserve">--commit</w:t>
       </w:r>
       <w:r>
-        <w:rPr>
-          <w:rStyle w:val="NormalTok"/>
-        </w:rPr>
-        <w:t xml:space="preserve">  </w:t>
-      </w:r>
-      <w:r>
-        <w:rPr>
-          <w:rStyle w:val="CommentTok"/>
-        </w:rPr>
-        <w:t xml:space="preserve"># ingest écrit en DB</w:t>
-      </w:r>
-      <w:r>
-        <w:br/>
-      </w:r>
-      <w:r>
-        <w:rPr>
-          <w:rStyle w:val="ExtensionTok"/>
-        </w:rPr>
-        <w:t xml:space="preserve">pnpm</w:t>
-      </w:r>
-      <w:r>
-        <w:rPr>
-          <w:rStyle w:val="NormalTok"/>
-        </w:rPr>
-        <w:t xml:space="preserve"> </w:t>
-      </w:r>
-      <w:r>
-        <w:rPr>
-          <w:rStyle w:val="AttributeTok"/>
-        </w:rPr>
-        <w:t xml:space="preserve">-F</w:t>
-      </w:r>
-      <w:r>
-        <w:rPr>
-          <w:rStyle w:val="NormalTok"/>
-        </w:rPr>
-        <w:t xml:space="preserve"> ingest ingest </w:t>
-      </w:r>
-      <w:r>
-        <w:rPr>
-          <w:rStyle w:val="AttributeTok"/>
-        </w:rPr>
-        <w:t xml:space="preserve">--source</w:t>
-      </w:r>
-      <w:r>
-        <w:rPr>
-          <w:rStyle w:val="NormalTok"/>
-        </w:rPr>
-        <w:t xml:space="preserve"> global-auto-vehicles </w:t>
-      </w:r>
-      <w:r>
-        <w:rPr>
-          <w:rStyle w:val="AttributeTok"/>
-        </w:rPr>
-        <w:t xml:space="preserve">--commit</w:t>
-      </w:r>
-      <w:r>
-        <w:rPr>
-          <w:rStyle w:val="NormalTok"/>
-        </w:rPr>
-        <w:t xml:space="preserve">   </w:t>
-      </w:r>
-      <w:r>
-        <w:rPr>
-          <w:rStyle w:val="CommentTok"/>
-        </w:rPr>
-        <w:t xml:space="preserve"># arbre véhicules global-auto</w:t>
-      </w:r>
-      <w:r>
-        <w:br/>
-      </w:r>
-      <w:r>
-        <w:rPr>
-          <w:rStyle w:val="ExtensionTok"/>
-        </w:rPr>
-        <w:t xml:space="preserve">pnpm</w:t>
-      </w:r>
-      <w:r>
-        <w:rPr>
-          <w:rStyle w:val="NormalTok"/>
-        </w:rPr>
-        <w:t xml:space="preserve"> </w:t>
-      </w:r>
-      <w:r>
-        <w:rPr>
-          <w:rStyle w:val="AttributeTok"/>
-        </w:rPr>
-        <w:t xml:space="preserve">-F</w:t>
-      </w:r>
-      <w:r>
-        <w:rPr>
-          <w:rStyle w:val="NormalTok"/>
-        </w:rPr>
-        <w:t xml:space="preserve"> ingest ingest </w:t>
-      </w:r>
-      <w:r>
-        <w:rPr>
-          <w:rStyle w:val="AttributeTok"/>
-        </w:rPr>
-        <w:t xml:space="preserve">--source</w:t>
-      </w:r>
-      <w:r>
-        <w:rPr>
-          <w:rStyle w:val="NormalTok"/>
-        </w:rPr>
-        <w:t xml:space="preserve"> global-auto-products </w:t>
-      </w:r>
-      <w:r>
-        <w:rPr>
-          <w:rStyle w:val="AttributeTok"/>
-        </w:rPr>
-        <w:t xml:space="preserve">--commit</w:t>
-      </w:r>
-      <w:r>
-        <w:rPr>
-          <w:rStyle w:val="NormalTok"/>
-        </w:rPr>
-        <w:t xml:space="preserve">   </w:t>
-      </w:r>
-      <w:r>
-        <w:rPr>
-          <w:rStyle w:val="CommentTok"/>
-        </w:rPr>
-        <w:t xml:space="preserve"># pièces global-auto (+fitments)</w:t>
-      </w:r>
-      <w:r>
-        <w:br/>
-      </w:r>
-      <w:r>
-        <w:rPr>
-          <w:rStyle w:val="ExtensionTok"/>
-        </w:rPr>
-        <w:t xml:space="preserve">pnpm</w:t>
-      </w:r>
-      <w:r>
-        <w:rPr>
-          <w:rStyle w:val="NormalTok"/>
-        </w:rPr>
-        <w:t xml:space="preserve"> </w:t>
-      </w:r>
-      <w:r>
-        <w:rPr>
-          <w:rStyle w:val="AttributeTok"/>
-        </w:rPr>
-        <w:t xml:space="preserve">-F</w:t>
-      </w:r>
-      <w:r>
-        <w:rPr>
-          <w:rStyle w:val="NormalTok"/>
-        </w:rPr>
-        <w:t xml:space="preserve"> ingest ingest </w:t>
-      </w:r>
-      <w:r>
-        <w:rPr>
-          <w:rStyle w:val="AttributeTok"/>
-        </w:rPr>
-        <w:t xml:space="preserve">--source</w:t>
-      </w:r>
-      <w:r>
-        <w:rPr>
-          <w:rStyle w:val="NormalTok"/>
-        </w:rPr>
-        <w:t xml:space="preserve"> global-auto-products </w:t>
-      </w:r>
-      <w:r>
-        <w:rPr>
-          <w:rStyle w:val="AttributeTok"/>
-        </w:rPr>
-        <w:t xml:space="preserve">--limit</w:t>
-      </w:r>
-      <w:r>
-        <w:rPr>
-          <w:rStyle w:val="NormalTok"/>
-        </w:rPr>
-        <w:t xml:space="preserve"> 50 </w:t>
-      </w:r>
-      <w:r>
-        <w:rPr>
-          <w:rStyle w:val="CommentTok"/>
-        </w:rPr>
-        <w:t xml:space="preserve"># test sur 50 produits</w:t>
-      </w:r>
-      <w:r>
-        <w:br/>
-      </w:r>
-      <w:r>
-        <w:br/>
-      </w:r>
-      <w:r>
-        <w:rPr>
-          <w:rStyle w:val="CommentTok"/>
-        </w:rPr>
-        <w:t xml:space="preserve"># Build / test / lint</w:t>
-      </w:r>
-      <w:r>
-        <w:br/>
-      </w:r>
-      <w:r>
-        <w:rPr>
-          <w:rStyle w:val="ExtensionTok"/>
-        </w:rPr>
-        <w:t xml:space="preserve">pnpm</w:t>
-      </w:r>
-      <w:r>
-        <w:rPr>
-          <w:rStyle w:val="NormalTok"/>
-        </w:rPr>
-        <w:t xml:space="preserve"> build</w:t>
-      </w:r>
-      <w:r>
-        <w:br/>
-      </w:r>
-      <w:r>
-        <w:rPr>
-          <w:rStyle w:val="ExtensionTok"/>
-        </w:rPr>
-        <w:t xml:space="preserve">pnpm</w:t>
-      </w:r>
-      <w:r>
-        <w:rPr>
-          <w:rStyle w:val="NormalTok"/>
-        </w:rPr>
-        <w:t xml:space="preserve"> test</w:t>
-      </w:r>
-      <w:r>
-        <w:br/>
-      </w:r>
-      <w:r>
-        <w:rPr>
-          <w:rStyle w:val="ExtensionTok"/>
-        </w:rPr>
-        <w:t xml:space="preserve">pnpm</w:t>
-      </w:r>
-      <w:r>
-        <w:rPr>
-          <w:rStyle w:val="NormalTok"/>
-        </w:rPr>
-        <w:t xml:space="preserve"> lint</w:t>
-      </w:r>
-      <w:r>
-        <w:br/>
-      </w:r>
-      <w:r>
-        <w:rPr>
-          <w:rStyle w:val="ExtensionTok"/>
-        </w:rPr>
-        <w:t xml:space="preserve">pnpm</w:t>
-      </w:r>
-      <w:r>
-        <w:rPr>
-          <w:rStyle w:val="NormalTok"/>
-        </w:rPr>
-        <w:t xml:space="preserve"> format</w:t>
-      </w:r>
-      <w:r>
-        <w:br/>
-      </w:r>
-      <w:r>
-        <w:br/>
-      </w:r>
-      <w:r>
-        <w:rPr>
-          <w:rStyle w:val="CommentTok"/>
-        </w:rPr>
-        <w:t xml:space="preserve"># DB</w:t>
-      </w:r>
-      <w:r>
-        <w:br/>
-      </w:r>
-      <w:r>
-        <w:rPr>
-          <w:rStyle w:val="ExtensionTok"/>
-        </w:rPr>
-        <w:t xml:space="preserve">pnpm</w:t>
-      </w:r>
-      <w:r>
-        <w:rPr>
-          <w:rStyle w:val="NormalTok"/>
-        </w:rPr>
-        <w:t xml:space="preserve"> </w:t>
-      </w:r>
-      <w:r>
-        <w:rPr>
-          <w:rStyle w:val="AttributeTok"/>
-        </w:rPr>
-        <w:t xml:space="preserve">-F</w:t>
-      </w:r>
-      <w:r>
-        <w:rPr>
-          <w:rStyle w:val="NormalTok"/>
-        </w:rPr>
-        <w:t xml:space="preserve"> shared db:generate</w:t>
-      </w:r>
-      <w:r>
-        <w:br/>
-      </w:r>
-      <w:r>
-        <w:rPr>
-          <w:rStyle w:val="ExtensionTok"/>
-        </w:rPr>
-        <w:t xml:space="preserve">pnpm</w:t>
-      </w:r>
-      <w:r>
-        <w:rPr>
-          <w:rStyle w:val="NormalTok"/>
-        </w:rPr>
-        <w:t xml:space="preserve"> </w:t>
-      </w:r>
-      <w:r>
-        <w:rPr>
-          <w:rStyle w:val="AttributeTok"/>
-        </w:rPr>
-        <w:t xml:space="preserve">-F</w:t>
-      </w:r>
-      <w:r>
-        <w:rPr>
-          <w:rStyle w:val="NormalTok"/>
-        </w:rPr>
-        <w:t xml:space="preserve"> shared db:migrate             </w:t>
-      </w:r>
-      <w:r>
-        <w:rPr>
-          <w:rStyle w:val="CommentTok"/>
-        </w:rPr>
-        <w:t xml:space="preserve"># crée + applique migration dev</w:t>
-      </w:r>
-      <w:r>
-        <w:br/>
-      </w:r>
-      <w:r>
-        <w:rPr>
-          <w:rStyle w:val="ExtensionTok"/>
-        </w:rPr>
-        <w:t xml:space="preserve">pnpm</w:t>
-      </w:r>
-      <w:r>
-        <w:rPr>
-          <w:rStyle w:val="NormalTok"/>
-        </w:rPr>
-        <w:t xml:space="preserve"> </w:t>
-      </w:r>
-      <w:r>
-        <w:rPr>
-          <w:rStyle w:val="AttributeTok"/>
-        </w:rPr>
-        <w:t xml:space="preserve">-F</w:t>
-      </w:r>
-      <w:r>
-        <w:rPr>
-          <w:rStyle w:val="NormalTok"/>
-        </w:rPr>
-        <w:t xml:space="preserve"> shared db:push                </w:t>
-      </w:r>
-      <w:r>
-        <w:rPr>
-          <w:rStyle w:val="CommentTok"/>
-        </w:rPr>
-        <w:t xml:space="preserve"># quick sync (proto)</w:t>
-      </w:r>
-      <w:r>
-        <w:br/>
-      </w:r>
-      <w:r>
-        <w:rPr>
-          <w:rStyle w:val="ExtensionTok"/>
-        </w:rPr>
-        <w:t xml:space="preserve">pnpm</w:t>
-      </w:r>
-      <w:r>
-        <w:rPr>
-          <w:rStyle w:val="NormalTok"/>
-        </w:rPr>
-        <w:t xml:space="preserve"> </w:t>
-      </w:r>
-      <w:r>
-        <w:rPr>
-          <w:rStyle w:val="AttributeTok"/>
-        </w:rPr>
-        <w:t xml:space="preserve">-F</w:t>
-      </w:r>
-      <w:r>
-        <w:rPr>
-          <w:rStyle w:val="NormalTok"/>
-        </w:rPr>
-        <w:t xml:space="preserve"> shared db:studio              </w:t>
-      </w:r>
-      <w:r>
-        <w:rPr>
-          <w:rStyle w:val="CommentTok"/>
-        </w:rPr>
-        <w:t xml:space="preserve"># GUI</w:t>
-      </w:r>
-      <w:r>
-        <w:br/>
-      </w:r>
-      <w:r>
-        <w:br/>
-      </w:r>
-      <w:r>
-        <w:rPr>
-          <w:rStyle w:val="CommentTok"/>
-        </w:rPr>
-        <w:t xml:space="preserve"># Test ciblé</w:t>
-      </w:r>
-      <w:r>
-        <w:br/>
-      </w:r>
-      <w:r>
-        <w:rPr>
-          <w:rStyle w:val="BuiltInTok"/>
-        </w:rPr>
-        <w:t xml:space="preserve">cd</w:t>
-      </w:r>
-      <w:r>
-        <w:rPr>
-          <w:rStyle w:val="NormalTok"/>
-        </w:rPr>
-        <w:t xml:space="preserve"> apps/api </w:t>
-      </w:r>
-      <w:r>
-        <w:rPr>
-          <w:rStyle w:val="KeywordTok"/>
-        </w:rPr>
-        <w:t xml:space="preserve">&amp;&amp;</w:t>
-      </w:r>
-      <w:r>
-        <w:rPr>
-          <w:rStyle w:val="NormalTok"/>
-        </w:rPr>
-        <w:t xml:space="preserve"> </w:t>
-      </w:r>
-      <w:r>
-        <w:rPr>
-          <w:rStyle w:val="ExtensionTok"/>
-        </w:rPr>
-        <w:t xml:space="preserve">pnpm</w:t>
-      </w:r>
-      <w:r>
-        <w:rPr>
-          <w:rStyle w:val="NormalTok"/>
-        </w:rPr>
-        <w:t xml:space="preserve"> vitest run src/modules/order/order.service.test.ts</w:t>
-      </w:r>
-      <w:r>
-        <w:br/>
-      </w:r>
-      <w:r>
-        <w:br/>
-      </w:r>
-      <w:r>
-        <w:rPr>
-          <w:rStyle w:val="CommentTok"/>
-        </w:rPr>
-        <w:t xml:space="preserve"># Prod SQL one-shot</w:t>
-      </w:r>
-      <w:r>
-        <w:br/>
-      </w:r>
-      <w:r>
-        <w:rPr>
-          <w:rStyle w:val="ExtensionTok"/>
-        </w:rPr>
-        <w:t xml:space="preserve">pnpm</w:t>
-      </w:r>
-      <w:r>
-        <w:rPr>
-          <w:rStyle w:val="NormalTok"/>
-        </w:rPr>
-        <w:t xml:space="preserve"> </w:t>
-      </w:r>
-      <w:r>
-        <w:rPr>
-          <w:rStyle w:val="AttributeTok"/>
-        </w:rPr>
-        <w:t xml:space="preserve">-F</w:t>
-      </w:r>
-      <w:r>
-        <w:rPr>
-          <w:rStyle w:val="NormalTok"/>
-        </w:rPr>
-        <w:t xml:space="preserve"> shared exec prisma db execute </w:t>
-      </w:r>
-      <w:r>
-        <w:rPr>
-          <w:rStyle w:val="AttributeTok"/>
-        </w:rPr>
-        <w:t xml:space="preserve">--file</w:t>
-      </w:r>
-      <w:r>
-        <w:rPr>
-          <w:rStyle w:val="NormalTok"/>
-        </w:rPr>
-        <w:t xml:space="preserve"> scripts/foo.sql </w:t>
-      </w:r>
-      <w:r>
-        <w:rPr>
-          <w:rStyle w:val="AttributeTok"/>
-        </w:rPr>
-        <w:t xml:space="preserve">--schema</w:t>
-      </w:r>
-      <w:r>
-        <w:rPr>
-          <w:rStyle w:val="NormalTok"/>
-        </w:rPr>
-        <w:t xml:space="preserve"> packages/shared/prisma/schema.prisma</w:t>
-      </w:r>
-      <w:r>
-        <w:br/>
-      </w:r>
-      <w:r>
-        <w:br/>
-      </w:r>
-      <w:r>
-        <w:rPr>
-          <w:rStyle w:val="CommentTok"/>
-        </w:rPr>
-        <w:t xml:space="preserve"># Logs Render API</w:t>
-      </w:r>
-      <w:r>
-        <w:br/>
-      </w:r>
-      <w:r>
-        <w:rPr>
-          <w:rStyle w:val="CommentTok"/>
-        </w:rPr>
-        <w:t xml:space="preserve"># → dashboard Render → pieces-api → Logs (Pino JSON, niveau via PINO_LOG_LEVEL)</w:t>
+        <w:t xml:space="preserve"> </w:t>
+      </w:r>
+      <w:r>
+        <w:t xml:space="preserve">explicite ; pas encore commit en prod)</w:t>
+      </w:r>
+    </w:p>
+    <w:p>
+      <w:pPr>
+        <w:pStyle w:val="Compact"/>
+        <w:numPr>
+          <w:ilvl w:val="0"/>
+          <w:numId w:val="1022"/>
+        </w:numPr>
+      </w:pPr>
+      <w:r>
+        <w:t xml:space="preserve">✅ Champs external source sur</w:t>
+      </w:r>
+      <w:r>
+        <w:t xml:space="preserve"> </w:t>
+      </w:r>
+      <w:r>
+        <w:rPr>
+          <w:rStyle w:val="VerbatimChar"/>
+        </w:rPr>
+        <w:t xml:space="preserve">Vendor</w:t>
+      </w:r>
+      <w:r>
+        <w:t xml:space="preserve">,</w:t>
+      </w:r>
+      <w:r>
+        <w:t xml:space="preserve"> </w:t>
+      </w:r>
+      <w:r>
+        <w:rPr>
+          <w:rStyle w:val="VerbatimChar"/>
+        </w:rPr>
+        <w:t xml:space="preserve">CatalogItem</w:t>
+      </w:r>
+      <w:r>
+        <w:t xml:space="preserve"> </w:t>
+      </w:r>
+      <w:r>
+        <w:t xml:space="preserve">et tout le référentiel véhicules</w:t>
+      </w:r>
+    </w:p>
+    <w:p>
+      <w:pPr>
+        <w:pStyle w:val="Compact"/>
+        <w:numPr>
+          <w:ilvl w:val="0"/>
+          <w:numId w:val="1022"/>
+        </w:numPr>
+      </w:pPr>
+      <w:r>
+        <w:t xml:space="preserve">✅ Vendor terrain :</w:t>
+      </w:r>
+      <w:r>
+        <w:t xml:space="preserve"> </w:t>
+      </w:r>
+      <w:r>
+        <w:rPr>
+          <w:rStyle w:val="VerbatimChar"/>
+        </w:rPr>
+        <w:t xml:space="preserve">user_id</w:t>
+      </w:r>
+      <w:r>
+        <w:t xml:space="preserve"> </w:t>
+      </w:r>
+      <w:r>
+        <w:t xml:space="preserve">nullable +</w:t>
+      </w:r>
+      <w:r>
+        <w:t xml:space="preserve"> </w:t>
+      </w:r>
+      <w:r>
+        <w:rPr>
+          <w:rStyle w:val="VerbatimChar"/>
+        </w:rPr>
+        <w:t xml:space="preserve">address/commune/lat/lng/managedByLiaisonId</w:t>
+      </w:r>
+      <w:r>
+        <w:t xml:space="preserve"> </w:t>
+      </w:r>
+      <w:r>
+        <w:t xml:space="preserve">(migration</w:t>
+      </w:r>
+      <w:r>
+        <w:t xml:space="preserve"> </w:t>
+      </w:r>
+      <w:r>
+        <w:rPr>
+          <w:rStyle w:val="VerbatimChar"/>
+        </w:rPr>
+        <w:t xml:space="preserve">20260529_align_schema_drift</w:t>
+      </w:r>
+      <w:r>
+        <w:t xml:space="preserve"> </w:t>
+      </w:r>
+      <w:r>
+        <w:t xml:space="preserve">—</w:t>
+      </w:r>
+      <w:r>
+        <w:t xml:space="preserve"> </w:t>
+      </w:r>
+      <w:r>
+        <w:rPr>
+          <w:b/>
+          <w:bCs/>
+        </w:rPr>
+        <w:t xml:space="preserve">à commiter</w:t>
+      </w:r>
+      <w:r>
+        <w:t xml:space="preserve">)</w:t>
+      </w:r>
+    </w:p>
+    <w:p>
+      <w:pPr>
+        <w:pStyle w:val="Compact"/>
+        <w:numPr>
+          <w:ilvl w:val="0"/>
+          <w:numId w:val="1022"/>
+        </w:numPr>
+      </w:pPr>
+      <w:r>
+        <w:t xml:space="preserve">✅ Page Liaison à côté du lien Admin pour les utilisateurs ADMIN</w:t>
+      </w:r>
+    </w:p>
+    <w:p>
+      <w:pPr>
+        <w:pStyle w:val="Compact"/>
+        <w:numPr>
+          <w:ilvl w:val="0"/>
+          <w:numId w:val="1022"/>
+        </w:numPr>
+      </w:pPr>
+      <w:r>
+        <w:t xml:space="preserve">✅ Fallback prod-safe pour le rewrite API web (</w:t>
+      </w:r>
+      <w:r>
+        <w:rPr>
+          <w:rStyle w:val="VerbatimChar"/>
+        </w:rPr>
+        <w:t xml:space="preserve">pieces-api.onrender.com</w:t>
+      </w:r>
+      <w:r>
+        <w:t xml:space="preserve">)</w:t>
+      </w:r>
+    </w:p>
+    <w:p>
+      <w:pPr>
+        <w:pStyle w:val="Compact"/>
+        <w:numPr>
+          <w:ilvl w:val="0"/>
+          <w:numId w:val="1022"/>
+        </w:numPr>
+      </w:pPr>
+      <w:r>
+        <w:t xml:space="preserve">✅ Module Enterprise (flotte) — abonnements, ROI calculator, buffer stock UI</w:t>
+      </w:r>
+    </w:p>
+    <w:p>
+      <w:pPr>
+        <w:pStyle w:val="Compact"/>
+        <w:numPr>
+          <w:ilvl w:val="0"/>
+          <w:numId w:val="1022"/>
+        </w:numPr>
+      </w:pPr>
+      <w:r>
+        <w:t xml:space="preserve">✅ Pricing flotte 2026-05 (docs commerciaux)</w:t>
+      </w:r>
+    </w:p>
+    <w:p>
+      <w:pPr>
+        <w:pStyle w:val="Compact"/>
+        <w:numPr>
+          <w:ilvl w:val="0"/>
+          <w:numId w:val="1022"/>
+        </w:numPr>
+      </w:pPr>
+      <w:r>
+        <w:t xml:space="preserve">🔄 Scrapers MAPA-CI, Jumia CI, CoinAfrique CI (phase 3 suite) ; étape 2 (commit prod) de 3H</w:t>
+      </w:r>
+    </w:p>
+    <w:p>
+      <w:pPr>
+        <w:pStyle w:val="Compact"/>
+        <w:numPr>
+          <w:ilvl w:val="0"/>
+          <w:numId w:val="1022"/>
+        </w:numPr>
+      </w:pPr>
+      <w:r>
+        <w:t xml:space="preserve">⏳ Submission FNE-CI (factures normalisées CI) — schema prêt, intégration à wirer</w:t>
+      </w:r>
+    </w:p>
+    <w:p>
+      <w:pPr>
+        <w:pStyle w:val="Compact"/>
+        <w:numPr>
+          <w:ilvl w:val="0"/>
+          <w:numId w:val="1022"/>
+        </w:numPr>
+      </w:pPr>
+      <w:r>
+        <w:t xml:space="preserve">⏳ Auto-replenish buffer stock entreprise (logique à implémenter, UI déjà là)</w:t>
+      </w:r>
+    </w:p>
+    <w:p>
+      <w:pPr>
+        <w:pStyle w:val="Compact"/>
+        <w:numPr>
+          <w:ilvl w:val="0"/>
+          <w:numId w:val="1022"/>
+        </w:numPr>
+      </w:pPr>
+      <w:r>
+        <w:t xml:space="preserve">⏳ Refresh périodique des sources scrapées (observations prix marché continues)</w:t>
       </w:r>
     </w:p>
     <w:p>
@@ -9480,12 +9488,745 @@
       </w:r>
     </w:p>
     <w:bookmarkEnd w:id="54"/>
-    <w:bookmarkStart w:id="65" w:name="X53b11d3e6e305f9b105cb5621a0ffe852fe5f09"/>
+    <w:bookmarkStart w:id="55" w:name="Xbda699a0a5efdf5485cd5c1448ef442522d6a7b"/>
     <w:p>
       <w:pPr>
         <w:pStyle w:val="Heading2"/>
       </w:pPr>
       <w:r>
+        <w:t xml:space="preserve">15. Aide-mémoire commandes</w:t>
+      </w:r>
+    </w:p>
+    <w:p>
+      <w:pPr>
+        <w:pStyle w:val="SourceCode"/>
+      </w:pPr>
+      <w:r>
+        <w:rPr>
+          <w:rStyle w:val="CommentTok"/>
+        </w:rPr>
+        <w:t xml:space="preserve"># Dev</w:t>
+      </w:r>
+      <w:r>
+        <w:br/>
+      </w:r>
+      <w:r>
+        <w:rPr>
+          <w:rStyle w:val="ExtensionTok"/>
+        </w:rPr>
+        <w:t xml:space="preserve">pnpm</w:t>
+      </w:r>
+      <w:r>
+        <w:rPr>
+          <w:rStyle w:val="NormalTok"/>
+        </w:rPr>
+        <w:t xml:space="preserve"> dev                              </w:t>
+      </w:r>
+      <w:r>
+        <w:rPr>
+          <w:rStyle w:val="CommentTok"/>
+        </w:rPr>
+        <w:t xml:space="preserve"># tout en watch</w:t>
+      </w:r>
+      <w:r>
+        <w:br/>
+      </w:r>
+      <w:r>
+        <w:rPr>
+          <w:rStyle w:val="ExtensionTok"/>
+        </w:rPr>
+        <w:t xml:space="preserve">pnpm</w:t>
+      </w:r>
+      <w:r>
+        <w:rPr>
+          <w:rStyle w:val="NormalTok"/>
+        </w:rPr>
+        <w:t xml:space="preserve"> </w:t>
+      </w:r>
+      <w:r>
+        <w:rPr>
+          <w:rStyle w:val="AttributeTok"/>
+        </w:rPr>
+        <w:t xml:space="preserve">-F</w:t>
+      </w:r>
+      <w:r>
+        <w:rPr>
+          <w:rStyle w:val="NormalTok"/>
+        </w:rPr>
+        <w:t xml:space="preserve"> api dev                       </w:t>
+      </w:r>
+      <w:r>
+        <w:rPr>
+          <w:rStyle w:val="CommentTok"/>
+        </w:rPr>
+        <w:t xml:space="preserve"># API seule</w:t>
+      </w:r>
+      <w:r>
+        <w:br/>
+      </w:r>
+      <w:r>
+        <w:rPr>
+          <w:rStyle w:val="ExtensionTok"/>
+        </w:rPr>
+        <w:t xml:space="preserve">pnpm</w:t>
+      </w:r>
+      <w:r>
+        <w:rPr>
+          <w:rStyle w:val="NormalTok"/>
+        </w:rPr>
+        <w:t xml:space="preserve"> </w:t>
+      </w:r>
+      <w:r>
+        <w:rPr>
+          <w:rStyle w:val="AttributeTok"/>
+        </w:rPr>
+        <w:t xml:space="preserve">-F</w:t>
+      </w:r>
+      <w:r>
+        <w:rPr>
+          <w:rStyle w:val="NormalTok"/>
+        </w:rPr>
+        <w:t xml:space="preserve"> web dev                       </w:t>
+      </w:r>
+      <w:r>
+        <w:rPr>
+          <w:rStyle w:val="CommentTok"/>
+        </w:rPr>
+        <w:t xml:space="preserve"># web seule (turbopack)</w:t>
+      </w:r>
+      <w:r>
+        <w:br/>
+      </w:r>
+      <w:r>
+        <w:rPr>
+          <w:rStyle w:val="ExtensionTok"/>
+        </w:rPr>
+        <w:t xml:space="preserve">pnpm</w:t>
+      </w:r>
+      <w:r>
+        <w:rPr>
+          <w:rStyle w:val="NormalTok"/>
+        </w:rPr>
+        <w:t xml:space="preserve"> </w:t>
+      </w:r>
+      <w:r>
+        <w:rPr>
+          <w:rStyle w:val="AttributeTok"/>
+        </w:rPr>
+        <w:t xml:space="preserve">-F</w:t>
+      </w:r>
+      <w:r>
+        <w:rPr>
+          <w:rStyle w:val="NormalTok"/>
+        </w:rPr>
+        <w:t xml:space="preserve"> ingest ingest </w:t>
+      </w:r>
+      <w:r>
+        <w:rPr>
+          <w:rStyle w:val="AttributeTok"/>
+        </w:rPr>
+        <w:t xml:space="preserve">--source</w:t>
+      </w:r>
+      <w:r>
+        <w:rPr>
+          <w:rStyle w:val="NormalTok"/>
+        </w:rPr>
+        <w:t xml:space="preserve"> 3h     </w:t>
+      </w:r>
+      <w:r>
+        <w:rPr>
+          <w:rStyle w:val="CommentTok"/>
+        </w:rPr>
+        <w:t xml:space="preserve"># ingest dry-run (dump JSON dans data/raw/)</w:t>
+      </w:r>
+      <w:r>
+        <w:br/>
+      </w:r>
+      <w:r>
+        <w:rPr>
+          <w:rStyle w:val="ExtensionTok"/>
+        </w:rPr>
+        <w:t xml:space="preserve">pnpm</w:t>
+      </w:r>
+      <w:r>
+        <w:rPr>
+          <w:rStyle w:val="NormalTok"/>
+        </w:rPr>
+        <w:t xml:space="preserve"> </w:t>
+      </w:r>
+      <w:r>
+        <w:rPr>
+          <w:rStyle w:val="AttributeTok"/>
+        </w:rPr>
+        <w:t xml:space="preserve">-F</w:t>
+      </w:r>
+      <w:r>
+        <w:rPr>
+          <w:rStyle w:val="NormalTok"/>
+        </w:rPr>
+        <w:t xml:space="preserve"> ingest ingest </w:t>
+      </w:r>
+      <w:r>
+        <w:rPr>
+          <w:rStyle w:val="AttributeTok"/>
+        </w:rPr>
+        <w:t xml:space="preserve">--source</w:t>
+      </w:r>
+      <w:r>
+        <w:rPr>
+          <w:rStyle w:val="NormalTok"/>
+        </w:rPr>
+        <w:t xml:space="preserve"> 3h </w:t>
+      </w:r>
+      <w:r>
+        <w:rPr>
+          <w:rStyle w:val="AttributeTok"/>
+        </w:rPr>
+        <w:t xml:space="preserve">--commit</w:t>
+      </w:r>
+      <w:r>
+        <w:rPr>
+          <w:rStyle w:val="NormalTok"/>
+        </w:rPr>
+        <w:t xml:space="preserve">  </w:t>
+      </w:r>
+      <w:r>
+        <w:rPr>
+          <w:rStyle w:val="CommentTok"/>
+        </w:rPr>
+        <w:t xml:space="preserve"># ingest écrit en DB</w:t>
+      </w:r>
+      <w:r>
+        <w:br/>
+      </w:r>
+      <w:r>
+        <w:rPr>
+          <w:rStyle w:val="ExtensionTok"/>
+        </w:rPr>
+        <w:t xml:space="preserve">pnpm</w:t>
+      </w:r>
+      <w:r>
+        <w:rPr>
+          <w:rStyle w:val="NormalTok"/>
+        </w:rPr>
+        <w:t xml:space="preserve"> </w:t>
+      </w:r>
+      <w:r>
+        <w:rPr>
+          <w:rStyle w:val="AttributeTok"/>
+        </w:rPr>
+        <w:t xml:space="preserve">-F</w:t>
+      </w:r>
+      <w:r>
+        <w:rPr>
+          <w:rStyle w:val="NormalTok"/>
+        </w:rPr>
+        <w:t xml:space="preserve"> ingest ingest </w:t>
+      </w:r>
+      <w:r>
+        <w:rPr>
+          <w:rStyle w:val="AttributeTok"/>
+        </w:rPr>
+        <w:t xml:space="preserve">--source</w:t>
+      </w:r>
+      <w:r>
+        <w:rPr>
+          <w:rStyle w:val="NormalTok"/>
+        </w:rPr>
+        <w:t xml:space="preserve"> global-auto-vehicles </w:t>
+      </w:r>
+      <w:r>
+        <w:rPr>
+          <w:rStyle w:val="AttributeTok"/>
+        </w:rPr>
+        <w:t xml:space="preserve">--commit</w:t>
+      </w:r>
+      <w:r>
+        <w:rPr>
+          <w:rStyle w:val="NormalTok"/>
+        </w:rPr>
+        <w:t xml:space="preserve">   </w:t>
+      </w:r>
+      <w:r>
+        <w:rPr>
+          <w:rStyle w:val="CommentTok"/>
+        </w:rPr>
+        <w:t xml:space="preserve"># arbre véhicules global-auto</w:t>
+      </w:r>
+      <w:r>
+        <w:br/>
+      </w:r>
+      <w:r>
+        <w:rPr>
+          <w:rStyle w:val="ExtensionTok"/>
+        </w:rPr>
+        <w:t xml:space="preserve">pnpm</w:t>
+      </w:r>
+      <w:r>
+        <w:rPr>
+          <w:rStyle w:val="NormalTok"/>
+        </w:rPr>
+        <w:t xml:space="preserve"> </w:t>
+      </w:r>
+      <w:r>
+        <w:rPr>
+          <w:rStyle w:val="AttributeTok"/>
+        </w:rPr>
+        <w:t xml:space="preserve">-F</w:t>
+      </w:r>
+      <w:r>
+        <w:rPr>
+          <w:rStyle w:val="NormalTok"/>
+        </w:rPr>
+        <w:t xml:space="preserve"> ingest ingest </w:t>
+      </w:r>
+      <w:r>
+        <w:rPr>
+          <w:rStyle w:val="AttributeTok"/>
+        </w:rPr>
+        <w:t xml:space="preserve">--source</w:t>
+      </w:r>
+      <w:r>
+        <w:rPr>
+          <w:rStyle w:val="NormalTok"/>
+        </w:rPr>
+        <w:t xml:space="preserve"> global-auto-products </w:t>
+      </w:r>
+      <w:r>
+        <w:rPr>
+          <w:rStyle w:val="AttributeTok"/>
+        </w:rPr>
+        <w:t xml:space="preserve">--commit</w:t>
+      </w:r>
+      <w:r>
+        <w:rPr>
+          <w:rStyle w:val="NormalTok"/>
+        </w:rPr>
+        <w:t xml:space="preserve">   </w:t>
+      </w:r>
+      <w:r>
+        <w:rPr>
+          <w:rStyle w:val="CommentTok"/>
+        </w:rPr>
+        <w:t xml:space="preserve"># pièces global-auto (+fitments)</w:t>
+      </w:r>
+      <w:r>
+        <w:br/>
+      </w:r>
+      <w:r>
+        <w:rPr>
+          <w:rStyle w:val="ExtensionTok"/>
+        </w:rPr>
+        <w:t xml:space="preserve">pnpm</w:t>
+      </w:r>
+      <w:r>
+        <w:rPr>
+          <w:rStyle w:val="NormalTok"/>
+        </w:rPr>
+        <w:t xml:space="preserve"> </w:t>
+      </w:r>
+      <w:r>
+        <w:rPr>
+          <w:rStyle w:val="AttributeTok"/>
+        </w:rPr>
+        <w:t xml:space="preserve">-F</w:t>
+      </w:r>
+      <w:r>
+        <w:rPr>
+          <w:rStyle w:val="NormalTok"/>
+        </w:rPr>
+        <w:t xml:space="preserve"> ingest ingest </w:t>
+      </w:r>
+      <w:r>
+        <w:rPr>
+          <w:rStyle w:val="AttributeTok"/>
+        </w:rPr>
+        <w:t xml:space="preserve">--source</w:t>
+      </w:r>
+      <w:r>
+        <w:rPr>
+          <w:rStyle w:val="NormalTok"/>
+        </w:rPr>
+        <w:t xml:space="preserve"> global-auto-products </w:t>
+      </w:r>
+      <w:r>
+        <w:rPr>
+          <w:rStyle w:val="AttributeTok"/>
+        </w:rPr>
+        <w:t xml:space="preserve">--limit</w:t>
+      </w:r>
+      <w:r>
+        <w:rPr>
+          <w:rStyle w:val="NormalTok"/>
+        </w:rPr>
+        <w:t xml:space="preserve"> 50 </w:t>
+      </w:r>
+      <w:r>
+        <w:rPr>
+          <w:rStyle w:val="CommentTok"/>
+        </w:rPr>
+        <w:t xml:space="preserve"># test sur 50 produits</w:t>
+      </w:r>
+      <w:r>
+        <w:br/>
+      </w:r>
+      <w:r>
+        <w:br/>
+      </w:r>
+      <w:r>
+        <w:rPr>
+          <w:rStyle w:val="CommentTok"/>
+        </w:rPr>
+        <w:t xml:space="preserve"># Build / test / lint</w:t>
+      </w:r>
+      <w:r>
+        <w:br/>
+      </w:r>
+      <w:r>
+        <w:rPr>
+          <w:rStyle w:val="ExtensionTok"/>
+        </w:rPr>
+        <w:t xml:space="preserve">pnpm</w:t>
+      </w:r>
+      <w:r>
+        <w:rPr>
+          <w:rStyle w:val="NormalTok"/>
+        </w:rPr>
+        <w:t xml:space="preserve"> build</w:t>
+      </w:r>
+      <w:r>
+        <w:br/>
+      </w:r>
+      <w:r>
+        <w:rPr>
+          <w:rStyle w:val="ExtensionTok"/>
+        </w:rPr>
+        <w:t xml:space="preserve">pnpm</w:t>
+      </w:r>
+      <w:r>
+        <w:rPr>
+          <w:rStyle w:val="NormalTok"/>
+        </w:rPr>
+        <w:t xml:space="preserve"> test</w:t>
+      </w:r>
+      <w:r>
+        <w:br/>
+      </w:r>
+      <w:r>
+        <w:rPr>
+          <w:rStyle w:val="ExtensionTok"/>
+        </w:rPr>
+        <w:t xml:space="preserve">pnpm</w:t>
+      </w:r>
+      <w:r>
+        <w:rPr>
+          <w:rStyle w:val="NormalTok"/>
+        </w:rPr>
+        <w:t xml:space="preserve"> lint</w:t>
+      </w:r>
+      <w:r>
+        <w:br/>
+      </w:r>
+      <w:r>
+        <w:rPr>
+          <w:rStyle w:val="ExtensionTok"/>
+        </w:rPr>
+        <w:t xml:space="preserve">pnpm</w:t>
+      </w:r>
+      <w:r>
+        <w:rPr>
+          <w:rStyle w:val="NormalTok"/>
+        </w:rPr>
+        <w:t xml:space="preserve"> format</w:t>
+      </w:r>
+      <w:r>
+        <w:br/>
+      </w:r>
+      <w:r>
+        <w:br/>
+      </w:r>
+      <w:r>
+        <w:rPr>
+          <w:rStyle w:val="CommentTok"/>
+        </w:rPr>
+        <w:t xml:space="preserve"># DB</w:t>
+      </w:r>
+      <w:r>
+        <w:br/>
+      </w:r>
+      <w:r>
+        <w:rPr>
+          <w:rStyle w:val="ExtensionTok"/>
+        </w:rPr>
+        <w:t xml:space="preserve">pnpm</w:t>
+      </w:r>
+      <w:r>
+        <w:rPr>
+          <w:rStyle w:val="NormalTok"/>
+        </w:rPr>
+        <w:t xml:space="preserve"> </w:t>
+      </w:r>
+      <w:r>
+        <w:rPr>
+          <w:rStyle w:val="AttributeTok"/>
+        </w:rPr>
+        <w:t xml:space="preserve">-F</w:t>
+      </w:r>
+      <w:r>
+        <w:rPr>
+          <w:rStyle w:val="NormalTok"/>
+        </w:rPr>
+        <w:t xml:space="preserve"> shared db:generate</w:t>
+      </w:r>
+      <w:r>
+        <w:br/>
+      </w:r>
+      <w:r>
+        <w:rPr>
+          <w:rStyle w:val="ExtensionTok"/>
+        </w:rPr>
+        <w:t xml:space="preserve">pnpm</w:t>
+      </w:r>
+      <w:r>
+        <w:rPr>
+          <w:rStyle w:val="NormalTok"/>
+        </w:rPr>
+        <w:t xml:space="preserve"> </w:t>
+      </w:r>
+      <w:r>
+        <w:rPr>
+          <w:rStyle w:val="AttributeTok"/>
+        </w:rPr>
+        <w:t xml:space="preserve">-F</w:t>
+      </w:r>
+      <w:r>
+        <w:rPr>
+          <w:rStyle w:val="NormalTok"/>
+        </w:rPr>
+        <w:t xml:space="preserve"> shared db:migrate             </w:t>
+      </w:r>
+      <w:r>
+        <w:rPr>
+          <w:rStyle w:val="CommentTok"/>
+        </w:rPr>
+        <w:t xml:space="preserve"># crée + applique migration dev</w:t>
+      </w:r>
+      <w:r>
+        <w:br/>
+      </w:r>
+      <w:r>
+        <w:rPr>
+          <w:rStyle w:val="ExtensionTok"/>
+        </w:rPr>
+        <w:t xml:space="preserve">pnpm</w:t>
+      </w:r>
+      <w:r>
+        <w:rPr>
+          <w:rStyle w:val="NormalTok"/>
+        </w:rPr>
+        <w:t xml:space="preserve"> </w:t>
+      </w:r>
+      <w:r>
+        <w:rPr>
+          <w:rStyle w:val="AttributeTok"/>
+        </w:rPr>
+        <w:t xml:space="preserve">-F</w:t>
+      </w:r>
+      <w:r>
+        <w:rPr>
+          <w:rStyle w:val="NormalTok"/>
+        </w:rPr>
+        <w:t xml:space="preserve"> shared db:push                </w:t>
+      </w:r>
+      <w:r>
+        <w:rPr>
+          <w:rStyle w:val="CommentTok"/>
+        </w:rPr>
+        <w:t xml:space="preserve"># quick sync (proto)</w:t>
+      </w:r>
+      <w:r>
+        <w:br/>
+      </w:r>
+      <w:r>
+        <w:rPr>
+          <w:rStyle w:val="ExtensionTok"/>
+        </w:rPr>
+        <w:t xml:space="preserve">pnpm</w:t>
+      </w:r>
+      <w:r>
+        <w:rPr>
+          <w:rStyle w:val="NormalTok"/>
+        </w:rPr>
+        <w:t xml:space="preserve"> </w:t>
+      </w:r>
+      <w:r>
+        <w:rPr>
+          <w:rStyle w:val="AttributeTok"/>
+        </w:rPr>
+        <w:t xml:space="preserve">-F</w:t>
+      </w:r>
+      <w:r>
+        <w:rPr>
+          <w:rStyle w:val="NormalTok"/>
+        </w:rPr>
+        <w:t xml:space="preserve"> shared db:studio              </w:t>
+      </w:r>
+      <w:r>
+        <w:rPr>
+          <w:rStyle w:val="CommentTok"/>
+        </w:rPr>
+        <w:t xml:space="preserve"># GUI</w:t>
+      </w:r>
+      <w:r>
+        <w:br/>
+      </w:r>
+      <w:r>
+        <w:br/>
+      </w:r>
+      <w:r>
+        <w:rPr>
+          <w:rStyle w:val="CommentTok"/>
+        </w:rPr>
+        <w:t xml:space="preserve"># Test ciblé</w:t>
+      </w:r>
+      <w:r>
+        <w:br/>
+      </w:r>
+      <w:r>
+        <w:rPr>
+          <w:rStyle w:val="BuiltInTok"/>
+        </w:rPr>
+        <w:t xml:space="preserve">cd</w:t>
+      </w:r>
+      <w:r>
+        <w:rPr>
+          <w:rStyle w:val="NormalTok"/>
+        </w:rPr>
+        <w:t xml:space="preserve"> apps/api </w:t>
+      </w:r>
+      <w:r>
+        <w:rPr>
+          <w:rStyle w:val="KeywordTok"/>
+        </w:rPr>
+        <w:t xml:space="preserve">&amp;&amp;</w:t>
+      </w:r>
+      <w:r>
+        <w:rPr>
+          <w:rStyle w:val="NormalTok"/>
+        </w:rPr>
+        <w:t xml:space="preserve"> </w:t>
+      </w:r>
+      <w:r>
+        <w:rPr>
+          <w:rStyle w:val="ExtensionTok"/>
+        </w:rPr>
+        <w:t xml:space="preserve">pnpm</w:t>
+      </w:r>
+      <w:r>
+        <w:rPr>
+          <w:rStyle w:val="NormalTok"/>
+        </w:rPr>
+        <w:t xml:space="preserve"> vitest run src/modules/order/order.service.test.ts</w:t>
+      </w:r>
+      <w:r>
+        <w:br/>
+      </w:r>
+      <w:r>
+        <w:br/>
+      </w:r>
+      <w:r>
+        <w:rPr>
+          <w:rStyle w:val="CommentTok"/>
+        </w:rPr>
+        <w:t xml:space="preserve"># Prod SQL one-shot</w:t>
+      </w:r>
+      <w:r>
+        <w:br/>
+      </w:r>
+      <w:r>
+        <w:rPr>
+          <w:rStyle w:val="ExtensionTok"/>
+        </w:rPr>
+        <w:t xml:space="preserve">pnpm</w:t>
+      </w:r>
+      <w:r>
+        <w:rPr>
+          <w:rStyle w:val="NormalTok"/>
+        </w:rPr>
+        <w:t xml:space="preserve"> </w:t>
+      </w:r>
+      <w:r>
+        <w:rPr>
+          <w:rStyle w:val="AttributeTok"/>
+        </w:rPr>
+        <w:t xml:space="preserve">-F</w:t>
+      </w:r>
+      <w:r>
+        <w:rPr>
+          <w:rStyle w:val="NormalTok"/>
+        </w:rPr>
+        <w:t xml:space="preserve"> shared exec prisma db execute </w:t>
+      </w:r>
+      <w:r>
+        <w:rPr>
+          <w:rStyle w:val="AttributeTok"/>
+        </w:rPr>
+        <w:t xml:space="preserve">--file</w:t>
+      </w:r>
+      <w:r>
+        <w:rPr>
+          <w:rStyle w:val="NormalTok"/>
+        </w:rPr>
+        <w:t xml:space="preserve"> scripts/foo.sql </w:t>
+      </w:r>
+      <w:r>
+        <w:rPr>
+          <w:rStyle w:val="AttributeTok"/>
+        </w:rPr>
+        <w:t xml:space="preserve">--schema</w:t>
+      </w:r>
+      <w:r>
+        <w:rPr>
+          <w:rStyle w:val="NormalTok"/>
+        </w:rPr>
+        <w:t xml:space="preserve"> packages/shared/prisma/schema.prisma</w:t>
+      </w:r>
+      <w:r>
+        <w:br/>
+      </w:r>
+      <w:r>
+        <w:br/>
+      </w:r>
+      <w:r>
+        <w:rPr>
+          <w:rStyle w:val="CommentTok"/>
+        </w:rPr>
+        <w:t xml:space="preserve"># Logs Render API</w:t>
+      </w:r>
+      <w:r>
+        <w:br/>
+      </w:r>
+      <w:r>
+        <w:rPr>
+          <w:rStyle w:val="CommentTok"/>
+        </w:rPr>
+        <w:t xml:space="preserve"># → dashboard Render → pieces-api → Logs (Pino JSON, niveau via PINO_LOG_LEVEL)</w:t>
+      </w:r>
+    </w:p>
+    <w:p>
+      <w:r>
+        <w:pict>
+          <v:rect style="width:0;height:1.5pt" o:hralign="center" o:hrstd="t" o:hr="t"/>
+        </w:pict>
+      </w:r>
+    </w:p>
+    <w:bookmarkEnd w:id="55"/>
+    <w:bookmarkStart w:id="66" w:name="X53b11d3e6e305f9b105cb5621a0ffe852fe5f09"/>
+    <w:p>
+      <w:pPr>
+        <w:pStyle w:val="Heading2"/>
+      </w:pPr>
+      <w:r>
         <w:t xml:space="preserve">16. Documentation produit complémentaire</w:t>
       </w:r>
     </w:p>
@@ -9499,7 +10240,7 @@
       <w:r>
         <w:t xml:space="preserve"> </w:t>
       </w:r>
-      <w:hyperlink r:id="rId55">
+      <w:hyperlink r:id="rId56">
         <w:r>
           <w:rPr>
             <w:rStyle w:val="VerbatimChar"/>
@@ -9519,10 +10260,10 @@
         <w:pStyle w:val="Compact"/>
         <w:numPr>
           <w:ilvl w:val="0"/>
-          <w:numId w:val="1021"/>
+          <w:numId w:val="1023"/>
         </w:numPr>
       </w:pPr>
-      <w:hyperlink r:id="rId56">
+      <w:hyperlink r:id="rId57">
         <w:r>
           <w:rPr>
             <w:rStyle w:val="VerbatimChar"/>
@@ -9536,7 +10277,7 @@
       <w:r>
         <w:t xml:space="preserve"> </w:t>
       </w:r>
-      <w:hyperlink r:id="rId57">
+      <w:hyperlink r:id="rId58">
         <w:r>
           <w:rPr>
             <w:rStyle w:val="VerbatimChar"/>
@@ -9550,7 +10291,7 @@
       <w:r>
         <w:t xml:space="preserve"> </w:t>
       </w:r>
-      <w:hyperlink r:id="rId58">
+      <w:hyperlink r:id="rId59">
         <w:r>
           <w:rPr>
             <w:rStyle w:val="VerbatimChar"/>
@@ -9564,7 +10305,7 @@
       <w:r>
         <w:t xml:space="preserve"> </w:t>
       </w:r>
-      <w:hyperlink r:id="rId59">
+      <w:hyperlink r:id="rId60">
         <w:r>
           <w:rPr>
             <w:rStyle w:val="VerbatimChar"/>
@@ -9578,7 +10319,7 @@
       <w:r>
         <w:t xml:space="preserve"> </w:t>
       </w:r>
-      <w:hyperlink r:id="rId60">
+      <w:hyperlink r:id="rId61">
         <w:r>
           <w:rPr>
             <w:rStyle w:val="VerbatimChar"/>
@@ -9592,7 +10333,7 @@
       <w:r>
         <w:t xml:space="preserve"> </w:t>
       </w:r>
-      <w:hyperlink r:id="rId61">
+      <w:hyperlink r:id="rId62">
         <w:r>
           <w:rPr>
             <w:rStyle w:val="VerbatimChar"/>
@@ -9606,10 +10347,10 @@
         <w:pStyle w:val="Compact"/>
         <w:numPr>
           <w:ilvl w:val="0"/>
-          <w:numId w:val="1021"/>
+          <w:numId w:val="1023"/>
         </w:numPr>
       </w:pPr>
-      <w:hyperlink r:id="rId62">
+      <w:hyperlink r:id="rId63">
         <w:r>
           <w:rPr>
             <w:rStyle w:val="VerbatimChar"/>
@@ -9623,7 +10364,7 @@
       <w:r>
         <w:t xml:space="preserve"> </w:t>
       </w:r>
-      <w:hyperlink r:id="rId63">
+      <w:hyperlink r:id="rId64">
         <w:r>
           <w:rPr>
             <w:rStyle w:val="VerbatimChar"/>
@@ -9637,7 +10378,7 @@
         <w:pStyle w:val="Compact"/>
         <w:numPr>
           <w:ilvl w:val="0"/>
-          <w:numId w:val="1021"/>
+          <w:numId w:val="1023"/>
         </w:numPr>
       </w:pPr>
       <w:r>
@@ -9649,7 +10390,7 @@
         <w:pStyle w:val="Compact"/>
         <w:numPr>
           <w:ilvl w:val="0"/>
-          <w:numId w:val="1021"/>
+          <w:numId w:val="1023"/>
         </w:numPr>
       </w:pPr>
       <w:r>
@@ -9669,7 +10410,7 @@
         <w:pStyle w:val="Compact"/>
         <w:numPr>
           <w:ilvl w:val="0"/>
-          <w:numId w:val="1022"/>
+          <w:numId w:val="1024"/>
         </w:numPr>
       </w:pPr>
       <w:hyperlink r:id="rId20">
@@ -9692,7 +10433,7 @@
         <w:pStyle w:val="Compact"/>
         <w:numPr>
           <w:ilvl w:val="0"/>
-          <w:numId w:val="1022"/>
+          <w:numId w:val="1024"/>
         </w:numPr>
       </w:pPr>
       <w:hyperlink r:id="rId21">
@@ -9715,10 +10456,10 @@
         <w:pStyle w:val="Compact"/>
         <w:numPr>
           <w:ilvl w:val="0"/>
-          <w:numId w:val="1022"/>
+          <w:numId w:val="1024"/>
         </w:numPr>
       </w:pPr>
-      <w:hyperlink r:id="rId64">
+      <w:hyperlink r:id="rId65">
         <w:r>
           <w:rPr>
             <w:rStyle w:val="VerbatimChar"/>
@@ -9740,8 +10481,8 @@
         </w:pict>
       </w:r>
     </w:p>
-    <w:bookmarkEnd w:id="65"/>
-    <w:bookmarkStart w:id="67" w:name="X9363efbe1cf24524495798dadf74b236dd21510"/>
+    <w:bookmarkEnd w:id="66"/>
+    <w:bookmarkStart w:id="68" w:name="X9363efbe1cf24524495798dadf74b236dd21510"/>
     <w:p>
       <w:pPr>
         <w:pStyle w:val="Heading2"/>
@@ -9755,7 +10496,7 @@
         <w:pStyle w:val="Compact"/>
         <w:numPr>
           <w:ilvl w:val="0"/>
-          <w:numId w:val="1023"/>
+          <w:numId w:val="1025"/>
         </w:numPr>
       </w:pPr>
       <w:r>
@@ -9774,7 +10515,7 @@
       <w:r>
         <w:t xml:space="preserve"> </w:t>
       </w:r>
-      <w:hyperlink r:id="rId66">
+      <w:hyperlink r:id="rId67">
         <w:r>
           <w:rPr>
             <w:rStyle w:val="Hyperlink"/>
@@ -9794,7 +10535,7 @@
         <w:pStyle w:val="Compact"/>
         <w:numPr>
           <w:ilvl w:val="0"/>
-          <w:numId w:val="1023"/>
+          <w:numId w:val="1025"/>
         </w:numPr>
       </w:pPr>
       <w:r>
@@ -9828,7 +10569,7 @@
         <w:pStyle w:val="Compact"/>
         <w:numPr>
           <w:ilvl w:val="0"/>
-          <w:numId w:val="1023"/>
+          <w:numId w:val="1025"/>
         </w:numPr>
       </w:pPr>
       <w:r>
@@ -9850,7 +10591,7 @@
         <w:pStyle w:val="Compact"/>
         <w:numPr>
           <w:ilvl w:val="0"/>
-          <w:numId w:val="1023"/>
+          <w:numId w:val="1025"/>
         </w:numPr>
       </w:pPr>
       <w:r>
@@ -9901,8 +10642,8 @@
         <w:t xml:space="preserve">Bon courage. Lis le code, respecte la state machine, garde les chips de condition. Le reste se devine.</w:t>
       </w:r>
     </w:p>
-    <w:bookmarkEnd w:id="67"/>
     <w:bookmarkEnd w:id="68"/>
+    <w:bookmarkEnd w:id="69"/>
     <w:sectPr>
       <w:footnotePr>
         <w:numRestart w:val="eachSect"/>
@@ -10268,34 +11009,7 @@
     <w:abstractNumId w:val="991"/>
   </w:num>
   <w:num w:numId="1013">
-    <w:abstractNumId w:val="99411"/>
-    <w:lvlOverride w:ilvl="0">
-      <w:startOverride w:val="1"/>
-    </w:lvlOverride>
-    <w:lvlOverride w:ilvl="1">
-      <w:startOverride w:val="1"/>
-    </w:lvlOverride>
-    <w:lvlOverride w:ilvl="2">
-      <w:startOverride w:val="1"/>
-    </w:lvlOverride>
-    <w:lvlOverride w:ilvl="3">
-      <w:startOverride w:val="1"/>
-    </w:lvlOverride>
-    <w:lvlOverride w:ilvl="4">
-      <w:startOverride w:val="1"/>
-    </w:lvlOverride>
-    <w:lvlOverride w:ilvl="5">
-      <w:startOverride w:val="1"/>
-    </w:lvlOverride>
-    <w:lvlOverride w:ilvl="6">
-      <w:startOverride w:val="1"/>
-    </w:lvlOverride>
-    <w:lvlOverride w:ilvl="7">
-      <w:startOverride w:val="1"/>
-    </w:lvlOverride>
-    <w:lvlOverride w:ilvl="8">
-      <w:startOverride w:val="1"/>
-    </w:lvlOverride>
+    <w:abstractNumId w:val="991"/>
   </w:num>
   <w:num w:numId="1014">
     <w:abstractNumId w:val="991"/>
@@ -10334,12 +11048,6 @@
     <w:abstractNumId w:val="991"/>
   </w:num>
   <w:num w:numId="1017">
-    <w:abstractNumId w:val="991"/>
-  </w:num>
-  <w:num w:numId="1018">
-    <w:abstractNumId w:val="991"/>
-  </w:num>
-  <w:num w:numId="1019">
     <w:abstractNumId w:val="99411"/>
     <w:lvlOverride w:ilvl="0">
       <w:startOverride w:val="1"/>
@@ -10369,16 +11077,55 @@
       <w:startOverride w:val="1"/>
     </w:lvlOverride>
   </w:num>
+  <w:num w:numId="1018">
+    <w:abstractNumId w:val="991"/>
+  </w:num>
+  <w:num w:numId="1019">
+    <w:abstractNumId w:val="991"/>
+  </w:num>
   <w:num w:numId="1020">
     <w:abstractNumId w:val="991"/>
   </w:num>
   <w:num w:numId="1021">
-    <w:abstractNumId w:val="991"/>
+    <w:abstractNumId w:val="99411"/>
+    <w:lvlOverride w:ilvl="0">
+      <w:startOverride w:val="1"/>
+    </w:lvlOverride>
+    <w:lvlOverride w:ilvl="1">
+      <w:startOverride w:val="1"/>
+    </w:lvlOverride>
+    <w:lvlOverride w:ilvl="2">
+      <w:startOverride w:val="1"/>
+    </w:lvlOverride>
+    <w:lvlOverride w:ilvl="3">
+      <w:startOverride w:val="1"/>
+    </w:lvlOverride>
+    <w:lvlOverride w:ilvl="4">
+      <w:startOverride w:val="1"/>
+    </w:lvlOverride>
+    <w:lvlOverride w:ilvl="5">
+      <w:startOverride w:val="1"/>
+    </w:lvlOverride>
+    <w:lvlOverride w:ilvl="6">
+      <w:startOverride w:val="1"/>
+    </w:lvlOverride>
+    <w:lvlOverride w:ilvl="7">
+      <w:startOverride w:val="1"/>
+    </w:lvlOverride>
+    <w:lvlOverride w:ilvl="8">
+      <w:startOverride w:val="1"/>
+    </w:lvlOverride>
   </w:num>
   <w:num w:numId="1022">
     <w:abstractNumId w:val="991"/>
   </w:num>
   <w:num w:numId="1023">
+    <w:abstractNumId w:val="991"/>
+  </w:num>
+  <w:num w:numId="1024">
+    <w:abstractNumId w:val="991"/>
+  </w:num>
+  <w:num w:numId="1025">
     <w:abstractNumId w:val="991"/>
   </w:num>
 </w:numbering>

--- a/docs/CTO_BIBLE.docx
+++ b/docs/CTO_BIBLE.docx
@@ -10644,11 +10644,7 @@
     </w:p>
     <w:bookmarkEnd w:id="68"/>
     <w:bookmarkEnd w:id="69"/>
-    <w:sectPr>
-      <w:footnotePr>
-        <w:numRestart w:val="eachSect"/>
-      </w:footnotePr>
-    </w:sectPr>
+    <w:sectPr/>
   </w:body>
 </w:document>
 </file>
@@ -11191,6 +11187,8 @@
     </w:pPr>
     <w:rPr>
       <w:rFonts w:asciiTheme="majorHAnsi" w:cstheme="majorBidi" w:eastAsiaTheme="majorEastAsia" w:hAnsiTheme="majorHAnsi"/>
+      <w:spacing w:val="-10"/>
+      <w:kern w:val="28"/>
       <w:sz w:val="56"/>
       <w:szCs w:val="56"/>
     </w:rPr>
@@ -11203,6 +11201,8 @@
     <w:rsid w:val="00A10FD9"/>
     <w:rPr>
       <w:rFonts w:asciiTheme="majorHAnsi" w:cstheme="majorBidi" w:eastAsiaTheme="majorEastAsia" w:hAnsiTheme="majorHAnsi"/>
+      <w:spacing w:val="-10"/>
+      <w:kern w:val="28"/>
       <w:sz w:val="56"/>
       <w:szCs w:val="56"/>
     </w:rPr>
@@ -11243,31 +11243,23 @@
   </w:style>
   <w:style w:customStyle="1" w:styleId="Author" w:type="paragraph">
     <w:name w:val="Author"/>
-    <w:basedOn w:val="Title"/>
     <w:next w:val="BodyText"/>
     <w:qFormat/>
     <w:pPr>
       <w:keepNext/>
       <w:keepLines/>
+      <w:jc w:val="center"/>
     </w:pPr>
-    <w:rPr>
-      <w:sz w:val="24"/>
-      <w:szCs w:val="24"/>
-    </w:rPr>
   </w:style>
   <w:style w:styleId="Date" w:type="paragraph">
     <w:name w:val="Date"/>
-    <w:basedOn w:val="Title"/>
     <w:next w:val="BodyText"/>
     <w:qFormat/>
     <w:pPr>
       <w:keepNext/>
       <w:keepLines/>
+      <w:jc w:val="center"/>
     </w:pPr>
-    <w:rPr>
-      <w:sz w:val="24"/>
-      <w:szCs w:val="24"/>
-    </w:rPr>
   </w:style>
   <w:style w:customStyle="1" w:styleId="AbstractTitle" w:type="paragraph">
     <w:name w:val="Abstract Title"/>

--- a/docs/CTO_BIBLE.docx
+++ b/docs/CTO_BIBLE.docx
@@ -2,7 +2,7 @@
 <file path=word/document.xml><?xml version="1.0" encoding="utf-8"?>
 <w:document xmlns:w="http://schemas.openxmlformats.org/wordprocessingml/2006/main" xmlns:m="http://schemas.openxmlformats.org/officeDocument/2006/math" xmlns:r="http://schemas.openxmlformats.org/officeDocument/2006/relationships" xmlns:o="urn:schemas-microsoft-com:office:office" xmlns:v="urn:schemas-microsoft-com:vml" xmlns:w10="urn:schemas-microsoft-com:office:word" xmlns:a="http://schemas.openxmlformats.org/drawingml/2006/main" xmlns:pic="http://schemas.openxmlformats.org/drawingml/2006/picture" xmlns:wp="http://schemas.openxmlformats.org/drawingml/2006/wordprocessingDrawing">
   <w:body>
-    <w:bookmarkStart w:id="69" w:name="cto-bible--pièces"/>
+    <w:bookmarkStart w:id="58" w:name="cto-bible--pièces"/>
     <w:p>
       <w:pPr>
         <w:pStyle w:val="Heading1"/>
@@ -65,7 +65,7 @@
       <w:r>
         <w:t xml:space="preserve"> </w:t>
       </w:r>
-      <w:hyperlink r:id="rId20">
+      <w:hyperlink r:id="rId9">
         <w:r>
           <w:rPr>
             <w:rStyle w:val="VerbatimChar"/>
@@ -82,7 +82,7 @@
       <w:r>
         <w:t xml:space="preserve"> </w:t>
       </w:r>
-      <w:hyperlink r:id="rId21">
+      <w:hyperlink r:id="rId10">
         <w:r>
           <w:rPr>
             <w:rStyle w:val="VerbatimChar"/>
@@ -101,7 +101,7 @@
         </w:pict>
       </w:r>
     </w:p>
-    <w:bookmarkStart w:id="22" w:name="X614b3c431b2df60ed0020dc428cf38de841550e"/>
+    <w:bookmarkStart w:id="11" w:name="X614b3c431b2df60ed0020dc428cf38de841550e"/>
     <w:p>
       <w:pPr>
         <w:pStyle w:val="Heading2"/>
@@ -564,8 +564,8 @@
         </w:pict>
       </w:r>
     </w:p>
-    <w:bookmarkEnd w:id="22"/>
-    <w:bookmarkStart w:id="23" w:name="X8ba4a43b5f9a804bc2b20a2a8f895a12ea74e49"/>
+    <w:bookmarkEnd w:id="11"/>
+    <w:bookmarkStart w:id="12" w:name="X8ba4a43b5f9a804bc2b20a2a8f895a12ea74e49"/>
     <w:p>
       <w:pPr>
         <w:pStyle w:val="Heading2"/>
@@ -933,8 +933,8 @@
         </w:pict>
       </w:r>
     </w:p>
-    <w:bookmarkEnd w:id="23"/>
-    <w:bookmarkStart w:id="24" w:name="Xf850fa1149181e9e535299b02ce6f168b4e1db9"/>
+    <w:bookmarkEnd w:id="12"/>
+    <w:bookmarkStart w:id="13" w:name="Xf850fa1149181e9e535299b02ce6f168b4e1db9"/>
     <w:p>
       <w:pPr>
         <w:pStyle w:val="Heading2"/>
@@ -1393,8 +1393,8 @@
         </w:pict>
       </w:r>
     </w:p>
-    <w:bookmarkEnd w:id="24"/>
-    <w:bookmarkStart w:id="29" w:name="X88b15322d5c7dae6319adddb29f45ca41b34bf0"/>
+    <w:bookmarkEnd w:id="13"/>
+    <w:bookmarkStart w:id="18" w:name="X88b15322d5c7dae6319adddb29f45ca41b34bf0"/>
     <w:p>
       <w:pPr>
         <w:pStyle w:val="Heading2"/>
@@ -1403,7 +1403,7 @@
         <w:t xml:space="preserve">4. Boot local — 15 minutes chrono</w:t>
       </w:r>
     </w:p>
-    <w:bookmarkStart w:id="25" w:name="pré-requis"/>
+    <w:bookmarkStart w:id="14" w:name="pré-requis"/>
     <w:p>
       <w:pPr>
         <w:pStyle w:val="Heading3"/>
@@ -1579,8 +1579,8 @@
         <w:t xml:space="preserve">).</w:t>
       </w:r>
     </w:p>
-    <w:bookmarkEnd w:id="25"/>
-    <w:bookmarkStart w:id="26" w:name="setup"/>
+    <w:bookmarkEnd w:id="14"/>
+    <w:bookmarkStart w:id="15" w:name="setup"/>
     <w:p>
       <w:pPr>
         <w:pStyle w:val="Heading3"/>
@@ -1711,8 +1711,8 @@
         <w:t xml:space="preserve">Web : http://localhost:3000</w:t>
       </w:r>
     </w:p>
-    <w:bookmarkEnd w:id="26"/>
-    <w:bookmarkStart w:id="27" w:name="variables-denvironnement"/>
+    <w:bookmarkEnd w:id="15"/>
+    <w:bookmarkStart w:id="16" w:name="variables-denvironnement"/>
     <w:p>
       <w:pPr>
         <w:pStyle w:val="Heading3"/>
@@ -2146,8 +2146,8 @@
         <w:t xml:space="preserve">(même que l'API).</w:t>
       </w:r>
     </w:p>
-    <w:bookmarkEnd w:id="27"/>
-    <w:bookmarkStart w:id="28" w:name="vérifier-que-ça-marche"/>
+    <w:bookmarkEnd w:id="16"/>
+    <w:bookmarkStart w:id="17" w:name="vérifier-que-ça-marche"/>
     <w:p>
       <w:pPr>
         <w:pStyle w:val="Heading3"/>
@@ -2273,9 +2273,9 @@
         </w:pict>
       </w:r>
     </w:p>
-    <w:bookmarkEnd w:id="28"/>
-    <w:bookmarkEnd w:id="29"/>
-    <w:bookmarkStart w:id="35" w:name="X898c20ed68edbfb56611ab3449c8f771afee314"/>
+    <w:bookmarkEnd w:id="17"/>
+    <w:bookmarkEnd w:id="18"/>
+    <w:bookmarkStart w:id="24" w:name="X898c20ed68edbfb56611ab3449c8f771afee314"/>
     <w:p>
       <w:pPr>
         <w:pStyle w:val="Heading2"/>
@@ -2284,7 +2284,7 @@
         <w:t xml:space="preserve">5. Déploiement</w:t>
       </w:r>
     </w:p>
-    <w:bookmarkStart w:id="30" w:name="api--render"/>
+    <w:bookmarkStart w:id="19" w:name="api--render"/>
     <w:p>
       <w:pPr>
         <w:pStyle w:val="Heading3"/>
@@ -2540,8 +2540,8 @@
         <w:t xml:space="preserve">https://pieces-api.onrender.com</w:t>
       </w:r>
     </w:p>
-    <w:bookmarkEnd w:id="30"/>
-    <w:bookmarkStart w:id="31" w:name="web--cloudflare-workers"/>
+    <w:bookmarkEnd w:id="19"/>
+    <w:bookmarkStart w:id="20" w:name="web--cloudflare-workers"/>
     <w:p>
       <w:pPr>
         <w:pStyle w:val="Heading3"/>
@@ -2746,8 +2746,8 @@
         <w:t xml:space="preserve">.</w:t>
       </w:r>
     </w:p>
-    <w:bookmarkEnd w:id="31"/>
-    <w:bookmarkStart w:id="32" w:name="ci-githubworkflowsciyml"/>
+    <w:bookmarkEnd w:id="20"/>
+    <w:bookmarkStart w:id="21" w:name="ci-githubworkflowsciyml"/>
     <w:p>
       <w:pPr>
         <w:pStyle w:val="Heading3"/>
@@ -2813,8 +2813,8 @@
         <w:t xml:space="preserve">.</w:t>
       </w:r>
     </w:p>
-    <w:bookmarkEnd w:id="32"/>
-    <w:bookmarkStart w:id="33" w:name="base-de-données-prod"/>
+    <w:bookmarkEnd w:id="21"/>
+    <w:bookmarkStart w:id="22" w:name="base-de-données-prod"/>
     <w:p>
       <w:pPr>
         <w:pStyle w:val="Heading3"/>
@@ -2933,8 +2933,8 @@
         <w:t xml:space="preserve">— Supabase n'a que l'auth.</w:t>
       </w:r>
     </w:p>
-    <w:bookmarkEnd w:id="33"/>
-    <w:bookmarkStart w:id="34" w:name="X5ef90a7c6f2a934c3b27ca9741c920abd2ec006"/>
+    <w:bookmarkEnd w:id="22"/>
+    <w:bookmarkStart w:id="23" w:name="X5ef90a7c6f2a934c3b27ca9741c920abd2ec006"/>
     <w:p>
       <w:pPr>
         <w:pStyle w:val="Heading3"/>
@@ -3672,9 +3672,9 @@
         </w:pict>
       </w:r>
     </w:p>
-    <w:bookmarkEnd w:id="34"/>
-    <w:bookmarkEnd w:id="35"/>
-    <w:bookmarkStart w:id="42" w:name="X1e24c02eb732f995c2d027fda40690c812f5aa7"/>
+    <w:bookmarkEnd w:id="23"/>
+    <w:bookmarkEnd w:id="24"/>
+    <w:bookmarkStart w:id="31" w:name="X1e24c02eb732f995c2d027fda40690c812f5aa7"/>
     <w:p>
       <w:pPr>
         <w:pStyle w:val="Heading2"/>
@@ -3683,7 +3683,7 @@
         <w:t xml:space="preserve">6. API — conventions et modules</w:t>
       </w:r>
     </w:p>
-    <w:bookmarkStart w:id="36" w:name="X2d8673cbb43a5bc32082c78a0d705c156b6f090"/>
+    <w:bookmarkStart w:id="25" w:name="X2d8673cbb43a5bc32082c78a0d705c156b6f090"/>
     <w:p>
       <w:pPr>
         <w:pStyle w:val="Heading3"/>
@@ -3854,8 +3854,8 @@
         <w:t xml:space="preserve">à Prisma directement. Tout passe par le service.</w:t>
       </w:r>
     </w:p>
-    <w:bookmarkEnd w:id="36"/>
-    <w:bookmarkStart w:id="37" w:name="plugins-globaux"/>
+    <w:bookmarkEnd w:id="25"/>
+    <w:bookmarkStart w:id="26" w:name="plugins-globaux"/>
     <w:p>
       <w:pPr>
         <w:pStyle w:val="Heading3"/>
@@ -4113,8 +4113,8 @@
         <w:t xml:space="preserve">pour le webhook WhatsApp (capture raw body pour HMAC SHA-256). Ne pas "corriger" sans réfléchir.</w:t>
       </w:r>
     </w:p>
-    <w:bookmarkEnd w:id="37"/>
-    <w:bookmarkStart w:id="38" w:name="liste-des-modules-appsapisrcmodules"/>
+    <w:bookmarkEnd w:id="26"/>
+    <w:bookmarkStart w:id="27" w:name="liste-des-modules-appsapisrcmodules"/>
     <w:p>
       <w:pPr>
         <w:pStyle w:val="Heading3"/>
@@ -4671,8 +4671,8 @@
         </w:tc>
       </w:tr>
     </w:tbl>
-    <w:bookmarkEnd w:id="38"/>
-    <w:bookmarkStart w:id="39" w:name="state-machine-commande"/>
+    <w:bookmarkEnd w:id="27"/>
+    <w:bookmarkStart w:id="28" w:name="state-machine-commande"/>
     <w:p>
       <w:pPr>
         <w:pStyle w:val="Heading3"/>
@@ -4787,8 +4787,8 @@
         <w:t xml:space="preserve">(audit).</w:t>
       </w:r>
     </w:p>
-    <w:bookmarkEnd w:id="39"/>
-    <w:bookmarkStart w:id="40" w:name="apperror"/>
+    <w:bookmarkEnd w:id="28"/>
+    <w:bookmarkStart w:id="29" w:name="apperror"/>
     <w:p>
       <w:pPr>
         <w:pStyle w:val="Heading3"/>
@@ -4967,8 +4967,8 @@
         <w:t xml:space="preserve">(user-facing).</w:t>
       </w:r>
     </w:p>
-    <w:bookmarkEnd w:id="40"/>
-    <w:bookmarkStart w:id="41" w:name="validators-partagés"/>
+    <w:bookmarkEnd w:id="29"/>
+    <w:bookmarkStart w:id="30" w:name="validators-partagés"/>
     <w:p>
       <w:pPr>
         <w:pStyle w:val="Heading3"/>
@@ -5016,9 +5016,9 @@
         </w:pict>
       </w:r>
     </w:p>
-    <w:bookmarkEnd w:id="41"/>
-    <w:bookmarkEnd w:id="42"/>
-    <w:bookmarkStart w:id="44" w:name="Xba7f8ee8b7a15dc400e6607d316532bd96e01db"/>
+    <w:bookmarkEnd w:id="30"/>
+    <w:bookmarkEnd w:id="31"/>
+    <w:bookmarkStart w:id="33" w:name="Xba7f8ee8b7a15dc400e6607d316532bd96e01db"/>
     <w:p>
       <w:pPr>
         <w:pStyle w:val="Heading2"/>
@@ -5248,7 +5248,7 @@
         <w:t xml:space="preserve">.</w:t>
       </w:r>
     </w:p>
-    <w:bookmarkStart w:id="43" w:name="X6373199ace26221753cf87379e72c6bdfc58636"/>
+    <w:bookmarkStart w:id="32" w:name="X6373199ace26221753cf87379e72c6bdfc58636"/>
     <w:p>
       <w:pPr>
         <w:pStyle w:val="Heading3"/>
@@ -5259,7 +5259,7 @@
       <w:r>
         <w:t xml:space="preserve"> </w:t>
       </w:r>
-      <w:hyperlink r:id="rId21">
+      <w:hyperlink r:id="rId10">
         <w:r>
           <w:rPr>
             <w:rStyle w:val="VerbatimChar"/>
@@ -5427,9 +5427,9 @@
         </w:pict>
       </w:r>
     </w:p>
-    <w:bookmarkEnd w:id="43"/>
-    <w:bookmarkEnd w:id="44"/>
-    <w:bookmarkStart w:id="46" w:name="X03d039b6d1c37915850773cf31e177efbb22919"/>
+    <w:bookmarkEnd w:id="32"/>
+    <w:bookmarkEnd w:id="33"/>
+    <w:bookmarkStart w:id="35" w:name="X03d039b6d1c37915850773cf31e177efbb22919"/>
     <w:p>
       <w:pPr>
         <w:pStyle w:val="Heading2"/>
@@ -5448,7 +5448,7 @@
       <w:r>
         <w:t xml:space="preserve"> </w:t>
       </w:r>
-      <w:hyperlink r:id="rId45">
+      <w:hyperlink r:id="rId34">
         <w:r>
           <w:rPr>
             <w:rStyle w:val="VerbatimChar"/>
@@ -6585,8 +6585,8 @@
         </w:pict>
       </w:r>
     </w:p>
-    <w:bookmarkEnd w:id="46"/>
-    <w:bookmarkStart w:id="48" w:name="X8cf5fd4a152ed3a05649ee6a5b7b0ccc57cc135"/>
+    <w:bookmarkEnd w:id="35"/>
+    <w:bookmarkStart w:id="37" w:name="X8cf5fd4a152ed3a05649ee6a5b7b0ccc57cc135"/>
     <w:p>
       <w:pPr>
         <w:pStyle w:val="Heading2"/>
@@ -6947,7 +6947,7 @@
             <w:r>
               <w:t xml:space="preserve"> </w:t>
             </w:r>
-            <w:hyperlink r:id="rId47">
+            <w:hyperlink r:id="rId36">
               <w:r>
                 <w:rPr>
                   <w:rStyle w:val="VerbatimChar"/>
@@ -7299,8 +7299,8 @@
         </w:pict>
       </w:r>
     </w:p>
-    <w:bookmarkEnd w:id="48"/>
-    <w:bookmarkStart w:id="50" w:name="X4a2991b75c7c205905ad6bcb9abd264b0f0d5e6"/>
+    <w:bookmarkEnd w:id="37"/>
+    <w:bookmarkStart w:id="39" w:name="X4a2991b75c7c205905ad6bcb9abd264b0f0d5e6"/>
     <w:p>
       <w:pPr>
         <w:pStyle w:val="Heading2"/>
@@ -7319,7 +7319,7 @@
       <w:r>
         <w:t xml:space="preserve"> </w:t>
       </w:r>
-      <w:hyperlink r:id="rId49">
+      <w:hyperlink r:id="rId38">
         <w:r>
           <w:rPr>
             <w:rStyle w:val="VerbatimChar"/>
@@ -8241,8 +8241,8 @@
         </w:pict>
       </w:r>
     </w:p>
-    <w:bookmarkEnd w:id="50"/>
-    <w:bookmarkStart w:id="51" w:name="Xfcea7d9a34df2f0246dfbd61361a282b24bae05"/>
+    <w:bookmarkEnd w:id="39"/>
+    <w:bookmarkStart w:id="40" w:name="Xfcea7d9a34df2f0246dfbd61361a282b24bae05"/>
     <w:p>
       <w:pPr>
         <w:pStyle w:val="Heading2"/>
@@ -8572,8 +8572,8 @@
         </w:pict>
       </w:r>
     </w:p>
-    <w:bookmarkEnd w:id="51"/>
-    <w:bookmarkStart w:id="52" w:name="Xebe09f6bcbd90ebfbbf6796985bb0d901ca4837"/>
+    <w:bookmarkEnd w:id="40"/>
+    <w:bookmarkStart w:id="41" w:name="Xebe09f6bcbd90ebfbbf6796985bb0d901ca4837"/>
     <w:p>
       <w:pPr>
         <w:pStyle w:val="Heading2"/>
@@ -8719,8 +8719,8 @@
         </w:pict>
       </w:r>
     </w:p>
-    <w:bookmarkEnd w:id="52"/>
-    <w:bookmarkStart w:id="53" w:name="X36796c7a14d7adaebd93e52aaa47887be16ca6e"/>
+    <w:bookmarkEnd w:id="41"/>
+    <w:bookmarkStart w:id="42" w:name="X36796c7a14d7adaebd93e52aaa47887be16ca6e"/>
     <w:p>
       <w:pPr>
         <w:pStyle w:val="Heading2"/>
@@ -9193,8 +9193,8 @@
         </w:pict>
       </w:r>
     </w:p>
-    <w:bookmarkEnd w:id="53"/>
-    <w:bookmarkStart w:id="54" w:name="X3b73978e86d725049a52d718e746b4d9942f011"/>
+    <w:bookmarkEnd w:id="42"/>
+    <w:bookmarkStart w:id="43" w:name="X3b73978e86d725049a52d718e746b4d9942f011"/>
     <w:p>
       <w:pPr>
         <w:pStyle w:val="Heading2"/>
@@ -9487,8 +9487,8 @@
         </w:pict>
       </w:r>
     </w:p>
-    <w:bookmarkEnd w:id="54"/>
-    <w:bookmarkStart w:id="55" w:name="Xbda699a0a5efdf5485cd5c1448ef442522d6a7b"/>
+    <w:bookmarkEnd w:id="43"/>
+    <w:bookmarkStart w:id="44" w:name="Xbda699a0a5efdf5485cd5c1448ef442522d6a7b"/>
     <w:p>
       <w:pPr>
         <w:pStyle w:val="Heading2"/>
@@ -10220,8 +10220,8 @@
         </w:pict>
       </w:r>
     </w:p>
-    <w:bookmarkEnd w:id="55"/>
-    <w:bookmarkStart w:id="66" w:name="X53b11d3e6e305f9b105cb5621a0ffe852fe5f09"/>
+    <w:bookmarkEnd w:id="44"/>
+    <w:bookmarkStart w:id="55" w:name="X53b11d3e6e305f9b105cb5621a0ffe852fe5f09"/>
     <w:p>
       <w:pPr>
         <w:pStyle w:val="Heading2"/>
@@ -10240,7 +10240,7 @@
       <w:r>
         <w:t xml:space="preserve"> </w:t>
       </w:r>
-      <w:hyperlink r:id="rId56">
+      <w:hyperlink r:id="rId45">
         <w:r>
           <w:rPr>
             <w:rStyle w:val="VerbatimChar"/>
@@ -10263,7 +10263,7 @@
           <w:numId w:val="1023"/>
         </w:numPr>
       </w:pPr>
-      <w:hyperlink r:id="rId57">
+      <w:hyperlink r:id="rId46">
         <w:r>
           <w:rPr>
             <w:rStyle w:val="VerbatimChar"/>
@@ -10277,7 +10277,7 @@
       <w:r>
         <w:t xml:space="preserve"> </w:t>
       </w:r>
-      <w:hyperlink r:id="rId58">
+      <w:hyperlink r:id="rId47">
         <w:r>
           <w:rPr>
             <w:rStyle w:val="VerbatimChar"/>
@@ -10291,7 +10291,7 @@
       <w:r>
         <w:t xml:space="preserve"> </w:t>
       </w:r>
-      <w:hyperlink r:id="rId59">
+      <w:hyperlink r:id="rId48">
         <w:r>
           <w:rPr>
             <w:rStyle w:val="VerbatimChar"/>
@@ -10305,7 +10305,7 @@
       <w:r>
         <w:t xml:space="preserve"> </w:t>
       </w:r>
-      <w:hyperlink r:id="rId60">
+      <w:hyperlink r:id="rId49">
         <w:r>
           <w:rPr>
             <w:rStyle w:val="VerbatimChar"/>
@@ -10319,7 +10319,7 @@
       <w:r>
         <w:t xml:space="preserve"> </w:t>
       </w:r>
-      <w:hyperlink r:id="rId61">
+      <w:hyperlink r:id="rId50">
         <w:r>
           <w:rPr>
             <w:rStyle w:val="VerbatimChar"/>
@@ -10333,7 +10333,7 @@
       <w:r>
         <w:t xml:space="preserve"> </w:t>
       </w:r>
-      <w:hyperlink r:id="rId62">
+      <w:hyperlink r:id="rId51">
         <w:r>
           <w:rPr>
             <w:rStyle w:val="VerbatimChar"/>
@@ -10350,7 +10350,7 @@
           <w:numId w:val="1023"/>
         </w:numPr>
       </w:pPr>
-      <w:hyperlink r:id="rId63">
+      <w:hyperlink r:id="rId52">
         <w:r>
           <w:rPr>
             <w:rStyle w:val="VerbatimChar"/>
@@ -10364,7 +10364,7 @@
       <w:r>
         <w:t xml:space="preserve"> </w:t>
       </w:r>
-      <w:hyperlink r:id="rId64">
+      <w:hyperlink r:id="rId53">
         <w:r>
           <w:rPr>
             <w:rStyle w:val="VerbatimChar"/>
@@ -10413,7 +10413,7 @@
           <w:numId w:val="1024"/>
         </w:numPr>
       </w:pPr>
-      <w:hyperlink r:id="rId20">
+      <w:hyperlink r:id="rId9">
         <w:r>
           <w:rPr>
             <w:rStyle w:val="VerbatimChar"/>
@@ -10436,7 +10436,7 @@
           <w:numId w:val="1024"/>
         </w:numPr>
       </w:pPr>
-      <w:hyperlink r:id="rId21">
+      <w:hyperlink r:id="rId10">
         <w:r>
           <w:rPr>
             <w:rStyle w:val="VerbatimChar"/>
@@ -10459,7 +10459,7 @@
           <w:numId w:val="1024"/>
         </w:numPr>
       </w:pPr>
-      <w:hyperlink r:id="rId65">
+      <w:hyperlink r:id="rId54">
         <w:r>
           <w:rPr>
             <w:rStyle w:val="VerbatimChar"/>
@@ -10481,8 +10481,8 @@
         </w:pict>
       </w:r>
     </w:p>
-    <w:bookmarkEnd w:id="66"/>
-    <w:bookmarkStart w:id="68" w:name="X9363efbe1cf24524495798dadf74b236dd21510"/>
+    <w:bookmarkEnd w:id="55"/>
+    <w:bookmarkStart w:id="57" w:name="X9363efbe1cf24524495798dadf74b236dd21510"/>
     <w:p>
       <w:pPr>
         <w:pStyle w:val="Heading2"/>
@@ -10515,7 +10515,7 @@
       <w:r>
         <w:t xml:space="preserve"> </w:t>
       </w:r>
-      <w:hyperlink r:id="rId67">
+      <w:hyperlink r:id="rId56">
         <w:r>
           <w:rPr>
             <w:rStyle w:val="Hyperlink"/>
@@ -10642,9 +10642,13 @@
         <w:t xml:space="preserve">Bon courage. Lis le code, respecte la state machine, garde les chips de condition. Le reste se devine.</w:t>
       </w:r>
     </w:p>
-    <w:bookmarkEnd w:id="68"/>
-    <w:bookmarkEnd w:id="69"/>
-    <w:sectPr/>
+    <w:bookmarkEnd w:id="57"/>
+    <w:bookmarkEnd w:id="58"/>
+    <w:sectPr>
+      <w:footnotePr>
+        <w:numRestart w:val="eachSect"/>
+      </w:footnotePr>
+    </w:sectPr>
   </w:body>
 </w:document>
 </file>
@@ -11132,10 +11136,10 @@
   <w:docDefaults>
     <w:rPrDefault>
       <w:rPr>
-        <w:rFonts w:asciiTheme="minorHAnsi" w:cstheme="minorBidi" w:eastAsiaTheme="minorHAnsi" w:hAnsiTheme="minorHAnsi"/>
+        <w:rFonts w:asciiTheme="minorHAnsi" w:cstheme="minorBidi" w:eastAsiaTheme="minorEastAsia" w:hAnsiTheme="minorHAnsi"/>
         <w:sz w:val="24"/>
         <w:szCs w:val="24"/>
-        <w:lang w:bidi="ar-SA" w:eastAsia="en-US" w:val="en-US"/>
+        <w:lang w:bidi="ar-SA" w:eastAsia="zh-CN" w:val="en-US"/>
       </w:rPr>
     </w:rPrDefault>
     <w:pPrDefault>
@@ -11187,8 +11191,6 @@
     </w:pPr>
     <w:rPr>
       <w:rFonts w:asciiTheme="majorHAnsi" w:cstheme="majorBidi" w:eastAsiaTheme="majorEastAsia" w:hAnsiTheme="majorHAnsi"/>
-      <w:spacing w:val="-10"/>
-      <w:kern w:val="28"/>
       <w:sz w:val="56"/>
       <w:szCs w:val="56"/>
     </w:rPr>
@@ -11201,8 +11203,6 @@
     <w:rsid w:val="00A10FD9"/>
     <w:rPr>
       <w:rFonts w:asciiTheme="majorHAnsi" w:cstheme="majorBidi" w:eastAsiaTheme="majorEastAsia" w:hAnsiTheme="majorHAnsi"/>
-      <w:spacing w:val="-10"/>
-      <w:kern w:val="28"/>
       <w:sz w:val="56"/>
       <w:szCs w:val="56"/>
     </w:rPr>
@@ -11243,23 +11243,31 @@
   </w:style>
   <w:style w:customStyle="1" w:styleId="Author" w:type="paragraph">
     <w:name w:val="Author"/>
+    <w:basedOn w:val="Title"/>
     <w:next w:val="BodyText"/>
     <w:qFormat/>
     <w:pPr>
       <w:keepNext/>
       <w:keepLines/>
-      <w:jc w:val="center"/>
     </w:pPr>
+    <w:rPr>
+      <w:sz w:val="24"/>
+      <w:szCs w:val="24"/>
+    </w:rPr>
   </w:style>
   <w:style w:styleId="Date" w:type="paragraph">
     <w:name w:val="Date"/>
+    <w:basedOn w:val="Title"/>
     <w:next w:val="BodyText"/>
     <w:qFormat/>
     <w:pPr>
       <w:keepNext/>
       <w:keepLines/>
-      <w:jc w:val="center"/>
     </w:pPr>
+    <w:rPr>
+      <w:sz w:val="24"/>
+      <w:szCs w:val="24"/>
+    </w:rPr>
   </w:style>
   <w:style w:customStyle="1" w:styleId="AbstractTitle" w:type="paragraph">
     <w:name w:val="Abstract Title"/>
@@ -11672,13 +11680,6 @@
       </w:tblCellMar>
     </w:tblPr>
     <w:tblStylePr w:type="firstRow">
-      <w:tblPr>
-        <w:jc w:val="left"/>
-        <w:tblInd w:type="dxa" w:w="0"/>
-      </w:tblPr>
-      <w:trPr>
-        <w:jc w:val="left"/>
-      </w:trPr>
       <w:tcPr>
         <w:tcBorders>
           <w:bottom w:val="single"/>

--- a/docs/CTO_BIBLE.docx
+++ b/docs/CTO_BIBLE.docx
@@ -2,7 +2,7 @@
 <file path=word/document.xml><?xml version="1.0" encoding="utf-8"?>
 <w:document xmlns:w="http://schemas.openxmlformats.org/wordprocessingml/2006/main" xmlns:m="http://schemas.openxmlformats.org/officeDocument/2006/math" xmlns:r="http://schemas.openxmlformats.org/officeDocument/2006/relationships" xmlns:o="urn:schemas-microsoft-com:office:office" xmlns:v="urn:schemas-microsoft-com:vml" xmlns:w10="urn:schemas-microsoft-com:office:word" xmlns:a="http://schemas.openxmlformats.org/drawingml/2006/main" xmlns:pic="http://schemas.openxmlformats.org/drawingml/2006/picture" xmlns:wp="http://schemas.openxmlformats.org/drawingml/2006/wordprocessingDrawing">
   <w:body>
-    <w:bookmarkStart w:id="58" w:name="cto-bible--pièces"/>
+    <w:bookmarkStart w:id="69" w:name="cto-bible--pièces"/>
     <w:p>
       <w:pPr>
         <w:pStyle w:val="Heading1"/>
@@ -65,7 +65,7 @@
       <w:r>
         <w:t xml:space="preserve"> </w:t>
       </w:r>
-      <w:hyperlink r:id="rId9">
+      <w:hyperlink r:id="rId20">
         <w:r>
           <w:rPr>
             <w:rStyle w:val="VerbatimChar"/>
@@ -82,7 +82,7 @@
       <w:r>
         <w:t xml:space="preserve"> </w:t>
       </w:r>
-      <w:hyperlink r:id="rId10">
+      <w:hyperlink r:id="rId21">
         <w:r>
           <w:rPr>
             <w:rStyle w:val="VerbatimChar"/>
@@ -101,7 +101,7 @@
         </w:pict>
       </w:r>
     </w:p>
-    <w:bookmarkStart w:id="11" w:name="X614b3c431b2df60ed0020dc428cf38de841550e"/>
+    <w:bookmarkStart w:id="22" w:name="X614b3c431b2df60ed0020dc428cf38de841550e"/>
     <w:p>
       <w:pPr>
         <w:pStyle w:val="Heading2"/>
@@ -267,7 +267,36 @@
         <w:t xml:space="preserve"> </w:t>
       </w:r>
       <w:r>
-        <w:t xml:space="preserve">du véhicule paie via le lien partagé (Mobile Money escrow CinetPay, ou COD).</w:t>
+        <w:t xml:space="preserve">du véhicule paie via le lien partagé — au choix</w:t>
+      </w:r>
+      <w:r>
+        <w:t xml:space="preserve"> </w:t>
+      </w:r>
+      <w:r>
+        <w:rPr>
+          <w:b/>
+          <w:bCs/>
+        </w:rPr>
+        <w:t xml:space="preserve">en ligne à la commande</w:t>
+      </w:r>
+      <w:r>
+        <w:t xml:space="preserve"> </w:t>
+      </w:r>
+      <w:r>
+        <w:t xml:space="preserve">(Mobile Money / carte via CinetPay) ou</w:t>
+      </w:r>
+      <w:r>
+        <w:t xml:space="preserve"> </w:t>
+      </w:r>
+      <w:r>
+        <w:rPr>
+          <w:b/>
+          <w:bCs/>
+        </w:rPr>
+        <w:t xml:space="preserve">au livreur à la remise</w:t>
+      </w:r>
+      <w:r>
+        <w:t xml:space="preserve">.</w:t>
       </w:r>
     </w:p>
     <w:p>
@@ -313,6 +342,16 @@
       <w:r>
         <w:t xml:space="preserve">et livre.</w:t>
       </w:r>
+      <w:r>
+        <w:t xml:space="preserve"> </w:t>
+      </w:r>
+      <w:r>
+        <w:rPr>
+          <w:b/>
+          <w:bCs/>
+        </w:rPr>
+        <w:t xml:space="preserve">Aucune pièce n'est remise sans encaissement.</w:t>
+      </w:r>
     </w:p>
     <w:p>
       <w:pPr>
@@ -323,7 +362,62 @@
         </w:numPr>
       </w:pPr>
       <w:r>
-        <w:t xml:space="preserve">La confirmation libère l'escrow (ou auto-release à 48h après livraison).</w:t>
+        <w:t xml:space="preserve">Le vendeur est payé</w:t>
+      </w:r>
+      <w:r>
+        <w:t xml:space="preserve"> </w:t>
+      </w:r>
+      <w:r>
+        <w:rPr>
+          <w:b/>
+          <w:bCs/>
+        </w:rPr>
+        <w:t xml:space="preserve">immédiatement à l'encaissement</w:t>
+      </w:r>
+      <w:r>
+        <w:t xml:space="preserve">, commission déduite.</w:t>
+      </w:r>
+    </w:p>
+    <w:p>
+      <w:pPr>
+        <w:pStyle w:val="BlockText"/>
+      </w:pPr>
+      <w:r>
+        <w:rPr>
+          <w:b/>
+          <w:bCs/>
+        </w:rPr>
+        <w:t xml:space="preserve">Modèle cible : le paiement direct remplace le séquestre.</w:t>
+      </w:r>
+      <w:r>
+        <w:t xml:space="preserve"> </w:t>
+      </w:r>
+      <w:r>
+        <w:t xml:space="preserve">Le code contient encore</w:t>
+      </w:r>
+      <w:r>
+        <w:t xml:space="preserve"> </w:t>
+      </w:r>
+      <w:r>
+        <w:rPr>
+          <w:rStyle w:val="VerbatimChar"/>
+        </w:rPr>
+        <w:t xml:space="preserve">EscrowTransaction</w:t>
+      </w:r>
+      <w:r>
+        <w:t xml:space="preserve"> </w:t>
+      </w:r>
+      <w:r>
+        <w:t xml:space="preserve">(</w:t>
+      </w:r>
+      <w:r>
+        <w:rPr>
+          <w:rStyle w:val="VerbatimChar"/>
+        </w:rPr>
+        <w:t xml:space="preserve">HELD → RELEASED / REFUNDED</w:t>
+      </w:r>
+      <w:r>
+        <w:t xml:space="preserve">) et le cron d'auto-release à 48 h : c'est de la dette, à retirer et non à étendre. Toute évolution du paiement doit converger vers l'encaissement direct décrit ci-dessus — voir le manuel technique paiement, section 1.</w:t>
       </w:r>
     </w:p>
     <w:p>
@@ -564,8 +658,8 @@
         </w:pict>
       </w:r>
     </w:p>
-    <w:bookmarkEnd w:id="11"/>
-    <w:bookmarkStart w:id="12" w:name="X8ba4a43b5f9a804bc2b20a2a8f895a12ea74e49"/>
+    <w:bookmarkEnd w:id="22"/>
+    <w:bookmarkStart w:id="23" w:name="X8ba4a43b5f9a804bc2b20a2a8f895a12ea74e49"/>
     <w:p>
       <w:pPr>
         <w:pStyle w:val="Heading2"/>
@@ -933,8 +1027,8 @@
         </w:pict>
       </w:r>
     </w:p>
-    <w:bookmarkEnd w:id="12"/>
-    <w:bookmarkStart w:id="13" w:name="Xf850fa1149181e9e535299b02ce6f168b4e1db9"/>
+    <w:bookmarkEnd w:id="23"/>
+    <w:bookmarkStart w:id="24" w:name="Xf850fa1149181e9e535299b02ce6f168b4e1db9"/>
     <w:p>
       <w:pPr>
         <w:pStyle w:val="Heading2"/>
@@ -1393,8 +1487,8 @@
         </w:pict>
       </w:r>
     </w:p>
-    <w:bookmarkEnd w:id="13"/>
-    <w:bookmarkStart w:id="18" w:name="X88b15322d5c7dae6319adddb29f45ca41b34bf0"/>
+    <w:bookmarkEnd w:id="24"/>
+    <w:bookmarkStart w:id="29" w:name="X88b15322d5c7dae6319adddb29f45ca41b34bf0"/>
     <w:p>
       <w:pPr>
         <w:pStyle w:val="Heading2"/>
@@ -1403,7 +1497,7 @@
         <w:t xml:space="preserve">4. Boot local — 15 minutes chrono</w:t>
       </w:r>
     </w:p>
-    <w:bookmarkStart w:id="14" w:name="pré-requis"/>
+    <w:bookmarkStart w:id="25" w:name="pré-requis"/>
     <w:p>
       <w:pPr>
         <w:pStyle w:val="Heading3"/>
@@ -1579,8 +1673,8 @@
         <w:t xml:space="preserve">).</w:t>
       </w:r>
     </w:p>
-    <w:bookmarkEnd w:id="14"/>
-    <w:bookmarkStart w:id="15" w:name="setup"/>
+    <w:bookmarkEnd w:id="25"/>
+    <w:bookmarkStart w:id="26" w:name="setup"/>
     <w:p>
       <w:pPr>
         <w:pStyle w:val="Heading3"/>
@@ -1711,8 +1805,8 @@
         <w:t xml:space="preserve">Web : http://localhost:3000</w:t>
       </w:r>
     </w:p>
-    <w:bookmarkEnd w:id="15"/>
-    <w:bookmarkStart w:id="16" w:name="variables-denvironnement"/>
+    <w:bookmarkEnd w:id="26"/>
+    <w:bookmarkStart w:id="27" w:name="variables-denvironnement"/>
     <w:p>
       <w:pPr>
         <w:pStyle w:val="Heading3"/>
@@ -2146,8 +2240,8 @@
         <w:t xml:space="preserve">(même que l'API).</w:t>
       </w:r>
     </w:p>
-    <w:bookmarkEnd w:id="16"/>
-    <w:bookmarkStart w:id="17" w:name="vérifier-que-ça-marche"/>
+    <w:bookmarkEnd w:id="27"/>
+    <w:bookmarkStart w:id="28" w:name="vérifier-que-ça-marche"/>
     <w:p>
       <w:pPr>
         <w:pStyle w:val="Heading3"/>
@@ -2273,9 +2367,9 @@
         </w:pict>
       </w:r>
     </w:p>
-    <w:bookmarkEnd w:id="17"/>
-    <w:bookmarkEnd w:id="18"/>
-    <w:bookmarkStart w:id="24" w:name="X898c20ed68edbfb56611ab3449c8f771afee314"/>
+    <w:bookmarkEnd w:id="28"/>
+    <w:bookmarkEnd w:id="29"/>
+    <w:bookmarkStart w:id="35" w:name="X898c20ed68edbfb56611ab3449c8f771afee314"/>
     <w:p>
       <w:pPr>
         <w:pStyle w:val="Heading2"/>
@@ -2284,7 +2378,7 @@
         <w:t xml:space="preserve">5. Déploiement</w:t>
       </w:r>
     </w:p>
-    <w:bookmarkStart w:id="19" w:name="api--render"/>
+    <w:bookmarkStart w:id="30" w:name="api--render"/>
     <w:p>
       <w:pPr>
         <w:pStyle w:val="Heading3"/>
@@ -2540,8 +2634,8 @@
         <w:t xml:space="preserve">https://pieces-api.onrender.com</w:t>
       </w:r>
     </w:p>
-    <w:bookmarkEnd w:id="19"/>
-    <w:bookmarkStart w:id="20" w:name="web--cloudflare-workers"/>
+    <w:bookmarkEnd w:id="30"/>
+    <w:bookmarkStart w:id="31" w:name="web--cloudflare-workers"/>
     <w:p>
       <w:pPr>
         <w:pStyle w:val="Heading3"/>
@@ -2746,8 +2840,8 @@
         <w:t xml:space="preserve">.</w:t>
       </w:r>
     </w:p>
-    <w:bookmarkEnd w:id="20"/>
-    <w:bookmarkStart w:id="21" w:name="ci-githubworkflowsciyml"/>
+    <w:bookmarkEnd w:id="31"/>
+    <w:bookmarkStart w:id="32" w:name="ci-githubworkflowsciyml"/>
     <w:p>
       <w:pPr>
         <w:pStyle w:val="Heading3"/>
@@ -2813,8 +2907,8 @@
         <w:t xml:space="preserve">.</w:t>
       </w:r>
     </w:p>
-    <w:bookmarkEnd w:id="21"/>
-    <w:bookmarkStart w:id="22" w:name="base-de-données-prod"/>
+    <w:bookmarkEnd w:id="32"/>
+    <w:bookmarkStart w:id="33" w:name="base-de-données-prod"/>
     <w:p>
       <w:pPr>
         <w:pStyle w:val="Heading3"/>
@@ -2933,8 +3027,8 @@
         <w:t xml:space="preserve">— Supabase n'a que l'auth.</w:t>
       </w:r>
     </w:p>
-    <w:bookmarkEnd w:id="22"/>
-    <w:bookmarkStart w:id="23" w:name="X5ef90a7c6f2a934c3b27ca9741c920abd2ec006"/>
+    <w:bookmarkEnd w:id="33"/>
+    <w:bookmarkStart w:id="34" w:name="X5ef90a7c6f2a934c3b27ca9741c920abd2ec006"/>
     <w:p>
       <w:pPr>
         <w:pStyle w:val="Heading3"/>
@@ -3672,9 +3766,9 @@
         </w:pict>
       </w:r>
     </w:p>
-    <w:bookmarkEnd w:id="23"/>
-    <w:bookmarkEnd w:id="24"/>
-    <w:bookmarkStart w:id="31" w:name="X1e24c02eb732f995c2d027fda40690c812f5aa7"/>
+    <w:bookmarkEnd w:id="34"/>
+    <w:bookmarkEnd w:id="35"/>
+    <w:bookmarkStart w:id="42" w:name="X1e24c02eb732f995c2d027fda40690c812f5aa7"/>
     <w:p>
       <w:pPr>
         <w:pStyle w:val="Heading2"/>
@@ -3683,7 +3777,7 @@
         <w:t xml:space="preserve">6. API — conventions et modules</w:t>
       </w:r>
     </w:p>
-    <w:bookmarkStart w:id="25" w:name="X2d8673cbb43a5bc32082c78a0d705c156b6f090"/>
+    <w:bookmarkStart w:id="36" w:name="X2d8673cbb43a5bc32082c78a0d705c156b6f090"/>
     <w:p>
       <w:pPr>
         <w:pStyle w:val="Heading3"/>
@@ -3854,8 +3948,8 @@
         <w:t xml:space="preserve">à Prisma directement. Tout passe par le service.</w:t>
       </w:r>
     </w:p>
-    <w:bookmarkEnd w:id="25"/>
-    <w:bookmarkStart w:id="26" w:name="plugins-globaux"/>
+    <w:bookmarkEnd w:id="36"/>
+    <w:bookmarkStart w:id="37" w:name="plugins-globaux"/>
     <w:p>
       <w:pPr>
         <w:pStyle w:val="Heading3"/>
@@ -4113,8 +4207,8 @@
         <w:t xml:space="preserve">pour le webhook WhatsApp (capture raw body pour HMAC SHA-256). Ne pas "corriger" sans réfléchir.</w:t>
       </w:r>
     </w:p>
-    <w:bookmarkEnd w:id="26"/>
-    <w:bookmarkStart w:id="27" w:name="liste-des-modules-appsapisrcmodules"/>
+    <w:bookmarkEnd w:id="37"/>
+    <w:bookmarkStart w:id="38" w:name="liste-des-modules-appsapisrcmodules"/>
     <w:p>
       <w:pPr>
         <w:pStyle w:val="Heading3"/>
@@ -4671,8 +4765,8 @@
         </w:tc>
       </w:tr>
     </w:tbl>
-    <w:bookmarkEnd w:id="27"/>
-    <w:bookmarkStart w:id="28" w:name="state-machine-commande"/>
+    <w:bookmarkEnd w:id="38"/>
+    <w:bookmarkStart w:id="39" w:name="state-machine-commande"/>
     <w:p>
       <w:pPr>
         <w:pStyle w:val="Heading3"/>
@@ -4787,8 +4881,8 @@
         <w:t xml:space="preserve">(audit).</w:t>
       </w:r>
     </w:p>
-    <w:bookmarkEnd w:id="28"/>
-    <w:bookmarkStart w:id="29" w:name="apperror"/>
+    <w:bookmarkEnd w:id="39"/>
+    <w:bookmarkStart w:id="40" w:name="apperror"/>
     <w:p>
       <w:pPr>
         <w:pStyle w:val="Heading3"/>
@@ -4967,8 +5061,8 @@
         <w:t xml:space="preserve">(user-facing).</w:t>
       </w:r>
     </w:p>
-    <w:bookmarkEnd w:id="29"/>
-    <w:bookmarkStart w:id="30" w:name="validators-partagés"/>
+    <w:bookmarkEnd w:id="40"/>
+    <w:bookmarkStart w:id="41" w:name="validators-partagés"/>
     <w:p>
       <w:pPr>
         <w:pStyle w:val="Heading3"/>
@@ -5016,9 +5110,9 @@
         </w:pict>
       </w:r>
     </w:p>
-    <w:bookmarkEnd w:id="30"/>
-    <w:bookmarkEnd w:id="31"/>
-    <w:bookmarkStart w:id="33" w:name="Xba7f8ee8b7a15dc400e6607d316532bd96e01db"/>
+    <w:bookmarkEnd w:id="41"/>
+    <w:bookmarkEnd w:id="42"/>
+    <w:bookmarkStart w:id="44" w:name="Xba7f8ee8b7a15dc400e6607d316532bd96e01db"/>
     <w:p>
       <w:pPr>
         <w:pStyle w:val="Heading2"/>
@@ -5248,7 +5342,7 @@
         <w:t xml:space="preserve">.</w:t>
       </w:r>
     </w:p>
-    <w:bookmarkStart w:id="32" w:name="X6373199ace26221753cf87379e72c6bdfc58636"/>
+    <w:bookmarkStart w:id="43" w:name="X6373199ace26221753cf87379e72c6bdfc58636"/>
     <w:p>
       <w:pPr>
         <w:pStyle w:val="Heading3"/>
@@ -5259,7 +5353,7 @@
       <w:r>
         <w:t xml:space="preserve"> </w:t>
       </w:r>
-      <w:hyperlink r:id="rId10">
+      <w:hyperlink r:id="rId21">
         <w:r>
           <w:rPr>
             <w:rStyle w:val="VerbatimChar"/>
@@ -5427,9 +5521,9 @@
         </w:pict>
       </w:r>
     </w:p>
-    <w:bookmarkEnd w:id="32"/>
-    <w:bookmarkEnd w:id="33"/>
-    <w:bookmarkStart w:id="35" w:name="X03d039b6d1c37915850773cf31e177efbb22919"/>
+    <w:bookmarkEnd w:id="43"/>
+    <w:bookmarkEnd w:id="44"/>
+    <w:bookmarkStart w:id="46" w:name="X03d039b6d1c37915850773cf31e177efbb22919"/>
     <w:p>
       <w:pPr>
         <w:pStyle w:val="Heading2"/>
@@ -5448,7 +5542,7 @@
       <w:r>
         <w:t xml:space="preserve"> </w:t>
       </w:r>
-      <w:hyperlink r:id="rId34">
+      <w:hyperlink r:id="rId45">
         <w:r>
           <w:rPr>
             <w:rStyle w:val="VerbatimChar"/>
@@ -6585,8 +6679,8 @@
         </w:pict>
       </w:r>
     </w:p>
-    <w:bookmarkEnd w:id="35"/>
-    <w:bookmarkStart w:id="37" w:name="X8cf5fd4a152ed3a05649ee6a5b7b0ccc57cc135"/>
+    <w:bookmarkEnd w:id="46"/>
+    <w:bookmarkStart w:id="48" w:name="X8cf5fd4a152ed3a05649ee6a5b7b0ccc57cc135"/>
     <w:p>
       <w:pPr>
         <w:pStyle w:val="Heading2"/>
@@ -6823,7 +6917,7 @@
               <w:t xml:space="preserve">POST /api/v1/webhooks/cinetpay</w:t>
             </w:r>
             <w:r>
-              <w:t xml:space="preserve">. Crée</w:t>
+              <w:t xml:space="preserve">. Crée encore</w:t>
             </w:r>
             <w:r>
               <w:t xml:space="preserve"> </w:t>
@@ -6838,7 +6932,7 @@
               <w:t xml:space="preserve"> </w:t>
             </w:r>
             <w:r>
-              <w:t xml:space="preserve">sur paiement confirmé.</w:t>
+              <w:t xml:space="preserve">sur paiement confirmé — comportement hérité, à faire converger vers le versement immédiat au vendeur.</w:t>
             </w:r>
           </w:p>
         </w:tc>
@@ -6947,7 +7041,7 @@
             <w:r>
               <w:t xml:space="preserve"> </w:t>
             </w:r>
-            <w:hyperlink r:id="rId36">
+            <w:hyperlink r:id="rId47">
               <w:r>
                 <w:rPr>
                   <w:rStyle w:val="VerbatimChar"/>
@@ -7299,8 +7393,8 @@
         </w:pict>
       </w:r>
     </w:p>
-    <w:bookmarkEnd w:id="37"/>
-    <w:bookmarkStart w:id="39" w:name="X4a2991b75c7c205905ad6bcb9abd264b0f0d5e6"/>
+    <w:bookmarkEnd w:id="48"/>
+    <w:bookmarkStart w:id="50" w:name="X4a2991b75c7c205905ad6bcb9abd264b0f0d5e6"/>
     <w:p>
       <w:pPr>
         <w:pStyle w:val="Heading2"/>
@@ -7319,7 +7413,7 @@
       <w:r>
         <w:t xml:space="preserve"> </w:t>
       </w:r>
-      <w:hyperlink r:id="rId38">
+      <w:hyperlink r:id="rId49">
         <w:r>
           <w:rPr>
             <w:rStyle w:val="VerbatimChar"/>
@@ -8241,8 +8335,8 @@
         </w:pict>
       </w:r>
     </w:p>
-    <w:bookmarkEnd w:id="39"/>
-    <w:bookmarkStart w:id="40" w:name="Xfcea7d9a34df2f0246dfbd61361a282b24bae05"/>
+    <w:bookmarkEnd w:id="50"/>
+    <w:bookmarkStart w:id="51" w:name="Xfcea7d9a34df2f0246dfbd61361a282b24bae05"/>
     <w:p>
       <w:pPr>
         <w:pStyle w:val="Heading2"/>
@@ -8572,8 +8666,8 @@
         </w:pict>
       </w:r>
     </w:p>
-    <w:bookmarkEnd w:id="40"/>
-    <w:bookmarkStart w:id="41" w:name="Xebe09f6bcbd90ebfbbf6796985bb0d901ca4837"/>
+    <w:bookmarkEnd w:id="51"/>
+    <w:bookmarkStart w:id="52" w:name="Xebe09f6bcbd90ebfbbf6796985bb0d901ca4837"/>
     <w:p>
       <w:pPr>
         <w:pStyle w:val="Heading2"/>
@@ -8719,8 +8813,8 @@
         </w:pict>
       </w:r>
     </w:p>
-    <w:bookmarkEnd w:id="41"/>
-    <w:bookmarkStart w:id="42" w:name="X36796c7a14d7adaebd93e52aaa47887be16ca6e"/>
+    <w:bookmarkEnd w:id="52"/>
+    <w:bookmarkStart w:id="53" w:name="X36796c7a14d7adaebd93e52aaa47887be16ca6e"/>
     <w:p>
       <w:pPr>
         <w:pStyle w:val="Heading2"/>
@@ -9168,7 +9262,7 @@
         <w:t xml:space="preserve"> </w:t>
       </w:r>
       <w:r>
-        <w:t xml:space="preserve">: si le worker plante, escrow restera HELD. Surveiller</w:t>
+        <w:t xml:space="preserve">: hérité du séquestre, et c'est justement le piège — si le worker plante, l'escrow reste HELD et le vendeur n'est pas payé, alors qu'on lui promet un versement immédiat. Surveiller</w:t>
       </w:r>
       <w:r>
         <w:t xml:space="preserve"> </w:t>
@@ -9183,7 +9277,7 @@
         <w:t xml:space="preserve"> </w:t>
       </w:r>
       <w:r>
-        <w:t xml:space="preserve">dans le dashboard admin.</w:t>
+        <w:t xml:space="preserve">dans le dashboard admin jusqu'au retrait du séquestre.</w:t>
       </w:r>
     </w:p>
     <w:p>
@@ -9193,8 +9287,8 @@
         </w:pict>
       </w:r>
     </w:p>
-    <w:bookmarkEnd w:id="42"/>
-    <w:bookmarkStart w:id="43" w:name="X3b73978e86d725049a52d718e746b4d9942f011"/>
+    <w:bookmarkEnd w:id="53"/>
+    <w:bookmarkStart w:id="54" w:name="X3b73978e86d725049a52d718e746b4d9942f011"/>
     <w:p>
       <w:pPr>
         <w:pStyle w:val="Heading2"/>
@@ -9487,8 +9581,8 @@
         </w:pict>
       </w:r>
     </w:p>
-    <w:bookmarkEnd w:id="43"/>
-    <w:bookmarkStart w:id="44" w:name="Xbda699a0a5efdf5485cd5c1448ef442522d6a7b"/>
+    <w:bookmarkEnd w:id="54"/>
+    <w:bookmarkStart w:id="55" w:name="Xbda699a0a5efdf5485cd5c1448ef442522d6a7b"/>
     <w:p>
       <w:pPr>
         <w:pStyle w:val="Heading2"/>
@@ -10220,8 +10314,8 @@
         </w:pict>
       </w:r>
     </w:p>
-    <w:bookmarkEnd w:id="44"/>
-    <w:bookmarkStart w:id="55" w:name="X53b11d3e6e305f9b105cb5621a0ffe852fe5f09"/>
+    <w:bookmarkEnd w:id="55"/>
+    <w:bookmarkStart w:id="66" w:name="X53b11d3e6e305f9b105cb5621a0ffe852fe5f09"/>
     <w:p>
       <w:pPr>
         <w:pStyle w:val="Heading2"/>
@@ -10240,7 +10334,7 @@
       <w:r>
         <w:t xml:space="preserve"> </w:t>
       </w:r>
-      <w:hyperlink r:id="rId45">
+      <w:hyperlink r:id="rId56">
         <w:r>
           <w:rPr>
             <w:rStyle w:val="VerbatimChar"/>
@@ -10263,7 +10357,7 @@
           <w:numId w:val="1023"/>
         </w:numPr>
       </w:pPr>
-      <w:hyperlink r:id="rId46">
+      <w:hyperlink r:id="rId57">
         <w:r>
           <w:rPr>
             <w:rStyle w:val="VerbatimChar"/>
@@ -10277,7 +10371,7 @@
       <w:r>
         <w:t xml:space="preserve"> </w:t>
       </w:r>
-      <w:hyperlink r:id="rId47">
+      <w:hyperlink r:id="rId58">
         <w:r>
           <w:rPr>
             <w:rStyle w:val="VerbatimChar"/>
@@ -10291,7 +10385,7 @@
       <w:r>
         <w:t xml:space="preserve"> </w:t>
       </w:r>
-      <w:hyperlink r:id="rId48">
+      <w:hyperlink r:id="rId59">
         <w:r>
           <w:rPr>
             <w:rStyle w:val="VerbatimChar"/>
@@ -10305,7 +10399,7 @@
       <w:r>
         <w:t xml:space="preserve"> </w:t>
       </w:r>
-      <w:hyperlink r:id="rId49">
+      <w:hyperlink r:id="rId60">
         <w:r>
           <w:rPr>
             <w:rStyle w:val="VerbatimChar"/>
@@ -10319,7 +10413,7 @@
       <w:r>
         <w:t xml:space="preserve"> </w:t>
       </w:r>
-      <w:hyperlink r:id="rId50">
+      <w:hyperlink r:id="rId61">
         <w:r>
           <w:rPr>
             <w:rStyle w:val="VerbatimChar"/>
@@ -10333,7 +10427,7 @@
       <w:r>
         <w:t xml:space="preserve"> </w:t>
       </w:r>
-      <w:hyperlink r:id="rId51">
+      <w:hyperlink r:id="rId62">
         <w:r>
           <w:rPr>
             <w:rStyle w:val="VerbatimChar"/>
@@ -10350,7 +10444,7 @@
           <w:numId w:val="1023"/>
         </w:numPr>
       </w:pPr>
-      <w:hyperlink r:id="rId52">
+      <w:hyperlink r:id="rId63">
         <w:r>
           <w:rPr>
             <w:rStyle w:val="VerbatimChar"/>
@@ -10364,7 +10458,7 @@
       <w:r>
         <w:t xml:space="preserve"> </w:t>
       </w:r>
-      <w:hyperlink r:id="rId53">
+      <w:hyperlink r:id="rId64">
         <w:r>
           <w:rPr>
             <w:rStyle w:val="VerbatimChar"/>
@@ -10382,7 +10476,7 @@
         </w:numPr>
       </w:pPr>
       <w:r>
-        <w:t xml:space="preserve">Manuels deep-dive par persona : mécanicien, vendeur, propriétaire, livreur, admin, entreprise, liaison, paiement escrow, vision IA, bot WhatsApp, visiteur.</w:t>
+        <w:t xml:space="preserve">Manuels deep-dive par persona : mécanicien, vendeur, propriétaire, livreur, admin, entreprise, liaison, paiement, vision IA, bot WhatsApp, visiteur.</w:t>
       </w:r>
     </w:p>
     <w:p>
@@ -10413,7 +10507,7 @@
           <w:numId w:val="1024"/>
         </w:numPr>
       </w:pPr>
-      <w:hyperlink r:id="rId9">
+      <w:hyperlink r:id="rId20">
         <w:r>
           <w:rPr>
             <w:rStyle w:val="VerbatimChar"/>
@@ -10436,7 +10530,7 @@
           <w:numId w:val="1024"/>
         </w:numPr>
       </w:pPr>
-      <w:hyperlink r:id="rId10">
+      <w:hyperlink r:id="rId21">
         <w:r>
           <w:rPr>
             <w:rStyle w:val="VerbatimChar"/>
@@ -10459,7 +10553,7 @@
           <w:numId w:val="1024"/>
         </w:numPr>
       </w:pPr>
-      <w:hyperlink r:id="rId54">
+      <w:hyperlink r:id="rId65">
         <w:r>
           <w:rPr>
             <w:rStyle w:val="VerbatimChar"/>
@@ -10481,8 +10575,8 @@
         </w:pict>
       </w:r>
     </w:p>
-    <w:bookmarkEnd w:id="55"/>
-    <w:bookmarkStart w:id="57" w:name="X9363efbe1cf24524495798dadf74b236dd21510"/>
+    <w:bookmarkEnd w:id="66"/>
+    <w:bookmarkStart w:id="68" w:name="X9363efbe1cf24524495798dadf74b236dd21510"/>
     <w:p>
       <w:pPr>
         <w:pStyle w:val="Heading2"/>
@@ -10515,7 +10609,7 @@
       <w:r>
         <w:t xml:space="preserve"> </w:t>
       </w:r>
-      <w:hyperlink r:id="rId56">
+      <w:hyperlink r:id="rId67">
         <w:r>
           <w:rPr>
             <w:rStyle w:val="Hyperlink"/>
@@ -10642,8 +10736,8 @@
         <w:t xml:space="preserve">Bon courage. Lis le code, respecte la state machine, garde les chips de condition. Le reste se devine.</w:t>
       </w:r>
     </w:p>
-    <w:bookmarkEnd w:id="57"/>
-    <w:bookmarkEnd w:id="58"/>
+    <w:bookmarkEnd w:id="68"/>
+    <w:bookmarkEnd w:id="69"/>
     <w:sectPr>
       <w:footnotePr>
         <w:numRestart w:val="eachSect"/>
@@ -11136,10 +11230,10 @@
   <w:docDefaults>
     <w:rPrDefault>
       <w:rPr>
-        <w:rFonts w:asciiTheme="minorHAnsi" w:cstheme="minorBidi" w:eastAsiaTheme="minorEastAsia" w:hAnsiTheme="minorHAnsi"/>
+        <w:rFonts w:asciiTheme="minorHAnsi" w:cstheme="minorBidi" w:eastAsiaTheme="minorHAnsi" w:hAnsiTheme="minorHAnsi"/>
         <w:sz w:val="24"/>
         <w:szCs w:val="24"/>
-        <w:lang w:bidi="ar-SA" w:eastAsia="zh-CN" w:val="en-US"/>
+        <w:lang w:bidi="ar-SA" w:eastAsia="en-US" w:val="en-US"/>
       </w:rPr>
     </w:rPrDefault>
     <w:pPrDefault>
@@ -11680,6 +11774,13 @@
       </w:tblCellMar>
     </w:tblPr>
     <w:tblStylePr w:type="firstRow">
+      <w:tblPr>
+        <w:jc w:val="left"/>
+        <w:tblInd w:type="dxa" w:w="0"/>
+      </w:tblPr>
+      <w:trPr>
+        <w:jc w:val="left"/>
+      </w:trPr>
       <w:tcPr>
         <w:tcBorders>
           <w:bottom w:val="single"/>
